--- a/web-indexer.docx
+++ b/web-indexer.docx
@@ -430,8 +430,8 @@
           <w:rFonts w:asciiTheme="minorHAnsi" w:hAnsiTheme="minorHAnsi" w:cstheme="minorBidi"/>
           <w:b/>
           <w:bCs/>
-          <w:sz w:val="22"/>
-          <w:szCs w:val="22"/>
+          <w:sz w:val="28"/>
+          <w:szCs w:val="28"/>
         </w:rPr>
       </w:sdtEndPr>
       <w:sdtContent>
@@ -467,114 +467,106 @@
               <w:tab w:val="right" w:leader="dot" w:pos="9628"/>
             </w:tabs>
             <w:rPr>
-              <w:rFonts w:ascii="Times New Roman" w:eastAsiaTheme="minorEastAsia" w:hAnsi="Times New Roman" w:cs="Times New Roman"/>
+              <w:rFonts w:eastAsiaTheme="minorEastAsia"/>
               <w:noProof/>
-              <w:sz w:val="23"/>
-              <w:szCs w:val="23"/>
+              <w:sz w:val="28"/>
+              <w:szCs w:val="28"/>
               <w:lang w:eastAsia="ru-RU"/>
             </w:rPr>
           </w:pPr>
           <w:r>
             <w:rPr>
               <w:rFonts w:ascii="Times New Roman" w:hAnsi="Times New Roman" w:cs="Times New Roman"/>
-              <w:sz w:val="23"/>
-              <w:szCs w:val="23"/>
+              <w:sz w:val="28"/>
+              <w:szCs w:val="28"/>
             </w:rPr>
             <w:fldChar w:fldCharType="begin"/>
           </w:r>
           <w:r>
             <w:rPr>
               <w:rFonts w:ascii="Times New Roman" w:hAnsi="Times New Roman" w:cs="Times New Roman"/>
-              <w:sz w:val="23"/>
-              <w:szCs w:val="23"/>
+              <w:sz w:val="28"/>
+              <w:szCs w:val="28"/>
             </w:rPr>
             <w:instrText xml:space="preserve"> TOC \o "1-3" \h \z \u </w:instrText>
           </w:r>
           <w:r>
             <w:rPr>
               <w:rFonts w:ascii="Times New Roman" w:hAnsi="Times New Roman" w:cs="Times New Roman"/>
-              <w:sz w:val="23"/>
-              <w:szCs w:val="23"/>
+              <w:sz w:val="28"/>
+              <w:szCs w:val="28"/>
             </w:rPr>
             <w:fldChar w:fldCharType="separate"/>
           </w:r>
-          <w:hyperlink w:anchor="_Toc226389712" w:history="1">
+          <w:hyperlink w:anchor="_Toc227835844" w:history="1">
             <w:r>
               <w:rPr>
                 <w:rStyle w:val="af0"/>
-                <w:rFonts w:ascii="Times New Roman" w:hAnsi="Times New Roman" w:cs="Times New Roman"/>
-                <w:noProof/>
-                <w:sz w:val="23"/>
-                <w:szCs w:val="23"/>
+                <w:noProof/>
+                <w:sz w:val="28"/>
+                <w:szCs w:val="28"/>
               </w:rPr>
               <w:t>ГЛОССАРИЙ</w:t>
             </w:r>
             <w:r>
               <w:rPr>
-                <w:rFonts w:ascii="Times New Roman" w:hAnsi="Times New Roman" w:cs="Times New Roman"/>
                 <w:noProof/>
                 <w:webHidden/>
-                <w:sz w:val="23"/>
-                <w:szCs w:val="23"/>
+                <w:sz w:val="28"/>
+                <w:szCs w:val="28"/>
               </w:rPr>
               <w:tab/>
             </w:r>
             <w:r>
               <w:rPr>
-                <w:rFonts w:ascii="Times New Roman" w:hAnsi="Times New Roman" w:cs="Times New Roman"/>
                 <w:noProof/>
                 <w:webHidden/>
-                <w:sz w:val="23"/>
-                <w:szCs w:val="23"/>
+                <w:sz w:val="28"/>
+                <w:szCs w:val="28"/>
               </w:rPr>
               <w:fldChar w:fldCharType="begin"/>
             </w:r>
             <w:r>
               <w:rPr>
-                <w:rFonts w:ascii="Times New Roman" w:hAnsi="Times New Roman" w:cs="Times New Roman"/>
                 <w:noProof/>
                 <w:webHidden/>
-                <w:sz w:val="23"/>
-                <w:szCs w:val="23"/>
-              </w:rPr>
-              <w:instrText xml:space="preserve"> PAGEREF _Toc226389712 \h </w:instrText>
-            </w:r>
-            <w:r>
-              <w:rPr>
-                <w:rFonts w:ascii="Times New Roman" w:hAnsi="Times New Roman" w:cs="Times New Roman"/>
+                <w:sz w:val="28"/>
+                <w:szCs w:val="28"/>
+              </w:rPr>
+              <w:instrText xml:space="preserve"> PAGEREF _Toc227835844 \h </w:instrText>
+            </w:r>
+            <w:r>
+              <w:rPr>
                 <w:noProof/>
                 <w:webHidden/>
-                <w:sz w:val="23"/>
-                <w:szCs w:val="23"/>
-              </w:rPr>
-            </w:r>
-            <w:r>
-              <w:rPr>
-                <w:rFonts w:ascii="Times New Roman" w:hAnsi="Times New Roman" w:cs="Times New Roman"/>
+                <w:sz w:val="28"/>
+                <w:szCs w:val="28"/>
+              </w:rPr>
+            </w:r>
+            <w:r>
+              <w:rPr>
                 <w:noProof/>
                 <w:webHidden/>
-                <w:sz w:val="23"/>
-                <w:szCs w:val="23"/>
+                <w:sz w:val="28"/>
+                <w:szCs w:val="28"/>
               </w:rPr>
               <w:fldChar w:fldCharType="separate"/>
             </w:r>
             <w:r>
               <w:rPr>
-                <w:rFonts w:ascii="Times New Roman" w:hAnsi="Times New Roman" w:cs="Times New Roman"/>
                 <w:noProof/>
                 <w:webHidden/>
-                <w:sz w:val="23"/>
-                <w:szCs w:val="23"/>
-              </w:rPr>
-              <w:t>3</w:t>
-            </w:r>
-            <w:r>
-              <w:rPr>
-                <w:rFonts w:ascii="Times New Roman" w:hAnsi="Times New Roman" w:cs="Times New Roman"/>
+                <w:sz w:val="28"/>
+                <w:szCs w:val="28"/>
+              </w:rPr>
+              <w:t>4</w:t>
+            </w:r>
+            <w:r>
+              <w:rPr>
                 <w:noProof/>
                 <w:webHidden/>
-                <w:sz w:val="23"/>
-                <w:szCs w:val="23"/>
+                <w:sz w:val="28"/>
+                <w:szCs w:val="28"/>
               </w:rPr>
               <w:fldChar w:fldCharType="end"/>
             </w:r>
@@ -587,90 +579,82 @@
               <w:tab w:val="right" w:leader="dot" w:pos="9628"/>
             </w:tabs>
             <w:rPr>
-              <w:rFonts w:ascii="Times New Roman" w:eastAsiaTheme="minorEastAsia" w:hAnsi="Times New Roman" w:cs="Times New Roman"/>
+              <w:rFonts w:eastAsiaTheme="minorEastAsia"/>
               <w:noProof/>
-              <w:sz w:val="23"/>
-              <w:szCs w:val="23"/>
+              <w:sz w:val="28"/>
+              <w:szCs w:val="28"/>
               <w:lang w:eastAsia="ru-RU"/>
             </w:rPr>
           </w:pPr>
-          <w:hyperlink w:anchor="_Toc226389713" w:history="1">
+          <w:hyperlink w:anchor="_Toc227835845" w:history="1">
             <w:r>
               <w:rPr>
                 <w:rStyle w:val="af0"/>
-                <w:rFonts w:ascii="Times New Roman" w:hAnsi="Times New Roman" w:cs="Times New Roman"/>
-                <w:noProof/>
-                <w:sz w:val="23"/>
-                <w:szCs w:val="23"/>
+                <w:noProof/>
+                <w:sz w:val="28"/>
+                <w:szCs w:val="28"/>
               </w:rPr>
               <w:t>ВВЕДЕНИЕ</w:t>
             </w:r>
             <w:r>
               <w:rPr>
-                <w:rFonts w:ascii="Times New Roman" w:hAnsi="Times New Roman" w:cs="Times New Roman"/>
                 <w:noProof/>
                 <w:webHidden/>
-                <w:sz w:val="23"/>
-                <w:szCs w:val="23"/>
+                <w:sz w:val="28"/>
+                <w:szCs w:val="28"/>
               </w:rPr>
               <w:tab/>
             </w:r>
             <w:r>
               <w:rPr>
-                <w:rFonts w:ascii="Times New Roman" w:hAnsi="Times New Roman" w:cs="Times New Roman"/>
                 <w:noProof/>
                 <w:webHidden/>
-                <w:sz w:val="23"/>
-                <w:szCs w:val="23"/>
+                <w:sz w:val="28"/>
+                <w:szCs w:val="28"/>
               </w:rPr>
               <w:fldChar w:fldCharType="begin"/>
             </w:r>
             <w:r>
               <w:rPr>
-                <w:rFonts w:ascii="Times New Roman" w:hAnsi="Times New Roman" w:cs="Times New Roman"/>
                 <w:noProof/>
                 <w:webHidden/>
-                <w:sz w:val="23"/>
-                <w:szCs w:val="23"/>
-              </w:rPr>
-              <w:instrText xml:space="preserve"> PAGEREF _Toc226389713 \h </w:instrText>
-            </w:r>
-            <w:r>
-              <w:rPr>
-                <w:rFonts w:ascii="Times New Roman" w:hAnsi="Times New Roman" w:cs="Times New Roman"/>
+                <w:sz w:val="28"/>
+                <w:szCs w:val="28"/>
+              </w:rPr>
+              <w:instrText xml:space="preserve"> PAGEREF _Toc227835845 \h </w:instrText>
+            </w:r>
+            <w:r>
+              <w:rPr>
                 <w:noProof/>
                 <w:webHidden/>
-                <w:sz w:val="23"/>
-                <w:szCs w:val="23"/>
-              </w:rPr>
-            </w:r>
-            <w:r>
-              <w:rPr>
-                <w:rFonts w:ascii="Times New Roman" w:hAnsi="Times New Roman" w:cs="Times New Roman"/>
+                <w:sz w:val="28"/>
+                <w:szCs w:val="28"/>
+              </w:rPr>
+            </w:r>
+            <w:r>
+              <w:rPr>
                 <w:noProof/>
                 <w:webHidden/>
-                <w:sz w:val="23"/>
-                <w:szCs w:val="23"/>
+                <w:sz w:val="28"/>
+                <w:szCs w:val="28"/>
               </w:rPr>
               <w:fldChar w:fldCharType="separate"/>
             </w:r>
             <w:r>
               <w:rPr>
-                <w:rFonts w:ascii="Times New Roman" w:hAnsi="Times New Roman" w:cs="Times New Roman"/>
                 <w:noProof/>
                 <w:webHidden/>
-                <w:sz w:val="23"/>
-                <w:szCs w:val="23"/>
-              </w:rPr>
-              <w:t>5</w:t>
-            </w:r>
-            <w:r>
-              <w:rPr>
-                <w:rFonts w:ascii="Times New Roman" w:hAnsi="Times New Roman" w:cs="Times New Roman"/>
+                <w:sz w:val="28"/>
+                <w:szCs w:val="28"/>
+              </w:rPr>
+              <w:t>6</w:t>
+            </w:r>
+            <w:r>
+              <w:rPr>
                 <w:noProof/>
                 <w:webHidden/>
-                <w:sz w:val="23"/>
-                <w:szCs w:val="23"/>
+                <w:sz w:val="28"/>
+                <w:szCs w:val="28"/>
               </w:rPr>
               <w:fldChar w:fldCharType="end"/>
             </w:r>
@@ -683,90 +667,82 @@
               <w:tab w:val="right" w:leader="dot" w:pos="9628"/>
             </w:tabs>
             <w:rPr>
-              <w:rFonts w:ascii="Times New Roman" w:eastAsiaTheme="minorEastAsia" w:hAnsi="Times New Roman" w:cs="Times New Roman"/>
+              <w:rFonts w:eastAsiaTheme="minorEastAsia"/>
               <w:noProof/>
-              <w:sz w:val="23"/>
-              <w:szCs w:val="23"/>
+              <w:sz w:val="28"/>
+              <w:szCs w:val="28"/>
               <w:lang w:eastAsia="ru-RU"/>
             </w:rPr>
           </w:pPr>
-          <w:hyperlink w:anchor="_Toc226389714" w:history="1">
+          <w:hyperlink w:anchor="_Toc227835846" w:history="1">
             <w:r>
               <w:rPr>
                 <w:rStyle w:val="af0"/>
-                <w:rFonts w:ascii="Times New Roman" w:hAnsi="Times New Roman" w:cs="Times New Roman"/>
-                <w:noProof/>
-                <w:sz w:val="23"/>
-                <w:szCs w:val="23"/>
-              </w:rPr>
-              <w:t>ТЕОРЕТИЧЕСКАЯ ЧАСТЬ</w:t>
-            </w:r>
-            <w:r>
-              <w:rPr>
-                <w:rFonts w:ascii="Times New Roman" w:hAnsi="Times New Roman" w:cs="Times New Roman"/>
+                <w:noProof/>
+                <w:sz w:val="28"/>
+                <w:szCs w:val="28"/>
+              </w:rPr>
+              <w:t>ТЕОРЕТИЧЕСКИЕ ОСНОВЫ ИССЛЕДОВАНИЯ</w:t>
+            </w:r>
+            <w:r>
+              <w:rPr>
                 <w:noProof/>
                 <w:webHidden/>
-                <w:sz w:val="23"/>
-                <w:szCs w:val="23"/>
+                <w:sz w:val="28"/>
+                <w:szCs w:val="28"/>
               </w:rPr>
               <w:tab/>
             </w:r>
             <w:r>
               <w:rPr>
-                <w:rFonts w:ascii="Times New Roman" w:hAnsi="Times New Roman" w:cs="Times New Roman"/>
                 <w:noProof/>
                 <w:webHidden/>
-                <w:sz w:val="23"/>
-                <w:szCs w:val="23"/>
+                <w:sz w:val="28"/>
+                <w:szCs w:val="28"/>
               </w:rPr>
               <w:fldChar w:fldCharType="begin"/>
             </w:r>
             <w:r>
               <w:rPr>
-                <w:rFonts w:ascii="Times New Roman" w:hAnsi="Times New Roman" w:cs="Times New Roman"/>
                 <w:noProof/>
                 <w:webHidden/>
-                <w:sz w:val="23"/>
-                <w:szCs w:val="23"/>
-              </w:rPr>
-              <w:instrText xml:space="preserve"> PAGEREF _Toc226389714 \h </w:instrText>
-            </w:r>
-            <w:r>
-              <w:rPr>
-                <w:rFonts w:ascii="Times New Roman" w:hAnsi="Times New Roman" w:cs="Times New Roman"/>
+                <w:sz w:val="28"/>
+                <w:szCs w:val="28"/>
+              </w:rPr>
+              <w:instrText xml:space="preserve"> PAGEREF _Toc227835846 \h </w:instrText>
+            </w:r>
+            <w:r>
+              <w:rPr>
                 <w:noProof/>
                 <w:webHidden/>
-                <w:sz w:val="23"/>
-                <w:szCs w:val="23"/>
-              </w:rPr>
-            </w:r>
-            <w:r>
-              <w:rPr>
-                <w:rFonts w:ascii="Times New Roman" w:hAnsi="Times New Roman" w:cs="Times New Roman"/>
+                <w:sz w:val="28"/>
+                <w:szCs w:val="28"/>
+              </w:rPr>
+            </w:r>
+            <w:r>
+              <w:rPr>
                 <w:noProof/>
                 <w:webHidden/>
-                <w:sz w:val="23"/>
-                <w:szCs w:val="23"/>
+                <w:sz w:val="28"/>
+                <w:szCs w:val="28"/>
               </w:rPr>
               <w:fldChar w:fldCharType="separate"/>
             </w:r>
             <w:r>
               <w:rPr>
-                <w:rFonts w:ascii="Times New Roman" w:hAnsi="Times New Roman" w:cs="Times New Roman"/>
                 <w:noProof/>
                 <w:webHidden/>
-                <w:sz w:val="23"/>
-                <w:szCs w:val="23"/>
-              </w:rPr>
-              <w:t>7</w:t>
-            </w:r>
-            <w:r>
-              <w:rPr>
-                <w:rFonts w:ascii="Times New Roman" w:hAnsi="Times New Roman" w:cs="Times New Roman"/>
+                <w:sz w:val="28"/>
+                <w:szCs w:val="28"/>
+              </w:rPr>
+              <w:t>9</w:t>
+            </w:r>
+            <w:r>
+              <w:rPr>
                 <w:noProof/>
                 <w:webHidden/>
-                <w:sz w:val="23"/>
-                <w:szCs w:val="23"/>
+                <w:sz w:val="28"/>
+                <w:szCs w:val="28"/>
               </w:rPr>
               <w:fldChar w:fldCharType="end"/>
             </w:r>
@@ -779,90 +755,82 @@
               <w:tab w:val="right" w:leader="dot" w:pos="9628"/>
             </w:tabs>
             <w:rPr>
-              <w:rFonts w:ascii="Times New Roman" w:eastAsiaTheme="minorEastAsia" w:hAnsi="Times New Roman" w:cs="Times New Roman"/>
+              <w:rFonts w:eastAsiaTheme="minorEastAsia"/>
               <w:noProof/>
-              <w:sz w:val="23"/>
-              <w:szCs w:val="23"/>
+              <w:sz w:val="28"/>
+              <w:szCs w:val="28"/>
               <w:lang w:eastAsia="ru-RU"/>
             </w:rPr>
           </w:pPr>
-          <w:hyperlink w:anchor="_Toc226389715" w:history="1">
+          <w:hyperlink w:anchor="_Toc227835847" w:history="1">
             <w:r>
               <w:rPr>
                 <w:rStyle w:val="af0"/>
-                <w:rFonts w:ascii="Times New Roman" w:hAnsi="Times New Roman" w:cs="Times New Roman"/>
-                <w:noProof/>
-                <w:sz w:val="23"/>
-                <w:szCs w:val="23"/>
+                <w:noProof/>
+                <w:sz w:val="28"/>
+                <w:szCs w:val="28"/>
               </w:rPr>
               <w:t>1.1 Анализ предметной области</w:t>
             </w:r>
             <w:r>
               <w:rPr>
-                <w:rFonts w:ascii="Times New Roman" w:hAnsi="Times New Roman" w:cs="Times New Roman"/>
                 <w:noProof/>
                 <w:webHidden/>
-                <w:sz w:val="23"/>
-                <w:szCs w:val="23"/>
+                <w:sz w:val="28"/>
+                <w:szCs w:val="28"/>
               </w:rPr>
               <w:tab/>
             </w:r>
             <w:r>
               <w:rPr>
-                <w:rFonts w:ascii="Times New Roman" w:hAnsi="Times New Roman" w:cs="Times New Roman"/>
                 <w:noProof/>
                 <w:webHidden/>
-                <w:sz w:val="23"/>
-                <w:szCs w:val="23"/>
+                <w:sz w:val="28"/>
+                <w:szCs w:val="28"/>
               </w:rPr>
               <w:fldChar w:fldCharType="begin"/>
             </w:r>
             <w:r>
               <w:rPr>
-                <w:rFonts w:ascii="Times New Roman" w:hAnsi="Times New Roman" w:cs="Times New Roman"/>
                 <w:noProof/>
                 <w:webHidden/>
-                <w:sz w:val="23"/>
-                <w:szCs w:val="23"/>
-              </w:rPr>
-              <w:instrText xml:space="preserve"> PAGEREF _Toc226389715 \h </w:instrText>
-            </w:r>
-            <w:r>
-              <w:rPr>
-                <w:rFonts w:ascii="Times New Roman" w:hAnsi="Times New Roman" w:cs="Times New Roman"/>
+                <w:sz w:val="28"/>
+                <w:szCs w:val="28"/>
+              </w:rPr>
+              <w:instrText xml:space="preserve"> PAGEREF _Toc227835847 \h </w:instrText>
+            </w:r>
+            <w:r>
+              <w:rPr>
                 <w:noProof/>
                 <w:webHidden/>
-                <w:sz w:val="23"/>
-                <w:szCs w:val="23"/>
-              </w:rPr>
-            </w:r>
-            <w:r>
-              <w:rPr>
-                <w:rFonts w:ascii="Times New Roman" w:hAnsi="Times New Roman" w:cs="Times New Roman"/>
+                <w:sz w:val="28"/>
+                <w:szCs w:val="28"/>
+              </w:rPr>
+            </w:r>
+            <w:r>
+              <w:rPr>
                 <w:noProof/>
                 <w:webHidden/>
-                <w:sz w:val="23"/>
-                <w:szCs w:val="23"/>
+                <w:sz w:val="28"/>
+                <w:szCs w:val="28"/>
               </w:rPr>
               <w:fldChar w:fldCharType="separate"/>
             </w:r>
             <w:r>
               <w:rPr>
-                <w:rFonts w:ascii="Times New Roman" w:hAnsi="Times New Roman" w:cs="Times New Roman"/>
                 <w:noProof/>
                 <w:webHidden/>
-                <w:sz w:val="23"/>
-                <w:szCs w:val="23"/>
-              </w:rPr>
-              <w:t>7</w:t>
-            </w:r>
-            <w:r>
-              <w:rPr>
-                <w:rFonts w:ascii="Times New Roman" w:hAnsi="Times New Roman" w:cs="Times New Roman"/>
+                <w:sz w:val="28"/>
+                <w:szCs w:val="28"/>
+              </w:rPr>
+              <w:t>9</w:t>
+            </w:r>
+            <w:r>
+              <w:rPr>
                 <w:noProof/>
                 <w:webHidden/>
-                <w:sz w:val="23"/>
-                <w:szCs w:val="23"/>
+                <w:sz w:val="28"/>
+                <w:szCs w:val="28"/>
               </w:rPr>
               <w:fldChar w:fldCharType="end"/>
             </w:r>
@@ -875,90 +843,82 @@
               <w:tab w:val="right" w:leader="dot" w:pos="9628"/>
             </w:tabs>
             <w:rPr>
-              <w:rFonts w:ascii="Times New Roman" w:eastAsiaTheme="minorEastAsia" w:hAnsi="Times New Roman" w:cs="Times New Roman"/>
+              <w:rFonts w:eastAsiaTheme="minorEastAsia"/>
               <w:noProof/>
-              <w:sz w:val="23"/>
-              <w:szCs w:val="23"/>
+              <w:sz w:val="28"/>
+              <w:szCs w:val="28"/>
               <w:lang w:eastAsia="ru-RU"/>
             </w:rPr>
           </w:pPr>
-          <w:hyperlink w:anchor="_Toc226389716" w:history="1">
+          <w:hyperlink w:anchor="_Toc227835848" w:history="1">
             <w:r>
               <w:rPr>
                 <w:rStyle w:val="af0"/>
-                <w:rFonts w:ascii="Times New Roman" w:hAnsi="Times New Roman" w:cs="Times New Roman"/>
-                <w:noProof/>
-                <w:sz w:val="23"/>
-                <w:szCs w:val="23"/>
+                <w:noProof/>
+                <w:sz w:val="28"/>
+                <w:szCs w:val="28"/>
               </w:rPr>
               <w:t>1.2 Технологии веб-парсинга</w:t>
             </w:r>
             <w:r>
               <w:rPr>
-                <w:rFonts w:ascii="Times New Roman" w:hAnsi="Times New Roman" w:cs="Times New Roman"/>
                 <w:noProof/>
                 <w:webHidden/>
-                <w:sz w:val="23"/>
-                <w:szCs w:val="23"/>
+                <w:sz w:val="28"/>
+                <w:szCs w:val="28"/>
               </w:rPr>
               <w:tab/>
             </w:r>
             <w:r>
               <w:rPr>
-                <w:rFonts w:ascii="Times New Roman" w:hAnsi="Times New Roman" w:cs="Times New Roman"/>
                 <w:noProof/>
                 <w:webHidden/>
-                <w:sz w:val="23"/>
-                <w:szCs w:val="23"/>
+                <w:sz w:val="28"/>
+                <w:szCs w:val="28"/>
               </w:rPr>
               <w:fldChar w:fldCharType="begin"/>
             </w:r>
             <w:r>
               <w:rPr>
-                <w:rFonts w:ascii="Times New Roman" w:hAnsi="Times New Roman" w:cs="Times New Roman"/>
                 <w:noProof/>
                 <w:webHidden/>
-                <w:sz w:val="23"/>
-                <w:szCs w:val="23"/>
-              </w:rPr>
-              <w:instrText xml:space="preserve"> PAGEREF _Toc226389716 \h </w:instrText>
-            </w:r>
-            <w:r>
-              <w:rPr>
-                <w:rFonts w:ascii="Times New Roman" w:hAnsi="Times New Roman" w:cs="Times New Roman"/>
+                <w:sz w:val="28"/>
+                <w:szCs w:val="28"/>
+              </w:rPr>
+              <w:instrText xml:space="preserve"> PAGEREF _Toc227835848 \h </w:instrText>
+            </w:r>
+            <w:r>
+              <w:rPr>
                 <w:noProof/>
                 <w:webHidden/>
-                <w:sz w:val="23"/>
-                <w:szCs w:val="23"/>
-              </w:rPr>
-            </w:r>
-            <w:r>
-              <w:rPr>
-                <w:rFonts w:ascii="Times New Roman" w:hAnsi="Times New Roman" w:cs="Times New Roman"/>
+                <w:sz w:val="28"/>
+                <w:szCs w:val="28"/>
+              </w:rPr>
+            </w:r>
+            <w:r>
+              <w:rPr>
                 <w:noProof/>
                 <w:webHidden/>
-                <w:sz w:val="23"/>
-                <w:szCs w:val="23"/>
+                <w:sz w:val="28"/>
+                <w:szCs w:val="28"/>
               </w:rPr>
               <w:fldChar w:fldCharType="separate"/>
             </w:r>
             <w:r>
               <w:rPr>
-                <w:rFonts w:ascii="Times New Roman" w:hAnsi="Times New Roman" w:cs="Times New Roman"/>
                 <w:noProof/>
                 <w:webHidden/>
-                <w:sz w:val="23"/>
-                <w:szCs w:val="23"/>
-              </w:rPr>
-              <w:t>8</w:t>
-            </w:r>
-            <w:r>
-              <w:rPr>
-                <w:rFonts w:ascii="Times New Roman" w:hAnsi="Times New Roman" w:cs="Times New Roman"/>
+                <w:sz w:val="28"/>
+                <w:szCs w:val="28"/>
+              </w:rPr>
+              <w:t>10</w:t>
+            </w:r>
+            <w:r>
+              <w:rPr>
                 <w:noProof/>
                 <w:webHidden/>
-                <w:sz w:val="23"/>
-                <w:szCs w:val="23"/>
+                <w:sz w:val="28"/>
+                <w:szCs w:val="28"/>
               </w:rPr>
               <w:fldChar w:fldCharType="end"/>
             </w:r>
@@ -971,90 +931,82 @@
               <w:tab w:val="right" w:leader="dot" w:pos="9628"/>
             </w:tabs>
             <w:rPr>
-              <w:rFonts w:ascii="Times New Roman" w:eastAsiaTheme="minorEastAsia" w:hAnsi="Times New Roman" w:cs="Times New Roman"/>
+              <w:rFonts w:eastAsiaTheme="minorEastAsia"/>
               <w:noProof/>
-              <w:sz w:val="23"/>
-              <w:szCs w:val="23"/>
+              <w:sz w:val="28"/>
+              <w:szCs w:val="28"/>
               <w:lang w:eastAsia="ru-RU"/>
             </w:rPr>
           </w:pPr>
-          <w:hyperlink w:anchor="_Toc226389717" w:history="1">
+          <w:hyperlink w:anchor="_Toc227835849" w:history="1">
             <w:r>
               <w:rPr>
                 <w:rStyle w:val="af0"/>
-                <w:rFonts w:ascii="Times New Roman" w:hAnsi="Times New Roman" w:cs="Times New Roman"/>
-                <w:noProof/>
-                <w:sz w:val="23"/>
-                <w:szCs w:val="23"/>
+                <w:noProof/>
+                <w:sz w:val="28"/>
+                <w:szCs w:val="28"/>
               </w:rPr>
               <w:t>1.3 Инструменты разработки на Python</w:t>
             </w:r>
             <w:r>
               <w:rPr>
-                <w:rFonts w:ascii="Times New Roman" w:hAnsi="Times New Roman" w:cs="Times New Roman"/>
                 <w:noProof/>
                 <w:webHidden/>
-                <w:sz w:val="23"/>
-                <w:szCs w:val="23"/>
+                <w:sz w:val="28"/>
+                <w:szCs w:val="28"/>
               </w:rPr>
               <w:tab/>
             </w:r>
             <w:r>
               <w:rPr>
-                <w:rFonts w:ascii="Times New Roman" w:hAnsi="Times New Roman" w:cs="Times New Roman"/>
                 <w:noProof/>
                 <w:webHidden/>
-                <w:sz w:val="23"/>
-                <w:szCs w:val="23"/>
+                <w:sz w:val="28"/>
+                <w:szCs w:val="28"/>
               </w:rPr>
               <w:fldChar w:fldCharType="begin"/>
             </w:r>
             <w:r>
               <w:rPr>
-                <w:rFonts w:ascii="Times New Roman" w:hAnsi="Times New Roman" w:cs="Times New Roman"/>
                 <w:noProof/>
                 <w:webHidden/>
-                <w:sz w:val="23"/>
-                <w:szCs w:val="23"/>
-              </w:rPr>
-              <w:instrText xml:space="preserve"> PAGEREF _Toc226389717 \h </w:instrText>
-            </w:r>
-            <w:r>
-              <w:rPr>
-                <w:rFonts w:ascii="Times New Roman" w:hAnsi="Times New Roman" w:cs="Times New Roman"/>
+                <w:sz w:val="28"/>
+                <w:szCs w:val="28"/>
+              </w:rPr>
+              <w:instrText xml:space="preserve"> PAGEREF _Toc227835849 \h </w:instrText>
+            </w:r>
+            <w:r>
+              <w:rPr>
                 <w:noProof/>
                 <w:webHidden/>
-                <w:sz w:val="23"/>
-                <w:szCs w:val="23"/>
-              </w:rPr>
-            </w:r>
-            <w:r>
-              <w:rPr>
-                <w:rFonts w:ascii="Times New Roman" w:hAnsi="Times New Roman" w:cs="Times New Roman"/>
+                <w:sz w:val="28"/>
+                <w:szCs w:val="28"/>
+              </w:rPr>
+            </w:r>
+            <w:r>
+              <w:rPr>
                 <w:noProof/>
                 <w:webHidden/>
-                <w:sz w:val="23"/>
-                <w:szCs w:val="23"/>
+                <w:sz w:val="28"/>
+                <w:szCs w:val="28"/>
               </w:rPr>
               <w:fldChar w:fldCharType="separate"/>
             </w:r>
             <w:r>
               <w:rPr>
-                <w:rFonts w:ascii="Times New Roman" w:hAnsi="Times New Roman" w:cs="Times New Roman"/>
                 <w:noProof/>
                 <w:webHidden/>
-                <w:sz w:val="23"/>
-                <w:szCs w:val="23"/>
-              </w:rPr>
-              <w:t>9</w:t>
-            </w:r>
-            <w:r>
-              <w:rPr>
-                <w:rFonts w:ascii="Times New Roman" w:hAnsi="Times New Roman" w:cs="Times New Roman"/>
+                <w:sz w:val="28"/>
+                <w:szCs w:val="28"/>
+              </w:rPr>
+              <w:t>11</w:t>
+            </w:r>
+            <w:r>
+              <w:rPr>
                 <w:noProof/>
                 <w:webHidden/>
-                <w:sz w:val="23"/>
-                <w:szCs w:val="23"/>
+                <w:sz w:val="28"/>
+                <w:szCs w:val="28"/>
               </w:rPr>
               <w:fldChar w:fldCharType="end"/>
             </w:r>
@@ -1067,90 +1019,82 @@
               <w:tab w:val="right" w:leader="dot" w:pos="9628"/>
             </w:tabs>
             <w:rPr>
-              <w:rFonts w:ascii="Times New Roman" w:eastAsiaTheme="minorEastAsia" w:hAnsi="Times New Roman" w:cs="Times New Roman"/>
+              <w:rFonts w:eastAsiaTheme="minorEastAsia"/>
               <w:noProof/>
-              <w:sz w:val="23"/>
-              <w:szCs w:val="23"/>
+              <w:sz w:val="28"/>
+              <w:szCs w:val="28"/>
               <w:lang w:eastAsia="ru-RU"/>
             </w:rPr>
           </w:pPr>
-          <w:hyperlink w:anchor="_Toc226389718" w:history="1">
+          <w:hyperlink w:anchor="_Toc227835850" w:history="1">
             <w:r>
               <w:rPr>
                 <w:rStyle w:val="af0"/>
-                <w:rFonts w:ascii="Times New Roman" w:hAnsi="Times New Roman" w:cs="Times New Roman"/>
-                <w:noProof/>
-                <w:sz w:val="23"/>
-                <w:szCs w:val="23"/>
+                <w:noProof/>
+                <w:sz w:val="28"/>
+                <w:szCs w:val="28"/>
               </w:rPr>
               <w:t>1.3.1 Библиотека Requests</w:t>
             </w:r>
             <w:r>
               <w:rPr>
-                <w:rFonts w:ascii="Times New Roman" w:hAnsi="Times New Roman" w:cs="Times New Roman"/>
                 <w:noProof/>
                 <w:webHidden/>
-                <w:sz w:val="23"/>
-                <w:szCs w:val="23"/>
+                <w:sz w:val="28"/>
+                <w:szCs w:val="28"/>
               </w:rPr>
               <w:tab/>
             </w:r>
             <w:r>
               <w:rPr>
-                <w:rFonts w:ascii="Times New Roman" w:hAnsi="Times New Roman" w:cs="Times New Roman"/>
                 <w:noProof/>
                 <w:webHidden/>
-                <w:sz w:val="23"/>
-                <w:szCs w:val="23"/>
+                <w:sz w:val="28"/>
+                <w:szCs w:val="28"/>
               </w:rPr>
               <w:fldChar w:fldCharType="begin"/>
             </w:r>
             <w:r>
               <w:rPr>
-                <w:rFonts w:ascii="Times New Roman" w:hAnsi="Times New Roman" w:cs="Times New Roman"/>
                 <w:noProof/>
                 <w:webHidden/>
-                <w:sz w:val="23"/>
-                <w:szCs w:val="23"/>
-              </w:rPr>
-              <w:instrText xml:space="preserve"> PAGEREF _Toc226389718 \h </w:instrText>
-            </w:r>
-            <w:r>
-              <w:rPr>
-                <w:rFonts w:ascii="Times New Roman" w:hAnsi="Times New Roman" w:cs="Times New Roman"/>
+                <w:sz w:val="28"/>
+                <w:szCs w:val="28"/>
+              </w:rPr>
+              <w:instrText xml:space="preserve"> PAGEREF _Toc227835850 \h </w:instrText>
+            </w:r>
+            <w:r>
+              <w:rPr>
                 <w:noProof/>
                 <w:webHidden/>
-                <w:sz w:val="23"/>
-                <w:szCs w:val="23"/>
-              </w:rPr>
-            </w:r>
-            <w:r>
-              <w:rPr>
-                <w:rFonts w:ascii="Times New Roman" w:hAnsi="Times New Roman" w:cs="Times New Roman"/>
+                <w:sz w:val="28"/>
+                <w:szCs w:val="28"/>
+              </w:rPr>
+            </w:r>
+            <w:r>
+              <w:rPr>
                 <w:noProof/>
                 <w:webHidden/>
-                <w:sz w:val="23"/>
-                <w:szCs w:val="23"/>
+                <w:sz w:val="28"/>
+                <w:szCs w:val="28"/>
               </w:rPr>
               <w:fldChar w:fldCharType="separate"/>
             </w:r>
             <w:r>
               <w:rPr>
-                <w:rFonts w:ascii="Times New Roman" w:hAnsi="Times New Roman" w:cs="Times New Roman"/>
                 <w:noProof/>
                 <w:webHidden/>
-                <w:sz w:val="23"/>
-                <w:szCs w:val="23"/>
-              </w:rPr>
-              <w:t>9</w:t>
-            </w:r>
-            <w:r>
-              <w:rPr>
-                <w:rFonts w:ascii="Times New Roman" w:hAnsi="Times New Roman" w:cs="Times New Roman"/>
+                <w:sz w:val="28"/>
+                <w:szCs w:val="28"/>
+              </w:rPr>
+              <w:t>11</w:t>
+            </w:r>
+            <w:r>
+              <w:rPr>
                 <w:noProof/>
                 <w:webHidden/>
-                <w:sz w:val="23"/>
-                <w:szCs w:val="23"/>
+                <w:sz w:val="28"/>
+                <w:szCs w:val="28"/>
               </w:rPr>
               <w:fldChar w:fldCharType="end"/>
             </w:r>
@@ -1163,90 +1107,82 @@
               <w:tab w:val="right" w:leader="dot" w:pos="9628"/>
             </w:tabs>
             <w:rPr>
-              <w:rFonts w:ascii="Times New Roman" w:eastAsiaTheme="minorEastAsia" w:hAnsi="Times New Roman" w:cs="Times New Roman"/>
+              <w:rFonts w:eastAsiaTheme="minorEastAsia"/>
               <w:noProof/>
-              <w:sz w:val="23"/>
-              <w:szCs w:val="23"/>
+              <w:sz w:val="28"/>
+              <w:szCs w:val="28"/>
               <w:lang w:eastAsia="ru-RU"/>
             </w:rPr>
           </w:pPr>
-          <w:hyperlink w:anchor="_Toc226389719" w:history="1">
+          <w:hyperlink w:anchor="_Toc227835851" w:history="1">
             <w:r>
               <w:rPr>
                 <w:rStyle w:val="af0"/>
-                <w:rFonts w:ascii="Times New Roman" w:hAnsi="Times New Roman" w:cs="Times New Roman"/>
-                <w:noProof/>
-                <w:sz w:val="23"/>
-                <w:szCs w:val="23"/>
+                <w:noProof/>
+                <w:sz w:val="28"/>
+                <w:szCs w:val="28"/>
               </w:rPr>
               <w:t>1.3.2 Библиотека BeautifulSoup</w:t>
             </w:r>
             <w:r>
               <w:rPr>
-                <w:rFonts w:ascii="Times New Roman" w:hAnsi="Times New Roman" w:cs="Times New Roman"/>
                 <w:noProof/>
                 <w:webHidden/>
-                <w:sz w:val="23"/>
-                <w:szCs w:val="23"/>
+                <w:sz w:val="28"/>
+                <w:szCs w:val="28"/>
               </w:rPr>
               <w:tab/>
             </w:r>
             <w:r>
               <w:rPr>
-                <w:rFonts w:ascii="Times New Roman" w:hAnsi="Times New Roman" w:cs="Times New Roman"/>
                 <w:noProof/>
                 <w:webHidden/>
-                <w:sz w:val="23"/>
-                <w:szCs w:val="23"/>
+                <w:sz w:val="28"/>
+                <w:szCs w:val="28"/>
               </w:rPr>
               <w:fldChar w:fldCharType="begin"/>
             </w:r>
             <w:r>
               <w:rPr>
-                <w:rFonts w:ascii="Times New Roman" w:hAnsi="Times New Roman" w:cs="Times New Roman"/>
                 <w:noProof/>
                 <w:webHidden/>
-                <w:sz w:val="23"/>
-                <w:szCs w:val="23"/>
-              </w:rPr>
-              <w:instrText xml:space="preserve"> PAGEREF _Toc226389719 \h </w:instrText>
-            </w:r>
-            <w:r>
-              <w:rPr>
-                <w:rFonts w:ascii="Times New Roman" w:hAnsi="Times New Roman" w:cs="Times New Roman"/>
+                <w:sz w:val="28"/>
+                <w:szCs w:val="28"/>
+              </w:rPr>
+              <w:instrText xml:space="preserve"> PAGEREF _Toc227835851 \h </w:instrText>
+            </w:r>
+            <w:r>
+              <w:rPr>
                 <w:noProof/>
                 <w:webHidden/>
-                <w:sz w:val="23"/>
-                <w:szCs w:val="23"/>
-              </w:rPr>
-            </w:r>
-            <w:r>
-              <w:rPr>
-                <w:rFonts w:ascii="Times New Roman" w:hAnsi="Times New Roman" w:cs="Times New Roman"/>
+                <w:sz w:val="28"/>
+                <w:szCs w:val="28"/>
+              </w:rPr>
+            </w:r>
+            <w:r>
+              <w:rPr>
                 <w:noProof/>
                 <w:webHidden/>
-                <w:sz w:val="23"/>
-                <w:szCs w:val="23"/>
+                <w:sz w:val="28"/>
+                <w:szCs w:val="28"/>
               </w:rPr>
               <w:fldChar w:fldCharType="separate"/>
             </w:r>
             <w:r>
               <w:rPr>
-                <w:rFonts w:ascii="Times New Roman" w:hAnsi="Times New Roman" w:cs="Times New Roman"/>
                 <w:noProof/>
                 <w:webHidden/>
-                <w:sz w:val="23"/>
-                <w:szCs w:val="23"/>
-              </w:rPr>
-              <w:t>9</w:t>
-            </w:r>
-            <w:r>
-              <w:rPr>
-                <w:rFonts w:ascii="Times New Roman" w:hAnsi="Times New Roman" w:cs="Times New Roman"/>
+                <w:sz w:val="28"/>
+                <w:szCs w:val="28"/>
+              </w:rPr>
+              <w:t>11</w:t>
+            </w:r>
+            <w:r>
+              <w:rPr>
                 <w:noProof/>
                 <w:webHidden/>
-                <w:sz w:val="23"/>
-                <w:szCs w:val="23"/>
+                <w:sz w:val="28"/>
+                <w:szCs w:val="28"/>
               </w:rPr>
               <w:fldChar w:fldCharType="end"/>
             </w:r>
@@ -1259,90 +1195,82 @@
               <w:tab w:val="right" w:leader="dot" w:pos="9628"/>
             </w:tabs>
             <w:rPr>
-              <w:rFonts w:ascii="Times New Roman" w:eastAsiaTheme="minorEastAsia" w:hAnsi="Times New Roman" w:cs="Times New Roman"/>
+              <w:rFonts w:eastAsiaTheme="minorEastAsia"/>
               <w:noProof/>
-              <w:sz w:val="23"/>
-              <w:szCs w:val="23"/>
+              <w:sz w:val="28"/>
+              <w:szCs w:val="28"/>
               <w:lang w:eastAsia="ru-RU"/>
             </w:rPr>
           </w:pPr>
-          <w:hyperlink w:anchor="_Toc226389720" w:history="1">
+          <w:hyperlink w:anchor="_Toc227835852" w:history="1">
             <w:r>
               <w:rPr>
                 <w:rStyle w:val="af0"/>
-                <w:rFonts w:ascii="Times New Roman" w:hAnsi="Times New Roman" w:cs="Times New Roman"/>
-                <w:noProof/>
-                <w:sz w:val="23"/>
-                <w:szCs w:val="23"/>
+                <w:noProof/>
+                <w:sz w:val="28"/>
+                <w:szCs w:val="28"/>
               </w:rPr>
               <w:t>1.3.3 Модуль urllib.parse</w:t>
             </w:r>
             <w:r>
               <w:rPr>
-                <w:rFonts w:ascii="Times New Roman" w:hAnsi="Times New Roman" w:cs="Times New Roman"/>
                 <w:noProof/>
                 <w:webHidden/>
-                <w:sz w:val="23"/>
-                <w:szCs w:val="23"/>
+                <w:sz w:val="28"/>
+                <w:szCs w:val="28"/>
               </w:rPr>
               <w:tab/>
             </w:r>
             <w:r>
               <w:rPr>
-                <w:rFonts w:ascii="Times New Roman" w:hAnsi="Times New Roman" w:cs="Times New Roman"/>
                 <w:noProof/>
                 <w:webHidden/>
-                <w:sz w:val="23"/>
-                <w:szCs w:val="23"/>
+                <w:sz w:val="28"/>
+                <w:szCs w:val="28"/>
               </w:rPr>
               <w:fldChar w:fldCharType="begin"/>
             </w:r>
             <w:r>
               <w:rPr>
-                <w:rFonts w:ascii="Times New Roman" w:hAnsi="Times New Roman" w:cs="Times New Roman"/>
                 <w:noProof/>
                 <w:webHidden/>
-                <w:sz w:val="23"/>
-                <w:szCs w:val="23"/>
-              </w:rPr>
-              <w:instrText xml:space="preserve"> PAGEREF _Toc226389720 \h </w:instrText>
-            </w:r>
-            <w:r>
-              <w:rPr>
-                <w:rFonts w:ascii="Times New Roman" w:hAnsi="Times New Roman" w:cs="Times New Roman"/>
+                <w:sz w:val="28"/>
+                <w:szCs w:val="28"/>
+              </w:rPr>
+              <w:instrText xml:space="preserve"> PAGEREF _Toc227835852 \h </w:instrText>
+            </w:r>
+            <w:r>
+              <w:rPr>
                 <w:noProof/>
                 <w:webHidden/>
-                <w:sz w:val="23"/>
-                <w:szCs w:val="23"/>
-              </w:rPr>
-            </w:r>
-            <w:r>
-              <w:rPr>
-                <w:rFonts w:ascii="Times New Roman" w:hAnsi="Times New Roman" w:cs="Times New Roman"/>
+                <w:sz w:val="28"/>
+                <w:szCs w:val="28"/>
+              </w:rPr>
+            </w:r>
+            <w:r>
+              <w:rPr>
                 <w:noProof/>
                 <w:webHidden/>
-                <w:sz w:val="23"/>
-                <w:szCs w:val="23"/>
+                <w:sz w:val="28"/>
+                <w:szCs w:val="28"/>
               </w:rPr>
               <w:fldChar w:fldCharType="separate"/>
             </w:r>
             <w:r>
               <w:rPr>
-                <w:rFonts w:ascii="Times New Roman" w:hAnsi="Times New Roman" w:cs="Times New Roman"/>
                 <w:noProof/>
                 <w:webHidden/>
-                <w:sz w:val="23"/>
-                <w:szCs w:val="23"/>
-              </w:rPr>
-              <w:t>10</w:t>
-            </w:r>
-            <w:r>
-              <w:rPr>
-                <w:rFonts w:ascii="Times New Roman" w:hAnsi="Times New Roman" w:cs="Times New Roman"/>
+                <w:sz w:val="28"/>
+                <w:szCs w:val="28"/>
+              </w:rPr>
+              <w:t>12</w:t>
+            </w:r>
+            <w:r>
+              <w:rPr>
                 <w:noProof/>
                 <w:webHidden/>
-                <w:sz w:val="23"/>
-                <w:szCs w:val="23"/>
+                <w:sz w:val="28"/>
+                <w:szCs w:val="28"/>
               </w:rPr>
               <w:fldChar w:fldCharType="end"/>
             </w:r>
@@ -1355,90 +1283,82 @@
               <w:tab w:val="right" w:leader="dot" w:pos="9628"/>
             </w:tabs>
             <w:rPr>
-              <w:rFonts w:ascii="Times New Roman" w:eastAsiaTheme="minorEastAsia" w:hAnsi="Times New Roman" w:cs="Times New Roman"/>
+              <w:rFonts w:eastAsiaTheme="minorEastAsia"/>
               <w:noProof/>
-              <w:sz w:val="23"/>
-              <w:szCs w:val="23"/>
+              <w:sz w:val="28"/>
+              <w:szCs w:val="28"/>
               <w:lang w:eastAsia="ru-RU"/>
             </w:rPr>
           </w:pPr>
-          <w:hyperlink w:anchor="_Toc226389721" w:history="1">
+          <w:hyperlink w:anchor="_Toc227835853" w:history="1">
             <w:r>
               <w:rPr>
                 <w:rStyle w:val="af0"/>
-                <w:rFonts w:ascii="Times New Roman" w:hAnsi="Times New Roman" w:cs="Times New Roman"/>
-                <w:noProof/>
-                <w:sz w:val="23"/>
-                <w:szCs w:val="23"/>
+                <w:noProof/>
+                <w:sz w:val="28"/>
+                <w:szCs w:val="28"/>
               </w:rPr>
               <w:t>1.3.4 Графический интерфейс Tkinter</w:t>
             </w:r>
             <w:r>
               <w:rPr>
-                <w:rFonts w:ascii="Times New Roman" w:hAnsi="Times New Roman" w:cs="Times New Roman"/>
                 <w:noProof/>
                 <w:webHidden/>
-                <w:sz w:val="23"/>
-                <w:szCs w:val="23"/>
+                <w:sz w:val="28"/>
+                <w:szCs w:val="28"/>
               </w:rPr>
               <w:tab/>
             </w:r>
             <w:r>
               <w:rPr>
-                <w:rFonts w:ascii="Times New Roman" w:hAnsi="Times New Roman" w:cs="Times New Roman"/>
                 <w:noProof/>
                 <w:webHidden/>
-                <w:sz w:val="23"/>
-                <w:szCs w:val="23"/>
+                <w:sz w:val="28"/>
+                <w:szCs w:val="28"/>
               </w:rPr>
               <w:fldChar w:fldCharType="begin"/>
             </w:r>
             <w:r>
               <w:rPr>
-                <w:rFonts w:ascii="Times New Roman" w:hAnsi="Times New Roman" w:cs="Times New Roman"/>
                 <w:noProof/>
                 <w:webHidden/>
-                <w:sz w:val="23"/>
-                <w:szCs w:val="23"/>
-              </w:rPr>
-              <w:instrText xml:space="preserve"> PAGEREF _Toc226389721 \h </w:instrText>
-            </w:r>
-            <w:r>
-              <w:rPr>
-                <w:rFonts w:ascii="Times New Roman" w:hAnsi="Times New Roman" w:cs="Times New Roman"/>
+                <w:sz w:val="28"/>
+                <w:szCs w:val="28"/>
+              </w:rPr>
+              <w:instrText xml:space="preserve"> PAGEREF _Toc227835853 \h </w:instrText>
+            </w:r>
+            <w:r>
+              <w:rPr>
                 <w:noProof/>
                 <w:webHidden/>
-                <w:sz w:val="23"/>
-                <w:szCs w:val="23"/>
-              </w:rPr>
-            </w:r>
-            <w:r>
-              <w:rPr>
-                <w:rFonts w:ascii="Times New Roman" w:hAnsi="Times New Roman" w:cs="Times New Roman"/>
+                <w:sz w:val="28"/>
+                <w:szCs w:val="28"/>
+              </w:rPr>
+            </w:r>
+            <w:r>
+              <w:rPr>
                 <w:noProof/>
                 <w:webHidden/>
-                <w:sz w:val="23"/>
-                <w:szCs w:val="23"/>
+                <w:sz w:val="28"/>
+                <w:szCs w:val="28"/>
               </w:rPr>
               <w:fldChar w:fldCharType="separate"/>
             </w:r>
             <w:r>
               <w:rPr>
-                <w:rFonts w:ascii="Times New Roman" w:hAnsi="Times New Roman" w:cs="Times New Roman"/>
                 <w:noProof/>
                 <w:webHidden/>
-                <w:sz w:val="23"/>
-                <w:szCs w:val="23"/>
-              </w:rPr>
-              <w:t>10</w:t>
-            </w:r>
-            <w:r>
-              <w:rPr>
-                <w:rFonts w:ascii="Times New Roman" w:hAnsi="Times New Roman" w:cs="Times New Roman"/>
+                <w:sz w:val="28"/>
+                <w:szCs w:val="28"/>
+              </w:rPr>
+              <w:t>12</w:t>
+            </w:r>
+            <w:r>
+              <w:rPr>
                 <w:noProof/>
                 <w:webHidden/>
-                <w:sz w:val="23"/>
-                <w:szCs w:val="23"/>
+                <w:sz w:val="28"/>
+                <w:szCs w:val="28"/>
               </w:rPr>
               <w:fldChar w:fldCharType="end"/>
             </w:r>
@@ -1451,90 +1371,82 @@
               <w:tab w:val="right" w:leader="dot" w:pos="9628"/>
             </w:tabs>
             <w:rPr>
-              <w:rFonts w:ascii="Times New Roman" w:eastAsiaTheme="minorEastAsia" w:hAnsi="Times New Roman" w:cs="Times New Roman"/>
+              <w:rFonts w:eastAsiaTheme="minorEastAsia"/>
               <w:noProof/>
-              <w:sz w:val="23"/>
-              <w:szCs w:val="23"/>
+              <w:sz w:val="28"/>
+              <w:szCs w:val="28"/>
               <w:lang w:eastAsia="ru-RU"/>
             </w:rPr>
           </w:pPr>
-          <w:hyperlink w:anchor="_Toc226389722" w:history="1">
+          <w:hyperlink w:anchor="_Toc227835854" w:history="1">
             <w:r>
               <w:rPr>
                 <w:rStyle w:val="af0"/>
-                <w:rFonts w:ascii="Times New Roman" w:hAnsi="Times New Roman" w:cs="Times New Roman"/>
-                <w:noProof/>
-                <w:sz w:val="23"/>
-                <w:szCs w:val="23"/>
+                <w:noProof/>
+                <w:sz w:val="28"/>
+                <w:szCs w:val="28"/>
               </w:rPr>
               <w:t>1.3.5 Модуль threading</w:t>
             </w:r>
             <w:r>
               <w:rPr>
-                <w:rFonts w:ascii="Times New Roman" w:hAnsi="Times New Roman" w:cs="Times New Roman"/>
                 <w:noProof/>
                 <w:webHidden/>
-                <w:sz w:val="23"/>
-                <w:szCs w:val="23"/>
+                <w:sz w:val="28"/>
+                <w:szCs w:val="28"/>
               </w:rPr>
               <w:tab/>
             </w:r>
             <w:r>
               <w:rPr>
-                <w:rFonts w:ascii="Times New Roman" w:hAnsi="Times New Roman" w:cs="Times New Roman"/>
                 <w:noProof/>
                 <w:webHidden/>
-                <w:sz w:val="23"/>
-                <w:szCs w:val="23"/>
+                <w:sz w:val="28"/>
+                <w:szCs w:val="28"/>
               </w:rPr>
               <w:fldChar w:fldCharType="begin"/>
             </w:r>
             <w:r>
               <w:rPr>
-                <w:rFonts w:ascii="Times New Roman" w:hAnsi="Times New Roman" w:cs="Times New Roman"/>
                 <w:noProof/>
                 <w:webHidden/>
-                <w:sz w:val="23"/>
-                <w:szCs w:val="23"/>
-              </w:rPr>
-              <w:instrText xml:space="preserve"> PAGEREF _Toc226389722 \h </w:instrText>
-            </w:r>
-            <w:r>
-              <w:rPr>
-                <w:rFonts w:ascii="Times New Roman" w:hAnsi="Times New Roman" w:cs="Times New Roman"/>
+                <w:sz w:val="28"/>
+                <w:szCs w:val="28"/>
+              </w:rPr>
+              <w:instrText xml:space="preserve"> PAGEREF _Toc227835854 \h </w:instrText>
+            </w:r>
+            <w:r>
+              <w:rPr>
                 <w:noProof/>
                 <w:webHidden/>
-                <w:sz w:val="23"/>
-                <w:szCs w:val="23"/>
-              </w:rPr>
-            </w:r>
-            <w:r>
-              <w:rPr>
-                <w:rFonts w:ascii="Times New Roman" w:hAnsi="Times New Roman" w:cs="Times New Roman"/>
+                <w:sz w:val="28"/>
+                <w:szCs w:val="28"/>
+              </w:rPr>
+            </w:r>
+            <w:r>
+              <w:rPr>
                 <w:noProof/>
                 <w:webHidden/>
-                <w:sz w:val="23"/>
-                <w:szCs w:val="23"/>
+                <w:sz w:val="28"/>
+                <w:szCs w:val="28"/>
               </w:rPr>
               <w:fldChar w:fldCharType="separate"/>
             </w:r>
             <w:r>
               <w:rPr>
-                <w:rFonts w:ascii="Times New Roman" w:hAnsi="Times New Roman" w:cs="Times New Roman"/>
                 <w:noProof/>
                 <w:webHidden/>
-                <w:sz w:val="23"/>
-                <w:szCs w:val="23"/>
-              </w:rPr>
-              <w:t>10</w:t>
-            </w:r>
-            <w:r>
-              <w:rPr>
-                <w:rFonts w:ascii="Times New Roman" w:hAnsi="Times New Roman" w:cs="Times New Roman"/>
+                <w:sz w:val="28"/>
+                <w:szCs w:val="28"/>
+              </w:rPr>
+              <w:t>12</w:t>
+            </w:r>
+            <w:r>
+              <w:rPr>
                 <w:noProof/>
                 <w:webHidden/>
-                <w:sz w:val="23"/>
-                <w:szCs w:val="23"/>
+                <w:sz w:val="28"/>
+                <w:szCs w:val="28"/>
               </w:rPr>
               <w:fldChar w:fldCharType="end"/>
             </w:r>
@@ -1547,90 +1459,82 @@
               <w:tab w:val="right" w:leader="dot" w:pos="9628"/>
             </w:tabs>
             <w:rPr>
-              <w:rFonts w:ascii="Times New Roman" w:eastAsiaTheme="minorEastAsia" w:hAnsi="Times New Roman" w:cs="Times New Roman"/>
+              <w:rFonts w:eastAsiaTheme="minorEastAsia"/>
               <w:noProof/>
-              <w:sz w:val="23"/>
-              <w:szCs w:val="23"/>
+              <w:sz w:val="28"/>
+              <w:szCs w:val="28"/>
               <w:lang w:eastAsia="ru-RU"/>
             </w:rPr>
           </w:pPr>
-          <w:hyperlink w:anchor="_Toc226389723" w:history="1">
+          <w:hyperlink w:anchor="_Toc227835855" w:history="1">
             <w:r>
               <w:rPr>
                 <w:rStyle w:val="af0"/>
-                <w:rFonts w:ascii="Times New Roman" w:hAnsi="Times New Roman" w:cs="Times New Roman"/>
-                <w:noProof/>
-                <w:sz w:val="23"/>
-                <w:szCs w:val="23"/>
+                <w:noProof/>
+                <w:sz w:val="28"/>
+                <w:szCs w:val="28"/>
               </w:rPr>
               <w:t>1.4 Архитектура веб-индексатора</w:t>
             </w:r>
             <w:r>
               <w:rPr>
-                <w:rFonts w:ascii="Times New Roman" w:hAnsi="Times New Roman" w:cs="Times New Roman"/>
                 <w:noProof/>
                 <w:webHidden/>
-                <w:sz w:val="23"/>
-                <w:szCs w:val="23"/>
+                <w:sz w:val="28"/>
+                <w:szCs w:val="28"/>
               </w:rPr>
               <w:tab/>
             </w:r>
             <w:r>
               <w:rPr>
-                <w:rFonts w:ascii="Times New Roman" w:hAnsi="Times New Roman" w:cs="Times New Roman"/>
                 <w:noProof/>
                 <w:webHidden/>
-                <w:sz w:val="23"/>
-                <w:szCs w:val="23"/>
+                <w:sz w:val="28"/>
+                <w:szCs w:val="28"/>
               </w:rPr>
               <w:fldChar w:fldCharType="begin"/>
             </w:r>
             <w:r>
               <w:rPr>
-                <w:rFonts w:ascii="Times New Roman" w:hAnsi="Times New Roman" w:cs="Times New Roman"/>
                 <w:noProof/>
                 <w:webHidden/>
-                <w:sz w:val="23"/>
-                <w:szCs w:val="23"/>
-              </w:rPr>
-              <w:instrText xml:space="preserve"> PAGEREF _Toc226389723 \h </w:instrText>
-            </w:r>
-            <w:r>
-              <w:rPr>
-                <w:rFonts w:ascii="Times New Roman" w:hAnsi="Times New Roman" w:cs="Times New Roman"/>
+                <w:sz w:val="28"/>
+                <w:szCs w:val="28"/>
+              </w:rPr>
+              <w:instrText xml:space="preserve"> PAGEREF _Toc227835855 \h </w:instrText>
+            </w:r>
+            <w:r>
+              <w:rPr>
                 <w:noProof/>
                 <w:webHidden/>
-                <w:sz w:val="23"/>
-                <w:szCs w:val="23"/>
-              </w:rPr>
-            </w:r>
-            <w:r>
-              <w:rPr>
-                <w:rFonts w:ascii="Times New Roman" w:hAnsi="Times New Roman" w:cs="Times New Roman"/>
+                <w:sz w:val="28"/>
+                <w:szCs w:val="28"/>
+              </w:rPr>
+            </w:r>
+            <w:r>
+              <w:rPr>
                 <w:noProof/>
                 <w:webHidden/>
-                <w:sz w:val="23"/>
-                <w:szCs w:val="23"/>
+                <w:sz w:val="28"/>
+                <w:szCs w:val="28"/>
               </w:rPr>
               <w:fldChar w:fldCharType="separate"/>
             </w:r>
             <w:r>
               <w:rPr>
-                <w:rFonts w:ascii="Times New Roman" w:hAnsi="Times New Roman" w:cs="Times New Roman"/>
                 <w:noProof/>
                 <w:webHidden/>
-                <w:sz w:val="23"/>
-                <w:szCs w:val="23"/>
-              </w:rPr>
-              <w:t>11</w:t>
-            </w:r>
-            <w:r>
-              <w:rPr>
-                <w:rFonts w:ascii="Times New Roman" w:hAnsi="Times New Roman" w:cs="Times New Roman"/>
+                <w:sz w:val="28"/>
+                <w:szCs w:val="28"/>
+              </w:rPr>
+              <w:t>13</w:t>
+            </w:r>
+            <w:r>
+              <w:rPr>
                 <w:noProof/>
                 <w:webHidden/>
-                <w:sz w:val="23"/>
-                <w:szCs w:val="23"/>
+                <w:sz w:val="28"/>
+                <w:szCs w:val="28"/>
               </w:rPr>
               <w:fldChar w:fldCharType="end"/>
             </w:r>
@@ -1643,90 +1547,82 @@
               <w:tab w:val="right" w:leader="dot" w:pos="9628"/>
             </w:tabs>
             <w:rPr>
-              <w:rFonts w:ascii="Times New Roman" w:eastAsiaTheme="minorEastAsia" w:hAnsi="Times New Roman" w:cs="Times New Roman"/>
+              <w:rFonts w:eastAsiaTheme="minorEastAsia"/>
               <w:noProof/>
-              <w:sz w:val="23"/>
-              <w:szCs w:val="23"/>
+              <w:sz w:val="28"/>
+              <w:szCs w:val="28"/>
               <w:lang w:eastAsia="ru-RU"/>
             </w:rPr>
           </w:pPr>
-          <w:hyperlink w:anchor="_Toc226389724" w:history="1">
+          <w:hyperlink w:anchor="_Toc227835856" w:history="1">
             <w:r>
               <w:rPr>
                 <w:rStyle w:val="af0"/>
-                <w:rFonts w:ascii="Times New Roman" w:hAnsi="Times New Roman" w:cs="Times New Roman"/>
-                <w:noProof/>
-                <w:sz w:val="23"/>
-                <w:szCs w:val="23"/>
+                <w:noProof/>
+                <w:sz w:val="28"/>
+                <w:szCs w:val="28"/>
               </w:rPr>
               <w:t>1.5 Анализ существующих решений</w:t>
             </w:r>
             <w:r>
               <w:rPr>
-                <w:rFonts w:ascii="Times New Roman" w:hAnsi="Times New Roman" w:cs="Times New Roman"/>
                 <w:noProof/>
                 <w:webHidden/>
-                <w:sz w:val="23"/>
-                <w:szCs w:val="23"/>
+                <w:sz w:val="28"/>
+                <w:szCs w:val="28"/>
               </w:rPr>
               <w:tab/>
             </w:r>
             <w:r>
               <w:rPr>
-                <w:rFonts w:ascii="Times New Roman" w:hAnsi="Times New Roman" w:cs="Times New Roman"/>
                 <w:noProof/>
                 <w:webHidden/>
-                <w:sz w:val="23"/>
-                <w:szCs w:val="23"/>
+                <w:sz w:val="28"/>
+                <w:szCs w:val="28"/>
               </w:rPr>
               <w:fldChar w:fldCharType="begin"/>
             </w:r>
             <w:r>
               <w:rPr>
-                <w:rFonts w:ascii="Times New Roman" w:hAnsi="Times New Roman" w:cs="Times New Roman"/>
                 <w:noProof/>
                 <w:webHidden/>
-                <w:sz w:val="23"/>
-                <w:szCs w:val="23"/>
-              </w:rPr>
-              <w:instrText xml:space="preserve"> PAGEREF _Toc226389724 \h </w:instrText>
-            </w:r>
-            <w:r>
-              <w:rPr>
-                <w:rFonts w:ascii="Times New Roman" w:hAnsi="Times New Roman" w:cs="Times New Roman"/>
+                <w:sz w:val="28"/>
+                <w:szCs w:val="28"/>
+              </w:rPr>
+              <w:instrText xml:space="preserve"> PAGEREF _Toc227835856 \h </w:instrText>
+            </w:r>
+            <w:r>
+              <w:rPr>
                 <w:noProof/>
                 <w:webHidden/>
-                <w:sz w:val="23"/>
-                <w:szCs w:val="23"/>
-              </w:rPr>
-            </w:r>
-            <w:r>
-              <w:rPr>
-                <w:rFonts w:ascii="Times New Roman" w:hAnsi="Times New Roman" w:cs="Times New Roman"/>
+                <w:sz w:val="28"/>
+                <w:szCs w:val="28"/>
+              </w:rPr>
+            </w:r>
+            <w:r>
+              <w:rPr>
                 <w:noProof/>
                 <w:webHidden/>
-                <w:sz w:val="23"/>
-                <w:szCs w:val="23"/>
+                <w:sz w:val="28"/>
+                <w:szCs w:val="28"/>
               </w:rPr>
               <w:fldChar w:fldCharType="separate"/>
             </w:r>
             <w:r>
               <w:rPr>
-                <w:rFonts w:ascii="Times New Roman" w:hAnsi="Times New Roman" w:cs="Times New Roman"/>
                 <w:noProof/>
                 <w:webHidden/>
-                <w:sz w:val="23"/>
-                <w:szCs w:val="23"/>
-              </w:rPr>
-              <w:t>11</w:t>
-            </w:r>
-            <w:r>
-              <w:rPr>
-                <w:rFonts w:ascii="Times New Roman" w:hAnsi="Times New Roman" w:cs="Times New Roman"/>
+                <w:sz w:val="28"/>
+                <w:szCs w:val="28"/>
+              </w:rPr>
+              <w:t>13</w:t>
+            </w:r>
+            <w:r>
+              <w:rPr>
                 <w:noProof/>
                 <w:webHidden/>
-                <w:sz w:val="23"/>
-                <w:szCs w:val="23"/>
+                <w:sz w:val="28"/>
+                <w:szCs w:val="28"/>
               </w:rPr>
               <w:fldChar w:fldCharType="end"/>
             </w:r>
@@ -1739,90 +1635,82 @@
               <w:tab w:val="right" w:leader="dot" w:pos="9628"/>
             </w:tabs>
             <w:rPr>
-              <w:rFonts w:ascii="Times New Roman" w:eastAsiaTheme="minorEastAsia" w:hAnsi="Times New Roman" w:cs="Times New Roman"/>
+              <w:rFonts w:eastAsiaTheme="minorEastAsia"/>
               <w:noProof/>
-              <w:sz w:val="23"/>
-              <w:szCs w:val="23"/>
+              <w:sz w:val="28"/>
+              <w:szCs w:val="28"/>
               <w:lang w:eastAsia="ru-RU"/>
             </w:rPr>
           </w:pPr>
-          <w:hyperlink w:anchor="_Toc226389725" w:history="1">
+          <w:hyperlink w:anchor="_Toc227835857" w:history="1">
             <w:r>
               <w:rPr>
                 <w:rStyle w:val="af0"/>
-                <w:rFonts w:ascii="Times New Roman" w:hAnsi="Times New Roman" w:cs="Times New Roman"/>
-                <w:noProof/>
-                <w:sz w:val="23"/>
-                <w:szCs w:val="23"/>
-              </w:rPr>
-              <w:t>ПРАКТИЧЕСКАЯ ЧАСТЬ</w:t>
-            </w:r>
-            <w:r>
-              <w:rPr>
-                <w:rFonts w:ascii="Times New Roman" w:hAnsi="Times New Roman" w:cs="Times New Roman"/>
+                <w:noProof/>
+                <w:sz w:val="28"/>
+                <w:szCs w:val="28"/>
+              </w:rPr>
+              <w:t>РЕАЛИЗАЦИЯ ПРОЕКТА</w:t>
+            </w:r>
+            <w:r>
+              <w:rPr>
                 <w:noProof/>
                 <w:webHidden/>
-                <w:sz w:val="23"/>
-                <w:szCs w:val="23"/>
+                <w:sz w:val="28"/>
+                <w:szCs w:val="28"/>
               </w:rPr>
               <w:tab/>
             </w:r>
             <w:r>
               <w:rPr>
-                <w:rFonts w:ascii="Times New Roman" w:hAnsi="Times New Roman" w:cs="Times New Roman"/>
                 <w:noProof/>
                 <w:webHidden/>
-                <w:sz w:val="23"/>
-                <w:szCs w:val="23"/>
+                <w:sz w:val="28"/>
+                <w:szCs w:val="28"/>
               </w:rPr>
               <w:fldChar w:fldCharType="begin"/>
             </w:r>
             <w:r>
               <w:rPr>
-                <w:rFonts w:ascii="Times New Roman" w:hAnsi="Times New Roman" w:cs="Times New Roman"/>
                 <w:noProof/>
                 <w:webHidden/>
-                <w:sz w:val="23"/>
-                <w:szCs w:val="23"/>
-              </w:rPr>
-              <w:instrText xml:space="preserve"> PAGEREF _Toc226389725 \h </w:instrText>
-            </w:r>
-            <w:r>
-              <w:rPr>
-                <w:rFonts w:ascii="Times New Roman" w:hAnsi="Times New Roman" w:cs="Times New Roman"/>
+                <w:sz w:val="28"/>
+                <w:szCs w:val="28"/>
+              </w:rPr>
+              <w:instrText xml:space="preserve"> PAGEREF _Toc227835857 \h </w:instrText>
+            </w:r>
+            <w:r>
+              <w:rPr>
                 <w:noProof/>
                 <w:webHidden/>
-                <w:sz w:val="23"/>
-                <w:szCs w:val="23"/>
-              </w:rPr>
-            </w:r>
-            <w:r>
-              <w:rPr>
-                <w:rFonts w:ascii="Times New Roman" w:hAnsi="Times New Roman" w:cs="Times New Roman"/>
+                <w:sz w:val="28"/>
+                <w:szCs w:val="28"/>
+              </w:rPr>
+            </w:r>
+            <w:r>
+              <w:rPr>
                 <w:noProof/>
                 <w:webHidden/>
-                <w:sz w:val="23"/>
-                <w:szCs w:val="23"/>
+                <w:sz w:val="28"/>
+                <w:szCs w:val="28"/>
               </w:rPr>
               <w:fldChar w:fldCharType="separate"/>
             </w:r>
             <w:r>
               <w:rPr>
-                <w:rFonts w:ascii="Times New Roman" w:hAnsi="Times New Roman" w:cs="Times New Roman"/>
                 <w:noProof/>
                 <w:webHidden/>
-                <w:sz w:val="23"/>
-                <w:szCs w:val="23"/>
-              </w:rPr>
-              <w:t>13</w:t>
-            </w:r>
-            <w:r>
-              <w:rPr>
-                <w:rFonts w:ascii="Times New Roman" w:hAnsi="Times New Roman" w:cs="Times New Roman"/>
+                <w:sz w:val="28"/>
+                <w:szCs w:val="28"/>
+              </w:rPr>
+              <w:t>15</w:t>
+            </w:r>
+            <w:r>
+              <w:rPr>
                 <w:noProof/>
                 <w:webHidden/>
-                <w:sz w:val="23"/>
-                <w:szCs w:val="23"/>
+                <w:sz w:val="28"/>
+                <w:szCs w:val="28"/>
               </w:rPr>
               <w:fldChar w:fldCharType="end"/>
             </w:r>
@@ -1835,90 +1723,82 @@
               <w:tab w:val="right" w:leader="dot" w:pos="9628"/>
             </w:tabs>
             <w:rPr>
-              <w:rFonts w:ascii="Times New Roman" w:eastAsiaTheme="minorEastAsia" w:hAnsi="Times New Roman" w:cs="Times New Roman"/>
+              <w:rFonts w:eastAsiaTheme="minorEastAsia"/>
               <w:noProof/>
-              <w:sz w:val="23"/>
-              <w:szCs w:val="23"/>
+              <w:sz w:val="28"/>
+              <w:szCs w:val="28"/>
               <w:lang w:eastAsia="ru-RU"/>
             </w:rPr>
           </w:pPr>
-          <w:hyperlink w:anchor="_Toc226389726" w:history="1">
+          <w:hyperlink w:anchor="_Toc227835858" w:history="1">
             <w:r>
               <w:rPr>
                 <w:rStyle w:val="af0"/>
-                <w:rFonts w:ascii="Times New Roman" w:hAnsi="Times New Roman" w:cs="Times New Roman"/>
-                <w:noProof/>
-                <w:sz w:val="23"/>
-                <w:szCs w:val="23"/>
+                <w:noProof/>
+                <w:sz w:val="28"/>
+                <w:szCs w:val="28"/>
               </w:rPr>
               <w:t>2.1 Описание разработанного приложения</w:t>
             </w:r>
             <w:r>
               <w:rPr>
-                <w:rFonts w:ascii="Times New Roman" w:hAnsi="Times New Roman" w:cs="Times New Roman"/>
                 <w:noProof/>
                 <w:webHidden/>
-                <w:sz w:val="23"/>
-                <w:szCs w:val="23"/>
+                <w:sz w:val="28"/>
+                <w:szCs w:val="28"/>
               </w:rPr>
               <w:tab/>
             </w:r>
             <w:r>
               <w:rPr>
-                <w:rFonts w:ascii="Times New Roman" w:hAnsi="Times New Roman" w:cs="Times New Roman"/>
                 <w:noProof/>
                 <w:webHidden/>
-                <w:sz w:val="23"/>
-                <w:szCs w:val="23"/>
+                <w:sz w:val="28"/>
+                <w:szCs w:val="28"/>
               </w:rPr>
               <w:fldChar w:fldCharType="begin"/>
             </w:r>
             <w:r>
               <w:rPr>
-                <w:rFonts w:ascii="Times New Roman" w:hAnsi="Times New Roman" w:cs="Times New Roman"/>
                 <w:noProof/>
                 <w:webHidden/>
-                <w:sz w:val="23"/>
-                <w:szCs w:val="23"/>
-              </w:rPr>
-              <w:instrText xml:space="preserve"> PAGEREF _Toc226389726 \h </w:instrText>
-            </w:r>
-            <w:r>
-              <w:rPr>
-                <w:rFonts w:ascii="Times New Roman" w:hAnsi="Times New Roman" w:cs="Times New Roman"/>
+                <w:sz w:val="28"/>
+                <w:szCs w:val="28"/>
+              </w:rPr>
+              <w:instrText xml:space="preserve"> PAGEREF _Toc227835858 \h </w:instrText>
+            </w:r>
+            <w:r>
+              <w:rPr>
                 <w:noProof/>
                 <w:webHidden/>
-                <w:sz w:val="23"/>
-                <w:szCs w:val="23"/>
-              </w:rPr>
-            </w:r>
-            <w:r>
-              <w:rPr>
-                <w:rFonts w:ascii="Times New Roman" w:hAnsi="Times New Roman" w:cs="Times New Roman"/>
+                <w:sz w:val="28"/>
+                <w:szCs w:val="28"/>
+              </w:rPr>
+            </w:r>
+            <w:r>
+              <w:rPr>
                 <w:noProof/>
                 <w:webHidden/>
-                <w:sz w:val="23"/>
-                <w:szCs w:val="23"/>
+                <w:sz w:val="28"/>
+                <w:szCs w:val="28"/>
               </w:rPr>
               <w:fldChar w:fldCharType="separate"/>
             </w:r>
             <w:r>
               <w:rPr>
-                <w:rFonts w:ascii="Times New Roman" w:hAnsi="Times New Roman" w:cs="Times New Roman"/>
                 <w:noProof/>
                 <w:webHidden/>
-                <w:sz w:val="23"/>
-                <w:szCs w:val="23"/>
-              </w:rPr>
-              <w:t>13</w:t>
-            </w:r>
-            <w:r>
-              <w:rPr>
-                <w:rFonts w:ascii="Times New Roman" w:hAnsi="Times New Roman" w:cs="Times New Roman"/>
+                <w:sz w:val="28"/>
+                <w:szCs w:val="28"/>
+              </w:rPr>
+              <w:t>15</w:t>
+            </w:r>
+            <w:r>
+              <w:rPr>
                 <w:noProof/>
                 <w:webHidden/>
-                <w:sz w:val="23"/>
-                <w:szCs w:val="23"/>
+                <w:sz w:val="28"/>
+                <w:szCs w:val="28"/>
               </w:rPr>
               <w:fldChar w:fldCharType="end"/>
             </w:r>
@@ -1931,90 +1811,82 @@
               <w:tab w:val="right" w:leader="dot" w:pos="9628"/>
             </w:tabs>
             <w:rPr>
-              <w:rFonts w:ascii="Times New Roman" w:eastAsiaTheme="minorEastAsia" w:hAnsi="Times New Roman" w:cs="Times New Roman"/>
+              <w:rFonts w:eastAsiaTheme="minorEastAsia"/>
               <w:noProof/>
-              <w:sz w:val="23"/>
-              <w:szCs w:val="23"/>
+              <w:sz w:val="28"/>
+              <w:szCs w:val="28"/>
               <w:lang w:eastAsia="ru-RU"/>
             </w:rPr>
           </w:pPr>
-          <w:hyperlink w:anchor="_Toc226389727" w:history="1">
+          <w:hyperlink w:anchor="_Toc227835859" w:history="1">
             <w:r>
               <w:rPr>
                 <w:rStyle w:val="af0"/>
-                <w:rFonts w:ascii="Times New Roman" w:hAnsi="Times New Roman" w:cs="Times New Roman"/>
-                <w:noProof/>
-                <w:sz w:val="23"/>
-                <w:szCs w:val="23"/>
+                <w:noProof/>
+                <w:sz w:val="28"/>
+                <w:szCs w:val="28"/>
               </w:rPr>
               <w:t>2.1.1 Общие сведения</w:t>
             </w:r>
             <w:r>
               <w:rPr>
-                <w:rFonts w:ascii="Times New Roman" w:hAnsi="Times New Roman" w:cs="Times New Roman"/>
                 <w:noProof/>
                 <w:webHidden/>
-                <w:sz w:val="23"/>
-                <w:szCs w:val="23"/>
+                <w:sz w:val="28"/>
+                <w:szCs w:val="28"/>
               </w:rPr>
               <w:tab/>
             </w:r>
             <w:r>
               <w:rPr>
-                <w:rFonts w:ascii="Times New Roman" w:hAnsi="Times New Roman" w:cs="Times New Roman"/>
                 <w:noProof/>
                 <w:webHidden/>
-                <w:sz w:val="23"/>
-                <w:szCs w:val="23"/>
+                <w:sz w:val="28"/>
+                <w:szCs w:val="28"/>
               </w:rPr>
               <w:fldChar w:fldCharType="begin"/>
             </w:r>
             <w:r>
               <w:rPr>
-                <w:rFonts w:ascii="Times New Roman" w:hAnsi="Times New Roman" w:cs="Times New Roman"/>
                 <w:noProof/>
                 <w:webHidden/>
-                <w:sz w:val="23"/>
-                <w:szCs w:val="23"/>
-              </w:rPr>
-              <w:instrText xml:space="preserve"> PAGEREF _Toc226389727 \h </w:instrText>
-            </w:r>
-            <w:r>
-              <w:rPr>
-                <w:rFonts w:ascii="Times New Roman" w:hAnsi="Times New Roman" w:cs="Times New Roman"/>
+                <w:sz w:val="28"/>
+                <w:szCs w:val="28"/>
+              </w:rPr>
+              <w:instrText xml:space="preserve"> PAGEREF _Toc227835859 \h </w:instrText>
+            </w:r>
+            <w:r>
+              <w:rPr>
                 <w:noProof/>
                 <w:webHidden/>
-                <w:sz w:val="23"/>
-                <w:szCs w:val="23"/>
-              </w:rPr>
-            </w:r>
-            <w:r>
-              <w:rPr>
-                <w:rFonts w:ascii="Times New Roman" w:hAnsi="Times New Roman" w:cs="Times New Roman"/>
+                <w:sz w:val="28"/>
+                <w:szCs w:val="28"/>
+              </w:rPr>
+            </w:r>
+            <w:r>
+              <w:rPr>
                 <w:noProof/>
                 <w:webHidden/>
-                <w:sz w:val="23"/>
-                <w:szCs w:val="23"/>
+                <w:sz w:val="28"/>
+                <w:szCs w:val="28"/>
               </w:rPr>
               <w:fldChar w:fldCharType="separate"/>
             </w:r>
             <w:r>
               <w:rPr>
-                <w:rFonts w:ascii="Times New Roman" w:hAnsi="Times New Roman" w:cs="Times New Roman"/>
                 <w:noProof/>
                 <w:webHidden/>
-                <w:sz w:val="23"/>
-                <w:szCs w:val="23"/>
-              </w:rPr>
-              <w:t>13</w:t>
-            </w:r>
-            <w:r>
-              <w:rPr>
-                <w:rFonts w:ascii="Times New Roman" w:hAnsi="Times New Roman" w:cs="Times New Roman"/>
+                <w:sz w:val="28"/>
+                <w:szCs w:val="28"/>
+              </w:rPr>
+              <w:t>15</w:t>
+            </w:r>
+            <w:r>
+              <w:rPr>
                 <w:noProof/>
                 <w:webHidden/>
-                <w:sz w:val="23"/>
-                <w:szCs w:val="23"/>
+                <w:sz w:val="28"/>
+                <w:szCs w:val="28"/>
               </w:rPr>
               <w:fldChar w:fldCharType="end"/>
             </w:r>
@@ -2027,90 +1899,82 @@
               <w:tab w:val="right" w:leader="dot" w:pos="9628"/>
             </w:tabs>
             <w:rPr>
-              <w:rFonts w:ascii="Times New Roman" w:eastAsiaTheme="minorEastAsia" w:hAnsi="Times New Roman" w:cs="Times New Roman"/>
+              <w:rFonts w:eastAsiaTheme="minorEastAsia"/>
               <w:noProof/>
-              <w:sz w:val="23"/>
-              <w:szCs w:val="23"/>
+              <w:sz w:val="28"/>
+              <w:szCs w:val="28"/>
               <w:lang w:eastAsia="ru-RU"/>
             </w:rPr>
           </w:pPr>
-          <w:hyperlink w:anchor="_Toc226389728" w:history="1">
+          <w:hyperlink w:anchor="_Toc227835860" w:history="1">
             <w:r>
               <w:rPr>
                 <w:rStyle w:val="af0"/>
-                <w:rFonts w:ascii="Times New Roman" w:hAnsi="Times New Roman" w:cs="Times New Roman"/>
-                <w:noProof/>
-                <w:sz w:val="23"/>
-                <w:szCs w:val="23"/>
+                <w:noProof/>
+                <w:sz w:val="28"/>
+                <w:szCs w:val="28"/>
               </w:rPr>
               <w:t>2.1.2 Функциональные возможности</w:t>
             </w:r>
             <w:r>
               <w:rPr>
-                <w:rFonts w:ascii="Times New Roman" w:hAnsi="Times New Roman" w:cs="Times New Roman"/>
                 <w:noProof/>
                 <w:webHidden/>
-                <w:sz w:val="23"/>
-                <w:szCs w:val="23"/>
+                <w:sz w:val="28"/>
+                <w:szCs w:val="28"/>
               </w:rPr>
               <w:tab/>
             </w:r>
             <w:r>
               <w:rPr>
-                <w:rFonts w:ascii="Times New Roman" w:hAnsi="Times New Roman" w:cs="Times New Roman"/>
                 <w:noProof/>
                 <w:webHidden/>
-                <w:sz w:val="23"/>
-                <w:szCs w:val="23"/>
+                <w:sz w:val="28"/>
+                <w:szCs w:val="28"/>
               </w:rPr>
               <w:fldChar w:fldCharType="begin"/>
             </w:r>
             <w:r>
               <w:rPr>
-                <w:rFonts w:ascii="Times New Roman" w:hAnsi="Times New Roman" w:cs="Times New Roman"/>
                 <w:noProof/>
                 <w:webHidden/>
-                <w:sz w:val="23"/>
-                <w:szCs w:val="23"/>
-              </w:rPr>
-              <w:instrText xml:space="preserve"> PAGEREF _Toc226389728 \h </w:instrText>
-            </w:r>
-            <w:r>
-              <w:rPr>
-                <w:rFonts w:ascii="Times New Roman" w:hAnsi="Times New Roman" w:cs="Times New Roman"/>
+                <w:sz w:val="28"/>
+                <w:szCs w:val="28"/>
+              </w:rPr>
+              <w:instrText xml:space="preserve"> PAGEREF _Toc227835860 \h </w:instrText>
+            </w:r>
+            <w:r>
+              <w:rPr>
                 <w:noProof/>
                 <w:webHidden/>
-                <w:sz w:val="23"/>
-                <w:szCs w:val="23"/>
-              </w:rPr>
-            </w:r>
-            <w:r>
-              <w:rPr>
-                <w:rFonts w:ascii="Times New Roman" w:hAnsi="Times New Roman" w:cs="Times New Roman"/>
+                <w:sz w:val="28"/>
+                <w:szCs w:val="28"/>
+              </w:rPr>
+            </w:r>
+            <w:r>
+              <w:rPr>
                 <w:noProof/>
                 <w:webHidden/>
-                <w:sz w:val="23"/>
-                <w:szCs w:val="23"/>
+                <w:sz w:val="28"/>
+                <w:szCs w:val="28"/>
               </w:rPr>
               <w:fldChar w:fldCharType="separate"/>
             </w:r>
             <w:r>
               <w:rPr>
-                <w:rFonts w:ascii="Times New Roman" w:hAnsi="Times New Roman" w:cs="Times New Roman"/>
                 <w:noProof/>
                 <w:webHidden/>
-                <w:sz w:val="23"/>
-                <w:szCs w:val="23"/>
-              </w:rPr>
-              <w:t>13</w:t>
-            </w:r>
-            <w:r>
-              <w:rPr>
-                <w:rFonts w:ascii="Times New Roman" w:hAnsi="Times New Roman" w:cs="Times New Roman"/>
+                <w:sz w:val="28"/>
+                <w:szCs w:val="28"/>
+              </w:rPr>
+              <w:t>15</w:t>
+            </w:r>
+            <w:r>
+              <w:rPr>
                 <w:noProof/>
                 <w:webHidden/>
-                <w:sz w:val="23"/>
-                <w:szCs w:val="23"/>
+                <w:sz w:val="28"/>
+                <w:szCs w:val="28"/>
               </w:rPr>
               <w:fldChar w:fldCharType="end"/>
             </w:r>
@@ -2123,90 +1987,82 @@
               <w:tab w:val="right" w:leader="dot" w:pos="9628"/>
             </w:tabs>
             <w:rPr>
-              <w:rFonts w:ascii="Times New Roman" w:eastAsiaTheme="minorEastAsia" w:hAnsi="Times New Roman" w:cs="Times New Roman"/>
+              <w:rFonts w:eastAsiaTheme="minorEastAsia"/>
               <w:noProof/>
-              <w:sz w:val="23"/>
-              <w:szCs w:val="23"/>
+              <w:sz w:val="28"/>
+              <w:szCs w:val="28"/>
               <w:lang w:eastAsia="ru-RU"/>
             </w:rPr>
           </w:pPr>
-          <w:hyperlink w:anchor="_Toc226389729" w:history="1">
+          <w:hyperlink w:anchor="_Toc227835861" w:history="1">
             <w:r>
               <w:rPr>
                 <w:rStyle w:val="af0"/>
-                <w:rFonts w:ascii="Times New Roman" w:hAnsi="Times New Roman" w:cs="Times New Roman"/>
-                <w:noProof/>
-                <w:sz w:val="23"/>
-                <w:szCs w:val="23"/>
+                <w:noProof/>
+                <w:sz w:val="28"/>
+                <w:szCs w:val="28"/>
               </w:rPr>
               <w:t>2.1.3 Интерфейс приложения</w:t>
             </w:r>
             <w:r>
               <w:rPr>
-                <w:rFonts w:ascii="Times New Roman" w:hAnsi="Times New Roman" w:cs="Times New Roman"/>
                 <w:noProof/>
                 <w:webHidden/>
-                <w:sz w:val="23"/>
-                <w:szCs w:val="23"/>
+                <w:sz w:val="28"/>
+                <w:szCs w:val="28"/>
               </w:rPr>
               <w:tab/>
             </w:r>
             <w:r>
               <w:rPr>
-                <w:rFonts w:ascii="Times New Roman" w:hAnsi="Times New Roman" w:cs="Times New Roman"/>
                 <w:noProof/>
                 <w:webHidden/>
-                <w:sz w:val="23"/>
-                <w:szCs w:val="23"/>
+                <w:sz w:val="28"/>
+                <w:szCs w:val="28"/>
               </w:rPr>
               <w:fldChar w:fldCharType="begin"/>
             </w:r>
             <w:r>
               <w:rPr>
-                <w:rFonts w:ascii="Times New Roman" w:hAnsi="Times New Roman" w:cs="Times New Roman"/>
                 <w:noProof/>
                 <w:webHidden/>
-                <w:sz w:val="23"/>
-                <w:szCs w:val="23"/>
-              </w:rPr>
-              <w:instrText xml:space="preserve"> PAGEREF _Toc226389729 \h </w:instrText>
-            </w:r>
-            <w:r>
-              <w:rPr>
-                <w:rFonts w:ascii="Times New Roman" w:hAnsi="Times New Roman" w:cs="Times New Roman"/>
+                <w:sz w:val="28"/>
+                <w:szCs w:val="28"/>
+              </w:rPr>
+              <w:instrText xml:space="preserve"> PAGEREF _Toc227835861 \h </w:instrText>
+            </w:r>
+            <w:r>
+              <w:rPr>
                 <w:noProof/>
                 <w:webHidden/>
-                <w:sz w:val="23"/>
-                <w:szCs w:val="23"/>
-              </w:rPr>
-            </w:r>
-            <w:r>
-              <w:rPr>
-                <w:rFonts w:ascii="Times New Roman" w:hAnsi="Times New Roman" w:cs="Times New Roman"/>
+                <w:sz w:val="28"/>
+                <w:szCs w:val="28"/>
+              </w:rPr>
+            </w:r>
+            <w:r>
+              <w:rPr>
                 <w:noProof/>
                 <w:webHidden/>
-                <w:sz w:val="23"/>
-                <w:szCs w:val="23"/>
+                <w:sz w:val="28"/>
+                <w:szCs w:val="28"/>
               </w:rPr>
               <w:fldChar w:fldCharType="separate"/>
             </w:r>
             <w:r>
               <w:rPr>
-                <w:rFonts w:ascii="Times New Roman" w:hAnsi="Times New Roman" w:cs="Times New Roman"/>
                 <w:noProof/>
                 <w:webHidden/>
-                <w:sz w:val="23"/>
-                <w:szCs w:val="23"/>
-              </w:rPr>
-              <w:t>14</w:t>
-            </w:r>
-            <w:r>
-              <w:rPr>
-                <w:rFonts w:ascii="Times New Roman" w:hAnsi="Times New Roman" w:cs="Times New Roman"/>
+                <w:sz w:val="28"/>
+                <w:szCs w:val="28"/>
+              </w:rPr>
+              <w:t>16</w:t>
+            </w:r>
+            <w:r>
+              <w:rPr>
                 <w:noProof/>
                 <w:webHidden/>
-                <w:sz w:val="23"/>
-                <w:szCs w:val="23"/>
+                <w:sz w:val="28"/>
+                <w:szCs w:val="28"/>
               </w:rPr>
               <w:fldChar w:fldCharType="end"/>
             </w:r>
@@ -2219,90 +2075,82 @@
               <w:tab w:val="right" w:leader="dot" w:pos="9628"/>
             </w:tabs>
             <w:rPr>
-              <w:rFonts w:ascii="Times New Roman" w:eastAsiaTheme="minorEastAsia" w:hAnsi="Times New Roman" w:cs="Times New Roman"/>
+              <w:rFonts w:eastAsiaTheme="minorEastAsia"/>
               <w:noProof/>
-              <w:sz w:val="23"/>
-              <w:szCs w:val="23"/>
+              <w:sz w:val="28"/>
+              <w:szCs w:val="28"/>
               <w:lang w:eastAsia="ru-RU"/>
             </w:rPr>
           </w:pPr>
-          <w:hyperlink w:anchor="_Toc226389730" w:history="1">
+          <w:hyperlink w:anchor="_Toc227835862" w:history="1">
             <w:r>
               <w:rPr>
                 <w:rStyle w:val="af0"/>
-                <w:rFonts w:ascii="Times New Roman" w:hAnsi="Times New Roman" w:cs="Times New Roman"/>
-                <w:noProof/>
-                <w:sz w:val="23"/>
-                <w:szCs w:val="23"/>
+                <w:noProof/>
+                <w:sz w:val="28"/>
+                <w:szCs w:val="28"/>
               </w:rPr>
               <w:t>2.2 Анализ программного кода</w:t>
             </w:r>
             <w:r>
               <w:rPr>
-                <w:rFonts w:ascii="Times New Roman" w:hAnsi="Times New Roman" w:cs="Times New Roman"/>
                 <w:noProof/>
                 <w:webHidden/>
-                <w:sz w:val="23"/>
-                <w:szCs w:val="23"/>
+                <w:sz w:val="28"/>
+                <w:szCs w:val="28"/>
               </w:rPr>
               <w:tab/>
             </w:r>
             <w:r>
               <w:rPr>
-                <w:rFonts w:ascii="Times New Roman" w:hAnsi="Times New Roman" w:cs="Times New Roman"/>
                 <w:noProof/>
                 <w:webHidden/>
-                <w:sz w:val="23"/>
-                <w:szCs w:val="23"/>
+                <w:sz w:val="28"/>
+                <w:szCs w:val="28"/>
               </w:rPr>
               <w:fldChar w:fldCharType="begin"/>
             </w:r>
             <w:r>
               <w:rPr>
-                <w:rFonts w:ascii="Times New Roman" w:hAnsi="Times New Roman" w:cs="Times New Roman"/>
                 <w:noProof/>
                 <w:webHidden/>
-                <w:sz w:val="23"/>
-                <w:szCs w:val="23"/>
-              </w:rPr>
-              <w:instrText xml:space="preserve"> PAGEREF _Toc226389730 \h </w:instrText>
-            </w:r>
-            <w:r>
-              <w:rPr>
-                <w:rFonts w:ascii="Times New Roman" w:hAnsi="Times New Roman" w:cs="Times New Roman"/>
+                <w:sz w:val="28"/>
+                <w:szCs w:val="28"/>
+              </w:rPr>
+              <w:instrText xml:space="preserve"> PAGEREF _Toc227835862 \h </w:instrText>
+            </w:r>
+            <w:r>
+              <w:rPr>
                 <w:noProof/>
                 <w:webHidden/>
-                <w:sz w:val="23"/>
-                <w:szCs w:val="23"/>
-              </w:rPr>
-            </w:r>
-            <w:r>
-              <w:rPr>
-                <w:rFonts w:ascii="Times New Roman" w:hAnsi="Times New Roman" w:cs="Times New Roman"/>
+                <w:sz w:val="28"/>
+                <w:szCs w:val="28"/>
+              </w:rPr>
+            </w:r>
+            <w:r>
+              <w:rPr>
                 <w:noProof/>
                 <w:webHidden/>
-                <w:sz w:val="23"/>
-                <w:szCs w:val="23"/>
+                <w:sz w:val="28"/>
+                <w:szCs w:val="28"/>
               </w:rPr>
               <w:fldChar w:fldCharType="separate"/>
             </w:r>
             <w:r>
               <w:rPr>
-                <w:rFonts w:ascii="Times New Roman" w:hAnsi="Times New Roman" w:cs="Times New Roman"/>
                 <w:noProof/>
                 <w:webHidden/>
-                <w:sz w:val="23"/>
-                <w:szCs w:val="23"/>
-              </w:rPr>
-              <w:t>14</w:t>
-            </w:r>
-            <w:r>
-              <w:rPr>
-                <w:rFonts w:ascii="Times New Roman" w:hAnsi="Times New Roman" w:cs="Times New Roman"/>
+                <w:sz w:val="28"/>
+                <w:szCs w:val="28"/>
+              </w:rPr>
+              <w:t>16</w:t>
+            </w:r>
+            <w:r>
+              <w:rPr>
                 <w:noProof/>
                 <w:webHidden/>
-                <w:sz w:val="23"/>
-                <w:szCs w:val="23"/>
+                <w:sz w:val="28"/>
+                <w:szCs w:val="28"/>
               </w:rPr>
               <w:fldChar w:fldCharType="end"/>
             </w:r>
@@ -2315,90 +2163,82 @@
               <w:tab w:val="right" w:leader="dot" w:pos="9628"/>
             </w:tabs>
             <w:rPr>
-              <w:rFonts w:ascii="Times New Roman" w:eastAsiaTheme="minorEastAsia" w:hAnsi="Times New Roman" w:cs="Times New Roman"/>
+              <w:rFonts w:eastAsiaTheme="minorEastAsia"/>
               <w:noProof/>
-              <w:sz w:val="23"/>
-              <w:szCs w:val="23"/>
+              <w:sz w:val="28"/>
+              <w:szCs w:val="28"/>
               <w:lang w:eastAsia="ru-RU"/>
             </w:rPr>
           </w:pPr>
-          <w:hyperlink w:anchor="_Toc226389731" w:history="1">
+          <w:hyperlink w:anchor="_Toc227835863" w:history="1">
             <w:r>
               <w:rPr>
                 <w:rStyle w:val="af0"/>
-                <w:rFonts w:ascii="Times New Roman" w:hAnsi="Times New Roman" w:cs="Times New Roman"/>
-                <w:noProof/>
-                <w:sz w:val="23"/>
-                <w:szCs w:val="23"/>
+                <w:noProof/>
+                <w:sz w:val="28"/>
+                <w:szCs w:val="28"/>
               </w:rPr>
               <w:t>2.2.1 Модуль веб-скрапинга</w:t>
             </w:r>
             <w:r>
               <w:rPr>
-                <w:rFonts w:ascii="Times New Roman" w:hAnsi="Times New Roman" w:cs="Times New Roman"/>
                 <w:noProof/>
                 <w:webHidden/>
-                <w:sz w:val="23"/>
-                <w:szCs w:val="23"/>
+                <w:sz w:val="28"/>
+                <w:szCs w:val="28"/>
               </w:rPr>
               <w:tab/>
             </w:r>
             <w:r>
               <w:rPr>
-                <w:rFonts w:ascii="Times New Roman" w:hAnsi="Times New Roman" w:cs="Times New Roman"/>
                 <w:noProof/>
                 <w:webHidden/>
-                <w:sz w:val="23"/>
-                <w:szCs w:val="23"/>
+                <w:sz w:val="28"/>
+                <w:szCs w:val="28"/>
               </w:rPr>
               <w:fldChar w:fldCharType="begin"/>
             </w:r>
             <w:r>
               <w:rPr>
-                <w:rFonts w:ascii="Times New Roman" w:hAnsi="Times New Roman" w:cs="Times New Roman"/>
                 <w:noProof/>
                 <w:webHidden/>
-                <w:sz w:val="23"/>
-                <w:szCs w:val="23"/>
-              </w:rPr>
-              <w:instrText xml:space="preserve"> PAGEREF _Toc226389731 \h </w:instrText>
-            </w:r>
-            <w:r>
-              <w:rPr>
-                <w:rFonts w:ascii="Times New Roman" w:hAnsi="Times New Roman" w:cs="Times New Roman"/>
+                <w:sz w:val="28"/>
+                <w:szCs w:val="28"/>
+              </w:rPr>
+              <w:instrText xml:space="preserve"> PAGEREF _Toc227835863 \h </w:instrText>
+            </w:r>
+            <w:r>
+              <w:rPr>
                 <w:noProof/>
                 <w:webHidden/>
-                <w:sz w:val="23"/>
-                <w:szCs w:val="23"/>
-              </w:rPr>
-            </w:r>
-            <w:r>
-              <w:rPr>
-                <w:rFonts w:ascii="Times New Roman" w:hAnsi="Times New Roman" w:cs="Times New Roman"/>
+                <w:sz w:val="28"/>
+                <w:szCs w:val="28"/>
+              </w:rPr>
+            </w:r>
+            <w:r>
+              <w:rPr>
                 <w:noProof/>
                 <w:webHidden/>
-                <w:sz w:val="23"/>
-                <w:szCs w:val="23"/>
+                <w:sz w:val="28"/>
+                <w:szCs w:val="28"/>
               </w:rPr>
               <w:fldChar w:fldCharType="separate"/>
             </w:r>
             <w:r>
               <w:rPr>
-                <w:rFonts w:ascii="Times New Roman" w:hAnsi="Times New Roman" w:cs="Times New Roman"/>
                 <w:noProof/>
                 <w:webHidden/>
-                <w:sz w:val="23"/>
-                <w:szCs w:val="23"/>
-              </w:rPr>
-              <w:t>14</w:t>
-            </w:r>
-            <w:r>
-              <w:rPr>
-                <w:rFonts w:ascii="Times New Roman" w:hAnsi="Times New Roman" w:cs="Times New Roman"/>
+                <w:sz w:val="28"/>
+                <w:szCs w:val="28"/>
+              </w:rPr>
+              <w:t>16</w:t>
+            </w:r>
+            <w:r>
+              <w:rPr>
                 <w:noProof/>
                 <w:webHidden/>
-                <w:sz w:val="23"/>
-                <w:szCs w:val="23"/>
+                <w:sz w:val="28"/>
+                <w:szCs w:val="28"/>
               </w:rPr>
               <w:fldChar w:fldCharType="end"/>
             </w:r>
@@ -2411,90 +2251,82 @@
               <w:tab w:val="right" w:leader="dot" w:pos="9628"/>
             </w:tabs>
             <w:rPr>
-              <w:rFonts w:ascii="Times New Roman" w:eastAsiaTheme="minorEastAsia" w:hAnsi="Times New Roman" w:cs="Times New Roman"/>
+              <w:rFonts w:eastAsiaTheme="minorEastAsia"/>
               <w:noProof/>
-              <w:sz w:val="23"/>
-              <w:szCs w:val="23"/>
+              <w:sz w:val="28"/>
+              <w:szCs w:val="28"/>
               <w:lang w:eastAsia="ru-RU"/>
             </w:rPr>
           </w:pPr>
-          <w:hyperlink w:anchor="_Toc226389732" w:history="1">
+          <w:hyperlink w:anchor="_Toc227835864" w:history="1">
             <w:r>
               <w:rPr>
                 <w:rStyle w:val="af0"/>
-                <w:rFonts w:ascii="Times New Roman" w:hAnsi="Times New Roman" w:cs="Times New Roman"/>
-                <w:noProof/>
-                <w:sz w:val="23"/>
-                <w:szCs w:val="23"/>
+                <w:noProof/>
+                <w:sz w:val="28"/>
+                <w:szCs w:val="28"/>
               </w:rPr>
               <w:t>2.2.2 Класс графического интерфейса</w:t>
             </w:r>
             <w:r>
               <w:rPr>
-                <w:rFonts w:ascii="Times New Roman" w:hAnsi="Times New Roman" w:cs="Times New Roman"/>
                 <w:noProof/>
                 <w:webHidden/>
-                <w:sz w:val="23"/>
-                <w:szCs w:val="23"/>
+                <w:sz w:val="28"/>
+                <w:szCs w:val="28"/>
               </w:rPr>
               <w:tab/>
             </w:r>
             <w:r>
               <w:rPr>
-                <w:rFonts w:ascii="Times New Roman" w:hAnsi="Times New Roman" w:cs="Times New Roman"/>
                 <w:noProof/>
                 <w:webHidden/>
-                <w:sz w:val="23"/>
-                <w:szCs w:val="23"/>
+                <w:sz w:val="28"/>
+                <w:szCs w:val="28"/>
               </w:rPr>
               <w:fldChar w:fldCharType="begin"/>
             </w:r>
             <w:r>
               <w:rPr>
-                <w:rFonts w:ascii="Times New Roman" w:hAnsi="Times New Roman" w:cs="Times New Roman"/>
                 <w:noProof/>
                 <w:webHidden/>
-                <w:sz w:val="23"/>
-                <w:szCs w:val="23"/>
-              </w:rPr>
-              <w:instrText xml:space="preserve"> PAGEREF _Toc226389732 \h </w:instrText>
-            </w:r>
-            <w:r>
-              <w:rPr>
-                <w:rFonts w:ascii="Times New Roman" w:hAnsi="Times New Roman" w:cs="Times New Roman"/>
+                <w:sz w:val="28"/>
+                <w:szCs w:val="28"/>
+              </w:rPr>
+              <w:instrText xml:space="preserve"> PAGEREF _Toc227835864 \h </w:instrText>
+            </w:r>
+            <w:r>
+              <w:rPr>
                 <w:noProof/>
                 <w:webHidden/>
-                <w:sz w:val="23"/>
-                <w:szCs w:val="23"/>
-              </w:rPr>
-            </w:r>
-            <w:r>
-              <w:rPr>
-                <w:rFonts w:ascii="Times New Roman" w:hAnsi="Times New Roman" w:cs="Times New Roman"/>
+                <w:sz w:val="28"/>
+                <w:szCs w:val="28"/>
+              </w:rPr>
+            </w:r>
+            <w:r>
+              <w:rPr>
                 <w:noProof/>
                 <w:webHidden/>
-                <w:sz w:val="23"/>
-                <w:szCs w:val="23"/>
+                <w:sz w:val="28"/>
+                <w:szCs w:val="28"/>
               </w:rPr>
               <w:fldChar w:fldCharType="separate"/>
             </w:r>
             <w:r>
               <w:rPr>
-                <w:rFonts w:ascii="Times New Roman" w:hAnsi="Times New Roman" w:cs="Times New Roman"/>
                 <w:noProof/>
                 <w:webHidden/>
-                <w:sz w:val="23"/>
-                <w:szCs w:val="23"/>
-              </w:rPr>
-              <w:t>17</w:t>
-            </w:r>
-            <w:r>
-              <w:rPr>
-                <w:rFonts w:ascii="Times New Roman" w:hAnsi="Times New Roman" w:cs="Times New Roman"/>
+                <w:sz w:val="28"/>
+                <w:szCs w:val="28"/>
+              </w:rPr>
+              <w:t>19</w:t>
+            </w:r>
+            <w:r>
+              <w:rPr>
                 <w:noProof/>
                 <w:webHidden/>
-                <w:sz w:val="23"/>
-                <w:szCs w:val="23"/>
+                <w:sz w:val="28"/>
+                <w:szCs w:val="28"/>
               </w:rPr>
               <w:fldChar w:fldCharType="end"/>
             </w:r>
@@ -2507,90 +2339,82 @@
               <w:tab w:val="right" w:leader="dot" w:pos="9628"/>
             </w:tabs>
             <w:rPr>
-              <w:rFonts w:ascii="Times New Roman" w:eastAsiaTheme="minorEastAsia" w:hAnsi="Times New Roman" w:cs="Times New Roman"/>
+              <w:rFonts w:eastAsiaTheme="minorEastAsia"/>
               <w:noProof/>
-              <w:sz w:val="23"/>
-              <w:szCs w:val="23"/>
+              <w:sz w:val="28"/>
+              <w:szCs w:val="28"/>
               <w:lang w:eastAsia="ru-RU"/>
             </w:rPr>
           </w:pPr>
-          <w:hyperlink w:anchor="_Toc226389733" w:history="1">
+          <w:hyperlink w:anchor="_Toc227835865" w:history="1">
             <w:r>
               <w:rPr>
                 <w:rStyle w:val="af0"/>
-                <w:rFonts w:ascii="Times New Roman" w:hAnsi="Times New Roman" w:cs="Times New Roman"/>
-                <w:noProof/>
-                <w:sz w:val="23"/>
-                <w:szCs w:val="23"/>
+                <w:noProof/>
+                <w:sz w:val="28"/>
+                <w:szCs w:val="28"/>
               </w:rPr>
               <w:t>2.3 Тестирование приложения</w:t>
             </w:r>
             <w:r>
               <w:rPr>
-                <w:rFonts w:ascii="Times New Roman" w:hAnsi="Times New Roman" w:cs="Times New Roman"/>
                 <w:noProof/>
                 <w:webHidden/>
-                <w:sz w:val="23"/>
-                <w:szCs w:val="23"/>
+                <w:sz w:val="28"/>
+                <w:szCs w:val="28"/>
               </w:rPr>
               <w:tab/>
             </w:r>
             <w:r>
               <w:rPr>
-                <w:rFonts w:ascii="Times New Roman" w:hAnsi="Times New Roman" w:cs="Times New Roman"/>
                 <w:noProof/>
                 <w:webHidden/>
-                <w:sz w:val="23"/>
-                <w:szCs w:val="23"/>
+                <w:sz w:val="28"/>
+                <w:szCs w:val="28"/>
               </w:rPr>
               <w:fldChar w:fldCharType="begin"/>
             </w:r>
             <w:r>
               <w:rPr>
-                <w:rFonts w:ascii="Times New Roman" w:hAnsi="Times New Roman" w:cs="Times New Roman"/>
                 <w:noProof/>
                 <w:webHidden/>
-                <w:sz w:val="23"/>
-                <w:szCs w:val="23"/>
-              </w:rPr>
-              <w:instrText xml:space="preserve"> PAGEREF _Toc226389733 \h </w:instrText>
-            </w:r>
-            <w:r>
-              <w:rPr>
-                <w:rFonts w:ascii="Times New Roman" w:hAnsi="Times New Roman" w:cs="Times New Roman"/>
+                <w:sz w:val="28"/>
+                <w:szCs w:val="28"/>
+              </w:rPr>
+              <w:instrText xml:space="preserve"> PAGEREF _Toc227835865 \h </w:instrText>
+            </w:r>
+            <w:r>
+              <w:rPr>
                 <w:noProof/>
                 <w:webHidden/>
-                <w:sz w:val="23"/>
-                <w:szCs w:val="23"/>
-              </w:rPr>
-            </w:r>
-            <w:r>
-              <w:rPr>
-                <w:rFonts w:ascii="Times New Roman" w:hAnsi="Times New Roman" w:cs="Times New Roman"/>
+                <w:sz w:val="28"/>
+                <w:szCs w:val="28"/>
+              </w:rPr>
+            </w:r>
+            <w:r>
+              <w:rPr>
                 <w:noProof/>
                 <w:webHidden/>
-                <w:sz w:val="23"/>
-                <w:szCs w:val="23"/>
+                <w:sz w:val="28"/>
+                <w:szCs w:val="28"/>
               </w:rPr>
               <w:fldChar w:fldCharType="separate"/>
             </w:r>
             <w:r>
               <w:rPr>
-                <w:rFonts w:ascii="Times New Roman" w:hAnsi="Times New Roman" w:cs="Times New Roman"/>
                 <w:noProof/>
                 <w:webHidden/>
-                <w:sz w:val="23"/>
-                <w:szCs w:val="23"/>
-              </w:rPr>
-              <w:t>18</w:t>
-            </w:r>
-            <w:r>
-              <w:rPr>
-                <w:rFonts w:ascii="Times New Roman" w:hAnsi="Times New Roman" w:cs="Times New Roman"/>
+                <w:sz w:val="28"/>
+                <w:szCs w:val="28"/>
+              </w:rPr>
+              <w:t>20</w:t>
+            </w:r>
+            <w:r>
+              <w:rPr>
                 <w:noProof/>
                 <w:webHidden/>
-                <w:sz w:val="23"/>
-                <w:szCs w:val="23"/>
+                <w:sz w:val="28"/>
+                <w:szCs w:val="28"/>
               </w:rPr>
               <w:fldChar w:fldCharType="end"/>
             </w:r>
@@ -2603,90 +2427,82 @@
               <w:tab w:val="right" w:leader="dot" w:pos="9628"/>
             </w:tabs>
             <w:rPr>
-              <w:rFonts w:ascii="Times New Roman" w:eastAsiaTheme="minorEastAsia" w:hAnsi="Times New Roman" w:cs="Times New Roman"/>
+              <w:rFonts w:eastAsiaTheme="minorEastAsia"/>
               <w:noProof/>
-              <w:sz w:val="23"/>
-              <w:szCs w:val="23"/>
+              <w:sz w:val="28"/>
+              <w:szCs w:val="28"/>
               <w:lang w:eastAsia="ru-RU"/>
             </w:rPr>
           </w:pPr>
-          <w:hyperlink w:anchor="_Toc226389734" w:history="1">
+          <w:hyperlink w:anchor="_Toc227835866" w:history="1">
             <w:r>
               <w:rPr>
                 <w:rStyle w:val="af0"/>
-                <w:rFonts w:ascii="Times New Roman" w:hAnsi="Times New Roman" w:cs="Times New Roman"/>
-                <w:noProof/>
-                <w:sz w:val="23"/>
-                <w:szCs w:val="23"/>
+                <w:noProof/>
+                <w:sz w:val="28"/>
+                <w:szCs w:val="28"/>
               </w:rPr>
               <w:t>2.3.1 Тестирование и результаты</w:t>
             </w:r>
             <w:r>
               <w:rPr>
-                <w:rFonts w:ascii="Times New Roman" w:hAnsi="Times New Roman" w:cs="Times New Roman"/>
                 <w:noProof/>
                 <w:webHidden/>
-                <w:sz w:val="23"/>
-                <w:szCs w:val="23"/>
+                <w:sz w:val="28"/>
+                <w:szCs w:val="28"/>
               </w:rPr>
               <w:tab/>
             </w:r>
             <w:r>
               <w:rPr>
-                <w:rFonts w:ascii="Times New Roman" w:hAnsi="Times New Roman" w:cs="Times New Roman"/>
                 <w:noProof/>
                 <w:webHidden/>
-                <w:sz w:val="23"/>
-                <w:szCs w:val="23"/>
+                <w:sz w:val="28"/>
+                <w:szCs w:val="28"/>
               </w:rPr>
               <w:fldChar w:fldCharType="begin"/>
             </w:r>
             <w:r>
               <w:rPr>
-                <w:rFonts w:ascii="Times New Roman" w:hAnsi="Times New Roman" w:cs="Times New Roman"/>
                 <w:noProof/>
                 <w:webHidden/>
-                <w:sz w:val="23"/>
-                <w:szCs w:val="23"/>
-              </w:rPr>
-              <w:instrText xml:space="preserve"> PAGEREF _Toc226389734 \h </w:instrText>
-            </w:r>
-            <w:r>
-              <w:rPr>
-                <w:rFonts w:ascii="Times New Roman" w:hAnsi="Times New Roman" w:cs="Times New Roman"/>
+                <w:sz w:val="28"/>
+                <w:szCs w:val="28"/>
+              </w:rPr>
+              <w:instrText xml:space="preserve"> PAGEREF _Toc227835866 \h </w:instrText>
+            </w:r>
+            <w:r>
+              <w:rPr>
                 <w:noProof/>
                 <w:webHidden/>
-                <w:sz w:val="23"/>
-                <w:szCs w:val="23"/>
-              </w:rPr>
-            </w:r>
-            <w:r>
-              <w:rPr>
-                <w:rFonts w:ascii="Times New Roman" w:hAnsi="Times New Roman" w:cs="Times New Roman"/>
+                <w:sz w:val="28"/>
+                <w:szCs w:val="28"/>
+              </w:rPr>
+            </w:r>
+            <w:r>
+              <w:rPr>
                 <w:noProof/>
                 <w:webHidden/>
-                <w:sz w:val="23"/>
-                <w:szCs w:val="23"/>
+                <w:sz w:val="28"/>
+                <w:szCs w:val="28"/>
               </w:rPr>
               <w:fldChar w:fldCharType="separate"/>
             </w:r>
             <w:r>
               <w:rPr>
-                <w:rFonts w:ascii="Times New Roman" w:hAnsi="Times New Roman" w:cs="Times New Roman"/>
                 <w:noProof/>
                 <w:webHidden/>
-                <w:sz w:val="23"/>
-                <w:szCs w:val="23"/>
-              </w:rPr>
-              <w:t>18</w:t>
-            </w:r>
-            <w:r>
-              <w:rPr>
-                <w:rFonts w:ascii="Times New Roman" w:hAnsi="Times New Roman" w:cs="Times New Roman"/>
+                <w:sz w:val="28"/>
+                <w:szCs w:val="28"/>
+              </w:rPr>
+              <w:t>20</w:t>
+            </w:r>
+            <w:r>
+              <w:rPr>
                 <w:noProof/>
                 <w:webHidden/>
-                <w:sz w:val="23"/>
-                <w:szCs w:val="23"/>
+                <w:sz w:val="28"/>
+                <w:szCs w:val="28"/>
               </w:rPr>
               <w:fldChar w:fldCharType="end"/>
             </w:r>
@@ -2699,90 +2515,82 @@
               <w:tab w:val="right" w:leader="dot" w:pos="9628"/>
             </w:tabs>
             <w:rPr>
-              <w:rFonts w:ascii="Times New Roman" w:eastAsiaTheme="minorEastAsia" w:hAnsi="Times New Roman" w:cs="Times New Roman"/>
+              <w:rFonts w:eastAsiaTheme="minorEastAsia"/>
               <w:noProof/>
-              <w:sz w:val="23"/>
-              <w:szCs w:val="23"/>
+              <w:sz w:val="28"/>
+              <w:szCs w:val="28"/>
               <w:lang w:eastAsia="ru-RU"/>
             </w:rPr>
           </w:pPr>
-          <w:hyperlink w:anchor="_Toc226389735" w:history="1">
+          <w:hyperlink w:anchor="_Toc227835867" w:history="1">
             <w:r>
               <w:rPr>
                 <w:rStyle w:val="af0"/>
-                <w:rFonts w:ascii="Times New Roman" w:hAnsi="Times New Roman" w:cs="Times New Roman"/>
-                <w:noProof/>
-                <w:sz w:val="23"/>
-                <w:szCs w:val="23"/>
+                <w:noProof/>
+                <w:sz w:val="28"/>
+                <w:szCs w:val="28"/>
               </w:rPr>
               <w:t>2.3.2 Выявленные ограничения</w:t>
             </w:r>
             <w:r>
               <w:rPr>
-                <w:rFonts w:ascii="Times New Roman" w:hAnsi="Times New Roman" w:cs="Times New Roman"/>
                 <w:noProof/>
                 <w:webHidden/>
-                <w:sz w:val="23"/>
-                <w:szCs w:val="23"/>
+                <w:sz w:val="28"/>
+                <w:szCs w:val="28"/>
               </w:rPr>
               <w:tab/>
             </w:r>
             <w:r>
               <w:rPr>
-                <w:rFonts w:ascii="Times New Roman" w:hAnsi="Times New Roman" w:cs="Times New Roman"/>
                 <w:noProof/>
                 <w:webHidden/>
-                <w:sz w:val="23"/>
-                <w:szCs w:val="23"/>
+                <w:sz w:val="28"/>
+                <w:szCs w:val="28"/>
               </w:rPr>
               <w:fldChar w:fldCharType="begin"/>
             </w:r>
             <w:r>
               <w:rPr>
-                <w:rFonts w:ascii="Times New Roman" w:hAnsi="Times New Roman" w:cs="Times New Roman"/>
                 <w:noProof/>
                 <w:webHidden/>
-                <w:sz w:val="23"/>
-                <w:szCs w:val="23"/>
-              </w:rPr>
-              <w:instrText xml:space="preserve"> PAGEREF _Toc226389735 \h </w:instrText>
-            </w:r>
-            <w:r>
-              <w:rPr>
-                <w:rFonts w:ascii="Times New Roman" w:hAnsi="Times New Roman" w:cs="Times New Roman"/>
+                <w:sz w:val="28"/>
+                <w:szCs w:val="28"/>
+              </w:rPr>
+              <w:instrText xml:space="preserve"> PAGEREF _Toc227835867 \h </w:instrText>
+            </w:r>
+            <w:r>
+              <w:rPr>
                 <w:noProof/>
                 <w:webHidden/>
-                <w:sz w:val="23"/>
-                <w:szCs w:val="23"/>
-              </w:rPr>
-            </w:r>
-            <w:r>
-              <w:rPr>
-                <w:rFonts w:ascii="Times New Roman" w:hAnsi="Times New Roman" w:cs="Times New Roman"/>
+                <w:sz w:val="28"/>
+                <w:szCs w:val="28"/>
+              </w:rPr>
+            </w:r>
+            <w:r>
+              <w:rPr>
                 <w:noProof/>
                 <w:webHidden/>
-                <w:sz w:val="23"/>
-                <w:szCs w:val="23"/>
+                <w:sz w:val="28"/>
+                <w:szCs w:val="28"/>
               </w:rPr>
               <w:fldChar w:fldCharType="separate"/>
             </w:r>
             <w:r>
               <w:rPr>
-                <w:rFonts w:ascii="Times New Roman" w:hAnsi="Times New Roman" w:cs="Times New Roman"/>
                 <w:noProof/>
                 <w:webHidden/>
-                <w:sz w:val="23"/>
-                <w:szCs w:val="23"/>
-              </w:rPr>
-              <w:t>19</w:t>
-            </w:r>
-            <w:r>
-              <w:rPr>
-                <w:rFonts w:ascii="Times New Roman" w:hAnsi="Times New Roman" w:cs="Times New Roman"/>
+                <w:sz w:val="28"/>
+                <w:szCs w:val="28"/>
+              </w:rPr>
+              <w:t>21</w:t>
+            </w:r>
+            <w:r>
+              <w:rPr>
                 <w:noProof/>
                 <w:webHidden/>
-                <w:sz w:val="23"/>
-                <w:szCs w:val="23"/>
+                <w:sz w:val="28"/>
+                <w:szCs w:val="28"/>
               </w:rPr>
               <w:fldChar w:fldCharType="end"/>
             </w:r>
@@ -2795,90 +2603,82 @@
               <w:tab w:val="right" w:leader="dot" w:pos="9628"/>
             </w:tabs>
             <w:rPr>
-              <w:rFonts w:ascii="Times New Roman" w:eastAsiaTheme="minorEastAsia" w:hAnsi="Times New Roman" w:cs="Times New Roman"/>
+              <w:rFonts w:eastAsiaTheme="minorEastAsia"/>
               <w:noProof/>
-              <w:sz w:val="23"/>
-              <w:szCs w:val="23"/>
+              <w:sz w:val="28"/>
+              <w:szCs w:val="28"/>
               <w:lang w:eastAsia="ru-RU"/>
             </w:rPr>
           </w:pPr>
-          <w:hyperlink w:anchor="_Toc226389736" w:history="1">
+          <w:hyperlink w:anchor="_Toc227835868" w:history="1">
             <w:r>
               <w:rPr>
                 <w:rStyle w:val="af0"/>
-                <w:rFonts w:ascii="Times New Roman" w:hAnsi="Times New Roman" w:cs="Times New Roman"/>
-                <w:noProof/>
-                <w:sz w:val="23"/>
-                <w:szCs w:val="23"/>
+                <w:noProof/>
+                <w:sz w:val="28"/>
+                <w:szCs w:val="28"/>
               </w:rPr>
               <w:t>2.4 Инструкция пользователя</w:t>
             </w:r>
             <w:r>
               <w:rPr>
-                <w:rFonts w:ascii="Times New Roman" w:hAnsi="Times New Roman" w:cs="Times New Roman"/>
                 <w:noProof/>
                 <w:webHidden/>
-                <w:sz w:val="23"/>
-                <w:szCs w:val="23"/>
+                <w:sz w:val="28"/>
+                <w:szCs w:val="28"/>
               </w:rPr>
               <w:tab/>
             </w:r>
             <w:r>
               <w:rPr>
-                <w:rFonts w:ascii="Times New Roman" w:hAnsi="Times New Roman" w:cs="Times New Roman"/>
                 <w:noProof/>
                 <w:webHidden/>
-                <w:sz w:val="23"/>
-                <w:szCs w:val="23"/>
+                <w:sz w:val="28"/>
+                <w:szCs w:val="28"/>
               </w:rPr>
               <w:fldChar w:fldCharType="begin"/>
             </w:r>
             <w:r>
               <w:rPr>
-                <w:rFonts w:ascii="Times New Roman" w:hAnsi="Times New Roman" w:cs="Times New Roman"/>
                 <w:noProof/>
                 <w:webHidden/>
-                <w:sz w:val="23"/>
-                <w:szCs w:val="23"/>
-              </w:rPr>
-              <w:instrText xml:space="preserve"> PAGEREF _Toc226389736 \h </w:instrText>
-            </w:r>
-            <w:r>
-              <w:rPr>
-                <w:rFonts w:ascii="Times New Roman" w:hAnsi="Times New Roman" w:cs="Times New Roman"/>
+                <w:sz w:val="28"/>
+                <w:szCs w:val="28"/>
+              </w:rPr>
+              <w:instrText xml:space="preserve"> PAGEREF _Toc227835868 \h </w:instrText>
+            </w:r>
+            <w:r>
+              <w:rPr>
                 <w:noProof/>
                 <w:webHidden/>
-                <w:sz w:val="23"/>
-                <w:szCs w:val="23"/>
-              </w:rPr>
-            </w:r>
-            <w:r>
-              <w:rPr>
-                <w:rFonts w:ascii="Times New Roman" w:hAnsi="Times New Roman" w:cs="Times New Roman"/>
+                <w:sz w:val="28"/>
+                <w:szCs w:val="28"/>
+              </w:rPr>
+            </w:r>
+            <w:r>
+              <w:rPr>
                 <w:noProof/>
                 <w:webHidden/>
-                <w:sz w:val="23"/>
-                <w:szCs w:val="23"/>
+                <w:sz w:val="28"/>
+                <w:szCs w:val="28"/>
               </w:rPr>
               <w:fldChar w:fldCharType="separate"/>
             </w:r>
             <w:r>
               <w:rPr>
-                <w:rFonts w:ascii="Times New Roman" w:hAnsi="Times New Roman" w:cs="Times New Roman"/>
                 <w:noProof/>
                 <w:webHidden/>
-                <w:sz w:val="23"/>
-                <w:szCs w:val="23"/>
-              </w:rPr>
-              <w:t>20</w:t>
-            </w:r>
-            <w:r>
-              <w:rPr>
-                <w:rFonts w:ascii="Times New Roman" w:hAnsi="Times New Roman" w:cs="Times New Roman"/>
+                <w:sz w:val="28"/>
+                <w:szCs w:val="28"/>
+              </w:rPr>
+              <w:t>22</w:t>
+            </w:r>
+            <w:r>
+              <w:rPr>
                 <w:noProof/>
                 <w:webHidden/>
-                <w:sz w:val="23"/>
-                <w:szCs w:val="23"/>
+                <w:sz w:val="28"/>
+                <w:szCs w:val="28"/>
               </w:rPr>
               <w:fldChar w:fldCharType="end"/>
             </w:r>
@@ -2891,90 +2691,82 @@
               <w:tab w:val="right" w:leader="dot" w:pos="9628"/>
             </w:tabs>
             <w:rPr>
-              <w:rFonts w:ascii="Times New Roman" w:eastAsiaTheme="minorEastAsia" w:hAnsi="Times New Roman" w:cs="Times New Roman"/>
+              <w:rFonts w:eastAsiaTheme="minorEastAsia"/>
               <w:noProof/>
-              <w:sz w:val="23"/>
-              <w:szCs w:val="23"/>
+              <w:sz w:val="28"/>
+              <w:szCs w:val="28"/>
               <w:lang w:eastAsia="ru-RU"/>
             </w:rPr>
           </w:pPr>
-          <w:hyperlink w:anchor="_Toc226389737" w:history="1">
+          <w:hyperlink w:anchor="_Toc227835869" w:history="1">
             <w:r>
               <w:rPr>
                 <w:rStyle w:val="af0"/>
-                <w:rFonts w:ascii="Times New Roman" w:hAnsi="Times New Roman" w:cs="Times New Roman"/>
-                <w:noProof/>
-                <w:sz w:val="23"/>
-                <w:szCs w:val="23"/>
+                <w:noProof/>
+                <w:sz w:val="28"/>
+                <w:szCs w:val="28"/>
               </w:rPr>
               <w:t>2.4.1 Установка</w:t>
             </w:r>
             <w:r>
               <w:rPr>
-                <w:rFonts w:ascii="Times New Roman" w:hAnsi="Times New Roman" w:cs="Times New Roman"/>
                 <w:noProof/>
                 <w:webHidden/>
-                <w:sz w:val="23"/>
-                <w:szCs w:val="23"/>
+                <w:sz w:val="28"/>
+                <w:szCs w:val="28"/>
               </w:rPr>
               <w:tab/>
             </w:r>
             <w:r>
               <w:rPr>
-                <w:rFonts w:ascii="Times New Roman" w:hAnsi="Times New Roman" w:cs="Times New Roman"/>
                 <w:noProof/>
                 <w:webHidden/>
-                <w:sz w:val="23"/>
-                <w:szCs w:val="23"/>
+                <w:sz w:val="28"/>
+                <w:szCs w:val="28"/>
               </w:rPr>
               <w:fldChar w:fldCharType="begin"/>
             </w:r>
             <w:r>
               <w:rPr>
-                <w:rFonts w:ascii="Times New Roman" w:hAnsi="Times New Roman" w:cs="Times New Roman"/>
                 <w:noProof/>
                 <w:webHidden/>
-                <w:sz w:val="23"/>
-                <w:szCs w:val="23"/>
-              </w:rPr>
-              <w:instrText xml:space="preserve"> PAGEREF _Toc226389737 \h </w:instrText>
-            </w:r>
-            <w:r>
-              <w:rPr>
-                <w:rFonts w:ascii="Times New Roman" w:hAnsi="Times New Roman" w:cs="Times New Roman"/>
+                <w:sz w:val="28"/>
+                <w:szCs w:val="28"/>
+              </w:rPr>
+              <w:instrText xml:space="preserve"> PAGEREF _Toc227835869 \h </w:instrText>
+            </w:r>
+            <w:r>
+              <w:rPr>
                 <w:noProof/>
                 <w:webHidden/>
-                <w:sz w:val="23"/>
-                <w:szCs w:val="23"/>
-              </w:rPr>
-            </w:r>
-            <w:r>
-              <w:rPr>
-                <w:rFonts w:ascii="Times New Roman" w:hAnsi="Times New Roman" w:cs="Times New Roman"/>
+                <w:sz w:val="28"/>
+                <w:szCs w:val="28"/>
+              </w:rPr>
+            </w:r>
+            <w:r>
+              <w:rPr>
                 <w:noProof/>
                 <w:webHidden/>
-                <w:sz w:val="23"/>
-                <w:szCs w:val="23"/>
+                <w:sz w:val="28"/>
+                <w:szCs w:val="28"/>
               </w:rPr>
               <w:fldChar w:fldCharType="separate"/>
             </w:r>
             <w:r>
               <w:rPr>
-                <w:rFonts w:ascii="Times New Roman" w:hAnsi="Times New Roman" w:cs="Times New Roman"/>
                 <w:noProof/>
                 <w:webHidden/>
-                <w:sz w:val="23"/>
-                <w:szCs w:val="23"/>
-              </w:rPr>
-              <w:t>20</w:t>
-            </w:r>
-            <w:r>
-              <w:rPr>
-                <w:rFonts w:ascii="Times New Roman" w:hAnsi="Times New Roman" w:cs="Times New Roman"/>
+                <w:sz w:val="28"/>
+                <w:szCs w:val="28"/>
+              </w:rPr>
+              <w:t>22</w:t>
+            </w:r>
+            <w:r>
+              <w:rPr>
                 <w:noProof/>
                 <w:webHidden/>
-                <w:sz w:val="23"/>
-                <w:szCs w:val="23"/>
+                <w:sz w:val="28"/>
+                <w:szCs w:val="28"/>
               </w:rPr>
               <w:fldChar w:fldCharType="end"/>
             </w:r>
@@ -2987,90 +2779,82 @@
               <w:tab w:val="right" w:leader="dot" w:pos="9628"/>
             </w:tabs>
             <w:rPr>
-              <w:rFonts w:ascii="Times New Roman" w:eastAsiaTheme="minorEastAsia" w:hAnsi="Times New Roman" w:cs="Times New Roman"/>
+              <w:rFonts w:eastAsiaTheme="minorEastAsia"/>
               <w:noProof/>
-              <w:sz w:val="23"/>
-              <w:szCs w:val="23"/>
+              <w:sz w:val="28"/>
+              <w:szCs w:val="28"/>
               <w:lang w:eastAsia="ru-RU"/>
             </w:rPr>
           </w:pPr>
-          <w:hyperlink w:anchor="_Toc226389738" w:history="1">
+          <w:hyperlink w:anchor="_Toc227835870" w:history="1">
             <w:r>
               <w:rPr>
                 <w:rStyle w:val="af0"/>
-                <w:rFonts w:ascii="Times New Roman" w:hAnsi="Times New Roman" w:cs="Times New Roman"/>
-                <w:noProof/>
-                <w:sz w:val="23"/>
-                <w:szCs w:val="23"/>
+                <w:noProof/>
+                <w:sz w:val="28"/>
+                <w:szCs w:val="28"/>
               </w:rPr>
               <w:t>2.4.2 Начало работы</w:t>
             </w:r>
             <w:r>
               <w:rPr>
-                <w:rFonts w:ascii="Times New Roman" w:hAnsi="Times New Roman" w:cs="Times New Roman"/>
                 <w:noProof/>
                 <w:webHidden/>
-                <w:sz w:val="23"/>
-                <w:szCs w:val="23"/>
+                <w:sz w:val="28"/>
+                <w:szCs w:val="28"/>
               </w:rPr>
               <w:tab/>
             </w:r>
             <w:r>
               <w:rPr>
-                <w:rFonts w:ascii="Times New Roman" w:hAnsi="Times New Roman" w:cs="Times New Roman"/>
                 <w:noProof/>
                 <w:webHidden/>
-                <w:sz w:val="23"/>
-                <w:szCs w:val="23"/>
+                <w:sz w:val="28"/>
+                <w:szCs w:val="28"/>
               </w:rPr>
               <w:fldChar w:fldCharType="begin"/>
             </w:r>
             <w:r>
               <w:rPr>
-                <w:rFonts w:ascii="Times New Roman" w:hAnsi="Times New Roman" w:cs="Times New Roman"/>
                 <w:noProof/>
                 <w:webHidden/>
-                <w:sz w:val="23"/>
-                <w:szCs w:val="23"/>
-              </w:rPr>
-              <w:instrText xml:space="preserve"> PAGEREF _Toc226389738 \h </w:instrText>
-            </w:r>
-            <w:r>
-              <w:rPr>
-                <w:rFonts w:ascii="Times New Roman" w:hAnsi="Times New Roman" w:cs="Times New Roman"/>
+                <w:sz w:val="28"/>
+                <w:szCs w:val="28"/>
+              </w:rPr>
+              <w:instrText xml:space="preserve"> PAGEREF _Toc227835870 \h </w:instrText>
+            </w:r>
+            <w:r>
+              <w:rPr>
                 <w:noProof/>
                 <w:webHidden/>
-                <w:sz w:val="23"/>
-                <w:szCs w:val="23"/>
-              </w:rPr>
-            </w:r>
-            <w:r>
-              <w:rPr>
-                <w:rFonts w:ascii="Times New Roman" w:hAnsi="Times New Roman" w:cs="Times New Roman"/>
+                <w:sz w:val="28"/>
+                <w:szCs w:val="28"/>
+              </w:rPr>
+            </w:r>
+            <w:r>
+              <w:rPr>
                 <w:noProof/>
                 <w:webHidden/>
-                <w:sz w:val="23"/>
-                <w:szCs w:val="23"/>
+                <w:sz w:val="28"/>
+                <w:szCs w:val="28"/>
               </w:rPr>
               <w:fldChar w:fldCharType="separate"/>
             </w:r>
             <w:r>
               <w:rPr>
-                <w:rFonts w:ascii="Times New Roman" w:hAnsi="Times New Roman" w:cs="Times New Roman"/>
                 <w:noProof/>
                 <w:webHidden/>
-                <w:sz w:val="23"/>
-                <w:szCs w:val="23"/>
-              </w:rPr>
-              <w:t>20</w:t>
-            </w:r>
-            <w:r>
-              <w:rPr>
-                <w:rFonts w:ascii="Times New Roman" w:hAnsi="Times New Roman" w:cs="Times New Roman"/>
+                <w:sz w:val="28"/>
+                <w:szCs w:val="28"/>
+              </w:rPr>
+              <w:t>22</w:t>
+            </w:r>
+            <w:r>
+              <w:rPr>
                 <w:noProof/>
                 <w:webHidden/>
-                <w:sz w:val="23"/>
-                <w:szCs w:val="23"/>
+                <w:sz w:val="28"/>
+                <w:szCs w:val="28"/>
               </w:rPr>
               <w:fldChar w:fldCharType="end"/>
             </w:r>
@@ -3083,90 +2867,82 @@
               <w:tab w:val="right" w:leader="dot" w:pos="9628"/>
             </w:tabs>
             <w:rPr>
-              <w:rFonts w:ascii="Times New Roman" w:eastAsiaTheme="minorEastAsia" w:hAnsi="Times New Roman" w:cs="Times New Roman"/>
+              <w:rFonts w:eastAsiaTheme="minorEastAsia"/>
               <w:noProof/>
-              <w:sz w:val="23"/>
-              <w:szCs w:val="23"/>
+              <w:sz w:val="28"/>
+              <w:szCs w:val="28"/>
               <w:lang w:eastAsia="ru-RU"/>
             </w:rPr>
           </w:pPr>
-          <w:hyperlink w:anchor="_Toc226389739" w:history="1">
+          <w:hyperlink w:anchor="_Toc227835871" w:history="1">
             <w:r>
               <w:rPr>
                 <w:rStyle w:val="af0"/>
-                <w:rFonts w:ascii="Times New Roman" w:hAnsi="Times New Roman" w:cs="Times New Roman"/>
-                <w:noProof/>
-                <w:sz w:val="23"/>
-                <w:szCs w:val="23"/>
+                <w:noProof/>
+                <w:sz w:val="28"/>
+                <w:szCs w:val="28"/>
               </w:rPr>
               <w:t>2.4.3 Примеры использования</w:t>
             </w:r>
             <w:r>
               <w:rPr>
-                <w:rFonts w:ascii="Times New Roman" w:hAnsi="Times New Roman" w:cs="Times New Roman"/>
                 <w:noProof/>
                 <w:webHidden/>
-                <w:sz w:val="23"/>
-                <w:szCs w:val="23"/>
+                <w:sz w:val="28"/>
+                <w:szCs w:val="28"/>
               </w:rPr>
               <w:tab/>
             </w:r>
             <w:r>
               <w:rPr>
-                <w:rFonts w:ascii="Times New Roman" w:hAnsi="Times New Roman" w:cs="Times New Roman"/>
                 <w:noProof/>
                 <w:webHidden/>
-                <w:sz w:val="23"/>
-                <w:szCs w:val="23"/>
+                <w:sz w:val="28"/>
+                <w:szCs w:val="28"/>
               </w:rPr>
               <w:fldChar w:fldCharType="begin"/>
             </w:r>
             <w:r>
               <w:rPr>
-                <w:rFonts w:ascii="Times New Roman" w:hAnsi="Times New Roman" w:cs="Times New Roman"/>
                 <w:noProof/>
                 <w:webHidden/>
-                <w:sz w:val="23"/>
-                <w:szCs w:val="23"/>
-              </w:rPr>
-              <w:instrText xml:space="preserve"> PAGEREF _Toc226389739 \h </w:instrText>
-            </w:r>
-            <w:r>
-              <w:rPr>
-                <w:rFonts w:ascii="Times New Roman" w:hAnsi="Times New Roman" w:cs="Times New Roman"/>
+                <w:sz w:val="28"/>
+                <w:szCs w:val="28"/>
+              </w:rPr>
+              <w:instrText xml:space="preserve"> PAGEREF _Toc227835871 \h </w:instrText>
+            </w:r>
+            <w:r>
+              <w:rPr>
                 <w:noProof/>
                 <w:webHidden/>
-                <w:sz w:val="23"/>
-                <w:szCs w:val="23"/>
-              </w:rPr>
-            </w:r>
-            <w:r>
-              <w:rPr>
-                <w:rFonts w:ascii="Times New Roman" w:hAnsi="Times New Roman" w:cs="Times New Roman"/>
+                <w:sz w:val="28"/>
+                <w:szCs w:val="28"/>
+              </w:rPr>
+            </w:r>
+            <w:r>
+              <w:rPr>
                 <w:noProof/>
                 <w:webHidden/>
-                <w:sz w:val="23"/>
-                <w:szCs w:val="23"/>
+                <w:sz w:val="28"/>
+                <w:szCs w:val="28"/>
               </w:rPr>
               <w:fldChar w:fldCharType="separate"/>
             </w:r>
             <w:r>
               <w:rPr>
-                <w:rFonts w:ascii="Times New Roman" w:hAnsi="Times New Roman" w:cs="Times New Roman"/>
                 <w:noProof/>
                 <w:webHidden/>
-                <w:sz w:val="23"/>
-                <w:szCs w:val="23"/>
-              </w:rPr>
-              <w:t>20</w:t>
-            </w:r>
-            <w:r>
-              <w:rPr>
-                <w:rFonts w:ascii="Times New Roman" w:hAnsi="Times New Roman" w:cs="Times New Roman"/>
+                <w:sz w:val="28"/>
+                <w:szCs w:val="28"/>
+              </w:rPr>
+              <w:t>22</w:t>
+            </w:r>
+            <w:r>
+              <w:rPr>
                 <w:noProof/>
                 <w:webHidden/>
-                <w:sz w:val="23"/>
-                <w:szCs w:val="23"/>
+                <w:sz w:val="28"/>
+                <w:szCs w:val="28"/>
               </w:rPr>
               <w:fldChar w:fldCharType="end"/>
             </w:r>
@@ -3179,90 +2955,82 @@
               <w:tab w:val="right" w:leader="dot" w:pos="9628"/>
             </w:tabs>
             <w:rPr>
-              <w:rFonts w:ascii="Times New Roman" w:eastAsiaTheme="minorEastAsia" w:hAnsi="Times New Roman" w:cs="Times New Roman"/>
+              <w:rFonts w:eastAsiaTheme="minorEastAsia"/>
               <w:noProof/>
-              <w:sz w:val="23"/>
-              <w:szCs w:val="23"/>
+              <w:sz w:val="28"/>
+              <w:szCs w:val="28"/>
               <w:lang w:eastAsia="ru-RU"/>
             </w:rPr>
           </w:pPr>
-          <w:hyperlink w:anchor="_Toc226389740" w:history="1">
+          <w:hyperlink w:anchor="_Toc227835872" w:history="1">
             <w:r>
               <w:rPr>
                 <w:rStyle w:val="af0"/>
-                <w:rFonts w:ascii="Times New Roman" w:hAnsi="Times New Roman" w:cs="Times New Roman"/>
-                <w:noProof/>
-                <w:sz w:val="23"/>
-                <w:szCs w:val="23"/>
+                <w:noProof/>
+                <w:sz w:val="28"/>
+                <w:szCs w:val="28"/>
               </w:rPr>
               <w:t>2.4.4 Решение проблем</w:t>
             </w:r>
             <w:r>
               <w:rPr>
-                <w:rFonts w:ascii="Times New Roman" w:hAnsi="Times New Roman" w:cs="Times New Roman"/>
                 <w:noProof/>
                 <w:webHidden/>
-                <w:sz w:val="23"/>
-                <w:szCs w:val="23"/>
+                <w:sz w:val="28"/>
+                <w:szCs w:val="28"/>
               </w:rPr>
               <w:tab/>
             </w:r>
             <w:r>
               <w:rPr>
-                <w:rFonts w:ascii="Times New Roman" w:hAnsi="Times New Roman" w:cs="Times New Roman"/>
                 <w:noProof/>
                 <w:webHidden/>
-                <w:sz w:val="23"/>
-                <w:szCs w:val="23"/>
+                <w:sz w:val="28"/>
+                <w:szCs w:val="28"/>
               </w:rPr>
               <w:fldChar w:fldCharType="begin"/>
             </w:r>
             <w:r>
               <w:rPr>
-                <w:rFonts w:ascii="Times New Roman" w:hAnsi="Times New Roman" w:cs="Times New Roman"/>
                 <w:noProof/>
                 <w:webHidden/>
-                <w:sz w:val="23"/>
-                <w:szCs w:val="23"/>
-              </w:rPr>
-              <w:instrText xml:space="preserve"> PAGEREF _Toc226389740 \h </w:instrText>
-            </w:r>
-            <w:r>
-              <w:rPr>
-                <w:rFonts w:ascii="Times New Roman" w:hAnsi="Times New Roman" w:cs="Times New Roman"/>
+                <w:sz w:val="28"/>
+                <w:szCs w:val="28"/>
+              </w:rPr>
+              <w:instrText xml:space="preserve"> PAGEREF _Toc227835872 \h </w:instrText>
+            </w:r>
+            <w:r>
+              <w:rPr>
                 <w:noProof/>
                 <w:webHidden/>
-                <w:sz w:val="23"/>
-                <w:szCs w:val="23"/>
-              </w:rPr>
-            </w:r>
-            <w:r>
-              <w:rPr>
-                <w:rFonts w:ascii="Times New Roman" w:hAnsi="Times New Roman" w:cs="Times New Roman"/>
+                <w:sz w:val="28"/>
+                <w:szCs w:val="28"/>
+              </w:rPr>
+            </w:r>
+            <w:r>
+              <w:rPr>
                 <w:noProof/>
                 <w:webHidden/>
-                <w:sz w:val="23"/>
-                <w:szCs w:val="23"/>
+                <w:sz w:val="28"/>
+                <w:szCs w:val="28"/>
               </w:rPr>
               <w:fldChar w:fldCharType="separate"/>
             </w:r>
             <w:r>
               <w:rPr>
-                <w:rFonts w:ascii="Times New Roman" w:hAnsi="Times New Roman" w:cs="Times New Roman"/>
                 <w:noProof/>
                 <w:webHidden/>
-                <w:sz w:val="23"/>
-                <w:szCs w:val="23"/>
-              </w:rPr>
-              <w:t>21</w:t>
-            </w:r>
-            <w:r>
-              <w:rPr>
-                <w:rFonts w:ascii="Times New Roman" w:hAnsi="Times New Roman" w:cs="Times New Roman"/>
+                <w:sz w:val="28"/>
+                <w:szCs w:val="28"/>
+              </w:rPr>
+              <w:t>23</w:t>
+            </w:r>
+            <w:r>
+              <w:rPr>
                 <w:noProof/>
                 <w:webHidden/>
-                <w:sz w:val="23"/>
-                <w:szCs w:val="23"/>
+                <w:sz w:val="28"/>
+                <w:szCs w:val="28"/>
               </w:rPr>
               <w:fldChar w:fldCharType="end"/>
             </w:r>
@@ -3275,90 +3043,82 @@
               <w:tab w:val="right" w:leader="dot" w:pos="9628"/>
             </w:tabs>
             <w:rPr>
-              <w:rFonts w:ascii="Times New Roman" w:eastAsiaTheme="minorEastAsia" w:hAnsi="Times New Roman" w:cs="Times New Roman"/>
+              <w:rFonts w:eastAsiaTheme="minorEastAsia"/>
               <w:noProof/>
-              <w:sz w:val="23"/>
-              <w:szCs w:val="23"/>
+              <w:sz w:val="28"/>
+              <w:szCs w:val="28"/>
               <w:lang w:eastAsia="ru-RU"/>
             </w:rPr>
           </w:pPr>
-          <w:hyperlink w:anchor="_Toc226389741" w:history="1">
+          <w:hyperlink w:anchor="_Toc227835873" w:history="1">
             <w:r>
               <w:rPr>
                 <w:rStyle w:val="af0"/>
-                <w:rFonts w:ascii="Times New Roman" w:hAnsi="Times New Roman" w:cs="Times New Roman"/>
-                <w:noProof/>
-                <w:sz w:val="23"/>
-                <w:szCs w:val="23"/>
+                <w:noProof/>
+                <w:sz w:val="28"/>
+                <w:szCs w:val="28"/>
               </w:rPr>
               <w:t>2.5 Экономическая эффективность</w:t>
             </w:r>
             <w:r>
               <w:rPr>
-                <w:rFonts w:ascii="Times New Roman" w:hAnsi="Times New Roman" w:cs="Times New Roman"/>
                 <w:noProof/>
                 <w:webHidden/>
-                <w:sz w:val="23"/>
-                <w:szCs w:val="23"/>
+                <w:sz w:val="28"/>
+                <w:szCs w:val="28"/>
               </w:rPr>
               <w:tab/>
             </w:r>
             <w:r>
               <w:rPr>
-                <w:rFonts w:ascii="Times New Roman" w:hAnsi="Times New Roman" w:cs="Times New Roman"/>
                 <w:noProof/>
                 <w:webHidden/>
-                <w:sz w:val="23"/>
-                <w:szCs w:val="23"/>
+                <w:sz w:val="28"/>
+                <w:szCs w:val="28"/>
               </w:rPr>
               <w:fldChar w:fldCharType="begin"/>
             </w:r>
             <w:r>
               <w:rPr>
-                <w:rFonts w:ascii="Times New Roman" w:hAnsi="Times New Roman" w:cs="Times New Roman"/>
                 <w:noProof/>
                 <w:webHidden/>
-                <w:sz w:val="23"/>
-                <w:szCs w:val="23"/>
-              </w:rPr>
-              <w:instrText xml:space="preserve"> PAGEREF _Toc226389741 \h </w:instrText>
-            </w:r>
-            <w:r>
-              <w:rPr>
-                <w:rFonts w:ascii="Times New Roman" w:hAnsi="Times New Roman" w:cs="Times New Roman"/>
+                <w:sz w:val="28"/>
+                <w:szCs w:val="28"/>
+              </w:rPr>
+              <w:instrText xml:space="preserve"> PAGEREF _Toc227835873 \h </w:instrText>
+            </w:r>
+            <w:r>
+              <w:rPr>
                 <w:noProof/>
                 <w:webHidden/>
-                <w:sz w:val="23"/>
-                <w:szCs w:val="23"/>
-              </w:rPr>
-            </w:r>
-            <w:r>
-              <w:rPr>
-                <w:rFonts w:ascii="Times New Roman" w:hAnsi="Times New Roman" w:cs="Times New Roman"/>
+                <w:sz w:val="28"/>
+                <w:szCs w:val="28"/>
+              </w:rPr>
+            </w:r>
+            <w:r>
+              <w:rPr>
                 <w:noProof/>
                 <w:webHidden/>
-                <w:sz w:val="23"/>
-                <w:szCs w:val="23"/>
+                <w:sz w:val="28"/>
+                <w:szCs w:val="28"/>
               </w:rPr>
               <w:fldChar w:fldCharType="separate"/>
             </w:r>
             <w:r>
               <w:rPr>
-                <w:rFonts w:ascii="Times New Roman" w:hAnsi="Times New Roman" w:cs="Times New Roman"/>
                 <w:noProof/>
                 <w:webHidden/>
-                <w:sz w:val="23"/>
-                <w:szCs w:val="23"/>
-              </w:rPr>
-              <w:t>22</w:t>
-            </w:r>
-            <w:r>
-              <w:rPr>
-                <w:rFonts w:ascii="Times New Roman" w:hAnsi="Times New Roman" w:cs="Times New Roman"/>
+                <w:sz w:val="28"/>
+                <w:szCs w:val="28"/>
+              </w:rPr>
+              <w:t>24</w:t>
+            </w:r>
+            <w:r>
+              <w:rPr>
                 <w:noProof/>
                 <w:webHidden/>
-                <w:sz w:val="23"/>
-                <w:szCs w:val="23"/>
+                <w:sz w:val="28"/>
+                <w:szCs w:val="28"/>
               </w:rPr>
               <w:fldChar w:fldCharType="end"/>
             </w:r>
@@ -3371,90 +3131,82 @@
               <w:tab w:val="right" w:leader="dot" w:pos="9628"/>
             </w:tabs>
             <w:rPr>
-              <w:rFonts w:ascii="Times New Roman" w:eastAsiaTheme="minorEastAsia" w:hAnsi="Times New Roman" w:cs="Times New Roman"/>
+              <w:rFonts w:eastAsiaTheme="minorEastAsia"/>
               <w:noProof/>
-              <w:sz w:val="23"/>
-              <w:szCs w:val="23"/>
+              <w:sz w:val="28"/>
+              <w:szCs w:val="28"/>
               <w:lang w:eastAsia="ru-RU"/>
             </w:rPr>
           </w:pPr>
-          <w:hyperlink w:anchor="_Toc226389742" w:history="1">
+          <w:hyperlink w:anchor="_Toc227835874" w:history="1">
             <w:r>
               <w:rPr>
                 <w:rStyle w:val="af0"/>
-                <w:rFonts w:ascii="Times New Roman" w:hAnsi="Times New Roman" w:cs="Times New Roman"/>
-                <w:noProof/>
-                <w:sz w:val="23"/>
-                <w:szCs w:val="23"/>
+                <w:noProof/>
+                <w:sz w:val="28"/>
+                <w:szCs w:val="28"/>
               </w:rPr>
               <w:t>2.5.1 Сравнение с ручным трудом</w:t>
             </w:r>
             <w:r>
               <w:rPr>
-                <w:rFonts w:ascii="Times New Roman" w:hAnsi="Times New Roman" w:cs="Times New Roman"/>
                 <w:noProof/>
                 <w:webHidden/>
-                <w:sz w:val="23"/>
-                <w:szCs w:val="23"/>
+                <w:sz w:val="28"/>
+                <w:szCs w:val="28"/>
               </w:rPr>
               <w:tab/>
             </w:r>
             <w:r>
               <w:rPr>
-                <w:rFonts w:ascii="Times New Roman" w:hAnsi="Times New Roman" w:cs="Times New Roman"/>
                 <w:noProof/>
                 <w:webHidden/>
-                <w:sz w:val="23"/>
-                <w:szCs w:val="23"/>
+                <w:sz w:val="28"/>
+                <w:szCs w:val="28"/>
               </w:rPr>
               <w:fldChar w:fldCharType="begin"/>
             </w:r>
             <w:r>
               <w:rPr>
-                <w:rFonts w:ascii="Times New Roman" w:hAnsi="Times New Roman" w:cs="Times New Roman"/>
                 <w:noProof/>
                 <w:webHidden/>
-                <w:sz w:val="23"/>
-                <w:szCs w:val="23"/>
-              </w:rPr>
-              <w:instrText xml:space="preserve"> PAGEREF _Toc226389742 \h </w:instrText>
-            </w:r>
-            <w:r>
-              <w:rPr>
-                <w:rFonts w:ascii="Times New Roman" w:hAnsi="Times New Roman" w:cs="Times New Roman"/>
+                <w:sz w:val="28"/>
+                <w:szCs w:val="28"/>
+              </w:rPr>
+              <w:instrText xml:space="preserve"> PAGEREF _Toc227835874 \h </w:instrText>
+            </w:r>
+            <w:r>
+              <w:rPr>
                 <w:noProof/>
                 <w:webHidden/>
-                <w:sz w:val="23"/>
-                <w:szCs w:val="23"/>
-              </w:rPr>
-            </w:r>
-            <w:r>
-              <w:rPr>
-                <w:rFonts w:ascii="Times New Roman" w:hAnsi="Times New Roman" w:cs="Times New Roman"/>
+                <w:sz w:val="28"/>
+                <w:szCs w:val="28"/>
+              </w:rPr>
+            </w:r>
+            <w:r>
+              <w:rPr>
                 <w:noProof/>
                 <w:webHidden/>
-                <w:sz w:val="23"/>
-                <w:szCs w:val="23"/>
+                <w:sz w:val="28"/>
+                <w:szCs w:val="28"/>
               </w:rPr>
               <w:fldChar w:fldCharType="separate"/>
             </w:r>
             <w:r>
               <w:rPr>
-                <w:rFonts w:ascii="Times New Roman" w:hAnsi="Times New Roman" w:cs="Times New Roman"/>
                 <w:noProof/>
                 <w:webHidden/>
-                <w:sz w:val="23"/>
-                <w:szCs w:val="23"/>
-              </w:rPr>
-              <w:t>22</w:t>
-            </w:r>
-            <w:r>
-              <w:rPr>
-                <w:rFonts w:ascii="Times New Roman" w:hAnsi="Times New Roman" w:cs="Times New Roman"/>
+                <w:sz w:val="28"/>
+                <w:szCs w:val="28"/>
+              </w:rPr>
+              <w:t>24</w:t>
+            </w:r>
+            <w:r>
+              <w:rPr>
                 <w:noProof/>
                 <w:webHidden/>
-                <w:sz w:val="23"/>
-                <w:szCs w:val="23"/>
+                <w:sz w:val="28"/>
+                <w:szCs w:val="28"/>
               </w:rPr>
               <w:fldChar w:fldCharType="end"/>
             </w:r>
@@ -3467,90 +3219,82 @@
               <w:tab w:val="right" w:leader="dot" w:pos="9628"/>
             </w:tabs>
             <w:rPr>
-              <w:rFonts w:ascii="Times New Roman" w:eastAsiaTheme="minorEastAsia" w:hAnsi="Times New Roman" w:cs="Times New Roman"/>
+              <w:rFonts w:eastAsiaTheme="minorEastAsia"/>
               <w:noProof/>
-              <w:sz w:val="23"/>
-              <w:szCs w:val="23"/>
+              <w:sz w:val="28"/>
+              <w:szCs w:val="28"/>
               <w:lang w:eastAsia="ru-RU"/>
             </w:rPr>
           </w:pPr>
-          <w:hyperlink w:anchor="_Toc226389743" w:history="1">
+          <w:hyperlink w:anchor="_Toc227835875" w:history="1">
             <w:r>
               <w:rPr>
                 <w:rStyle w:val="af0"/>
-                <w:rFonts w:ascii="Times New Roman" w:hAnsi="Times New Roman" w:cs="Times New Roman"/>
-                <w:noProof/>
-                <w:sz w:val="23"/>
-                <w:szCs w:val="23"/>
+                <w:noProof/>
+                <w:sz w:val="28"/>
+                <w:szCs w:val="28"/>
               </w:rPr>
               <w:t>2.5.2 Практическая ценность</w:t>
             </w:r>
             <w:r>
               <w:rPr>
-                <w:rFonts w:ascii="Times New Roman" w:hAnsi="Times New Roman" w:cs="Times New Roman"/>
                 <w:noProof/>
                 <w:webHidden/>
-                <w:sz w:val="23"/>
-                <w:szCs w:val="23"/>
+                <w:sz w:val="28"/>
+                <w:szCs w:val="28"/>
               </w:rPr>
               <w:tab/>
             </w:r>
             <w:r>
               <w:rPr>
-                <w:rFonts w:ascii="Times New Roman" w:hAnsi="Times New Roman" w:cs="Times New Roman"/>
                 <w:noProof/>
                 <w:webHidden/>
-                <w:sz w:val="23"/>
-                <w:szCs w:val="23"/>
+                <w:sz w:val="28"/>
+                <w:szCs w:val="28"/>
               </w:rPr>
               <w:fldChar w:fldCharType="begin"/>
             </w:r>
             <w:r>
               <w:rPr>
-                <w:rFonts w:ascii="Times New Roman" w:hAnsi="Times New Roman" w:cs="Times New Roman"/>
                 <w:noProof/>
                 <w:webHidden/>
-                <w:sz w:val="23"/>
-                <w:szCs w:val="23"/>
-              </w:rPr>
-              <w:instrText xml:space="preserve"> PAGEREF _Toc226389743 \h </w:instrText>
-            </w:r>
-            <w:r>
-              <w:rPr>
-                <w:rFonts w:ascii="Times New Roman" w:hAnsi="Times New Roman" w:cs="Times New Roman"/>
+                <w:sz w:val="28"/>
+                <w:szCs w:val="28"/>
+              </w:rPr>
+              <w:instrText xml:space="preserve"> PAGEREF _Toc227835875 \h </w:instrText>
+            </w:r>
+            <w:r>
+              <w:rPr>
                 <w:noProof/>
                 <w:webHidden/>
-                <w:sz w:val="23"/>
-                <w:szCs w:val="23"/>
-              </w:rPr>
-            </w:r>
-            <w:r>
-              <w:rPr>
-                <w:rFonts w:ascii="Times New Roman" w:hAnsi="Times New Roman" w:cs="Times New Roman"/>
+                <w:sz w:val="28"/>
+                <w:szCs w:val="28"/>
+              </w:rPr>
+            </w:r>
+            <w:r>
+              <w:rPr>
                 <w:noProof/>
                 <w:webHidden/>
-                <w:sz w:val="23"/>
-                <w:szCs w:val="23"/>
+                <w:sz w:val="28"/>
+                <w:szCs w:val="28"/>
               </w:rPr>
               <w:fldChar w:fldCharType="separate"/>
             </w:r>
             <w:r>
               <w:rPr>
-                <w:rFonts w:ascii="Times New Roman" w:hAnsi="Times New Roman" w:cs="Times New Roman"/>
                 <w:noProof/>
                 <w:webHidden/>
-                <w:sz w:val="23"/>
-                <w:szCs w:val="23"/>
-              </w:rPr>
-              <w:t>22</w:t>
-            </w:r>
-            <w:r>
-              <w:rPr>
-                <w:rFonts w:ascii="Times New Roman" w:hAnsi="Times New Roman" w:cs="Times New Roman"/>
+                <w:sz w:val="28"/>
+                <w:szCs w:val="28"/>
+              </w:rPr>
+              <w:t>24</w:t>
+            </w:r>
+            <w:r>
+              <w:rPr>
                 <w:noProof/>
                 <w:webHidden/>
-                <w:sz w:val="23"/>
-                <w:szCs w:val="23"/>
+                <w:sz w:val="28"/>
+                <w:szCs w:val="28"/>
               </w:rPr>
               <w:fldChar w:fldCharType="end"/>
             </w:r>
@@ -3563,90 +3307,82 @@
               <w:tab w:val="right" w:leader="dot" w:pos="9628"/>
             </w:tabs>
             <w:rPr>
-              <w:rFonts w:ascii="Times New Roman" w:eastAsiaTheme="minorEastAsia" w:hAnsi="Times New Roman" w:cs="Times New Roman"/>
+              <w:rFonts w:eastAsiaTheme="minorEastAsia"/>
               <w:noProof/>
-              <w:sz w:val="23"/>
-              <w:szCs w:val="23"/>
+              <w:sz w:val="28"/>
+              <w:szCs w:val="28"/>
               <w:lang w:eastAsia="ru-RU"/>
             </w:rPr>
           </w:pPr>
-          <w:hyperlink w:anchor="_Toc226389744" w:history="1">
+          <w:hyperlink w:anchor="_Toc227835876" w:history="1">
             <w:r>
               <w:rPr>
                 <w:rStyle w:val="af0"/>
-                <w:rFonts w:ascii="Times New Roman" w:hAnsi="Times New Roman" w:cs="Times New Roman"/>
-                <w:noProof/>
-                <w:sz w:val="23"/>
-                <w:szCs w:val="23"/>
+                <w:noProof/>
+                <w:sz w:val="28"/>
+                <w:szCs w:val="28"/>
               </w:rPr>
               <w:t>2.5.3 Стоимость разработки</w:t>
             </w:r>
             <w:r>
               <w:rPr>
-                <w:rFonts w:ascii="Times New Roman" w:hAnsi="Times New Roman" w:cs="Times New Roman"/>
                 <w:noProof/>
                 <w:webHidden/>
-                <w:sz w:val="23"/>
-                <w:szCs w:val="23"/>
+                <w:sz w:val="28"/>
+                <w:szCs w:val="28"/>
               </w:rPr>
               <w:tab/>
             </w:r>
             <w:r>
               <w:rPr>
-                <w:rFonts w:ascii="Times New Roman" w:hAnsi="Times New Roman" w:cs="Times New Roman"/>
                 <w:noProof/>
                 <w:webHidden/>
-                <w:sz w:val="23"/>
-                <w:szCs w:val="23"/>
+                <w:sz w:val="28"/>
+                <w:szCs w:val="28"/>
               </w:rPr>
               <w:fldChar w:fldCharType="begin"/>
             </w:r>
             <w:r>
               <w:rPr>
-                <w:rFonts w:ascii="Times New Roman" w:hAnsi="Times New Roman" w:cs="Times New Roman"/>
                 <w:noProof/>
                 <w:webHidden/>
-                <w:sz w:val="23"/>
-                <w:szCs w:val="23"/>
-              </w:rPr>
-              <w:instrText xml:space="preserve"> PAGEREF _Toc226389744 \h </w:instrText>
-            </w:r>
-            <w:r>
-              <w:rPr>
-                <w:rFonts w:ascii="Times New Roman" w:hAnsi="Times New Roman" w:cs="Times New Roman"/>
+                <w:sz w:val="28"/>
+                <w:szCs w:val="28"/>
+              </w:rPr>
+              <w:instrText xml:space="preserve"> PAGEREF _Toc227835876 \h </w:instrText>
+            </w:r>
+            <w:r>
+              <w:rPr>
                 <w:noProof/>
                 <w:webHidden/>
-                <w:sz w:val="23"/>
-                <w:szCs w:val="23"/>
-              </w:rPr>
-            </w:r>
-            <w:r>
-              <w:rPr>
-                <w:rFonts w:ascii="Times New Roman" w:hAnsi="Times New Roman" w:cs="Times New Roman"/>
+                <w:sz w:val="28"/>
+                <w:szCs w:val="28"/>
+              </w:rPr>
+            </w:r>
+            <w:r>
+              <w:rPr>
                 <w:noProof/>
                 <w:webHidden/>
-                <w:sz w:val="23"/>
-                <w:szCs w:val="23"/>
+                <w:sz w:val="28"/>
+                <w:szCs w:val="28"/>
               </w:rPr>
               <w:fldChar w:fldCharType="separate"/>
             </w:r>
             <w:r>
               <w:rPr>
-                <w:rFonts w:ascii="Times New Roman" w:hAnsi="Times New Roman" w:cs="Times New Roman"/>
                 <w:noProof/>
                 <w:webHidden/>
-                <w:sz w:val="23"/>
-                <w:szCs w:val="23"/>
-              </w:rPr>
-              <w:t>22</w:t>
-            </w:r>
-            <w:r>
-              <w:rPr>
-                <w:rFonts w:ascii="Times New Roman" w:hAnsi="Times New Roman" w:cs="Times New Roman"/>
+                <w:sz w:val="28"/>
+                <w:szCs w:val="28"/>
+              </w:rPr>
+              <w:t>24</w:t>
+            </w:r>
+            <w:r>
+              <w:rPr>
                 <w:noProof/>
                 <w:webHidden/>
-                <w:sz w:val="23"/>
-                <w:szCs w:val="23"/>
+                <w:sz w:val="28"/>
+                <w:szCs w:val="28"/>
               </w:rPr>
               <w:fldChar w:fldCharType="end"/>
             </w:r>
@@ -3659,90 +3395,82 @@
               <w:tab w:val="right" w:leader="dot" w:pos="9628"/>
             </w:tabs>
             <w:rPr>
-              <w:rFonts w:ascii="Times New Roman" w:eastAsiaTheme="minorEastAsia" w:hAnsi="Times New Roman" w:cs="Times New Roman"/>
+              <w:rFonts w:eastAsiaTheme="minorEastAsia"/>
               <w:noProof/>
-              <w:sz w:val="23"/>
-              <w:szCs w:val="23"/>
+              <w:sz w:val="28"/>
+              <w:szCs w:val="28"/>
               <w:lang w:eastAsia="ru-RU"/>
             </w:rPr>
           </w:pPr>
-          <w:hyperlink w:anchor="_Toc226389745" w:history="1">
+          <w:hyperlink w:anchor="_Toc227835877" w:history="1">
             <w:r>
               <w:rPr>
                 <w:rStyle w:val="af0"/>
-                <w:rFonts w:ascii="Times New Roman" w:hAnsi="Times New Roman" w:cs="Times New Roman"/>
-                <w:noProof/>
-                <w:sz w:val="23"/>
-                <w:szCs w:val="23"/>
+                <w:noProof/>
+                <w:sz w:val="28"/>
+                <w:szCs w:val="28"/>
               </w:rPr>
               <w:t>ЗАКЛЮЧЕНИЕ</w:t>
             </w:r>
             <w:r>
               <w:rPr>
-                <w:rFonts w:ascii="Times New Roman" w:hAnsi="Times New Roman" w:cs="Times New Roman"/>
                 <w:noProof/>
                 <w:webHidden/>
-                <w:sz w:val="23"/>
-                <w:szCs w:val="23"/>
+                <w:sz w:val="28"/>
+                <w:szCs w:val="28"/>
               </w:rPr>
               <w:tab/>
             </w:r>
             <w:r>
               <w:rPr>
-                <w:rFonts w:ascii="Times New Roman" w:hAnsi="Times New Roman" w:cs="Times New Roman"/>
                 <w:noProof/>
                 <w:webHidden/>
-                <w:sz w:val="23"/>
-                <w:szCs w:val="23"/>
+                <w:sz w:val="28"/>
+                <w:szCs w:val="28"/>
               </w:rPr>
               <w:fldChar w:fldCharType="begin"/>
             </w:r>
             <w:r>
               <w:rPr>
-                <w:rFonts w:ascii="Times New Roman" w:hAnsi="Times New Roman" w:cs="Times New Roman"/>
                 <w:noProof/>
                 <w:webHidden/>
-                <w:sz w:val="23"/>
-                <w:szCs w:val="23"/>
-              </w:rPr>
-              <w:instrText xml:space="preserve"> PAGEREF _Toc226389745 \h </w:instrText>
-            </w:r>
-            <w:r>
-              <w:rPr>
-                <w:rFonts w:ascii="Times New Roman" w:hAnsi="Times New Roman" w:cs="Times New Roman"/>
+                <w:sz w:val="28"/>
+                <w:szCs w:val="28"/>
+              </w:rPr>
+              <w:instrText xml:space="preserve"> PAGEREF _Toc227835877 \h </w:instrText>
+            </w:r>
+            <w:r>
+              <w:rPr>
                 <w:noProof/>
                 <w:webHidden/>
-                <w:sz w:val="23"/>
-                <w:szCs w:val="23"/>
-              </w:rPr>
-            </w:r>
-            <w:r>
-              <w:rPr>
-                <w:rFonts w:ascii="Times New Roman" w:hAnsi="Times New Roman" w:cs="Times New Roman"/>
+                <w:sz w:val="28"/>
+                <w:szCs w:val="28"/>
+              </w:rPr>
+            </w:r>
+            <w:r>
+              <w:rPr>
                 <w:noProof/>
                 <w:webHidden/>
-                <w:sz w:val="23"/>
-                <w:szCs w:val="23"/>
+                <w:sz w:val="28"/>
+                <w:szCs w:val="28"/>
               </w:rPr>
               <w:fldChar w:fldCharType="separate"/>
             </w:r>
             <w:r>
               <w:rPr>
-                <w:rFonts w:ascii="Times New Roman" w:hAnsi="Times New Roman" w:cs="Times New Roman"/>
                 <w:noProof/>
                 <w:webHidden/>
-                <w:sz w:val="23"/>
-                <w:szCs w:val="23"/>
-              </w:rPr>
-              <w:t>23</w:t>
-            </w:r>
-            <w:r>
-              <w:rPr>
-                <w:rFonts w:ascii="Times New Roman" w:hAnsi="Times New Roman" w:cs="Times New Roman"/>
+                <w:sz w:val="28"/>
+                <w:szCs w:val="28"/>
+              </w:rPr>
+              <w:t>25</w:t>
+            </w:r>
+            <w:r>
+              <w:rPr>
                 <w:noProof/>
                 <w:webHidden/>
-                <w:sz w:val="23"/>
-                <w:szCs w:val="23"/>
+                <w:sz w:val="28"/>
+                <w:szCs w:val="28"/>
               </w:rPr>
               <w:fldChar w:fldCharType="end"/>
             </w:r>
@@ -3755,90 +3483,82 @@
               <w:tab w:val="right" w:leader="dot" w:pos="9628"/>
             </w:tabs>
             <w:rPr>
-              <w:rFonts w:ascii="Times New Roman" w:eastAsiaTheme="minorEastAsia" w:hAnsi="Times New Roman" w:cs="Times New Roman"/>
+              <w:rFonts w:eastAsiaTheme="minorEastAsia"/>
               <w:noProof/>
-              <w:sz w:val="23"/>
-              <w:szCs w:val="23"/>
+              <w:sz w:val="28"/>
+              <w:szCs w:val="28"/>
               <w:lang w:eastAsia="ru-RU"/>
             </w:rPr>
           </w:pPr>
-          <w:hyperlink w:anchor="_Toc226389746" w:history="1">
+          <w:hyperlink w:anchor="_Toc227835878" w:history="1">
             <w:r>
               <w:rPr>
                 <w:rStyle w:val="af0"/>
-                <w:rFonts w:ascii="Times New Roman" w:hAnsi="Times New Roman" w:cs="Times New Roman"/>
-                <w:noProof/>
-                <w:sz w:val="23"/>
-                <w:szCs w:val="23"/>
+                <w:noProof/>
+                <w:sz w:val="28"/>
+                <w:szCs w:val="28"/>
               </w:rPr>
               <w:t>ИСТОЧНИКИ ИНФОРМАЦИИ</w:t>
             </w:r>
             <w:r>
               <w:rPr>
-                <w:rFonts w:ascii="Times New Roman" w:hAnsi="Times New Roman" w:cs="Times New Roman"/>
                 <w:noProof/>
                 <w:webHidden/>
-                <w:sz w:val="23"/>
-                <w:szCs w:val="23"/>
+                <w:sz w:val="28"/>
+                <w:szCs w:val="28"/>
               </w:rPr>
               <w:tab/>
             </w:r>
             <w:r>
               <w:rPr>
-                <w:rFonts w:ascii="Times New Roman" w:hAnsi="Times New Roman" w:cs="Times New Roman"/>
                 <w:noProof/>
                 <w:webHidden/>
-                <w:sz w:val="23"/>
-                <w:szCs w:val="23"/>
+                <w:sz w:val="28"/>
+                <w:szCs w:val="28"/>
               </w:rPr>
               <w:fldChar w:fldCharType="begin"/>
             </w:r>
             <w:r>
               <w:rPr>
-                <w:rFonts w:ascii="Times New Roman" w:hAnsi="Times New Roman" w:cs="Times New Roman"/>
                 <w:noProof/>
                 <w:webHidden/>
-                <w:sz w:val="23"/>
-                <w:szCs w:val="23"/>
-              </w:rPr>
-              <w:instrText xml:space="preserve"> PAGEREF _Toc226389746 \h </w:instrText>
-            </w:r>
-            <w:r>
-              <w:rPr>
-                <w:rFonts w:ascii="Times New Roman" w:hAnsi="Times New Roman" w:cs="Times New Roman"/>
+                <w:sz w:val="28"/>
+                <w:szCs w:val="28"/>
+              </w:rPr>
+              <w:instrText xml:space="preserve"> PAGEREF _Toc227835878 \h </w:instrText>
+            </w:r>
+            <w:r>
+              <w:rPr>
                 <w:noProof/>
                 <w:webHidden/>
-                <w:sz w:val="23"/>
-                <w:szCs w:val="23"/>
-              </w:rPr>
-            </w:r>
-            <w:r>
-              <w:rPr>
-                <w:rFonts w:ascii="Times New Roman" w:hAnsi="Times New Roman" w:cs="Times New Roman"/>
+                <w:sz w:val="28"/>
+                <w:szCs w:val="28"/>
+              </w:rPr>
+            </w:r>
+            <w:r>
+              <w:rPr>
                 <w:noProof/>
                 <w:webHidden/>
-                <w:sz w:val="23"/>
-                <w:szCs w:val="23"/>
+                <w:sz w:val="28"/>
+                <w:szCs w:val="28"/>
               </w:rPr>
               <w:fldChar w:fldCharType="separate"/>
             </w:r>
             <w:r>
               <w:rPr>
-                <w:rFonts w:ascii="Times New Roman" w:hAnsi="Times New Roman" w:cs="Times New Roman"/>
                 <w:noProof/>
                 <w:webHidden/>
-                <w:sz w:val="23"/>
-                <w:szCs w:val="23"/>
-              </w:rPr>
-              <w:t>24</w:t>
-            </w:r>
-            <w:r>
-              <w:rPr>
-                <w:rFonts w:ascii="Times New Roman" w:hAnsi="Times New Roman" w:cs="Times New Roman"/>
+                <w:sz w:val="28"/>
+                <w:szCs w:val="28"/>
+              </w:rPr>
+              <w:t>26</w:t>
+            </w:r>
+            <w:r>
+              <w:rPr>
                 <w:noProof/>
                 <w:webHidden/>
-                <w:sz w:val="23"/>
-                <w:szCs w:val="23"/>
+                <w:sz w:val="28"/>
+                <w:szCs w:val="28"/>
               </w:rPr>
               <w:fldChar w:fldCharType="end"/>
             </w:r>
@@ -3851,103 +3571,101 @@
               <w:tab w:val="right" w:leader="dot" w:pos="9628"/>
             </w:tabs>
             <w:rPr>
-              <w:rFonts w:ascii="Times New Roman" w:eastAsiaTheme="minorEastAsia" w:hAnsi="Times New Roman" w:cs="Times New Roman"/>
+              <w:rFonts w:eastAsiaTheme="minorEastAsia"/>
               <w:noProof/>
-              <w:sz w:val="23"/>
-              <w:szCs w:val="23"/>
+              <w:sz w:val="28"/>
+              <w:szCs w:val="28"/>
               <w:lang w:eastAsia="ru-RU"/>
             </w:rPr>
           </w:pPr>
-          <w:hyperlink w:anchor="_Toc226389747" w:history="1">
+          <w:hyperlink w:anchor="_Toc227835879" w:history="1">
             <w:r>
               <w:rPr>
                 <w:rStyle w:val="af0"/>
-                <w:rFonts w:ascii="Times New Roman" w:hAnsi="Times New Roman" w:cs="Times New Roman"/>
-                <w:noProof/>
-                <w:sz w:val="23"/>
-                <w:szCs w:val="23"/>
+                <w:noProof/>
+                <w:sz w:val="28"/>
+                <w:szCs w:val="28"/>
               </w:rPr>
               <w:t>ПРИЛОЖЕНИЯ</w:t>
             </w:r>
             <w:r>
               <w:rPr>
-                <w:rFonts w:ascii="Times New Roman" w:hAnsi="Times New Roman" w:cs="Times New Roman"/>
                 <w:noProof/>
                 <w:webHidden/>
-                <w:sz w:val="23"/>
-                <w:szCs w:val="23"/>
+                <w:sz w:val="28"/>
+                <w:szCs w:val="28"/>
               </w:rPr>
               <w:tab/>
             </w:r>
             <w:r>
               <w:rPr>
-                <w:rFonts w:ascii="Times New Roman" w:hAnsi="Times New Roman" w:cs="Times New Roman"/>
                 <w:noProof/>
                 <w:webHidden/>
-                <w:sz w:val="23"/>
-                <w:szCs w:val="23"/>
+                <w:sz w:val="28"/>
+                <w:szCs w:val="28"/>
               </w:rPr>
               <w:fldChar w:fldCharType="begin"/>
             </w:r>
             <w:r>
               <w:rPr>
-                <w:rFonts w:ascii="Times New Roman" w:hAnsi="Times New Roman" w:cs="Times New Roman"/>
                 <w:noProof/>
                 <w:webHidden/>
-                <w:sz w:val="23"/>
-                <w:szCs w:val="23"/>
-              </w:rPr>
-              <w:instrText xml:space="preserve"> PAGEREF _Toc226389747 \h </w:instrText>
-            </w:r>
-            <w:r>
-              <w:rPr>
-                <w:rFonts w:ascii="Times New Roman" w:hAnsi="Times New Roman" w:cs="Times New Roman"/>
+                <w:sz w:val="28"/>
+                <w:szCs w:val="28"/>
+              </w:rPr>
+              <w:instrText xml:space="preserve"> PAGEREF _Toc227835879 \h </w:instrText>
+            </w:r>
+            <w:r>
+              <w:rPr>
                 <w:noProof/>
                 <w:webHidden/>
-                <w:sz w:val="23"/>
-                <w:szCs w:val="23"/>
-              </w:rPr>
-            </w:r>
-            <w:r>
-              <w:rPr>
-                <w:rFonts w:ascii="Times New Roman" w:hAnsi="Times New Roman" w:cs="Times New Roman"/>
+                <w:sz w:val="28"/>
+                <w:szCs w:val="28"/>
+              </w:rPr>
+            </w:r>
+            <w:r>
+              <w:rPr>
                 <w:noProof/>
                 <w:webHidden/>
-                <w:sz w:val="23"/>
-                <w:szCs w:val="23"/>
+                <w:sz w:val="28"/>
+                <w:szCs w:val="28"/>
               </w:rPr>
               <w:fldChar w:fldCharType="separate"/>
             </w:r>
             <w:r>
               <w:rPr>
-                <w:rFonts w:ascii="Times New Roman" w:hAnsi="Times New Roman" w:cs="Times New Roman"/>
                 <w:noProof/>
                 <w:webHidden/>
-                <w:sz w:val="23"/>
-                <w:szCs w:val="23"/>
-              </w:rPr>
-              <w:t>26</w:t>
-            </w:r>
-            <w:r>
-              <w:rPr>
-                <w:rFonts w:ascii="Times New Roman" w:hAnsi="Times New Roman" w:cs="Times New Roman"/>
+                <w:sz w:val="28"/>
+                <w:szCs w:val="28"/>
+              </w:rPr>
+              <w:t>28</w:t>
+            </w:r>
+            <w:r>
+              <w:rPr>
                 <w:noProof/>
                 <w:webHidden/>
-                <w:sz w:val="23"/>
-                <w:szCs w:val="23"/>
+                <w:sz w:val="28"/>
+                <w:szCs w:val="28"/>
               </w:rPr>
               <w:fldChar w:fldCharType="end"/>
             </w:r>
           </w:hyperlink>
         </w:p>
         <w:p>
+          <w:pPr>
+            <w:rPr>
+              <w:sz w:val="28"/>
+              <w:szCs w:val="28"/>
+            </w:rPr>
+          </w:pPr>
           <w:r>
             <w:rPr>
               <w:rFonts w:ascii="Times New Roman" w:hAnsi="Times New Roman" w:cs="Times New Roman"/>
               <w:b/>
               <w:bCs/>
-              <w:sz w:val="23"/>
-              <w:szCs w:val="23"/>
+              <w:sz w:val="28"/>
+              <w:szCs w:val="28"/>
             </w:rPr>
             <w:fldChar w:fldCharType="end"/>
           </w:r>
@@ -3956,12 +3674,27 @@
     </w:sdt>
     <w:p>
       <w:pPr>
-        <w:pStyle w:val="1"/>
+        <w:spacing w:after="0" w:line="240" w:lineRule="auto"/>
+        <w:rPr>
+          <w:rFonts w:ascii="Times New Roman" w:hAnsi="Times New Roman" w:cs="Times New Roman"/>
+          <w:b/>
+          <w:bCs/>
+          <w:sz w:val="28"/>
+          <w:szCs w:val="28"/>
+        </w:rPr>
       </w:pPr>
       <w:bookmarkStart w:id="0" w:name="_Toc226376756"/>
       <w:bookmarkStart w:id="1" w:name="_Toc226376943"/>
       <w:bookmarkStart w:id="2" w:name="_Toc226389580"/>
-      <w:bookmarkStart w:id="3" w:name="_Toc226389712"/>
+      <w:r>
+        <w:br w:type="page"/>
+      </w:r>
+    </w:p>
+    <w:p>
+      <w:pPr>
+        <w:pStyle w:val="1"/>
+      </w:pPr>
+      <w:bookmarkStart w:id="3" w:name="_Toc227835844"/>
       <w:r>
         <w:t>ГЛОССАРИЙ</w:t>
       </w:r>
@@ -4853,7 +4586,7 @@
       <w:bookmarkStart w:id="4" w:name="_Toc226376757"/>
       <w:bookmarkStart w:id="5" w:name="_Toc226376944"/>
       <w:bookmarkStart w:id="6" w:name="_Toc226389581"/>
-      <w:bookmarkStart w:id="7" w:name="_Toc226389713"/>
+      <w:bookmarkStart w:id="7" w:name="_Toc227835845"/>
       <w:r>
         <w:t>ВВЕДЕНИЕ</w:t>
       </w:r>
@@ -4864,17 +4597,580 @@
     </w:p>
     <w:p>
       <w:pPr>
+        <w:spacing w:before="240" w:after="0" w:line="360" w:lineRule="auto"/>
+        <w:ind w:firstLine="708"/>
+        <w:jc w:val="both"/>
+        <w:rPr>
+          <w:rFonts w:ascii="Times New Roman" w:hAnsi="Times New Roman" w:cs="Times New Roman"/>
+          <w:sz w:val="28"/>
+          <w:szCs w:val="28"/>
+        </w:rPr>
+      </w:pPr>
+      <w:r>
+        <w:rPr>
+          <w:rFonts w:ascii="Times New Roman" w:hAnsi="Times New Roman" w:cs="Times New Roman"/>
+          <w:sz w:val="28"/>
+          <w:szCs w:val="28"/>
+        </w:rPr>
+        <w:t xml:space="preserve">С каждым днём объём информации в интернете продолжает стремительно увеличиваться. Веб-сайты наполняются всё большим количеством мультимедийного контента, и изображения занимают среди них одно из ключевых мест. Людям из самых разных сфер деятельности </w:t>
+      </w:r>
+      <w:r>
+        <w:rPr>
+          <w:rFonts w:ascii="Times New Roman" w:hAnsi="Times New Roman" w:cs="Times New Roman"/>
+          <w:sz w:val="28"/>
+          <w:szCs w:val="28"/>
+        </w:rPr>
+        <w:t>-</w:t>
+      </w:r>
+      <w:r>
+        <w:rPr>
+          <w:rFonts w:ascii="Times New Roman" w:hAnsi="Times New Roman" w:cs="Times New Roman"/>
+          <w:sz w:val="28"/>
+          <w:szCs w:val="28"/>
+        </w:rPr>
+        <w:t xml:space="preserve"> дизайнерам, маркетологам, исследователям, преподавателям </w:t>
+      </w:r>
+      <w:r>
+        <w:rPr>
+          <w:rFonts w:ascii="Times New Roman" w:hAnsi="Times New Roman" w:cs="Times New Roman"/>
+          <w:sz w:val="28"/>
+          <w:szCs w:val="28"/>
+        </w:rPr>
+        <w:t>-</w:t>
+      </w:r>
+      <w:r>
+        <w:rPr>
+          <w:rFonts w:ascii="Times New Roman" w:hAnsi="Times New Roman" w:cs="Times New Roman"/>
+          <w:sz w:val="28"/>
+          <w:szCs w:val="28"/>
+        </w:rPr>
+        <w:t xml:space="preserve"> часто требуется собрать десятки, сотни, а иногда и тысячи картинок с тех или иных веб-страниц. Причины могут быть разными: создание собственной базы референсов, анализ визуального оформления конкурентов, архивирование материалов для последующего изучения или просто сохранение понравившихся иллюстраций.</w:t>
+      </w:r>
+    </w:p>
+    <w:p>
+      <w:pPr>
+        <w:spacing w:before="240" w:after="0" w:line="360" w:lineRule="auto"/>
+        <w:ind w:firstLine="708"/>
+        <w:jc w:val="both"/>
+        <w:rPr>
+          <w:rFonts w:ascii="Times New Roman" w:hAnsi="Times New Roman" w:cs="Times New Roman"/>
+          <w:sz w:val="28"/>
+          <w:szCs w:val="28"/>
+        </w:rPr>
+      </w:pPr>
+      <w:r>
+        <w:rPr>
+          <w:rFonts w:ascii="Times New Roman" w:hAnsi="Times New Roman" w:cs="Times New Roman"/>
+          <w:sz w:val="28"/>
+          <w:szCs w:val="28"/>
+        </w:rPr>
+        <w:t xml:space="preserve">Проблема заключается в том, что ручной сбор изображений остаётся невероятно утомительным и долгим занятием. Человек вынужден открывать каждую страницу по отдельности, глазами выискивать на ней подходящие картинки, щёлкать по ним правой кнопкой мыши, выбирать опцию сохранения и указывать нужную папку. Если страниц много </w:t>
+      </w:r>
+      <w:r>
+        <w:rPr>
+          <w:rFonts w:ascii="Times New Roman" w:hAnsi="Times New Roman" w:cs="Times New Roman"/>
+          <w:sz w:val="28"/>
+          <w:szCs w:val="28"/>
+        </w:rPr>
+        <w:t>-</w:t>
+      </w:r>
+      <w:r>
+        <w:rPr>
+          <w:rFonts w:ascii="Times New Roman" w:hAnsi="Times New Roman" w:cs="Times New Roman"/>
+          <w:sz w:val="28"/>
+          <w:szCs w:val="28"/>
+        </w:rPr>
+        <w:t xml:space="preserve"> а при серьёзной работе их всегда много </w:t>
+      </w:r>
+      <w:r>
+        <w:rPr>
+          <w:rFonts w:ascii="Times New Roman" w:hAnsi="Times New Roman" w:cs="Times New Roman"/>
+          <w:sz w:val="28"/>
+          <w:szCs w:val="28"/>
+        </w:rPr>
+        <w:t>-</w:t>
+      </w:r>
+      <w:r>
+        <w:rPr>
+          <w:rFonts w:ascii="Times New Roman" w:hAnsi="Times New Roman" w:cs="Times New Roman"/>
+          <w:sz w:val="28"/>
+          <w:szCs w:val="28"/>
+        </w:rPr>
+        <w:t xml:space="preserve"> этот процесс растягивается на часы. При этом неизбежны ошибки, связанные с человеческим фактором: что-то можно пропустить, что-то сохранить дважды, на каком-то этапе просто потерять концентрацию и начать всё сначала. Получается парадоксальная ситуация: в век высоких технологий люди по-прежнему тратят своё время на механическую работу, которую без особого труда мог бы выполнить компьютер.</w:t>
+      </w:r>
+    </w:p>
+    <w:p>
+      <w:pPr>
+        <w:spacing w:before="240" w:after="0" w:line="360" w:lineRule="auto"/>
+        <w:ind w:firstLine="708"/>
+        <w:jc w:val="both"/>
+        <w:rPr>
+          <w:rFonts w:ascii="Times New Roman" w:hAnsi="Times New Roman" w:cs="Times New Roman"/>
+          <w:sz w:val="28"/>
+          <w:szCs w:val="28"/>
+        </w:rPr>
+      </w:pPr>
+      <w:r>
+        <w:rPr>
+          <w:rFonts w:ascii="Times New Roman" w:hAnsi="Times New Roman" w:cs="Times New Roman"/>
+          <w:sz w:val="28"/>
+          <w:szCs w:val="28"/>
+        </w:rPr>
+        <w:t>Именно здесь на помощь приходит автоматизация. Программа, способная самостоятельно загружать веб-страницу, анализировать её содержимое, находить все изображения и сохранять их в заданную папку, решает проблему кардинально. То, на что у человека уходит час, компьютер делает за несколько секунд. При этом исключаются ошибки внимания, а обработка больших объёмов данных перестаёт быть испытанием для нервов. Однако тут возникает новая сложность: большинство существующих инструментов для веб-</w:t>
+      </w:r>
+      <w:proofErr w:type="spellStart"/>
+      <w:r>
+        <w:rPr>
+          <w:rFonts w:ascii="Times New Roman" w:hAnsi="Times New Roman" w:cs="Times New Roman"/>
+          <w:sz w:val="28"/>
+          <w:szCs w:val="28"/>
+        </w:rPr>
+        <w:t>скрапинга</w:t>
+      </w:r>
+      <w:proofErr w:type="spellEnd"/>
+      <w:r>
+        <w:rPr>
+          <w:rFonts w:ascii="Times New Roman" w:hAnsi="Times New Roman" w:cs="Times New Roman"/>
+          <w:sz w:val="28"/>
+          <w:szCs w:val="28"/>
+        </w:rPr>
+        <w:t xml:space="preserve"> либо слишком дороги, либо требуют от пользователя серьёзных технических знаний </w:t>
+      </w:r>
+      <w:r>
+        <w:rPr>
+          <w:rFonts w:ascii="Times New Roman" w:hAnsi="Times New Roman" w:cs="Times New Roman"/>
+          <w:sz w:val="28"/>
+          <w:szCs w:val="28"/>
+        </w:rPr>
+        <w:t>-</w:t>
+      </w:r>
+      <w:r>
+        <w:rPr>
+          <w:rFonts w:ascii="Times New Roman" w:hAnsi="Times New Roman" w:cs="Times New Roman"/>
+          <w:sz w:val="28"/>
+          <w:szCs w:val="28"/>
+        </w:rPr>
+        <w:t xml:space="preserve"> нужно разбираться в программировании, командной строке, настройке библиотек. Для обычного человека, который просто хочет быстро скачать картинки с сайта, такие решения оказываются недоступными.</w:t>
+      </w:r>
+    </w:p>
+    <w:p>
+      <w:pPr>
+        <w:spacing w:before="240" w:after="0" w:line="360" w:lineRule="auto"/>
+        <w:ind w:firstLine="708"/>
+        <w:jc w:val="both"/>
+        <w:rPr>
+          <w:rFonts w:ascii="Times New Roman" w:hAnsi="Times New Roman" w:cs="Times New Roman"/>
+          <w:sz w:val="28"/>
+          <w:szCs w:val="28"/>
+        </w:rPr>
+      </w:pPr>
+      <w:r>
+        <w:rPr>
+          <w:rFonts w:ascii="Times New Roman" w:hAnsi="Times New Roman" w:cs="Times New Roman"/>
+          <w:sz w:val="28"/>
+          <w:szCs w:val="28"/>
+        </w:rPr>
+        <w:t>Ц</w:t>
+      </w:r>
+      <w:r>
+        <w:rPr>
+          <w:rFonts w:ascii="Times New Roman" w:hAnsi="Times New Roman" w:cs="Times New Roman"/>
+          <w:sz w:val="28"/>
+          <w:szCs w:val="28"/>
+        </w:rPr>
+        <w:t xml:space="preserve">ель работы: разработать современное десктопное приложение с графическим интерфейсом, написанное на языке Python, которое позволит любому пользователю </w:t>
+      </w:r>
+      <w:r>
+        <w:rPr>
+          <w:rFonts w:ascii="Times New Roman" w:hAnsi="Times New Roman" w:cs="Times New Roman"/>
+          <w:sz w:val="28"/>
+          <w:szCs w:val="28"/>
+        </w:rPr>
+        <w:t>-</w:t>
+      </w:r>
+      <w:r>
+        <w:rPr>
+          <w:rFonts w:ascii="Times New Roman" w:hAnsi="Times New Roman" w:cs="Times New Roman"/>
+          <w:sz w:val="28"/>
+          <w:szCs w:val="28"/>
+        </w:rPr>
+        <w:t xml:space="preserve"> независимо от уровня его технической подготовки </w:t>
+      </w:r>
+      <w:r>
+        <w:rPr>
+          <w:rFonts w:ascii="Times New Roman" w:hAnsi="Times New Roman" w:cs="Times New Roman"/>
+          <w:sz w:val="28"/>
+          <w:szCs w:val="28"/>
+        </w:rPr>
+        <w:t>-</w:t>
+      </w:r>
+      <w:r>
+        <w:rPr>
+          <w:rFonts w:ascii="Times New Roman" w:hAnsi="Times New Roman" w:cs="Times New Roman"/>
+          <w:sz w:val="28"/>
+          <w:szCs w:val="28"/>
+        </w:rPr>
+        <w:t xml:space="preserve"> автоматически собирать и загружать изображения с веб-страниц буквально в несколько кликов.</w:t>
+      </w:r>
+    </w:p>
+    <w:p>
+      <w:pPr>
+        <w:spacing w:before="240" w:after="0" w:line="360" w:lineRule="auto"/>
+        <w:ind w:firstLine="708"/>
+        <w:jc w:val="both"/>
+        <w:rPr>
+          <w:rFonts w:ascii="Times New Roman" w:hAnsi="Times New Roman" w:cs="Times New Roman"/>
+          <w:sz w:val="28"/>
+          <w:szCs w:val="28"/>
+        </w:rPr>
+      </w:pPr>
+      <w:r>
+        <w:rPr>
+          <w:rFonts w:ascii="Times New Roman" w:hAnsi="Times New Roman" w:cs="Times New Roman"/>
+          <w:sz w:val="28"/>
+          <w:szCs w:val="28"/>
+        </w:rPr>
+        <w:t>Задачи:</w:t>
+      </w:r>
+      <w:r>
+        <w:rPr>
+          <w:rFonts w:ascii="Times New Roman" w:hAnsi="Times New Roman" w:cs="Times New Roman"/>
+          <w:sz w:val="28"/>
+          <w:szCs w:val="28"/>
+        </w:rPr>
+        <w:t xml:space="preserve"> </w:t>
+      </w:r>
+      <w:r>
+        <w:rPr>
+          <w:rFonts w:ascii="Times New Roman" w:hAnsi="Times New Roman" w:cs="Times New Roman"/>
+          <w:sz w:val="28"/>
+          <w:szCs w:val="28"/>
+        </w:rPr>
+        <w:t>детально изучить существующие технологии веб-</w:t>
+      </w:r>
+      <w:proofErr w:type="spellStart"/>
+      <w:r>
+        <w:rPr>
+          <w:rFonts w:ascii="Times New Roman" w:hAnsi="Times New Roman" w:cs="Times New Roman"/>
+          <w:sz w:val="28"/>
+          <w:szCs w:val="28"/>
+        </w:rPr>
+        <w:t>скрапинга</w:t>
+      </w:r>
+      <w:proofErr w:type="spellEnd"/>
+      <w:r>
+        <w:rPr>
+          <w:rFonts w:ascii="Times New Roman" w:hAnsi="Times New Roman" w:cs="Times New Roman"/>
+          <w:sz w:val="28"/>
+          <w:szCs w:val="28"/>
+        </w:rPr>
+        <w:t xml:space="preserve"> и принципы парсинга HTML-документов, поскольку без понимания того, как устроены веб-страницы и каким образом из них можно </w:t>
+      </w:r>
+      <w:proofErr w:type="spellStart"/>
+      <w:r>
+        <w:rPr>
+          <w:rFonts w:ascii="Times New Roman" w:hAnsi="Times New Roman" w:cs="Times New Roman"/>
+          <w:sz w:val="28"/>
+          <w:szCs w:val="28"/>
+        </w:rPr>
+        <w:t>программно</w:t>
+      </w:r>
+      <w:proofErr w:type="spellEnd"/>
+      <w:r>
+        <w:rPr>
+          <w:rFonts w:ascii="Times New Roman" w:hAnsi="Times New Roman" w:cs="Times New Roman"/>
+          <w:sz w:val="28"/>
+          <w:szCs w:val="28"/>
+        </w:rPr>
+        <w:t xml:space="preserve"> извлекать информацию, невозможно построить работающий инструмент. Требуется провести анализ доступных библиотек Python, предназначенных для работы с веб-контентом, и выбрать из них те, которые лучше всего подходят для решения поставленной задачи </w:t>
+      </w:r>
+      <w:r>
+        <w:rPr>
+          <w:rFonts w:ascii="Times New Roman" w:hAnsi="Times New Roman" w:cs="Times New Roman"/>
+          <w:sz w:val="28"/>
+          <w:szCs w:val="28"/>
+        </w:rPr>
+        <w:t>-</w:t>
+      </w:r>
+      <w:r>
+        <w:rPr>
+          <w:rFonts w:ascii="Times New Roman" w:hAnsi="Times New Roman" w:cs="Times New Roman"/>
+          <w:sz w:val="28"/>
+          <w:szCs w:val="28"/>
+        </w:rPr>
+        <w:t xml:space="preserve"> они должны быть одновременно надёжными, производительными и простыми в использовании. Нужно спроектировать архитектуру будущего приложения таким образом, чтобы в ней были чётко разделены логика сбора данных и пользовательский интерфейс, что обеспечит гибкость и удобство дальнейшей разработки. Предстоит непосредственно реализовать функционал индексации ссылок и изображений </w:t>
+      </w:r>
+      <w:r>
+        <w:rPr>
+          <w:rFonts w:ascii="Times New Roman" w:hAnsi="Times New Roman" w:cs="Times New Roman"/>
+          <w:sz w:val="28"/>
+          <w:szCs w:val="28"/>
+        </w:rPr>
+        <w:t>-</w:t>
+      </w:r>
+      <w:r>
+        <w:rPr>
+          <w:rFonts w:ascii="Times New Roman" w:hAnsi="Times New Roman" w:cs="Times New Roman"/>
+          <w:sz w:val="28"/>
+          <w:szCs w:val="28"/>
+        </w:rPr>
+        <w:t xml:space="preserve"> то есть научить программу отправлять запросы к серверу, получать HTML-код страницы, извлекать из него все элементы, содержащие ссылки на картинки, и преобразовывать относительные адреса в абсолютные. Необходимо создать удобный графический интерфейс на базе библиотеки </w:t>
+      </w:r>
+      <w:proofErr w:type="spellStart"/>
+      <w:r>
+        <w:rPr>
+          <w:rFonts w:ascii="Times New Roman" w:hAnsi="Times New Roman" w:cs="Times New Roman"/>
+          <w:sz w:val="28"/>
+          <w:szCs w:val="28"/>
+        </w:rPr>
+        <w:t>Tkinter</w:t>
+      </w:r>
+      <w:proofErr w:type="spellEnd"/>
+      <w:r>
+        <w:rPr>
+          <w:rFonts w:ascii="Times New Roman" w:hAnsi="Times New Roman" w:cs="Times New Roman"/>
+          <w:sz w:val="28"/>
+          <w:szCs w:val="28"/>
+        </w:rPr>
+        <w:t>, который будет интуитивно понятен даже неподготовленному пользователю и позволит ему управлять процессом сбора данных без обращения к командной строке. Требуется обеспечить многопоточную обработку данных, чтобы приложение не зависало во время длительных операций загрузки и оставалось отзывчивым на действия пользователя. И наконец, нужно тщательно протестировать работоспособность созданного приложения на реальных веб-сайтах, выявить возможные ограничения и убедиться, что оно действительно справляется с поставленными перед ним задачами.</w:t>
+      </w:r>
+    </w:p>
+    <w:p>
+      <w:pPr>
+        <w:spacing w:before="240" w:after="0" w:line="360" w:lineRule="auto"/>
+        <w:ind w:firstLine="708"/>
+        <w:jc w:val="both"/>
+        <w:rPr>
+          <w:rFonts w:ascii="Times New Roman" w:hAnsi="Times New Roman" w:cs="Times New Roman"/>
+          <w:sz w:val="28"/>
+          <w:szCs w:val="28"/>
+        </w:rPr>
+      </w:pPr>
+      <w:r>
+        <w:rPr>
+          <w:rFonts w:ascii="Times New Roman" w:hAnsi="Times New Roman" w:cs="Times New Roman"/>
+          <w:sz w:val="28"/>
+          <w:szCs w:val="28"/>
+        </w:rPr>
+        <w:t xml:space="preserve">Объектом исследования в данной работе выступает сам процесс автоматизированного сбора данных с веб-страниц сети Интернет </w:t>
+      </w:r>
+      <w:r>
+        <w:rPr>
+          <w:rFonts w:ascii="Times New Roman" w:hAnsi="Times New Roman" w:cs="Times New Roman"/>
+          <w:sz w:val="28"/>
+          <w:szCs w:val="28"/>
+        </w:rPr>
+        <w:t>-</w:t>
+      </w:r>
+      <w:r>
+        <w:rPr>
+          <w:rFonts w:ascii="Times New Roman" w:hAnsi="Times New Roman" w:cs="Times New Roman"/>
+          <w:sz w:val="28"/>
+          <w:szCs w:val="28"/>
+        </w:rPr>
+        <w:t xml:space="preserve"> от момента отправки запроса к серверу до финального сохранения файлов на жёсткий диск пользователя. Предметом же исследования являются конкретные программные средства и технологии, используемые для создания веб-индексатора изображений на языке Python: библиотеки </w:t>
+      </w:r>
+      <w:proofErr w:type="spellStart"/>
+      <w:r>
+        <w:rPr>
+          <w:rFonts w:ascii="Times New Roman" w:hAnsi="Times New Roman" w:cs="Times New Roman"/>
+          <w:sz w:val="28"/>
+          <w:szCs w:val="28"/>
+        </w:rPr>
+        <w:t>Requests</w:t>
+      </w:r>
+      <w:proofErr w:type="spellEnd"/>
+      <w:r>
+        <w:rPr>
+          <w:rFonts w:ascii="Times New Roman" w:hAnsi="Times New Roman" w:cs="Times New Roman"/>
+          <w:sz w:val="28"/>
+          <w:szCs w:val="28"/>
+        </w:rPr>
+        <w:t xml:space="preserve">, </w:t>
+      </w:r>
+      <w:proofErr w:type="spellStart"/>
+      <w:r>
+        <w:rPr>
+          <w:rFonts w:ascii="Times New Roman" w:hAnsi="Times New Roman" w:cs="Times New Roman"/>
+          <w:sz w:val="28"/>
+          <w:szCs w:val="28"/>
+        </w:rPr>
+        <w:t>BeautifulSoup</w:t>
+      </w:r>
+      <w:proofErr w:type="spellEnd"/>
+      <w:r>
+        <w:rPr>
+          <w:rFonts w:ascii="Times New Roman" w:hAnsi="Times New Roman" w:cs="Times New Roman"/>
+          <w:sz w:val="28"/>
+          <w:szCs w:val="28"/>
+        </w:rPr>
+        <w:t xml:space="preserve">, </w:t>
+      </w:r>
+      <w:proofErr w:type="spellStart"/>
+      <w:r>
+        <w:rPr>
+          <w:rFonts w:ascii="Times New Roman" w:hAnsi="Times New Roman" w:cs="Times New Roman"/>
+          <w:sz w:val="28"/>
+          <w:szCs w:val="28"/>
+        </w:rPr>
+        <w:t>Tkinter</w:t>
+      </w:r>
+      <w:proofErr w:type="spellEnd"/>
+      <w:r>
+        <w:rPr>
+          <w:rFonts w:ascii="Times New Roman" w:hAnsi="Times New Roman" w:cs="Times New Roman"/>
+          <w:sz w:val="28"/>
+          <w:szCs w:val="28"/>
+        </w:rPr>
+        <w:t xml:space="preserve">, модули </w:t>
+      </w:r>
+      <w:proofErr w:type="spellStart"/>
+      <w:r>
+        <w:rPr>
+          <w:rFonts w:ascii="Times New Roman" w:hAnsi="Times New Roman" w:cs="Times New Roman"/>
+          <w:sz w:val="28"/>
+          <w:szCs w:val="28"/>
+        </w:rPr>
+        <w:t>threading</w:t>
+      </w:r>
+      <w:proofErr w:type="spellEnd"/>
+      <w:r>
+        <w:rPr>
+          <w:rFonts w:ascii="Times New Roman" w:hAnsi="Times New Roman" w:cs="Times New Roman"/>
+          <w:sz w:val="28"/>
+          <w:szCs w:val="28"/>
+        </w:rPr>
+        <w:t xml:space="preserve"> и </w:t>
+      </w:r>
+      <w:proofErr w:type="spellStart"/>
+      <w:proofErr w:type="gramStart"/>
+      <w:r>
+        <w:rPr>
+          <w:rFonts w:ascii="Times New Roman" w:hAnsi="Times New Roman" w:cs="Times New Roman"/>
+          <w:sz w:val="28"/>
+          <w:szCs w:val="28"/>
+        </w:rPr>
+        <w:t>urllib.parse</w:t>
+      </w:r>
+      <w:proofErr w:type="spellEnd"/>
+      <w:proofErr w:type="gramEnd"/>
+      <w:r>
+        <w:rPr>
+          <w:rFonts w:ascii="Times New Roman" w:hAnsi="Times New Roman" w:cs="Times New Roman"/>
+          <w:sz w:val="28"/>
+          <w:szCs w:val="28"/>
+        </w:rPr>
+        <w:t>, а также принципы их совместного использования.</w:t>
+      </w:r>
+    </w:p>
+    <w:p>
+      <w:pPr>
+        <w:spacing w:before="240" w:after="0" w:line="360" w:lineRule="auto"/>
+        <w:ind w:firstLine="708"/>
+        <w:jc w:val="both"/>
+        <w:rPr>
+          <w:rFonts w:ascii="Times New Roman" w:hAnsi="Times New Roman" w:cs="Times New Roman"/>
+          <w:sz w:val="28"/>
+          <w:szCs w:val="28"/>
+        </w:rPr>
+      </w:pPr>
+      <w:r>
+        <w:rPr>
+          <w:rFonts w:ascii="Times New Roman" w:hAnsi="Times New Roman" w:cs="Times New Roman"/>
+          <w:sz w:val="28"/>
+          <w:szCs w:val="28"/>
+        </w:rPr>
+        <w:t>Практическая значимость разработанного приложения не вызывает сомнений. Оно может быть полезно самому широкому кругу людей. Маркетологи с его помощью смогут быстро собирать визуальные материалы конкурентов для анализа их стратегий. Дизайнеры получат удобный инструмент для формирования библиотек вдохновения и референсов. Исследователи, изучающие визуальный контент в интернете, смогут автоматизировать сбор данных для своих проектов. Наконец, обычные пользователи, которые просто хотят сохранить понравившиеся картинки с какого-либо сайта, избавятся от необходимости вручную открывать каждую страницу и тратить на это своё время. Программа делает то, что должна делать хорошая утилита: решает конкретную проблему быстро, просто и без лишних вопросов.</w:t>
+      </w:r>
+      <w:r>
+        <w:rPr>
+          <w:rFonts w:ascii="Times New Roman" w:hAnsi="Times New Roman" w:cs="Times New Roman"/>
+          <w:sz w:val="28"/>
+          <w:szCs w:val="28"/>
+        </w:rPr>
+        <w:br w:type="page"/>
+      </w:r>
+    </w:p>
+    <w:p>
+      <w:pPr>
+        <w:pStyle w:val="1"/>
+      </w:pPr>
+      <w:bookmarkStart w:id="8" w:name="_Toc227835846"/>
+      <w:r>
+        <w:t>ТЕОРЕТИЧЕСКИЕ ОСНОВЫ ИССЛЕДОВАНИЯ</w:t>
+      </w:r>
+      <w:bookmarkEnd w:id="8"/>
+    </w:p>
+    <w:p>
+      <w:pPr>
+        <w:pStyle w:val="2"/>
+      </w:pPr>
+      <w:bookmarkStart w:id="9" w:name="_Toc226376759"/>
+      <w:bookmarkStart w:id="10" w:name="_Toc226376946"/>
+      <w:bookmarkStart w:id="11" w:name="_Toc226389583"/>
+      <w:bookmarkStart w:id="12" w:name="_Toc227835847"/>
+      <w:r>
+        <w:t>1.1 Анализ предметной области</w:t>
+      </w:r>
+      <w:bookmarkEnd w:id="9"/>
+      <w:bookmarkEnd w:id="10"/>
+      <w:bookmarkEnd w:id="11"/>
+      <w:bookmarkEnd w:id="12"/>
+    </w:p>
+    <w:p>
+      <w:pPr>
         <w:spacing w:line="360" w:lineRule="auto"/>
         <w:ind w:firstLine="708"/>
         <w:jc w:val="both"/>
-      </w:pPr>
-      <w:r>
-        <w:rPr>
-          <w:rFonts w:ascii="Times New Roman" w:hAnsi="Times New Roman" w:cs="Times New Roman"/>
-          <w:sz w:val="28"/>
-          <w:szCs w:val="28"/>
-        </w:rPr>
-        <w:t>В современном цифровом мире объем информации в сети Интернет растет экспоненциально. Веб-сайты содержат огромное количество мультимедийного контента, включая изображения, которые часто необходимо собирать для различных целей: создания баз данных, анализа контента, архивирования, маркетинговых исследований.</w:t>
+        <w:rPr>
+          <w:rFonts w:ascii="Times New Roman" w:hAnsi="Times New Roman" w:cs="Times New Roman"/>
+          <w:sz w:val="28"/>
+          <w:szCs w:val="28"/>
+        </w:rPr>
+      </w:pPr>
+      <w:r>
+        <w:rPr>
+          <w:rFonts w:ascii="Times New Roman" w:hAnsi="Times New Roman" w:cs="Times New Roman"/>
+          <w:sz w:val="28"/>
+          <w:szCs w:val="28"/>
+        </w:rPr>
+        <w:t>Веб-</w:t>
+      </w:r>
+      <w:proofErr w:type="spellStart"/>
+      <w:r>
+        <w:rPr>
+          <w:rFonts w:ascii="Times New Roman" w:hAnsi="Times New Roman" w:cs="Times New Roman"/>
+          <w:sz w:val="28"/>
+          <w:szCs w:val="28"/>
+        </w:rPr>
+        <w:t>скрапинг</w:t>
+      </w:r>
+      <w:proofErr w:type="spellEnd"/>
+      <w:r>
+        <w:rPr>
+          <w:rFonts w:ascii="Times New Roman" w:hAnsi="Times New Roman" w:cs="Times New Roman"/>
+          <w:sz w:val="28"/>
+          <w:szCs w:val="28"/>
+        </w:rPr>
+        <w:t xml:space="preserve"> представляет собой технологию извлечения данных из веб-страниц с помощью автоматизированных программных средств. В отличие от ручного копирования информации, веб-</w:t>
+      </w:r>
+      <w:proofErr w:type="spellStart"/>
+      <w:r>
+        <w:rPr>
+          <w:rFonts w:ascii="Times New Roman" w:hAnsi="Times New Roman" w:cs="Times New Roman"/>
+          <w:sz w:val="28"/>
+          <w:szCs w:val="28"/>
+        </w:rPr>
+        <w:t>скрапинг</w:t>
+      </w:r>
+      <w:proofErr w:type="spellEnd"/>
+      <w:r>
+        <w:rPr>
+          <w:rFonts w:ascii="Times New Roman" w:hAnsi="Times New Roman" w:cs="Times New Roman"/>
+          <w:sz w:val="28"/>
+          <w:szCs w:val="28"/>
+        </w:rPr>
+        <w:t xml:space="preserve"> позволяет обрабатывать тысячи страниц за короткое время.</w:t>
       </w:r>
     </w:p>
     <w:p>
@@ -4894,7 +5190,7 @@
           <w:sz w:val="28"/>
           <w:szCs w:val="28"/>
         </w:rPr>
-        <w:t xml:space="preserve">Ручной сбор изображений с веб-страниц представляет собой трудоемкий и </w:t>
+        <w:t>Веб-</w:t>
       </w:r>
       <w:proofErr w:type="spellStart"/>
       <w:r>
@@ -4903,7 +5199,7 @@
           <w:sz w:val="28"/>
           <w:szCs w:val="28"/>
         </w:rPr>
-        <w:t>времязатратный</w:t>
+        <w:t>скрапинг</w:t>
       </w:r>
       <w:proofErr w:type="spellEnd"/>
       <w:r>
@@ -4912,18 +5208,43 @@
           <w:sz w:val="28"/>
           <w:szCs w:val="28"/>
         </w:rPr>
-        <w:t xml:space="preserve"> процесс. Пользователю необходимо открывать каждую страницу, находить нужные изображения, сохранять их по одному. При работе с большими объемами данных этот процесс может занимать часы.</w:t>
-      </w:r>
-      <w:r>
-        <w:t xml:space="preserve"> </w:t>
-      </w:r>
-      <w:r>
-        <w:rPr>
-          <w:rFonts w:ascii="Times New Roman" w:hAnsi="Times New Roman" w:cs="Times New Roman"/>
-          <w:sz w:val="28"/>
-          <w:szCs w:val="28"/>
-        </w:rPr>
-        <w:t>Автоматизация процесса обеспечивает сокращение времени выполнения задачи с часов до секунд, исключение человеческого фактора и ошибок, обработку больших объемов данных и повышение производительности труда.</w:t>
+        <w:t xml:space="preserve"> находит применение в широком спектре задач. Среди основных сфер можно выделить сбор данных для анализа: с его помощью получают информацию для маркетинговых исследований, отслеживают динамику цен и анализируют действия конкурентов. Также </w:t>
+      </w:r>
+      <w:proofErr w:type="spellStart"/>
+      <w:r>
+        <w:rPr>
+          <w:rFonts w:ascii="Times New Roman" w:hAnsi="Times New Roman" w:cs="Times New Roman"/>
+          <w:sz w:val="28"/>
+          <w:szCs w:val="28"/>
+        </w:rPr>
+        <w:t>скрапинг</w:t>
+      </w:r>
+      <w:proofErr w:type="spellEnd"/>
+      <w:r>
+        <w:rPr>
+          <w:rFonts w:ascii="Times New Roman" w:hAnsi="Times New Roman" w:cs="Times New Roman"/>
+          <w:sz w:val="28"/>
+          <w:szCs w:val="28"/>
+        </w:rPr>
+        <w:t xml:space="preserve"> активно используется для агрегации контента — формирования баз изображений, текстов, новостных лент и товарных каталогов. Еще одно важное направление — мониторинг изменений, позволяющий в автоматическом режиме отслеживать обновления на сайтах, будь то новые вакансии, изменения в условиях оказания услуг или поступление товаров. Наконец, </w:t>
+      </w:r>
+      <w:proofErr w:type="spellStart"/>
+      <w:r>
+        <w:rPr>
+          <w:rFonts w:ascii="Times New Roman" w:hAnsi="Times New Roman" w:cs="Times New Roman"/>
+          <w:sz w:val="28"/>
+          <w:szCs w:val="28"/>
+        </w:rPr>
+        <w:t>скрапинг</w:t>
+      </w:r>
+      <w:proofErr w:type="spellEnd"/>
+      <w:r>
+        <w:rPr>
+          <w:rFonts w:ascii="Times New Roman" w:hAnsi="Times New Roman" w:cs="Times New Roman"/>
+          <w:sz w:val="28"/>
+          <w:szCs w:val="28"/>
+        </w:rPr>
+        <w:t xml:space="preserve"> служит инструментом архивирования, обеспечивая сохранение веб-контента для последующего анализа или юридически значимого хранения.</w:t>
       </w:r>
     </w:p>
     <w:p>
@@ -4931,65 +5252,19 @@
         <w:spacing w:line="360" w:lineRule="auto"/>
         <w:ind w:firstLine="708"/>
         <w:jc w:val="both"/>
-      </w:pPr>
-      <w:r>
-        <w:rPr>
-          <w:rFonts w:ascii="Times New Roman" w:hAnsi="Times New Roman" w:cs="Times New Roman"/>
-          <w:sz w:val="28"/>
-          <w:szCs w:val="28"/>
-        </w:rPr>
-        <w:t>Проблема исследования: отсутствие доступных и простых в использовании инструментов для автоматического сбора изображений с веб-страниц, которые не требуют специальных технических знаний.</w:t>
-      </w:r>
-    </w:p>
-    <w:p>
-      <w:pPr>
-        <w:spacing w:line="360" w:lineRule="auto"/>
-        <w:ind w:firstLine="708"/>
-        <w:jc w:val="both"/>
-      </w:pPr>
-      <w:r>
-        <w:rPr>
-          <w:rFonts w:ascii="Times New Roman" w:hAnsi="Times New Roman" w:cs="Times New Roman"/>
-          <w:sz w:val="28"/>
-          <w:szCs w:val="28"/>
-        </w:rPr>
-        <w:t>Цель работы: разработка современного десктопного приложения с графическим интерфейсом на Python для автоматического сбора и загрузки изображений с веб-страниц.</w:t>
-      </w:r>
-    </w:p>
-    <w:p>
-      <w:pPr>
-        <w:spacing w:line="360" w:lineRule="auto"/>
-        <w:jc w:val="both"/>
-      </w:pPr>
-      <w:r>
-        <w:rPr>
-          <w:rFonts w:ascii="Times New Roman" w:hAnsi="Times New Roman" w:cs="Times New Roman"/>
-          <w:sz w:val="28"/>
-          <w:szCs w:val="28"/>
-        </w:rPr>
-        <w:t>Задачи исследования:</w:t>
-      </w:r>
-    </w:p>
-    <w:p>
-      <w:pPr>
-        <w:pStyle w:val="af5"/>
-        <w:numPr>
-          <w:ilvl w:val="0"/>
-          <w:numId w:val="40"/>
-        </w:numPr>
-        <w:tabs>
-          <w:tab w:val="left" w:pos="993"/>
-        </w:tabs>
-        <w:spacing w:line="360" w:lineRule="auto"/>
-        <w:ind w:left="0" w:firstLine="709"/>
-      </w:pPr>
-      <w:r>
-        <w:rPr>
-          <w:rFonts w:ascii="Times New Roman" w:hAnsi="Times New Roman" w:cs="Times New Roman"/>
-          <w:sz w:val="28"/>
-          <w:szCs w:val="28"/>
-        </w:rPr>
-        <w:t>Изучить технологии веб-</w:t>
+        <w:rPr>
+          <w:rFonts w:ascii="Times New Roman" w:hAnsi="Times New Roman" w:cs="Times New Roman"/>
+          <w:sz w:val="28"/>
+          <w:szCs w:val="28"/>
+        </w:rPr>
+      </w:pPr>
+      <w:r>
+        <w:rPr>
+          <w:rFonts w:ascii="Times New Roman" w:hAnsi="Times New Roman" w:cs="Times New Roman"/>
+          <w:sz w:val="28"/>
+          <w:szCs w:val="28"/>
+        </w:rPr>
+        <w:t>Однако разработка эффективных и устойчивых решений для сбора данных требует ответственного подхода. На этапе проектирования инструментов веб-</w:t>
       </w:r>
       <w:proofErr w:type="spellStart"/>
       <w:r>
@@ -5007,434 +5282,24 @@
           <w:sz w:val="28"/>
           <w:szCs w:val="28"/>
         </w:rPr>
-        <w:t xml:space="preserve"> и парсинга HTML-документов</w:t>
-      </w:r>
-    </w:p>
-    <w:p>
-      <w:pPr>
-        <w:pStyle w:val="af5"/>
-        <w:numPr>
-          <w:ilvl w:val="0"/>
-          <w:numId w:val="40"/>
-        </w:numPr>
-        <w:tabs>
-          <w:tab w:val="left" w:pos="993"/>
-        </w:tabs>
-        <w:spacing w:line="360" w:lineRule="auto"/>
-        <w:ind w:left="0" w:firstLine="709"/>
-      </w:pPr>
-      <w:r>
-        <w:rPr>
-          <w:rFonts w:ascii="Times New Roman" w:hAnsi="Times New Roman" w:cs="Times New Roman"/>
-          <w:sz w:val="28"/>
-          <w:szCs w:val="28"/>
-        </w:rPr>
-        <w:t>Проанализировать существующие библиотеки Python для работы с веб-контентом</w:t>
-      </w:r>
-    </w:p>
-    <w:p>
-      <w:pPr>
-        <w:pStyle w:val="af5"/>
-        <w:numPr>
-          <w:ilvl w:val="0"/>
-          <w:numId w:val="40"/>
-        </w:numPr>
-        <w:tabs>
-          <w:tab w:val="left" w:pos="993"/>
-        </w:tabs>
-        <w:spacing w:line="360" w:lineRule="auto"/>
-        <w:ind w:left="0" w:firstLine="709"/>
-      </w:pPr>
-      <w:r>
-        <w:rPr>
-          <w:rFonts w:ascii="Times New Roman" w:hAnsi="Times New Roman" w:cs="Times New Roman"/>
-          <w:sz w:val="28"/>
-          <w:szCs w:val="28"/>
-        </w:rPr>
-        <w:t>Разработать архитектуру приложения с графическим интерфейсом</w:t>
-      </w:r>
-    </w:p>
-    <w:p>
-      <w:pPr>
-        <w:pStyle w:val="af5"/>
-        <w:numPr>
-          <w:ilvl w:val="0"/>
-          <w:numId w:val="40"/>
-        </w:numPr>
-        <w:tabs>
-          <w:tab w:val="left" w:pos="993"/>
-        </w:tabs>
-        <w:spacing w:line="360" w:lineRule="auto"/>
-        <w:ind w:left="0" w:firstLine="709"/>
-      </w:pPr>
-      <w:r>
-        <w:rPr>
-          <w:rFonts w:ascii="Times New Roman" w:hAnsi="Times New Roman" w:cs="Times New Roman"/>
-          <w:sz w:val="28"/>
-          <w:szCs w:val="28"/>
-        </w:rPr>
-        <w:t>Реализовать функционал индексации ссылок и изображений</w:t>
-      </w:r>
-    </w:p>
-    <w:p>
-      <w:pPr>
-        <w:pStyle w:val="af5"/>
-        <w:numPr>
-          <w:ilvl w:val="0"/>
-          <w:numId w:val="40"/>
-        </w:numPr>
-        <w:tabs>
-          <w:tab w:val="left" w:pos="993"/>
-        </w:tabs>
-        <w:spacing w:line="360" w:lineRule="auto"/>
-        <w:ind w:left="0" w:firstLine="709"/>
-      </w:pPr>
-      <w:r>
-        <w:rPr>
-          <w:rFonts w:ascii="Times New Roman" w:hAnsi="Times New Roman" w:cs="Times New Roman"/>
-          <w:sz w:val="28"/>
-          <w:szCs w:val="28"/>
-        </w:rPr>
-        <w:t xml:space="preserve">Создать удобный пользовательский интерфейс на базе </w:t>
-      </w:r>
-      <w:proofErr w:type="spellStart"/>
-      <w:r>
-        <w:rPr>
-          <w:rFonts w:ascii="Times New Roman" w:hAnsi="Times New Roman" w:cs="Times New Roman"/>
-          <w:sz w:val="28"/>
-          <w:szCs w:val="28"/>
-        </w:rPr>
-        <w:t>Tkinter</w:t>
-      </w:r>
-      <w:proofErr w:type="spellEnd"/>
-    </w:p>
-    <w:p>
-      <w:pPr>
-        <w:pStyle w:val="af5"/>
-        <w:numPr>
-          <w:ilvl w:val="0"/>
-          <w:numId w:val="40"/>
-        </w:numPr>
-        <w:tabs>
-          <w:tab w:val="left" w:pos="993"/>
-        </w:tabs>
-        <w:spacing w:line="360" w:lineRule="auto"/>
-        <w:ind w:left="0" w:firstLine="709"/>
-      </w:pPr>
-      <w:r>
-        <w:rPr>
-          <w:rFonts w:ascii="Times New Roman" w:hAnsi="Times New Roman" w:cs="Times New Roman"/>
-          <w:sz w:val="28"/>
-          <w:szCs w:val="28"/>
-        </w:rPr>
-        <w:t>Обеспечить многопоточную обработку данных</w:t>
-      </w:r>
-    </w:p>
-    <w:p>
-      <w:pPr>
-        <w:pStyle w:val="af5"/>
-        <w:numPr>
-          <w:ilvl w:val="0"/>
-          <w:numId w:val="40"/>
-        </w:numPr>
-        <w:tabs>
-          <w:tab w:val="left" w:pos="993"/>
-        </w:tabs>
-        <w:spacing w:line="360" w:lineRule="auto"/>
-        <w:ind w:left="0" w:firstLine="709"/>
-      </w:pPr>
-      <w:r>
-        <w:rPr>
-          <w:rFonts w:ascii="Times New Roman" w:hAnsi="Times New Roman" w:cs="Times New Roman"/>
-          <w:sz w:val="28"/>
-          <w:szCs w:val="28"/>
-        </w:rPr>
-        <w:t>Протестировать работоспособность приложения</w:t>
-      </w:r>
-    </w:p>
-    <w:p>
-      <w:pPr>
-        <w:spacing w:line="360" w:lineRule="auto"/>
-        <w:ind w:firstLine="708"/>
-        <w:jc w:val="both"/>
-      </w:pPr>
-      <w:r>
-        <w:rPr>
-          <w:rFonts w:ascii="Times New Roman" w:hAnsi="Times New Roman" w:cs="Times New Roman"/>
-          <w:sz w:val="28"/>
-          <w:szCs w:val="28"/>
-        </w:rPr>
-        <w:t>Объект исследования: процесс автоматизированного сбора данных с веб-страниц сети Интернет.</w:t>
-      </w:r>
-    </w:p>
-    <w:p>
-      <w:pPr>
-        <w:spacing w:line="360" w:lineRule="auto"/>
-        <w:ind w:firstLine="708"/>
-        <w:jc w:val="both"/>
-      </w:pPr>
-      <w:r>
-        <w:rPr>
-          <w:rFonts w:ascii="Times New Roman" w:hAnsi="Times New Roman" w:cs="Times New Roman"/>
-          <w:sz w:val="28"/>
-          <w:szCs w:val="28"/>
-        </w:rPr>
-        <w:t>Предмет исследования: программные средства и технологии для создания веб-индексатора изображений на языке Python.</w:t>
-      </w:r>
-    </w:p>
-    <w:p>
-      <w:pPr>
-        <w:spacing w:line="360" w:lineRule="auto"/>
-        <w:ind w:firstLine="708"/>
-        <w:jc w:val="both"/>
-        <w:rPr>
-          <w:rFonts w:ascii="Times New Roman" w:hAnsi="Times New Roman" w:cs="Times New Roman"/>
-          <w:sz w:val="28"/>
-          <w:szCs w:val="28"/>
-        </w:rPr>
-      </w:pPr>
-      <w:r>
-        <w:rPr>
-          <w:rFonts w:ascii="Times New Roman" w:hAnsi="Times New Roman" w:cs="Times New Roman"/>
-          <w:sz w:val="28"/>
-          <w:szCs w:val="28"/>
-        </w:rPr>
-        <w:t>Практическая значимость: разработанное приложение может быть использовано маркетологами, дизайнерами, исследователями, обычными пользователями для быстрого сохранения изображений с сайтов.</w:t>
-      </w:r>
-    </w:p>
-    <w:p>
-      <w:pPr>
-        <w:spacing w:after="0" w:line="240" w:lineRule="auto"/>
-        <w:rPr>
-          <w:rFonts w:ascii="Times New Roman" w:hAnsi="Times New Roman" w:cs="Times New Roman"/>
-          <w:sz w:val="28"/>
-          <w:szCs w:val="28"/>
-        </w:rPr>
-      </w:pPr>
-      <w:r>
-        <w:rPr>
-          <w:rFonts w:ascii="Times New Roman" w:hAnsi="Times New Roman" w:cs="Times New Roman"/>
-          <w:sz w:val="28"/>
-          <w:szCs w:val="28"/>
-        </w:rPr>
-        <w:br w:type="page"/>
-      </w:r>
-    </w:p>
-    <w:p>
-      <w:pPr>
-        <w:pStyle w:val="1"/>
-      </w:pPr>
-      <w:bookmarkStart w:id="8" w:name="_Toc226376758"/>
-      <w:bookmarkStart w:id="9" w:name="_Toc226376945"/>
-      <w:bookmarkStart w:id="10" w:name="_Toc226389582"/>
-      <w:bookmarkStart w:id="11" w:name="_Toc226389714"/>
-      <w:r>
-        <w:t>ТЕОРЕТИЧЕСКАЯ ЧАСТЬ</w:t>
-      </w:r>
-      <w:bookmarkEnd w:id="8"/>
-      <w:bookmarkEnd w:id="9"/>
-      <w:bookmarkEnd w:id="10"/>
-      <w:bookmarkEnd w:id="11"/>
+        <w:t xml:space="preserve"> необходимо учитывать соблюдение файла robots.txt, в котором владельцы сайтов определяют правила взаимодействия с ботами. Не менее важно уважение авторских прав: собранный контент не должен использоваться способами, нарушающими законодательство. Кроме того, следует контролировать частоту запросов, чтобы избежать перегрузки серверов и не создавать помех в работе целевых веб-ресурсов. Только баланс между технической эффективностью и соблюдением этих принципов позволяет выстраивать долгосрочные и легальные процессы автоматизированного сбора данных.</w:t>
+      </w:r>
     </w:p>
     <w:p>
       <w:pPr>
         <w:pStyle w:val="2"/>
       </w:pPr>
-      <w:bookmarkStart w:id="12" w:name="_Toc226376759"/>
-      <w:bookmarkStart w:id="13" w:name="_Toc226376946"/>
-      <w:bookmarkStart w:id="14" w:name="_Toc226389583"/>
-      <w:bookmarkStart w:id="15" w:name="_Toc226389715"/>
-      <w:r>
-        <w:t>1.1 Анализ предметной области</w:t>
-      </w:r>
-      <w:bookmarkEnd w:id="12"/>
+      <w:bookmarkStart w:id="13" w:name="_Toc226376760"/>
+      <w:bookmarkStart w:id="14" w:name="_Toc226376947"/>
+      <w:bookmarkStart w:id="15" w:name="_Toc226389584"/>
+      <w:bookmarkStart w:id="16" w:name="_Toc227835848"/>
+      <w:r>
+        <w:t>1.2 Технологии веб-парсинга</w:t>
+      </w:r>
       <w:bookmarkEnd w:id="13"/>
       <w:bookmarkEnd w:id="14"/>
       <w:bookmarkEnd w:id="15"/>
-    </w:p>
-    <w:p>
-      <w:pPr>
-        <w:spacing w:line="360" w:lineRule="auto"/>
-        <w:ind w:firstLine="708"/>
-        <w:jc w:val="both"/>
-        <w:rPr>
-          <w:rFonts w:ascii="Times New Roman" w:hAnsi="Times New Roman" w:cs="Times New Roman"/>
-          <w:sz w:val="28"/>
-          <w:szCs w:val="28"/>
-        </w:rPr>
-      </w:pPr>
-      <w:r>
-        <w:rPr>
-          <w:rFonts w:ascii="Times New Roman" w:hAnsi="Times New Roman" w:cs="Times New Roman"/>
-          <w:sz w:val="28"/>
-          <w:szCs w:val="28"/>
-        </w:rPr>
-        <w:t>Веб-</w:t>
-      </w:r>
-      <w:proofErr w:type="spellStart"/>
-      <w:r>
-        <w:rPr>
-          <w:rFonts w:ascii="Times New Roman" w:hAnsi="Times New Roman" w:cs="Times New Roman"/>
-          <w:sz w:val="28"/>
-          <w:szCs w:val="28"/>
-        </w:rPr>
-        <w:t>скрапинг</w:t>
-      </w:r>
-      <w:proofErr w:type="spellEnd"/>
-      <w:r>
-        <w:rPr>
-          <w:rFonts w:ascii="Times New Roman" w:hAnsi="Times New Roman" w:cs="Times New Roman"/>
-          <w:sz w:val="28"/>
-          <w:szCs w:val="28"/>
-        </w:rPr>
-        <w:t xml:space="preserve"> представляет собой технологию извлечения данных из веб-страниц с помощью автоматизированных программных средств. В отличие от ручного копирования информации, веб-</w:t>
-      </w:r>
-      <w:proofErr w:type="spellStart"/>
-      <w:r>
-        <w:rPr>
-          <w:rFonts w:ascii="Times New Roman" w:hAnsi="Times New Roman" w:cs="Times New Roman"/>
-          <w:sz w:val="28"/>
-          <w:szCs w:val="28"/>
-        </w:rPr>
-        <w:t>скрапинг</w:t>
-      </w:r>
-      <w:proofErr w:type="spellEnd"/>
-      <w:r>
-        <w:rPr>
-          <w:rFonts w:ascii="Times New Roman" w:hAnsi="Times New Roman" w:cs="Times New Roman"/>
-          <w:sz w:val="28"/>
-          <w:szCs w:val="28"/>
-        </w:rPr>
-        <w:t xml:space="preserve"> позволяет обрабатывать тысячи страниц за короткое время.</w:t>
-      </w:r>
-    </w:p>
-    <w:p>
-      <w:pPr>
-        <w:spacing w:line="360" w:lineRule="auto"/>
-        <w:ind w:firstLine="708"/>
-        <w:jc w:val="both"/>
-        <w:rPr>
-          <w:rFonts w:ascii="Times New Roman" w:hAnsi="Times New Roman" w:cs="Times New Roman"/>
-          <w:sz w:val="28"/>
-          <w:szCs w:val="28"/>
-        </w:rPr>
-      </w:pPr>
-      <w:r>
-        <w:rPr>
-          <w:rFonts w:ascii="Times New Roman" w:hAnsi="Times New Roman" w:cs="Times New Roman"/>
-          <w:sz w:val="28"/>
-          <w:szCs w:val="28"/>
-        </w:rPr>
-        <w:t>Веб-</w:t>
-      </w:r>
-      <w:proofErr w:type="spellStart"/>
-      <w:r>
-        <w:rPr>
-          <w:rFonts w:ascii="Times New Roman" w:hAnsi="Times New Roman" w:cs="Times New Roman"/>
-          <w:sz w:val="28"/>
-          <w:szCs w:val="28"/>
-        </w:rPr>
-        <w:t>скрапинг</w:t>
-      </w:r>
-      <w:proofErr w:type="spellEnd"/>
-      <w:r>
-        <w:rPr>
-          <w:rFonts w:ascii="Times New Roman" w:hAnsi="Times New Roman" w:cs="Times New Roman"/>
-          <w:sz w:val="28"/>
-          <w:szCs w:val="28"/>
-        </w:rPr>
-        <w:t xml:space="preserve"> находит применение в широком спектре задач. Среди основных сфер можно выделить сбор данных для анализа: с его помощью получают информацию для маркетинговых исследований, отслеживают динамику цен и анализируют действия конкурентов. Также </w:t>
-      </w:r>
-      <w:proofErr w:type="spellStart"/>
-      <w:r>
-        <w:rPr>
-          <w:rFonts w:ascii="Times New Roman" w:hAnsi="Times New Roman" w:cs="Times New Roman"/>
-          <w:sz w:val="28"/>
-          <w:szCs w:val="28"/>
-        </w:rPr>
-        <w:t>скрапинг</w:t>
-      </w:r>
-      <w:proofErr w:type="spellEnd"/>
-      <w:r>
-        <w:rPr>
-          <w:rFonts w:ascii="Times New Roman" w:hAnsi="Times New Roman" w:cs="Times New Roman"/>
-          <w:sz w:val="28"/>
-          <w:szCs w:val="28"/>
-        </w:rPr>
-        <w:t xml:space="preserve"> активно используется для агрегации контента — формирования баз изображений, текстов, новостных лент и товарных каталогов. Еще одно важное направление — мониторинг изменений, позволяющий в автоматическом режиме отслеживать обновления на сайтах, будь то новые вакансии, изменения в условиях оказания услуг или поступление товаров. Наконец, </w:t>
-      </w:r>
-      <w:proofErr w:type="spellStart"/>
-      <w:r>
-        <w:rPr>
-          <w:rFonts w:ascii="Times New Roman" w:hAnsi="Times New Roman" w:cs="Times New Roman"/>
-          <w:sz w:val="28"/>
-          <w:szCs w:val="28"/>
-        </w:rPr>
-        <w:t>скрапинг</w:t>
-      </w:r>
-      <w:proofErr w:type="spellEnd"/>
-      <w:r>
-        <w:rPr>
-          <w:rFonts w:ascii="Times New Roman" w:hAnsi="Times New Roman" w:cs="Times New Roman"/>
-          <w:sz w:val="28"/>
-          <w:szCs w:val="28"/>
-        </w:rPr>
-        <w:t xml:space="preserve"> служит инструментом архивирования, обеспечивая сохранение веб-контента для последующего анализа или юридически значимого хранения.</w:t>
-      </w:r>
-    </w:p>
-    <w:p>
-      <w:pPr>
-        <w:spacing w:line="360" w:lineRule="auto"/>
-        <w:ind w:firstLine="708"/>
-        <w:jc w:val="both"/>
-        <w:rPr>
-          <w:rFonts w:ascii="Times New Roman" w:hAnsi="Times New Roman" w:cs="Times New Roman"/>
-          <w:sz w:val="28"/>
-          <w:szCs w:val="28"/>
-        </w:rPr>
-      </w:pPr>
-      <w:r>
-        <w:rPr>
-          <w:rFonts w:ascii="Times New Roman" w:hAnsi="Times New Roman" w:cs="Times New Roman"/>
-          <w:sz w:val="28"/>
-          <w:szCs w:val="28"/>
-        </w:rPr>
-        <w:t>Однако разработка эффективных и устойчивых решений для сбора данных требует ответственного подхода. На этапе проектирования инструментов веб-</w:t>
-      </w:r>
-      <w:proofErr w:type="spellStart"/>
-      <w:r>
-        <w:rPr>
-          <w:rFonts w:ascii="Times New Roman" w:hAnsi="Times New Roman" w:cs="Times New Roman"/>
-          <w:sz w:val="28"/>
-          <w:szCs w:val="28"/>
-        </w:rPr>
-        <w:t>скрапинга</w:t>
-      </w:r>
-      <w:proofErr w:type="spellEnd"/>
-      <w:r>
-        <w:rPr>
-          <w:rFonts w:ascii="Times New Roman" w:hAnsi="Times New Roman" w:cs="Times New Roman"/>
-          <w:sz w:val="28"/>
-          <w:szCs w:val="28"/>
-        </w:rPr>
-        <w:t xml:space="preserve"> необходимо учитывать соблюдение файла robots.txt, в котором владельцы сайтов определяют правила взаимодействия с ботами. Не менее важно уважение авторских прав: собранный контент не должен использоваться способами, нарушающими законодательство. Кроме того, следует контролировать частоту запросов, чтобы избежать перегрузки серверов и не создавать помех в работе целевых веб-ресурсов. Только баланс между технической эффективностью и соблюдением этих принципов позволяет выстраивать долгосрочные и легальные процессы автоматизированного сбора данных.</w:t>
-      </w:r>
-    </w:p>
-    <w:p>
-      <w:pPr>
-        <w:pStyle w:val="2"/>
-      </w:pPr>
-      <w:bookmarkStart w:id="16" w:name="_Toc226376760"/>
-      <w:bookmarkStart w:id="17" w:name="_Toc226376947"/>
-      <w:bookmarkStart w:id="18" w:name="_Toc226389584"/>
-      <w:bookmarkStart w:id="19" w:name="_Toc226389716"/>
-      <w:r>
-        <w:t>1.2 Технологии веб-парсинга</w:t>
-      </w:r>
       <w:bookmarkEnd w:id="16"/>
-      <w:bookmarkEnd w:id="17"/>
-      <w:bookmarkEnd w:id="18"/>
-      <w:bookmarkEnd w:id="19"/>
     </w:p>
     <w:p>
       <w:pPr>
@@ -5865,101 +5730,101 @@
       <w:pPr>
         <w:pStyle w:val="2"/>
       </w:pPr>
-      <w:bookmarkStart w:id="20" w:name="_Toc226376761"/>
-      <w:bookmarkStart w:id="21" w:name="_Toc226376948"/>
-      <w:bookmarkStart w:id="22" w:name="_Toc226389585"/>
-      <w:bookmarkStart w:id="23" w:name="_Toc226389717"/>
+      <w:bookmarkStart w:id="17" w:name="_Toc226376761"/>
+      <w:bookmarkStart w:id="18" w:name="_Toc226376948"/>
+      <w:bookmarkStart w:id="19" w:name="_Toc226389585"/>
+      <w:bookmarkStart w:id="20" w:name="_Toc227835849"/>
       <w:r>
         <w:t xml:space="preserve">1.3 </w:t>
       </w:r>
       <w:r>
         <w:t>Инструменты разработки на Python</w:t>
       </w:r>
+      <w:bookmarkEnd w:id="17"/>
+      <w:bookmarkEnd w:id="18"/>
+      <w:bookmarkEnd w:id="19"/>
       <w:bookmarkEnd w:id="20"/>
+    </w:p>
+    <w:p>
+      <w:pPr>
+        <w:spacing w:line="360" w:lineRule="auto"/>
+        <w:ind w:firstLine="708"/>
+        <w:jc w:val="both"/>
+        <w:rPr>
+          <w:rFonts w:ascii="Times New Roman" w:hAnsi="Times New Roman" w:cs="Times New Roman"/>
+          <w:sz w:val="28"/>
+          <w:szCs w:val="28"/>
+        </w:rPr>
+      </w:pPr>
+      <w:r>
+        <w:rPr>
+          <w:rFonts w:ascii="Times New Roman" w:hAnsi="Times New Roman" w:cs="Times New Roman"/>
+          <w:sz w:val="28"/>
+          <w:szCs w:val="28"/>
+        </w:rPr>
+        <w:t>Python</w:t>
+      </w:r>
+      <w:r>
+        <w:rPr>
+          <w:rFonts w:ascii="Times New Roman" w:hAnsi="Times New Roman" w:cs="Times New Roman"/>
+          <w:sz w:val="28"/>
+          <w:szCs w:val="28"/>
+        </w:rPr>
+        <w:t xml:space="preserve"> </w:t>
+      </w:r>
+      <w:r>
+        <w:rPr>
+          <w:rFonts w:ascii="Times New Roman" w:hAnsi="Times New Roman" w:cs="Times New Roman"/>
+          <w:sz w:val="28"/>
+          <w:szCs w:val="28"/>
+        </w:rPr>
+        <w:t>–</w:t>
+      </w:r>
+      <w:r>
+        <w:rPr>
+          <w:rFonts w:ascii="Times New Roman" w:hAnsi="Times New Roman" w:cs="Times New Roman"/>
+          <w:sz w:val="28"/>
+          <w:szCs w:val="28"/>
+        </w:rPr>
+        <w:t xml:space="preserve"> </w:t>
+      </w:r>
+      <w:r>
+        <w:rPr>
+          <w:rFonts w:ascii="Times New Roman" w:hAnsi="Times New Roman" w:cs="Times New Roman"/>
+          <w:sz w:val="28"/>
+          <w:szCs w:val="28"/>
+        </w:rPr>
+        <w:t>высокоуровневый язык программирования, получивший широкое распространение благодаря простоте и читаемости синтаксиса, обширной стандартной библиотеке, большому количеству сторонних библиотек, кроссплатформенности.</w:t>
+      </w:r>
+    </w:p>
+    <w:p>
+      <w:pPr>
+        <w:pStyle w:val="3"/>
+      </w:pPr>
+      <w:bookmarkStart w:id="21" w:name="_Toc226376762"/>
+      <w:bookmarkStart w:id="22" w:name="_Toc226376949"/>
+      <w:bookmarkStart w:id="23" w:name="_Toc226389586"/>
+      <w:bookmarkStart w:id="24" w:name="_Toc227835850"/>
+      <w:r>
+        <w:t>1.3.</w:t>
+      </w:r>
+      <w:r>
+        <w:t>1</w:t>
+      </w:r>
+      <w:r>
+        <w:t xml:space="preserve"> </w:t>
+      </w:r>
+      <w:r>
+        <w:t xml:space="preserve">Библиотека </w:t>
+      </w:r>
+      <w:proofErr w:type="spellStart"/>
+      <w:r>
+        <w:t>Requests</w:t>
+      </w:r>
       <w:bookmarkEnd w:id="21"/>
       <w:bookmarkEnd w:id="22"/>
       <w:bookmarkEnd w:id="23"/>
-    </w:p>
-    <w:p>
-      <w:pPr>
-        <w:spacing w:line="360" w:lineRule="auto"/>
-        <w:ind w:firstLine="708"/>
-        <w:jc w:val="both"/>
-        <w:rPr>
-          <w:rFonts w:ascii="Times New Roman" w:hAnsi="Times New Roman" w:cs="Times New Roman"/>
-          <w:sz w:val="28"/>
-          <w:szCs w:val="28"/>
-        </w:rPr>
-      </w:pPr>
-      <w:r>
-        <w:rPr>
-          <w:rFonts w:ascii="Times New Roman" w:hAnsi="Times New Roman" w:cs="Times New Roman"/>
-          <w:sz w:val="28"/>
-          <w:szCs w:val="28"/>
-        </w:rPr>
-        <w:t>Python</w:t>
-      </w:r>
-      <w:r>
-        <w:rPr>
-          <w:rFonts w:ascii="Times New Roman" w:hAnsi="Times New Roman" w:cs="Times New Roman"/>
-          <w:sz w:val="28"/>
-          <w:szCs w:val="28"/>
-        </w:rPr>
-        <w:t xml:space="preserve"> </w:t>
-      </w:r>
-      <w:r>
-        <w:rPr>
-          <w:rFonts w:ascii="Times New Roman" w:hAnsi="Times New Roman" w:cs="Times New Roman"/>
-          <w:sz w:val="28"/>
-          <w:szCs w:val="28"/>
-        </w:rPr>
-        <w:t>–</w:t>
-      </w:r>
-      <w:r>
-        <w:rPr>
-          <w:rFonts w:ascii="Times New Roman" w:hAnsi="Times New Roman" w:cs="Times New Roman"/>
-          <w:sz w:val="28"/>
-          <w:szCs w:val="28"/>
-        </w:rPr>
-        <w:t xml:space="preserve"> </w:t>
-      </w:r>
-      <w:r>
-        <w:rPr>
-          <w:rFonts w:ascii="Times New Roman" w:hAnsi="Times New Roman" w:cs="Times New Roman"/>
-          <w:sz w:val="28"/>
-          <w:szCs w:val="28"/>
-        </w:rPr>
-        <w:t>высокоуровневый язык программирования, получивший широкое распространение благодаря простоте и читаемости синтаксиса, обширной стандартной библиотеке, большому количеству сторонних библиотек, кроссплатформенности.</w:t>
-      </w:r>
-    </w:p>
-    <w:p>
-      <w:pPr>
-        <w:pStyle w:val="3"/>
-      </w:pPr>
-      <w:bookmarkStart w:id="24" w:name="_Toc226376762"/>
-      <w:bookmarkStart w:id="25" w:name="_Toc226376949"/>
-      <w:bookmarkStart w:id="26" w:name="_Toc226389586"/>
-      <w:bookmarkStart w:id="27" w:name="_Toc226389718"/>
-      <w:r>
-        <w:t>1.3.</w:t>
-      </w:r>
-      <w:r>
-        <w:t>1</w:t>
-      </w:r>
-      <w:r>
-        <w:t xml:space="preserve"> </w:t>
-      </w:r>
-      <w:r>
-        <w:t xml:space="preserve">Библиотека </w:t>
-      </w:r>
-      <w:proofErr w:type="spellStart"/>
-      <w:r>
-        <w:t>Requests</w:t>
-      </w:r>
       <w:bookmarkEnd w:id="24"/>
-      <w:bookmarkEnd w:id="25"/>
-      <w:bookmarkEnd w:id="26"/>
-      <w:bookmarkEnd w:id="27"/>
       <w:proofErr w:type="spellEnd"/>
     </w:p>
     <w:p>
@@ -6179,10 +6044,10 @@
       <w:pPr>
         <w:pStyle w:val="3"/>
       </w:pPr>
-      <w:bookmarkStart w:id="28" w:name="_Toc226376763"/>
-      <w:bookmarkStart w:id="29" w:name="_Toc226376950"/>
-      <w:bookmarkStart w:id="30" w:name="_Toc226389587"/>
-      <w:bookmarkStart w:id="31" w:name="_Toc226389719"/>
+      <w:bookmarkStart w:id="25" w:name="_Toc226376763"/>
+      <w:bookmarkStart w:id="26" w:name="_Toc226376950"/>
+      <w:bookmarkStart w:id="27" w:name="_Toc226389587"/>
+      <w:bookmarkStart w:id="28" w:name="_Toc227835851"/>
       <w:r>
         <w:t>1.3.</w:t>
       </w:r>
@@ -6196,10 +6061,10 @@
       <w:r>
         <w:t>BeautifulSoup</w:t>
       </w:r>
+      <w:bookmarkEnd w:id="25"/>
+      <w:bookmarkEnd w:id="26"/>
+      <w:bookmarkEnd w:id="27"/>
       <w:bookmarkEnd w:id="28"/>
-      <w:bookmarkEnd w:id="29"/>
-      <w:bookmarkEnd w:id="30"/>
-      <w:bookmarkEnd w:id="31"/>
       <w:proofErr w:type="spellEnd"/>
     </w:p>
     <w:p>
@@ -6380,10 +6245,10 @@
       <w:pPr>
         <w:pStyle w:val="3"/>
       </w:pPr>
-      <w:bookmarkStart w:id="32" w:name="_Toc226376764"/>
-      <w:bookmarkStart w:id="33" w:name="_Toc226376951"/>
-      <w:bookmarkStart w:id="34" w:name="_Toc226389588"/>
-      <w:bookmarkStart w:id="35" w:name="_Toc226389720"/>
+      <w:bookmarkStart w:id="29" w:name="_Toc226376764"/>
+      <w:bookmarkStart w:id="30" w:name="_Toc226376951"/>
+      <w:bookmarkStart w:id="31" w:name="_Toc226389588"/>
+      <w:bookmarkStart w:id="32" w:name="_Toc227835852"/>
       <w:r>
         <w:t>1.3.</w:t>
       </w:r>
@@ -6398,19 +6263,239 @@
       <w:r>
         <w:t>urllib.parse</w:t>
       </w:r>
+      <w:bookmarkEnd w:id="29"/>
+      <w:bookmarkEnd w:id="30"/>
+      <w:bookmarkEnd w:id="31"/>
       <w:bookmarkEnd w:id="32"/>
+      <w:proofErr w:type="spellEnd"/>
+      <w:proofErr w:type="gramEnd"/>
+    </w:p>
+    <w:p>
+      <w:pPr>
+        <w:spacing w:line="360" w:lineRule="auto"/>
+        <w:ind w:firstLine="708"/>
+        <w:jc w:val="both"/>
+      </w:pPr>
+      <w:proofErr w:type="spellStart"/>
+      <w:proofErr w:type="gramStart"/>
+      <w:r>
+        <w:rPr>
+          <w:rFonts w:ascii="Times New Roman" w:hAnsi="Times New Roman" w:cs="Times New Roman"/>
+          <w:sz w:val="28"/>
+          <w:szCs w:val="28"/>
+        </w:rPr>
+        <w:t>urllib.parse</w:t>
+      </w:r>
+      <w:proofErr w:type="spellEnd"/>
+      <w:proofErr w:type="gramEnd"/>
+      <w:r>
+        <w:rPr>
+          <w:rFonts w:ascii="Times New Roman" w:hAnsi="Times New Roman" w:cs="Times New Roman"/>
+          <w:sz w:val="28"/>
+          <w:szCs w:val="28"/>
+        </w:rPr>
+        <w:t xml:space="preserve"> – стандартный модуль Python для работы с URL.</w:t>
+      </w:r>
+    </w:p>
+    <w:p>
+      <w:pPr>
+        <w:spacing w:line="360" w:lineRule="auto"/>
+        <w:jc w:val="both"/>
+      </w:pPr>
+      <w:r>
+        <w:rPr>
+          <w:rFonts w:ascii="Times New Roman" w:hAnsi="Times New Roman" w:cs="Times New Roman"/>
+          <w:sz w:val="28"/>
+          <w:szCs w:val="28"/>
+        </w:rPr>
+        <w:t>Основные функции:</w:t>
+      </w:r>
+    </w:p>
+    <w:p>
+      <w:pPr>
+        <w:pStyle w:val="a"/>
+        <w:ind w:left="454" w:firstLine="0"/>
+      </w:pPr>
+      <w:proofErr w:type="spellStart"/>
+      <w:proofErr w:type="gramStart"/>
+      <w:r>
+        <w:t>urljoin</w:t>
+      </w:r>
+      <w:proofErr w:type="spellEnd"/>
+      <w:r>
+        <w:t>(</w:t>
+      </w:r>
+      <w:proofErr w:type="gramEnd"/>
+      <w:r>
+        <w:t>) – объединение базового URL с относительным путем</w:t>
+      </w:r>
+    </w:p>
+    <w:p>
+      <w:pPr>
+        <w:pStyle w:val="a"/>
+        <w:ind w:left="454" w:firstLine="0"/>
+      </w:pPr>
+      <w:proofErr w:type="spellStart"/>
+      <w:proofErr w:type="gramStart"/>
+      <w:r>
+        <w:t>urlparse</w:t>
+      </w:r>
+      <w:proofErr w:type="spellEnd"/>
+      <w:r>
+        <w:t>(</w:t>
+      </w:r>
+      <w:proofErr w:type="gramEnd"/>
+      <w:r>
+        <w:t>) – разбор URL на компоненты</w:t>
+      </w:r>
+    </w:p>
+    <w:p>
+      <w:pPr>
+        <w:pStyle w:val="a"/>
+        <w:ind w:left="454" w:firstLine="0"/>
+      </w:pPr>
+      <w:proofErr w:type="spellStart"/>
+      <w:proofErr w:type="gramStart"/>
+      <w:r>
+        <w:t>urldefrag</w:t>
+      </w:r>
+      <w:proofErr w:type="spellEnd"/>
+      <w:r>
+        <w:t>(</w:t>
+      </w:r>
+      <w:proofErr w:type="gramEnd"/>
+      <w:r>
+        <w:t>) – удаление фрагмента (якоря) из URL</w:t>
+      </w:r>
+    </w:p>
+    <w:p>
+      <w:pPr>
+        <w:pStyle w:val="3"/>
+      </w:pPr>
+      <w:bookmarkStart w:id="33" w:name="_Toc226376765"/>
+      <w:bookmarkStart w:id="34" w:name="_Toc226376952"/>
+      <w:bookmarkStart w:id="35" w:name="_Toc226389589"/>
+      <w:bookmarkStart w:id="36" w:name="_Toc227835853"/>
+      <w:r>
+        <w:t>1.3.</w:t>
+      </w:r>
+      <w:r>
+        <w:t>4</w:t>
+      </w:r>
+      <w:r>
+        <w:t xml:space="preserve"> Графический интерфейс </w:t>
+      </w:r>
+      <w:proofErr w:type="spellStart"/>
+      <w:r>
+        <w:t>Tkinter</w:t>
+      </w:r>
       <w:bookmarkEnd w:id="33"/>
       <w:bookmarkEnd w:id="34"/>
       <w:bookmarkEnd w:id="35"/>
+      <w:bookmarkEnd w:id="36"/>
       <w:proofErr w:type="spellEnd"/>
-      <w:proofErr w:type="gramEnd"/>
     </w:p>
     <w:p>
       <w:pPr>
         <w:spacing w:line="360" w:lineRule="auto"/>
         <w:ind w:firstLine="708"/>
         <w:jc w:val="both"/>
-      </w:pPr>
+        <w:rPr>
+          <w:rFonts w:ascii="Times New Roman" w:hAnsi="Times New Roman" w:cs="Times New Roman"/>
+          <w:sz w:val="28"/>
+          <w:szCs w:val="28"/>
+        </w:rPr>
+      </w:pPr>
+      <w:proofErr w:type="spellStart"/>
+      <w:r>
+        <w:rPr>
+          <w:rFonts w:ascii="Times New Roman" w:hAnsi="Times New Roman" w:cs="Times New Roman"/>
+          <w:sz w:val="28"/>
+          <w:szCs w:val="28"/>
+        </w:rPr>
+        <w:t>Tkinter</w:t>
+      </w:r>
+      <w:proofErr w:type="spellEnd"/>
+      <w:r>
+        <w:rPr>
+          <w:rFonts w:ascii="Times New Roman" w:hAnsi="Times New Roman" w:cs="Times New Roman"/>
+          <w:sz w:val="28"/>
+          <w:szCs w:val="28"/>
+        </w:rPr>
+        <w:t xml:space="preserve"> — это стандартная библиотека Python для создания графического интерфейса пользователя, которая предоставляет такие основные компоненты, как окна (</w:t>
+      </w:r>
+      <w:proofErr w:type="spellStart"/>
+      <w:r>
+        <w:rPr>
+          <w:rFonts w:ascii="Times New Roman" w:hAnsi="Times New Roman" w:cs="Times New Roman"/>
+          <w:sz w:val="28"/>
+          <w:szCs w:val="28"/>
+        </w:rPr>
+        <w:t>Tk</w:t>
+      </w:r>
+      <w:proofErr w:type="spellEnd"/>
+      <w:r>
+        <w:rPr>
+          <w:rFonts w:ascii="Times New Roman" w:hAnsi="Times New Roman" w:cs="Times New Roman"/>
+          <w:sz w:val="28"/>
+          <w:szCs w:val="28"/>
+        </w:rPr>
+        <w:t xml:space="preserve"> и </w:t>
+      </w:r>
+      <w:proofErr w:type="spellStart"/>
+      <w:r>
+        <w:rPr>
+          <w:rFonts w:ascii="Times New Roman" w:hAnsi="Times New Roman" w:cs="Times New Roman"/>
+          <w:sz w:val="28"/>
+          <w:szCs w:val="28"/>
+        </w:rPr>
+        <w:t>Toplevel</w:t>
+      </w:r>
+      <w:proofErr w:type="spellEnd"/>
+      <w:r>
+        <w:rPr>
+          <w:rFonts w:ascii="Times New Roman" w:hAnsi="Times New Roman" w:cs="Times New Roman"/>
+          <w:sz w:val="28"/>
+          <w:szCs w:val="28"/>
+        </w:rPr>
+        <w:t>), виджеты (</w:t>
+      </w:r>
+      <w:proofErr w:type="spellStart"/>
+      <w:r>
+        <w:rPr>
+          <w:rFonts w:ascii="Times New Roman" w:hAnsi="Times New Roman" w:cs="Times New Roman"/>
+          <w:sz w:val="28"/>
+          <w:szCs w:val="28"/>
+        </w:rPr>
+        <w:t>Button</w:t>
+      </w:r>
+      <w:proofErr w:type="spellEnd"/>
+      <w:r>
+        <w:rPr>
+          <w:rFonts w:ascii="Times New Roman" w:hAnsi="Times New Roman" w:cs="Times New Roman"/>
+          <w:sz w:val="28"/>
+          <w:szCs w:val="28"/>
+        </w:rPr>
+        <w:t xml:space="preserve">, Label, </w:t>
+      </w:r>
+      <w:proofErr w:type="spellStart"/>
+      <w:r>
+        <w:rPr>
+          <w:rFonts w:ascii="Times New Roman" w:hAnsi="Times New Roman" w:cs="Times New Roman"/>
+          <w:sz w:val="28"/>
+          <w:szCs w:val="28"/>
+        </w:rPr>
+        <w:t>Entry</w:t>
+      </w:r>
+      <w:proofErr w:type="spellEnd"/>
+      <w:r>
+        <w:rPr>
+          <w:rFonts w:ascii="Times New Roman" w:hAnsi="Times New Roman" w:cs="Times New Roman"/>
+          <w:sz w:val="28"/>
+          <w:szCs w:val="28"/>
+        </w:rPr>
+        <w:t xml:space="preserve">, Text, Frame), а также методы управления размещением — </w:t>
+      </w:r>
       <w:proofErr w:type="spellStart"/>
       <w:proofErr w:type="gramStart"/>
       <w:r>
@@ -6419,9 +6504,17 @@
           <w:sz w:val="28"/>
           <w:szCs w:val="28"/>
         </w:rPr>
-        <w:t>urllib.parse</w:t>
+        <w:t>pack</w:t>
       </w:r>
       <w:proofErr w:type="spellEnd"/>
+      <w:r>
+        <w:rPr>
+          <w:rFonts w:ascii="Times New Roman" w:hAnsi="Times New Roman" w:cs="Times New Roman"/>
+          <w:sz w:val="28"/>
+          <w:szCs w:val="28"/>
+        </w:rPr>
+        <w:t>(</w:t>
+      </w:r>
       <w:proofErr w:type="gramEnd"/>
       <w:r>
         <w:rPr>
@@ -6429,105 +6522,110 @@
           <w:sz w:val="28"/>
           <w:szCs w:val="28"/>
         </w:rPr>
-        <w:t xml:space="preserve"> – стандартный модуль Python для работы с URL.</w:t>
-      </w:r>
-    </w:p>
-    <w:p>
-      <w:pPr>
-        <w:spacing w:line="360" w:lineRule="auto"/>
-        <w:jc w:val="both"/>
-      </w:pPr>
-      <w:r>
-        <w:rPr>
-          <w:rFonts w:ascii="Times New Roman" w:hAnsi="Times New Roman" w:cs="Times New Roman"/>
-          <w:sz w:val="28"/>
-          <w:szCs w:val="28"/>
-        </w:rPr>
-        <w:t>Основные функции:</w:t>
-      </w:r>
-    </w:p>
-    <w:p>
-      <w:pPr>
-        <w:pStyle w:val="a"/>
-        <w:ind w:left="454" w:firstLine="0"/>
-      </w:pPr>
+        <w:t xml:space="preserve">), </w:t>
+      </w:r>
       <w:proofErr w:type="spellStart"/>
       <w:proofErr w:type="gramStart"/>
       <w:r>
-        <w:t>urljoin</w:t>
+        <w:rPr>
+          <w:rFonts w:ascii="Times New Roman" w:hAnsi="Times New Roman" w:cs="Times New Roman"/>
+          <w:sz w:val="28"/>
+          <w:szCs w:val="28"/>
+        </w:rPr>
+        <w:t>grid</w:t>
       </w:r>
       <w:proofErr w:type="spellEnd"/>
       <w:r>
+        <w:rPr>
+          <w:rFonts w:ascii="Times New Roman" w:hAnsi="Times New Roman" w:cs="Times New Roman"/>
+          <w:sz w:val="28"/>
+          <w:szCs w:val="28"/>
+        </w:rPr>
         <w:t>(</w:t>
       </w:r>
       <w:proofErr w:type="gramEnd"/>
       <w:r>
-        <w:t>) – объединение базового URL с относительным путем</w:t>
-      </w:r>
-    </w:p>
-    <w:p>
-      <w:pPr>
-        <w:pStyle w:val="a"/>
-        <w:ind w:left="454" w:firstLine="0"/>
-      </w:pPr>
+        <w:rPr>
+          <w:rFonts w:ascii="Times New Roman" w:hAnsi="Times New Roman" w:cs="Times New Roman"/>
+          <w:sz w:val="28"/>
+          <w:szCs w:val="28"/>
+        </w:rPr>
+        <w:t xml:space="preserve">) и </w:t>
+      </w:r>
       <w:proofErr w:type="spellStart"/>
       <w:proofErr w:type="gramStart"/>
       <w:r>
-        <w:t>urlparse</w:t>
+        <w:rPr>
+          <w:rFonts w:ascii="Times New Roman" w:hAnsi="Times New Roman" w:cs="Times New Roman"/>
+          <w:sz w:val="28"/>
+          <w:szCs w:val="28"/>
+        </w:rPr>
+        <w:t>place</w:t>
       </w:r>
       <w:proofErr w:type="spellEnd"/>
       <w:r>
+        <w:rPr>
+          <w:rFonts w:ascii="Times New Roman" w:hAnsi="Times New Roman" w:cs="Times New Roman"/>
+          <w:sz w:val="28"/>
+          <w:szCs w:val="28"/>
+        </w:rPr>
         <w:t>(</w:t>
       </w:r>
       <w:proofErr w:type="gramEnd"/>
       <w:r>
-        <w:t>) – разбор URL на компоненты</w:t>
-      </w:r>
-    </w:p>
-    <w:p>
-      <w:pPr>
-        <w:pStyle w:val="a"/>
-        <w:ind w:left="454" w:firstLine="0"/>
-      </w:pPr>
+        <w:rPr>
+          <w:rFonts w:ascii="Times New Roman" w:hAnsi="Times New Roman" w:cs="Times New Roman"/>
+          <w:sz w:val="28"/>
+          <w:szCs w:val="28"/>
+        </w:rPr>
+        <w:t>).</w:t>
+      </w:r>
+    </w:p>
+    <w:p>
+      <w:pPr>
+        <w:spacing w:line="360" w:lineRule="auto"/>
+        <w:ind w:firstLine="708"/>
+        <w:jc w:val="both"/>
+        <w:rPr>
+          <w:rFonts w:ascii="Times New Roman" w:hAnsi="Times New Roman" w:cs="Times New Roman"/>
+          <w:sz w:val="28"/>
+          <w:szCs w:val="28"/>
+        </w:rPr>
+      </w:pPr>
+      <w:r>
+        <w:rPr>
+          <w:rFonts w:ascii="Times New Roman" w:hAnsi="Times New Roman" w:cs="Times New Roman"/>
+          <w:sz w:val="28"/>
+          <w:szCs w:val="28"/>
+        </w:rPr>
+        <w:t>Преимущества: входит в стандартную библиотеку Python, кроссплатформенность, простота освоения.</w:t>
+      </w:r>
+    </w:p>
+    <w:p>
+      <w:pPr>
+        <w:pStyle w:val="3"/>
+      </w:pPr>
+      <w:bookmarkStart w:id="37" w:name="_Toc226376766"/>
+      <w:bookmarkStart w:id="38" w:name="_Toc226376953"/>
+      <w:bookmarkStart w:id="39" w:name="_Toc226389590"/>
+      <w:bookmarkStart w:id="40" w:name="_Toc227835854"/>
+      <w:r>
+        <w:t>1.3.</w:t>
+      </w:r>
+      <w:r>
+        <w:t>5</w:t>
+      </w:r>
+      <w:r>
+        <w:t xml:space="preserve"> Модуль </w:t>
+      </w:r>
       <w:proofErr w:type="spellStart"/>
-      <w:proofErr w:type="gramStart"/>
-      <w:r>
-        <w:t>urldefrag</w:t>
-      </w:r>
-      <w:proofErr w:type="spellEnd"/>
-      <w:r>
-        <w:t>(</w:t>
-      </w:r>
-      <w:proofErr w:type="gramEnd"/>
-      <w:r>
-        <w:t>) – удаление фрагмента (якоря) из URL</w:t>
-      </w:r>
-    </w:p>
-    <w:p>
-      <w:pPr>
-        <w:pStyle w:val="3"/>
-      </w:pPr>
-      <w:bookmarkStart w:id="36" w:name="_Toc226376765"/>
-      <w:bookmarkStart w:id="37" w:name="_Toc226376952"/>
-      <w:bookmarkStart w:id="38" w:name="_Toc226389589"/>
-      <w:bookmarkStart w:id="39" w:name="_Toc226389721"/>
-      <w:r>
-        <w:t>1.3.</w:t>
-      </w:r>
-      <w:r>
-        <w:t>4</w:t>
-      </w:r>
-      <w:r>
-        <w:t xml:space="preserve"> Графический интерфейс </w:t>
-      </w:r>
-      <w:proofErr w:type="spellStart"/>
-      <w:r>
-        <w:t>Tkinter</w:t>
-      </w:r>
-      <w:bookmarkEnd w:id="36"/>
+      <w:r>
+        <w:t>threading</w:t>
+      </w:r>
       <w:bookmarkEnd w:id="37"/>
       <w:bookmarkEnd w:id="38"/>
       <w:bookmarkEnd w:id="39"/>
+      <w:bookmarkEnd w:id="40"/>
       <w:proofErr w:type="spellEnd"/>
     </w:p>
     <w:p>
@@ -6541,6 +6639,14 @@
           <w:szCs w:val="28"/>
         </w:rPr>
       </w:pPr>
+      <w:r>
+        <w:rPr>
+          <w:rFonts w:ascii="Times New Roman" w:hAnsi="Times New Roman" w:cs="Times New Roman"/>
+          <w:sz w:val="28"/>
+          <w:szCs w:val="28"/>
+        </w:rPr>
+        <w:t>Модуль </w:t>
+      </w:r>
       <w:proofErr w:type="spellStart"/>
       <w:r>
         <w:rPr>
@@ -6548,7 +6654,7 @@
           <w:sz w:val="28"/>
           <w:szCs w:val="28"/>
         </w:rPr>
-        <w:t>Tkinter</w:t>
+        <w:t>threading</w:t>
       </w:r>
       <w:proofErr w:type="spellEnd"/>
       <w:r>
@@ -6557,164 +6663,53 @@
           <w:sz w:val="28"/>
           <w:szCs w:val="28"/>
         </w:rPr>
-        <w:t xml:space="preserve"> — это стандартная библиотека Python для создания графического интерфейса пользователя, которая предоставляет такие основные компоненты, как окна (</w:t>
-      </w:r>
-      <w:proofErr w:type="spellStart"/>
-      <w:r>
-        <w:rPr>
-          <w:rFonts w:ascii="Times New Roman" w:hAnsi="Times New Roman" w:cs="Times New Roman"/>
-          <w:sz w:val="28"/>
-          <w:szCs w:val="28"/>
-        </w:rPr>
-        <w:t>Tk</w:t>
-      </w:r>
-      <w:proofErr w:type="spellEnd"/>
-      <w:r>
-        <w:rPr>
-          <w:rFonts w:ascii="Times New Roman" w:hAnsi="Times New Roman" w:cs="Times New Roman"/>
-          <w:sz w:val="28"/>
-          <w:szCs w:val="28"/>
-        </w:rPr>
-        <w:t xml:space="preserve"> и </w:t>
-      </w:r>
-      <w:proofErr w:type="spellStart"/>
-      <w:r>
-        <w:rPr>
-          <w:rFonts w:ascii="Times New Roman" w:hAnsi="Times New Roman" w:cs="Times New Roman"/>
-          <w:sz w:val="28"/>
-          <w:szCs w:val="28"/>
-        </w:rPr>
-        <w:t>Toplevel</w:t>
-      </w:r>
-      <w:proofErr w:type="spellEnd"/>
-      <w:r>
-        <w:rPr>
-          <w:rFonts w:ascii="Times New Roman" w:hAnsi="Times New Roman" w:cs="Times New Roman"/>
-          <w:sz w:val="28"/>
-          <w:szCs w:val="28"/>
-        </w:rPr>
-        <w:t>), виджеты (</w:t>
-      </w:r>
-      <w:proofErr w:type="spellStart"/>
-      <w:r>
-        <w:rPr>
-          <w:rFonts w:ascii="Times New Roman" w:hAnsi="Times New Roman" w:cs="Times New Roman"/>
-          <w:sz w:val="28"/>
-          <w:szCs w:val="28"/>
-        </w:rPr>
-        <w:t>Button</w:t>
-      </w:r>
-      <w:proofErr w:type="spellEnd"/>
-      <w:r>
-        <w:rPr>
-          <w:rFonts w:ascii="Times New Roman" w:hAnsi="Times New Roman" w:cs="Times New Roman"/>
-          <w:sz w:val="28"/>
-          <w:szCs w:val="28"/>
-        </w:rPr>
-        <w:t xml:space="preserve">, Label, </w:t>
-      </w:r>
-      <w:proofErr w:type="spellStart"/>
-      <w:r>
-        <w:rPr>
-          <w:rFonts w:ascii="Times New Roman" w:hAnsi="Times New Roman" w:cs="Times New Roman"/>
-          <w:sz w:val="28"/>
-          <w:szCs w:val="28"/>
-        </w:rPr>
-        <w:t>Entry</w:t>
-      </w:r>
-      <w:proofErr w:type="spellEnd"/>
-      <w:r>
-        <w:rPr>
-          <w:rFonts w:ascii="Times New Roman" w:hAnsi="Times New Roman" w:cs="Times New Roman"/>
-          <w:sz w:val="28"/>
-          <w:szCs w:val="28"/>
-        </w:rPr>
-        <w:t xml:space="preserve">, Text, Frame), а также методы управления размещением — </w:t>
-      </w:r>
-      <w:proofErr w:type="spellStart"/>
-      <w:proofErr w:type="gramStart"/>
-      <w:r>
-        <w:rPr>
-          <w:rFonts w:ascii="Times New Roman" w:hAnsi="Times New Roman" w:cs="Times New Roman"/>
-          <w:sz w:val="28"/>
-          <w:szCs w:val="28"/>
-        </w:rPr>
-        <w:t>pack</w:t>
-      </w:r>
-      <w:proofErr w:type="spellEnd"/>
-      <w:r>
-        <w:rPr>
-          <w:rFonts w:ascii="Times New Roman" w:hAnsi="Times New Roman" w:cs="Times New Roman"/>
-          <w:sz w:val="28"/>
-          <w:szCs w:val="28"/>
-        </w:rPr>
-        <w:t>(</w:t>
-      </w:r>
-      <w:proofErr w:type="gramEnd"/>
-      <w:r>
-        <w:rPr>
-          <w:rFonts w:ascii="Times New Roman" w:hAnsi="Times New Roman" w:cs="Times New Roman"/>
-          <w:sz w:val="28"/>
-          <w:szCs w:val="28"/>
-        </w:rPr>
-        <w:t xml:space="preserve">), </w:t>
-      </w:r>
-      <w:proofErr w:type="spellStart"/>
-      <w:proofErr w:type="gramStart"/>
-      <w:r>
-        <w:rPr>
-          <w:rFonts w:ascii="Times New Roman" w:hAnsi="Times New Roman" w:cs="Times New Roman"/>
-          <w:sz w:val="28"/>
-          <w:szCs w:val="28"/>
-        </w:rPr>
-        <w:t>grid</w:t>
-      </w:r>
-      <w:proofErr w:type="spellEnd"/>
-      <w:r>
-        <w:rPr>
-          <w:rFonts w:ascii="Times New Roman" w:hAnsi="Times New Roman" w:cs="Times New Roman"/>
-          <w:sz w:val="28"/>
-          <w:szCs w:val="28"/>
-        </w:rPr>
-        <w:t>(</w:t>
-      </w:r>
-      <w:proofErr w:type="gramEnd"/>
-      <w:r>
-        <w:rPr>
-          <w:rFonts w:ascii="Times New Roman" w:hAnsi="Times New Roman" w:cs="Times New Roman"/>
-          <w:sz w:val="28"/>
-          <w:szCs w:val="28"/>
-        </w:rPr>
-        <w:t xml:space="preserve">) и </w:t>
-      </w:r>
-      <w:proofErr w:type="spellStart"/>
-      <w:proofErr w:type="gramStart"/>
-      <w:r>
-        <w:rPr>
-          <w:rFonts w:ascii="Times New Roman" w:hAnsi="Times New Roman" w:cs="Times New Roman"/>
-          <w:sz w:val="28"/>
-          <w:szCs w:val="28"/>
-        </w:rPr>
-        <w:t>place</w:t>
-      </w:r>
-      <w:proofErr w:type="spellEnd"/>
-      <w:r>
-        <w:rPr>
-          <w:rFonts w:ascii="Times New Roman" w:hAnsi="Times New Roman" w:cs="Times New Roman"/>
-          <w:sz w:val="28"/>
-          <w:szCs w:val="28"/>
-        </w:rPr>
-        <w:t>(</w:t>
-      </w:r>
-      <w:proofErr w:type="gramEnd"/>
-      <w:r>
-        <w:rPr>
-          <w:rFonts w:ascii="Times New Roman" w:hAnsi="Times New Roman" w:cs="Times New Roman"/>
-          <w:sz w:val="28"/>
-          <w:szCs w:val="28"/>
-        </w:rPr>
-        <w:t>).</w:t>
-      </w:r>
+        <w:t> в</w:t>
+      </w:r>
+      <w:r>
+        <w:rPr>
+          <w:rFonts w:ascii="Times New Roman" w:hAnsi="Times New Roman" w:cs="Times New Roman"/>
+          <w:sz w:val="28"/>
+          <w:szCs w:val="28"/>
+        </w:rPr>
+        <w:t xml:space="preserve"> </w:t>
+      </w:r>
+      <w:r>
+        <w:rPr>
+          <w:rFonts w:ascii="Times New Roman" w:hAnsi="Times New Roman" w:cs="Times New Roman"/>
+          <w:sz w:val="28"/>
+          <w:szCs w:val="28"/>
+        </w:rPr>
+        <w:t>Python предоставляет средства для реализации многопоточности, что даёт возможность выполнять длительные операции, не блокируя интерфейс, организовывать параллельную обработку данных и за счёт этого повышать общую отзывчивость приложения.</w:t>
+      </w:r>
+    </w:p>
+    <w:p>
+      <w:pPr>
+        <w:spacing w:line="360" w:lineRule="auto"/>
+        <w:jc w:val="both"/>
+        <w:rPr>
+          <w:rFonts w:ascii="Times New Roman" w:hAnsi="Times New Roman" w:cs="Times New Roman"/>
+          <w:b/>
+          <w:bCs/>
+          <w:sz w:val="28"/>
+          <w:szCs w:val="28"/>
+        </w:rPr>
+      </w:pPr>
+    </w:p>
+    <w:p>
+      <w:pPr>
+        <w:pStyle w:val="2"/>
+      </w:pPr>
+      <w:bookmarkStart w:id="41" w:name="_Toc226376767"/>
+      <w:bookmarkStart w:id="42" w:name="_Toc226376954"/>
+      <w:bookmarkStart w:id="43" w:name="_Toc226389591"/>
+      <w:bookmarkStart w:id="44" w:name="_Toc227835855"/>
+      <w:r>
+        <w:t>1.4 Архитектура веб-индексатора</w:t>
+      </w:r>
+      <w:bookmarkEnd w:id="41"/>
+      <w:bookmarkEnd w:id="42"/>
+      <w:bookmarkEnd w:id="43"/>
+      <w:bookmarkEnd w:id="44"/>
     </w:p>
     <w:p>
       <w:pPr>
@@ -6733,35 +6728,8 @@
           <w:sz w:val="28"/>
           <w:szCs w:val="28"/>
         </w:rPr>
-        <w:t>Преимущества: входит в стандартную библиотеку Python, кроссплатформенность, простота освоения.</w:t>
-      </w:r>
-    </w:p>
-    <w:p>
-      <w:pPr>
-        <w:pStyle w:val="3"/>
-      </w:pPr>
-      <w:bookmarkStart w:id="40" w:name="_Toc226376766"/>
-      <w:bookmarkStart w:id="41" w:name="_Toc226376953"/>
-      <w:bookmarkStart w:id="42" w:name="_Toc226389590"/>
-      <w:bookmarkStart w:id="43" w:name="_Toc226389722"/>
-      <w:r>
-        <w:t>1.3.</w:t>
-      </w:r>
-      <w:r>
-        <w:t>5</w:t>
-      </w:r>
-      <w:r>
-        <w:t xml:space="preserve"> Модуль </w:t>
-      </w:r>
-      <w:proofErr w:type="spellStart"/>
-      <w:r>
-        <w:t>threading</w:t>
-      </w:r>
-      <w:bookmarkEnd w:id="40"/>
-      <w:bookmarkEnd w:id="41"/>
-      <w:bookmarkEnd w:id="42"/>
-      <w:bookmarkEnd w:id="43"/>
-      <w:proofErr w:type="spellEnd"/>
+        <w:t>Архитектура веб-индексатора базируется на нескольких ключевых принципах проектирования: модульности, предполагающей разделение системы на независимые компоненты; разделении ответственности, при котором логика работы отделена от пользовательского интерфейса; корректной обработке ошибок и исключений; а также удобстве использования, достигаемом за счёт интуитивно понятного интерфейса.</w:t>
+      </w:r>
     </w:p>
     <w:p>
       <w:pPr>
@@ -6780,7 +6748,15 @@
           <w:sz w:val="28"/>
           <w:szCs w:val="28"/>
         </w:rPr>
-        <w:t>Модуль </w:t>
+        <w:t>П</w:t>
+      </w:r>
+      <w:r>
+        <w:rPr>
+          <w:rFonts w:ascii="Times New Roman" w:hAnsi="Times New Roman" w:cs="Times New Roman"/>
+          <w:sz w:val="28"/>
+          <w:szCs w:val="28"/>
+        </w:rPr>
+        <w:t>риложение включает три ключевых компонента. Модуль веб-</w:t>
       </w:r>
       <w:proofErr w:type="spellStart"/>
       <w:r>
@@ -6789,7 +6765,7 @@
           <w:sz w:val="28"/>
           <w:szCs w:val="28"/>
         </w:rPr>
-        <w:t>threading</w:t>
+        <w:t>скрапинга</w:t>
       </w:r>
       <w:proofErr w:type="spellEnd"/>
       <w:r>
@@ -6798,138 +6774,27 @@
           <w:sz w:val="28"/>
           <w:szCs w:val="28"/>
         </w:rPr>
-        <w:t> в</w:t>
-      </w:r>
-      <w:r>
-        <w:rPr>
-          <w:rFonts w:ascii="Times New Roman" w:hAnsi="Times New Roman" w:cs="Times New Roman"/>
-          <w:sz w:val="28"/>
-          <w:szCs w:val="28"/>
-        </w:rPr>
-        <w:t xml:space="preserve"> </w:t>
-      </w:r>
-      <w:r>
-        <w:rPr>
-          <w:rFonts w:ascii="Times New Roman" w:hAnsi="Times New Roman" w:cs="Times New Roman"/>
-          <w:sz w:val="28"/>
-          <w:szCs w:val="28"/>
-        </w:rPr>
-        <w:t>Python предоставляет средства для реализации многопоточности, что даёт возможность выполнять длительные операции, не блокируя интерфейс, организовывать параллельную обработку данных и за счёт этого повышать общую отзывчивость приложения.</w:t>
-      </w:r>
-    </w:p>
-    <w:p>
-      <w:pPr>
-        <w:spacing w:line="360" w:lineRule="auto"/>
-        <w:jc w:val="both"/>
-        <w:rPr>
-          <w:rFonts w:ascii="Times New Roman" w:hAnsi="Times New Roman" w:cs="Times New Roman"/>
-          <w:b/>
-          <w:bCs/>
-          <w:sz w:val="28"/>
-          <w:szCs w:val="28"/>
-        </w:rPr>
-      </w:pPr>
-    </w:p>
-    <w:p>
-      <w:pPr>
-        <w:pStyle w:val="2"/>
-      </w:pPr>
-      <w:bookmarkStart w:id="44" w:name="_Toc226376767"/>
-      <w:bookmarkStart w:id="45" w:name="_Toc226376954"/>
-      <w:bookmarkStart w:id="46" w:name="_Toc226389591"/>
-      <w:bookmarkStart w:id="47" w:name="_Toc226389723"/>
-      <w:r>
-        <w:t>1.4 Архитектура веб-индексатора</w:t>
-      </w:r>
-      <w:bookmarkEnd w:id="44"/>
+        <w:t xml:space="preserve"> реализует функции получения ссылок и изображений, их загрузки, а также сохранения собранных ссылок. Графический интерфейс представлен главным окном, элементами для ввода URL, кнопками управления и областью журнала операций, где отображается ход выполнения задач. Дополнительно в приложении реализована система многопоточности, которая запускает сетевые операции в фоновых потоках и синхронизирует их с основным потоком для сохранения отзывчивости интерфейса.</w:t>
+      </w:r>
+    </w:p>
+    <w:p>
+      <w:pPr>
+        <w:rPr>
+          <w:rFonts w:ascii="Times New Roman" w:hAnsi="Times New Roman" w:cs="Times New Roman"/>
+          <w:sz w:val="28"/>
+          <w:szCs w:val="28"/>
+        </w:rPr>
+      </w:pPr>
+      <w:bookmarkStart w:id="45" w:name="_Toc226376770"/>
+      <w:r>
+        <w:rPr>
+          <w:rFonts w:ascii="Times New Roman" w:hAnsi="Times New Roman" w:cs="Times New Roman"/>
+          <w:sz w:val="28"/>
+          <w:szCs w:val="28"/>
+        </w:rPr>
+        <w:t>Алгоритм работы</w:t>
+      </w:r>
       <w:bookmarkEnd w:id="45"/>
-      <w:bookmarkEnd w:id="46"/>
-      <w:bookmarkEnd w:id="47"/>
-    </w:p>
-    <w:p>
-      <w:pPr>
-        <w:spacing w:line="360" w:lineRule="auto"/>
-        <w:ind w:firstLine="708"/>
-        <w:jc w:val="both"/>
-        <w:rPr>
-          <w:rFonts w:ascii="Times New Roman" w:hAnsi="Times New Roman" w:cs="Times New Roman"/>
-          <w:sz w:val="28"/>
-          <w:szCs w:val="28"/>
-        </w:rPr>
-      </w:pPr>
-      <w:r>
-        <w:rPr>
-          <w:rFonts w:ascii="Times New Roman" w:hAnsi="Times New Roman" w:cs="Times New Roman"/>
-          <w:sz w:val="28"/>
-          <w:szCs w:val="28"/>
-        </w:rPr>
-        <w:t>Архитектура веб-индексатора базируется на нескольких ключевых принципах проектирования: модульности, предполагающей разделение системы на независимые компоненты; разделении ответственности, при котором логика работы отделена от пользовательского интерфейса; корректной обработке ошибок и исключений; а также удобстве использования, достигаемом за счёт интуитивно понятного интерфейса.</w:t>
-      </w:r>
-    </w:p>
-    <w:p>
-      <w:pPr>
-        <w:spacing w:line="360" w:lineRule="auto"/>
-        <w:ind w:firstLine="708"/>
-        <w:jc w:val="both"/>
-        <w:rPr>
-          <w:rFonts w:ascii="Times New Roman" w:hAnsi="Times New Roman" w:cs="Times New Roman"/>
-          <w:sz w:val="28"/>
-          <w:szCs w:val="28"/>
-        </w:rPr>
-      </w:pPr>
-      <w:r>
-        <w:rPr>
-          <w:rFonts w:ascii="Times New Roman" w:hAnsi="Times New Roman" w:cs="Times New Roman"/>
-          <w:sz w:val="28"/>
-          <w:szCs w:val="28"/>
-        </w:rPr>
-        <w:t>П</w:t>
-      </w:r>
-      <w:r>
-        <w:rPr>
-          <w:rFonts w:ascii="Times New Roman" w:hAnsi="Times New Roman" w:cs="Times New Roman"/>
-          <w:sz w:val="28"/>
-          <w:szCs w:val="28"/>
-        </w:rPr>
-        <w:t>риложение включает три ключевых компонента. Модуль веб-</w:t>
-      </w:r>
-      <w:proofErr w:type="spellStart"/>
-      <w:r>
-        <w:rPr>
-          <w:rFonts w:ascii="Times New Roman" w:hAnsi="Times New Roman" w:cs="Times New Roman"/>
-          <w:sz w:val="28"/>
-          <w:szCs w:val="28"/>
-        </w:rPr>
-        <w:t>скрапинга</w:t>
-      </w:r>
-      <w:proofErr w:type="spellEnd"/>
-      <w:r>
-        <w:rPr>
-          <w:rFonts w:ascii="Times New Roman" w:hAnsi="Times New Roman" w:cs="Times New Roman"/>
-          <w:sz w:val="28"/>
-          <w:szCs w:val="28"/>
-        </w:rPr>
-        <w:t xml:space="preserve"> реализует функции получения ссылок и изображений, их загрузки, а также сохранения собранных ссылок. Графический интерфейс представлен главным окном, элементами для ввода URL, кнопками управления и областью журнала операций, где отображается ход выполнения задач. Дополнительно в приложении реализована система многопоточности, которая запускает сетевые операции в фоновых потоках и синхронизирует их с основным потоком для сохранения отзывчивости интерфейса.</w:t>
-      </w:r>
-    </w:p>
-    <w:p>
-      <w:pPr>
-        <w:rPr>
-          <w:rFonts w:ascii="Times New Roman" w:hAnsi="Times New Roman" w:cs="Times New Roman"/>
-          <w:sz w:val="28"/>
-          <w:szCs w:val="28"/>
-        </w:rPr>
-      </w:pPr>
-      <w:bookmarkStart w:id="48" w:name="_Toc226376770"/>
-      <w:r>
-        <w:rPr>
-          <w:rFonts w:ascii="Times New Roman" w:hAnsi="Times New Roman" w:cs="Times New Roman"/>
-          <w:sz w:val="28"/>
-          <w:szCs w:val="28"/>
-        </w:rPr>
-        <w:t>Алгоритм работы</w:t>
-      </w:r>
-      <w:bookmarkEnd w:id="48"/>
       <w:r>
         <w:rPr>
           <w:rFonts w:ascii="Times New Roman" w:hAnsi="Times New Roman" w:cs="Times New Roman"/>
@@ -7114,219 +6979,213 @@
       <w:pPr>
         <w:pStyle w:val="2"/>
       </w:pPr>
-      <w:bookmarkStart w:id="49" w:name="_Toc226376771"/>
-      <w:bookmarkStart w:id="50" w:name="_Toc226376955"/>
-      <w:bookmarkStart w:id="51" w:name="_Toc226389592"/>
-      <w:bookmarkStart w:id="52" w:name="_Toc226389724"/>
+      <w:bookmarkStart w:id="46" w:name="_Toc226376771"/>
+      <w:bookmarkStart w:id="47" w:name="_Toc226376955"/>
+      <w:bookmarkStart w:id="48" w:name="_Toc226389592"/>
+      <w:bookmarkStart w:id="49" w:name="_Toc227835856"/>
       <w:r>
         <w:t>1.5 Анализ существующих решений</w:t>
       </w:r>
+      <w:bookmarkEnd w:id="46"/>
+      <w:bookmarkEnd w:id="47"/>
+      <w:bookmarkEnd w:id="48"/>
       <w:bookmarkEnd w:id="49"/>
+    </w:p>
+    <w:p>
+      <w:pPr>
+        <w:spacing w:after="0" w:line="360" w:lineRule="auto"/>
+        <w:ind w:firstLine="708"/>
+        <w:rPr>
+          <w:rFonts w:ascii="Times New Roman" w:hAnsi="Times New Roman" w:cs="Times New Roman"/>
+          <w:sz w:val="28"/>
+          <w:szCs w:val="28"/>
+        </w:rPr>
+      </w:pPr>
+      <w:r>
+        <w:rPr>
+          <w:rFonts w:ascii="Times New Roman" w:hAnsi="Times New Roman" w:cs="Times New Roman"/>
+          <w:sz w:val="28"/>
+          <w:szCs w:val="28"/>
+        </w:rPr>
+        <w:t>Существующие решения для веб-</w:t>
+      </w:r>
+      <w:proofErr w:type="spellStart"/>
+      <w:r>
+        <w:rPr>
+          <w:rFonts w:ascii="Times New Roman" w:hAnsi="Times New Roman" w:cs="Times New Roman"/>
+          <w:sz w:val="28"/>
+          <w:szCs w:val="28"/>
+        </w:rPr>
+        <w:t>скрапинга</w:t>
+      </w:r>
+      <w:proofErr w:type="spellEnd"/>
+      <w:r>
+        <w:rPr>
+          <w:rFonts w:ascii="Times New Roman" w:hAnsi="Times New Roman" w:cs="Times New Roman"/>
+          <w:sz w:val="28"/>
+          <w:szCs w:val="28"/>
+        </w:rPr>
+        <w:t xml:space="preserve"> делятся на две категории. Коммерческие программы, такие как </w:t>
+      </w:r>
+      <w:proofErr w:type="spellStart"/>
+      <w:r>
+        <w:rPr>
+          <w:rFonts w:ascii="Times New Roman" w:hAnsi="Times New Roman" w:cs="Times New Roman"/>
+          <w:sz w:val="28"/>
+          <w:szCs w:val="28"/>
+        </w:rPr>
+        <w:t>ParseHub</w:t>
+      </w:r>
+      <w:proofErr w:type="spellEnd"/>
+      <w:r>
+        <w:rPr>
+          <w:rFonts w:ascii="Times New Roman" w:hAnsi="Times New Roman" w:cs="Times New Roman"/>
+          <w:sz w:val="28"/>
+          <w:szCs w:val="28"/>
+        </w:rPr>
+        <w:t xml:space="preserve"> и </w:t>
+      </w:r>
+      <w:proofErr w:type="spellStart"/>
+      <w:r>
+        <w:rPr>
+          <w:rFonts w:ascii="Times New Roman" w:hAnsi="Times New Roman" w:cs="Times New Roman"/>
+          <w:sz w:val="28"/>
+          <w:szCs w:val="28"/>
+        </w:rPr>
+        <w:t>Octoparse</w:t>
+      </w:r>
+      <w:proofErr w:type="spellEnd"/>
+      <w:r>
+        <w:rPr>
+          <w:rFonts w:ascii="Times New Roman" w:hAnsi="Times New Roman" w:cs="Times New Roman"/>
+          <w:sz w:val="28"/>
+          <w:szCs w:val="28"/>
+        </w:rPr>
+        <w:t xml:space="preserve">, предлагают визуальный интерфейс и облачные возможности, но страдают от высокой стоимости и сложности освоения. Открытые фреймворки — </w:t>
+      </w:r>
+      <w:proofErr w:type="spellStart"/>
+      <w:r>
+        <w:rPr>
+          <w:rFonts w:ascii="Times New Roman" w:hAnsi="Times New Roman" w:cs="Times New Roman"/>
+          <w:sz w:val="28"/>
+          <w:szCs w:val="28"/>
+        </w:rPr>
+        <w:t>Scrapy</w:t>
+      </w:r>
+      <w:proofErr w:type="spellEnd"/>
+      <w:r>
+        <w:rPr>
+          <w:rFonts w:ascii="Times New Roman" w:hAnsi="Times New Roman" w:cs="Times New Roman"/>
+          <w:sz w:val="28"/>
+          <w:szCs w:val="28"/>
+        </w:rPr>
+        <w:t xml:space="preserve"> и </w:t>
+      </w:r>
+      <w:proofErr w:type="spellStart"/>
+      <w:r>
+        <w:rPr>
+          <w:rFonts w:ascii="Times New Roman" w:hAnsi="Times New Roman" w:cs="Times New Roman"/>
+          <w:sz w:val="28"/>
+          <w:szCs w:val="28"/>
+        </w:rPr>
+        <w:t>Selenium</w:t>
+      </w:r>
+      <w:proofErr w:type="spellEnd"/>
+      <w:r>
+        <w:rPr>
+          <w:rFonts w:ascii="Times New Roman" w:hAnsi="Times New Roman" w:cs="Times New Roman"/>
+          <w:sz w:val="28"/>
+          <w:szCs w:val="28"/>
+        </w:rPr>
+        <w:t xml:space="preserve"> — бесплатны и гибки, однако требуют знаний программирования и не имеют графического интерфейса.</w:t>
+      </w:r>
+    </w:p>
+    <w:p>
+      <w:pPr>
+        <w:spacing w:after="0" w:line="360" w:lineRule="auto"/>
+        <w:ind w:firstLine="708"/>
+        <w:rPr>
+          <w:rFonts w:ascii="Times New Roman" w:hAnsi="Times New Roman" w:cs="Times New Roman"/>
+          <w:sz w:val="28"/>
+          <w:szCs w:val="28"/>
+        </w:rPr>
+      </w:pPr>
+      <w:r>
+        <w:rPr>
+          <w:rFonts w:ascii="Times New Roman" w:hAnsi="Times New Roman" w:cs="Times New Roman"/>
+          <w:sz w:val="28"/>
+          <w:szCs w:val="28"/>
+        </w:rPr>
+        <w:t>Разработанное приложение объединяет достоинства обоих подходов, избегая их недостатков. Оно отличается простотой использования благодаря интуитивному интерфейсу, полностью бесплатно как открытое ПО, работает автономно без постоянного подключения к интернету, легковесно и предъявляет минимальные системные требования, а также обеспечивает высокую скорость работы за счёт автоматизации рутинных операций. Благодаря этому приложение становится оптимальным выбором для пользователей, которым нужен эффективный, доступный и простой инструмент для веб-</w:t>
+      </w:r>
+      <w:proofErr w:type="spellStart"/>
+      <w:r>
+        <w:rPr>
+          <w:rFonts w:ascii="Times New Roman" w:hAnsi="Times New Roman" w:cs="Times New Roman"/>
+          <w:sz w:val="28"/>
+          <w:szCs w:val="28"/>
+        </w:rPr>
+        <w:t>скрапинга</w:t>
+      </w:r>
+      <w:proofErr w:type="spellEnd"/>
+      <w:r>
+        <w:rPr>
+          <w:rFonts w:ascii="Times New Roman" w:hAnsi="Times New Roman" w:cs="Times New Roman"/>
+          <w:sz w:val="28"/>
+          <w:szCs w:val="28"/>
+        </w:rPr>
+        <w:t xml:space="preserve">. </w:t>
+      </w:r>
+      <w:r>
+        <w:rPr>
+          <w:rFonts w:ascii="Times New Roman" w:hAnsi="Times New Roman" w:cs="Times New Roman"/>
+          <w:sz w:val="28"/>
+          <w:szCs w:val="28"/>
+        </w:rPr>
+        <w:br w:type="page"/>
+      </w:r>
+    </w:p>
+    <w:p>
+      <w:pPr>
+        <w:pStyle w:val="1"/>
+      </w:pPr>
+      <w:bookmarkStart w:id="50" w:name="_Toc227835857"/>
+      <w:r>
+        <w:t>РЕАЛИЗАЦИЯ ПРОЕКТА</w:t>
+      </w:r>
       <w:bookmarkEnd w:id="50"/>
+    </w:p>
+    <w:p>
+      <w:pPr>
+        <w:pStyle w:val="2"/>
+      </w:pPr>
+      <w:bookmarkStart w:id="51" w:name="_Toc226376773"/>
+      <w:bookmarkStart w:id="52" w:name="_Toc226376957"/>
+      <w:bookmarkStart w:id="53" w:name="_Toc226389594"/>
+      <w:bookmarkStart w:id="54" w:name="_Toc227835858"/>
+      <w:r>
+        <w:t>2.1 Описание разработанного приложения</w:t>
+      </w:r>
       <w:bookmarkEnd w:id="51"/>
       <w:bookmarkEnd w:id="52"/>
-    </w:p>
-    <w:p>
-      <w:pPr>
-        <w:spacing w:after="0" w:line="360" w:lineRule="auto"/>
-        <w:ind w:firstLine="708"/>
-        <w:rPr>
-          <w:rFonts w:ascii="Times New Roman" w:hAnsi="Times New Roman" w:cs="Times New Roman"/>
-          <w:sz w:val="28"/>
-          <w:szCs w:val="28"/>
-        </w:rPr>
-      </w:pPr>
-      <w:r>
-        <w:rPr>
-          <w:rFonts w:ascii="Times New Roman" w:hAnsi="Times New Roman" w:cs="Times New Roman"/>
-          <w:sz w:val="28"/>
-          <w:szCs w:val="28"/>
-        </w:rPr>
-        <w:t>Существующие решения для веб-</w:t>
-      </w:r>
-      <w:proofErr w:type="spellStart"/>
-      <w:r>
-        <w:rPr>
-          <w:rFonts w:ascii="Times New Roman" w:hAnsi="Times New Roman" w:cs="Times New Roman"/>
-          <w:sz w:val="28"/>
-          <w:szCs w:val="28"/>
-        </w:rPr>
-        <w:t>скрапинга</w:t>
-      </w:r>
-      <w:proofErr w:type="spellEnd"/>
-      <w:r>
-        <w:rPr>
-          <w:rFonts w:ascii="Times New Roman" w:hAnsi="Times New Roman" w:cs="Times New Roman"/>
-          <w:sz w:val="28"/>
-          <w:szCs w:val="28"/>
-        </w:rPr>
-        <w:t xml:space="preserve"> делятся на две категории. Коммерческие программы, такие как </w:t>
-      </w:r>
-      <w:proofErr w:type="spellStart"/>
-      <w:r>
-        <w:rPr>
-          <w:rFonts w:ascii="Times New Roman" w:hAnsi="Times New Roman" w:cs="Times New Roman"/>
-          <w:sz w:val="28"/>
-          <w:szCs w:val="28"/>
-        </w:rPr>
-        <w:t>ParseHub</w:t>
-      </w:r>
-      <w:proofErr w:type="spellEnd"/>
-      <w:r>
-        <w:rPr>
-          <w:rFonts w:ascii="Times New Roman" w:hAnsi="Times New Roman" w:cs="Times New Roman"/>
-          <w:sz w:val="28"/>
-          <w:szCs w:val="28"/>
-        </w:rPr>
-        <w:t xml:space="preserve"> и </w:t>
-      </w:r>
-      <w:proofErr w:type="spellStart"/>
-      <w:r>
-        <w:rPr>
-          <w:rFonts w:ascii="Times New Roman" w:hAnsi="Times New Roman" w:cs="Times New Roman"/>
-          <w:sz w:val="28"/>
-          <w:szCs w:val="28"/>
-        </w:rPr>
-        <w:t>Octoparse</w:t>
-      </w:r>
-      <w:proofErr w:type="spellEnd"/>
-      <w:r>
-        <w:rPr>
-          <w:rFonts w:ascii="Times New Roman" w:hAnsi="Times New Roman" w:cs="Times New Roman"/>
-          <w:sz w:val="28"/>
-          <w:szCs w:val="28"/>
-        </w:rPr>
-        <w:t xml:space="preserve">, предлагают визуальный интерфейс и облачные возможности, но страдают от высокой стоимости и сложности освоения. Открытые фреймворки — </w:t>
-      </w:r>
-      <w:proofErr w:type="spellStart"/>
-      <w:r>
-        <w:rPr>
-          <w:rFonts w:ascii="Times New Roman" w:hAnsi="Times New Roman" w:cs="Times New Roman"/>
-          <w:sz w:val="28"/>
-          <w:szCs w:val="28"/>
-        </w:rPr>
-        <w:t>Scrapy</w:t>
-      </w:r>
-      <w:proofErr w:type="spellEnd"/>
-      <w:r>
-        <w:rPr>
-          <w:rFonts w:ascii="Times New Roman" w:hAnsi="Times New Roman" w:cs="Times New Roman"/>
-          <w:sz w:val="28"/>
-          <w:szCs w:val="28"/>
-        </w:rPr>
-        <w:t xml:space="preserve"> и </w:t>
-      </w:r>
-      <w:proofErr w:type="spellStart"/>
-      <w:r>
-        <w:rPr>
-          <w:rFonts w:ascii="Times New Roman" w:hAnsi="Times New Roman" w:cs="Times New Roman"/>
-          <w:sz w:val="28"/>
-          <w:szCs w:val="28"/>
-        </w:rPr>
-        <w:t>Selenium</w:t>
-      </w:r>
-      <w:proofErr w:type="spellEnd"/>
-      <w:r>
-        <w:rPr>
-          <w:rFonts w:ascii="Times New Roman" w:hAnsi="Times New Roman" w:cs="Times New Roman"/>
-          <w:sz w:val="28"/>
-          <w:szCs w:val="28"/>
-        </w:rPr>
-        <w:t xml:space="preserve"> — бесплатны и гибки, однако требуют знаний программирования и не имеют графического интерфейса.</w:t>
-      </w:r>
-    </w:p>
-    <w:p>
-      <w:pPr>
-        <w:spacing w:after="0" w:line="360" w:lineRule="auto"/>
-        <w:ind w:firstLine="708"/>
-        <w:rPr>
-          <w:rFonts w:ascii="Times New Roman" w:hAnsi="Times New Roman" w:cs="Times New Roman"/>
-          <w:sz w:val="28"/>
-          <w:szCs w:val="28"/>
-        </w:rPr>
-      </w:pPr>
-      <w:r>
-        <w:rPr>
-          <w:rFonts w:ascii="Times New Roman" w:hAnsi="Times New Roman" w:cs="Times New Roman"/>
-          <w:sz w:val="28"/>
-          <w:szCs w:val="28"/>
-        </w:rPr>
-        <w:t>Разработанное приложение объединяет достоинства обоих подходов, избегая их недостатков. Оно отличается простотой использования благодаря интуитивному интерфейсу, полностью бесплатно как открытое ПО, работает автономно без постоянного подключения к интернету, легковесно и предъявляет минимальные системные требования, а также обеспечивает высокую скорость работы за счёт автоматизации рутинных операций. Благодаря этому приложение становится оптимальным выбором для пользователей, которым нужен эффективный, доступный и простой инструмент для веб-</w:t>
-      </w:r>
-      <w:proofErr w:type="spellStart"/>
-      <w:r>
-        <w:rPr>
-          <w:rFonts w:ascii="Times New Roman" w:hAnsi="Times New Roman" w:cs="Times New Roman"/>
-          <w:sz w:val="28"/>
-          <w:szCs w:val="28"/>
-        </w:rPr>
-        <w:t>скрапинга</w:t>
-      </w:r>
-      <w:proofErr w:type="spellEnd"/>
-      <w:r>
-        <w:rPr>
-          <w:rFonts w:ascii="Times New Roman" w:hAnsi="Times New Roman" w:cs="Times New Roman"/>
-          <w:sz w:val="28"/>
-          <w:szCs w:val="28"/>
-        </w:rPr>
-        <w:t xml:space="preserve">. </w:t>
-      </w:r>
-      <w:r>
-        <w:rPr>
-          <w:rFonts w:ascii="Times New Roman" w:hAnsi="Times New Roman" w:cs="Times New Roman"/>
-          <w:sz w:val="28"/>
-          <w:szCs w:val="28"/>
-        </w:rPr>
-        <w:br w:type="page"/>
-      </w:r>
-    </w:p>
-    <w:p>
-      <w:pPr>
-        <w:pStyle w:val="1"/>
-      </w:pPr>
-      <w:bookmarkStart w:id="53" w:name="_Toc226376772"/>
-      <w:bookmarkStart w:id="54" w:name="_Toc226376956"/>
-      <w:bookmarkStart w:id="55" w:name="_Toc226389593"/>
-      <w:bookmarkStart w:id="56" w:name="_Toc226389725"/>
-      <w:r>
-        <w:t>ПРАКТИЧЕСКАЯ ЧАСТЬ</w:t>
-      </w:r>
       <w:bookmarkEnd w:id="53"/>
       <w:bookmarkEnd w:id="54"/>
+    </w:p>
+    <w:p>
+      <w:pPr>
+        <w:pStyle w:val="3"/>
+      </w:pPr>
+      <w:bookmarkStart w:id="55" w:name="_Toc226376774"/>
+      <w:bookmarkStart w:id="56" w:name="_Toc226376958"/>
+      <w:bookmarkStart w:id="57" w:name="_Toc226389595"/>
+      <w:bookmarkStart w:id="58" w:name="_Toc227835859"/>
+      <w:r>
+        <w:t>2.1.1 Общие сведения</w:t>
+      </w:r>
       <w:bookmarkEnd w:id="55"/>
       <w:bookmarkEnd w:id="56"/>
-    </w:p>
-    <w:p>
-      <w:pPr>
-        <w:pStyle w:val="2"/>
-      </w:pPr>
-      <w:bookmarkStart w:id="57" w:name="_Toc226376773"/>
-      <w:bookmarkStart w:id="58" w:name="_Toc226376957"/>
-      <w:bookmarkStart w:id="59" w:name="_Toc226389594"/>
-      <w:bookmarkStart w:id="60" w:name="_Toc226389726"/>
-      <w:r>
-        <w:t>2.1 Описание разработанного приложения</w:t>
-      </w:r>
       <w:bookmarkEnd w:id="57"/>
       <w:bookmarkEnd w:id="58"/>
-      <w:bookmarkEnd w:id="59"/>
-      <w:bookmarkEnd w:id="60"/>
-    </w:p>
-    <w:p>
-      <w:pPr>
-        <w:pStyle w:val="3"/>
-      </w:pPr>
-      <w:bookmarkStart w:id="61" w:name="_Toc226376774"/>
-      <w:bookmarkStart w:id="62" w:name="_Toc226376958"/>
-      <w:bookmarkStart w:id="63" w:name="_Toc226389595"/>
-      <w:bookmarkStart w:id="64" w:name="_Toc226389727"/>
-      <w:r>
-        <w:t>2.1.1 Общие сведения</w:t>
-      </w:r>
-      <w:bookmarkEnd w:id="61"/>
-      <w:bookmarkEnd w:id="62"/>
-      <w:bookmarkEnd w:id="63"/>
-      <w:bookmarkEnd w:id="64"/>
     </w:p>
     <w:p>
       <w:pPr>
@@ -7449,17 +7308,17 @@
       <w:pPr>
         <w:pStyle w:val="3"/>
       </w:pPr>
-      <w:bookmarkStart w:id="65" w:name="_Toc226376775"/>
-      <w:bookmarkStart w:id="66" w:name="_Toc226376959"/>
-      <w:bookmarkStart w:id="67" w:name="_Toc226389596"/>
-      <w:bookmarkStart w:id="68" w:name="_Toc226389728"/>
+      <w:bookmarkStart w:id="59" w:name="_Toc226376775"/>
+      <w:bookmarkStart w:id="60" w:name="_Toc226376959"/>
+      <w:bookmarkStart w:id="61" w:name="_Toc226389596"/>
+      <w:bookmarkStart w:id="62" w:name="_Toc227835860"/>
       <w:r>
         <w:t>2.1.2 Функциональные возможности</w:t>
       </w:r>
-      <w:bookmarkEnd w:id="65"/>
-      <w:bookmarkEnd w:id="66"/>
-      <w:bookmarkEnd w:id="67"/>
-      <w:bookmarkEnd w:id="68"/>
+      <w:bookmarkEnd w:id="59"/>
+      <w:bookmarkEnd w:id="60"/>
+      <w:bookmarkEnd w:id="61"/>
+      <w:bookmarkEnd w:id="62"/>
     </w:p>
     <w:p>
       <w:pPr>
@@ -7539,17 +7398,17 @@
       <w:pPr>
         <w:pStyle w:val="3"/>
       </w:pPr>
-      <w:bookmarkStart w:id="69" w:name="_Toc226376776"/>
-      <w:bookmarkStart w:id="70" w:name="_Toc226376960"/>
-      <w:bookmarkStart w:id="71" w:name="_Toc226389597"/>
-      <w:bookmarkStart w:id="72" w:name="_Toc226389729"/>
+      <w:bookmarkStart w:id="63" w:name="_Toc226376776"/>
+      <w:bookmarkStart w:id="64" w:name="_Toc226376960"/>
+      <w:bookmarkStart w:id="65" w:name="_Toc226389597"/>
+      <w:bookmarkStart w:id="66" w:name="_Toc227835861"/>
       <w:r>
         <w:t>2.1.3 Интерфейс приложения</w:t>
       </w:r>
-      <w:bookmarkEnd w:id="69"/>
-      <w:bookmarkEnd w:id="70"/>
-      <w:bookmarkEnd w:id="71"/>
-      <w:bookmarkEnd w:id="72"/>
+      <w:bookmarkEnd w:id="63"/>
+      <w:bookmarkEnd w:id="64"/>
+      <w:bookmarkEnd w:id="65"/>
+      <w:bookmarkEnd w:id="66"/>
     </w:p>
     <w:p>
       <w:pPr>
@@ -7658,37 +7517,37 @@
       <w:pPr>
         <w:pStyle w:val="2"/>
       </w:pPr>
-      <w:bookmarkStart w:id="73" w:name="_Toc226376777"/>
-      <w:bookmarkStart w:id="74" w:name="_Toc226376961"/>
-      <w:bookmarkStart w:id="75" w:name="_Toc226389598"/>
-      <w:bookmarkStart w:id="76" w:name="_Toc226389730"/>
+      <w:bookmarkStart w:id="67" w:name="_Toc226376777"/>
+      <w:bookmarkStart w:id="68" w:name="_Toc226376961"/>
+      <w:bookmarkStart w:id="69" w:name="_Toc226389598"/>
+      <w:bookmarkStart w:id="70" w:name="_Toc227835862"/>
       <w:r>
         <w:t>2.2 Анализ программного кода</w:t>
       </w:r>
+      <w:bookmarkEnd w:id="67"/>
+      <w:bookmarkEnd w:id="68"/>
+      <w:bookmarkEnd w:id="69"/>
+      <w:bookmarkEnd w:id="70"/>
+    </w:p>
+    <w:p>
+      <w:pPr>
+        <w:pStyle w:val="3"/>
+      </w:pPr>
+      <w:bookmarkStart w:id="71" w:name="_Toc226376778"/>
+      <w:bookmarkStart w:id="72" w:name="_Toc226376962"/>
+      <w:bookmarkStart w:id="73" w:name="_Toc226389599"/>
+      <w:bookmarkStart w:id="74" w:name="_Toc227835863"/>
+      <w:r>
+        <w:t>2.2.1 Модуль веб-</w:t>
+      </w:r>
+      <w:proofErr w:type="spellStart"/>
+      <w:r>
+        <w:t>скрапинга</w:t>
+      </w:r>
+      <w:bookmarkEnd w:id="71"/>
+      <w:bookmarkEnd w:id="72"/>
       <w:bookmarkEnd w:id="73"/>
       <w:bookmarkEnd w:id="74"/>
-      <w:bookmarkEnd w:id="75"/>
-      <w:bookmarkEnd w:id="76"/>
-    </w:p>
-    <w:p>
-      <w:pPr>
-        <w:pStyle w:val="3"/>
-      </w:pPr>
-      <w:bookmarkStart w:id="77" w:name="_Toc226376778"/>
-      <w:bookmarkStart w:id="78" w:name="_Toc226376962"/>
-      <w:bookmarkStart w:id="79" w:name="_Toc226389599"/>
-      <w:bookmarkStart w:id="80" w:name="_Toc226389731"/>
-      <w:r>
-        <w:t>2.2.1 Модуль веб-</w:t>
-      </w:r>
-      <w:proofErr w:type="spellStart"/>
-      <w:r>
-        <w:t>скрапинга</w:t>
-      </w:r>
-      <w:bookmarkEnd w:id="77"/>
-      <w:bookmarkEnd w:id="78"/>
-      <w:bookmarkEnd w:id="79"/>
-      <w:bookmarkEnd w:id="80"/>
       <w:proofErr w:type="spellEnd"/>
     </w:p>
     <w:p>
@@ -9073,17 +8932,17 @@
       <w:pPr>
         <w:pStyle w:val="3"/>
       </w:pPr>
-      <w:bookmarkStart w:id="81" w:name="_Toc226376779"/>
-      <w:bookmarkStart w:id="82" w:name="_Toc226376963"/>
-      <w:bookmarkStart w:id="83" w:name="_Toc226389600"/>
-      <w:bookmarkStart w:id="84" w:name="_Toc226389732"/>
+      <w:bookmarkStart w:id="75" w:name="_Toc226376779"/>
+      <w:bookmarkStart w:id="76" w:name="_Toc226376963"/>
+      <w:bookmarkStart w:id="77" w:name="_Toc226389600"/>
+      <w:bookmarkStart w:id="78" w:name="_Toc227835864"/>
       <w:r>
         <w:t>2.2.2 Класс графического интерфейса</w:t>
       </w:r>
-      <w:bookmarkEnd w:id="81"/>
-      <w:bookmarkEnd w:id="82"/>
-      <w:bookmarkEnd w:id="83"/>
-      <w:bookmarkEnd w:id="84"/>
+      <w:bookmarkEnd w:id="75"/>
+      <w:bookmarkEnd w:id="76"/>
+      <w:bookmarkEnd w:id="77"/>
+      <w:bookmarkEnd w:id="78"/>
     </w:p>
     <w:p>
       <w:pPr>
@@ -9704,17 +9563,17 @@
       <w:pPr>
         <w:pStyle w:val="2"/>
       </w:pPr>
-      <w:bookmarkStart w:id="85" w:name="_Toc226376780"/>
-      <w:bookmarkStart w:id="86" w:name="_Toc226376964"/>
-      <w:bookmarkStart w:id="87" w:name="_Toc226389601"/>
-      <w:bookmarkStart w:id="88" w:name="_Toc226389733"/>
+      <w:bookmarkStart w:id="79" w:name="_Toc226376780"/>
+      <w:bookmarkStart w:id="80" w:name="_Toc226376964"/>
+      <w:bookmarkStart w:id="81" w:name="_Toc226389601"/>
+      <w:bookmarkStart w:id="82" w:name="_Toc227835865"/>
       <w:r>
         <w:t>2.3 Тестирование приложения</w:t>
       </w:r>
-      <w:bookmarkEnd w:id="85"/>
-      <w:bookmarkEnd w:id="86"/>
-      <w:bookmarkEnd w:id="87"/>
-      <w:bookmarkEnd w:id="88"/>
+      <w:bookmarkEnd w:id="79"/>
+      <w:bookmarkEnd w:id="80"/>
+      <w:bookmarkEnd w:id="81"/>
+      <w:bookmarkEnd w:id="82"/>
     </w:p>
     <w:p>
       <w:pPr>
@@ -9771,17 +9630,17 @@
           <w:iCs/>
         </w:rPr>
       </w:pPr>
-      <w:bookmarkStart w:id="89" w:name="_Toc226376781"/>
-      <w:bookmarkStart w:id="90" w:name="_Toc226376965"/>
-      <w:bookmarkStart w:id="91" w:name="_Toc226389602"/>
-      <w:bookmarkStart w:id="92" w:name="_Toc226389734"/>
+      <w:bookmarkStart w:id="83" w:name="_Toc226376781"/>
+      <w:bookmarkStart w:id="84" w:name="_Toc226376965"/>
+      <w:bookmarkStart w:id="85" w:name="_Toc226389602"/>
+      <w:bookmarkStart w:id="86" w:name="_Toc227835866"/>
       <w:r>
         <w:t>2.3.1 Тестирование и результаты</w:t>
       </w:r>
-      <w:bookmarkEnd w:id="89"/>
-      <w:bookmarkEnd w:id="90"/>
-      <w:bookmarkEnd w:id="91"/>
-      <w:bookmarkEnd w:id="92"/>
+      <w:bookmarkEnd w:id="83"/>
+      <w:bookmarkEnd w:id="84"/>
+      <w:bookmarkEnd w:id="85"/>
+      <w:bookmarkEnd w:id="86"/>
     </w:p>
     <w:p>
       <w:pPr>
@@ -10218,20 +10077,20 @@
       <w:pPr>
         <w:pStyle w:val="3"/>
       </w:pPr>
-      <w:bookmarkStart w:id="93" w:name="_Toc226376782"/>
-      <w:bookmarkStart w:id="94" w:name="_Toc226376966"/>
-      <w:bookmarkStart w:id="95" w:name="_Toc226389603"/>
-      <w:bookmarkStart w:id="96" w:name="_Toc226389735"/>
+      <w:bookmarkStart w:id="87" w:name="_Toc226376782"/>
+      <w:bookmarkStart w:id="88" w:name="_Toc226376966"/>
+      <w:bookmarkStart w:id="89" w:name="_Toc226389603"/>
+      <w:bookmarkStart w:id="90" w:name="_Toc227835867"/>
       <w:r>
         <w:t>2.3.2 Выявленные ограничени</w:t>
       </w:r>
       <w:r>
         <w:t>я</w:t>
       </w:r>
-      <w:bookmarkEnd w:id="93"/>
-      <w:bookmarkEnd w:id="94"/>
-      <w:bookmarkEnd w:id="95"/>
-      <w:bookmarkEnd w:id="96"/>
+      <w:bookmarkEnd w:id="87"/>
+      <w:bookmarkEnd w:id="88"/>
+      <w:bookmarkEnd w:id="89"/>
+      <w:bookmarkEnd w:id="90"/>
     </w:p>
     <w:p>
       <w:pPr>
@@ -10493,37 +10352,37 @@
       <w:pPr>
         <w:pStyle w:val="2"/>
       </w:pPr>
-      <w:bookmarkStart w:id="97" w:name="_Toc226376783"/>
-      <w:bookmarkStart w:id="98" w:name="_Toc226376967"/>
-      <w:bookmarkStart w:id="99" w:name="_Toc226389604"/>
-      <w:bookmarkStart w:id="100" w:name="_Toc226389736"/>
+      <w:bookmarkStart w:id="91" w:name="_Toc226376783"/>
+      <w:bookmarkStart w:id="92" w:name="_Toc226376967"/>
+      <w:bookmarkStart w:id="93" w:name="_Toc226389604"/>
+      <w:bookmarkStart w:id="94" w:name="_Toc227835868"/>
       <w:r>
         <w:t>2.4 Инструкция пользователя</w:t>
       </w:r>
+      <w:bookmarkEnd w:id="91"/>
+      <w:bookmarkEnd w:id="92"/>
+      <w:bookmarkEnd w:id="93"/>
+      <w:bookmarkEnd w:id="94"/>
+    </w:p>
+    <w:p>
+      <w:pPr>
+        <w:pStyle w:val="3"/>
+        <w:rPr>
+          <w:i/>
+          <w:iCs/>
+        </w:rPr>
+      </w:pPr>
+      <w:bookmarkStart w:id="95" w:name="_Toc226376784"/>
+      <w:bookmarkStart w:id="96" w:name="_Toc226376968"/>
+      <w:bookmarkStart w:id="97" w:name="_Toc226389605"/>
+      <w:bookmarkStart w:id="98" w:name="_Toc227835869"/>
+      <w:r>
+        <w:t>2.4.1 Установка</w:t>
+      </w:r>
+      <w:bookmarkEnd w:id="95"/>
+      <w:bookmarkEnd w:id="96"/>
       <w:bookmarkEnd w:id="97"/>
       <w:bookmarkEnd w:id="98"/>
-      <w:bookmarkEnd w:id="99"/>
-      <w:bookmarkEnd w:id="100"/>
-    </w:p>
-    <w:p>
-      <w:pPr>
-        <w:pStyle w:val="3"/>
-        <w:rPr>
-          <w:i/>
-          <w:iCs/>
-        </w:rPr>
-      </w:pPr>
-      <w:bookmarkStart w:id="101" w:name="_Toc226376784"/>
-      <w:bookmarkStart w:id="102" w:name="_Toc226376968"/>
-      <w:bookmarkStart w:id="103" w:name="_Toc226389605"/>
-      <w:bookmarkStart w:id="104" w:name="_Toc226389737"/>
-      <w:r>
-        <w:t>2.4.1 Установка</w:t>
-      </w:r>
-      <w:bookmarkEnd w:id="101"/>
-      <w:bookmarkEnd w:id="102"/>
-      <w:bookmarkEnd w:id="103"/>
-      <w:bookmarkEnd w:id="104"/>
     </w:p>
     <w:p>
       <w:pPr>
@@ -10709,17 +10568,17 @@
           <w:lang w:val="en-US"/>
         </w:rPr>
       </w:pPr>
-      <w:bookmarkStart w:id="105" w:name="_Toc226376785"/>
-      <w:bookmarkStart w:id="106" w:name="_Toc226376969"/>
-      <w:bookmarkStart w:id="107" w:name="_Toc226389606"/>
-      <w:bookmarkStart w:id="108" w:name="_Toc226389738"/>
+      <w:bookmarkStart w:id="99" w:name="_Toc226376785"/>
+      <w:bookmarkStart w:id="100" w:name="_Toc226376969"/>
+      <w:bookmarkStart w:id="101" w:name="_Toc226389606"/>
+      <w:bookmarkStart w:id="102" w:name="_Toc227835870"/>
       <w:r>
         <w:t>2.4.2 Начало работы</w:t>
       </w:r>
-      <w:bookmarkEnd w:id="105"/>
-      <w:bookmarkEnd w:id="106"/>
-      <w:bookmarkEnd w:id="107"/>
-      <w:bookmarkEnd w:id="108"/>
+      <w:bookmarkEnd w:id="99"/>
+      <w:bookmarkEnd w:id="100"/>
+      <w:bookmarkEnd w:id="101"/>
+      <w:bookmarkEnd w:id="102"/>
     </w:p>
     <w:p>
       <w:pPr>
@@ -10861,17 +10720,17 @@
       <w:pPr>
         <w:pStyle w:val="3"/>
       </w:pPr>
-      <w:bookmarkStart w:id="109" w:name="_Toc226376786"/>
-      <w:bookmarkStart w:id="110" w:name="_Toc226376970"/>
-      <w:bookmarkStart w:id="111" w:name="_Toc226389607"/>
-      <w:bookmarkStart w:id="112" w:name="_Toc226389739"/>
+      <w:bookmarkStart w:id="103" w:name="_Toc226376786"/>
+      <w:bookmarkStart w:id="104" w:name="_Toc226376970"/>
+      <w:bookmarkStart w:id="105" w:name="_Toc226389607"/>
+      <w:bookmarkStart w:id="106" w:name="_Toc227835871"/>
       <w:r>
         <w:t>2.4.3 Примеры использования</w:t>
       </w:r>
-      <w:bookmarkEnd w:id="109"/>
-      <w:bookmarkEnd w:id="110"/>
-      <w:bookmarkEnd w:id="111"/>
-      <w:bookmarkEnd w:id="112"/>
+      <w:bookmarkEnd w:id="103"/>
+      <w:bookmarkEnd w:id="104"/>
+      <w:bookmarkEnd w:id="105"/>
+      <w:bookmarkEnd w:id="106"/>
     </w:p>
     <w:p>
       <w:pPr>
@@ -11205,17 +11064,17 @@
       <w:pPr>
         <w:pStyle w:val="3"/>
       </w:pPr>
-      <w:bookmarkStart w:id="113" w:name="_Toc226376787"/>
-      <w:bookmarkStart w:id="114" w:name="_Toc226376971"/>
-      <w:bookmarkStart w:id="115" w:name="_Toc226389608"/>
-      <w:bookmarkStart w:id="116" w:name="_Toc226389740"/>
+      <w:bookmarkStart w:id="107" w:name="_Toc226376787"/>
+      <w:bookmarkStart w:id="108" w:name="_Toc226376971"/>
+      <w:bookmarkStart w:id="109" w:name="_Toc226389608"/>
+      <w:bookmarkStart w:id="110" w:name="_Toc227835872"/>
       <w:r>
         <w:t>2.4.4 Решение проблем</w:t>
       </w:r>
-      <w:bookmarkEnd w:id="113"/>
-      <w:bookmarkEnd w:id="114"/>
-      <w:bookmarkEnd w:id="115"/>
-      <w:bookmarkEnd w:id="116"/>
+      <w:bookmarkEnd w:id="107"/>
+      <w:bookmarkEnd w:id="108"/>
+      <w:bookmarkEnd w:id="109"/>
+      <w:bookmarkEnd w:id="110"/>
     </w:p>
     <w:p>
       <w:pPr>
@@ -11476,37 +11335,37 @@
       <w:pPr>
         <w:pStyle w:val="2"/>
       </w:pPr>
-      <w:bookmarkStart w:id="117" w:name="_Toc226376788"/>
-      <w:bookmarkStart w:id="118" w:name="_Toc226376972"/>
-      <w:bookmarkStart w:id="119" w:name="_Toc226389609"/>
-      <w:bookmarkStart w:id="120" w:name="_Toc226389741"/>
+      <w:bookmarkStart w:id="111" w:name="_Toc226376788"/>
+      <w:bookmarkStart w:id="112" w:name="_Toc226376972"/>
+      <w:bookmarkStart w:id="113" w:name="_Toc226389609"/>
+      <w:bookmarkStart w:id="114" w:name="_Toc227835873"/>
       <w:r>
         <w:t>2.5 Экономическая эффективность</w:t>
       </w:r>
+      <w:bookmarkEnd w:id="111"/>
+      <w:bookmarkEnd w:id="112"/>
+      <w:bookmarkEnd w:id="113"/>
+      <w:bookmarkEnd w:id="114"/>
+    </w:p>
+    <w:p>
+      <w:pPr>
+        <w:pStyle w:val="3"/>
+        <w:rPr>
+          <w:i/>
+          <w:iCs/>
+        </w:rPr>
+      </w:pPr>
+      <w:bookmarkStart w:id="115" w:name="_Toc226376789"/>
+      <w:bookmarkStart w:id="116" w:name="_Toc226376973"/>
+      <w:bookmarkStart w:id="117" w:name="_Toc226389610"/>
+      <w:bookmarkStart w:id="118" w:name="_Toc227835874"/>
+      <w:r>
+        <w:t>2.5.1 Сравнение с ручным трудом</w:t>
+      </w:r>
+      <w:bookmarkEnd w:id="115"/>
+      <w:bookmarkEnd w:id="116"/>
       <w:bookmarkEnd w:id="117"/>
       <w:bookmarkEnd w:id="118"/>
-      <w:bookmarkEnd w:id="119"/>
-      <w:bookmarkEnd w:id="120"/>
-    </w:p>
-    <w:p>
-      <w:pPr>
-        <w:pStyle w:val="3"/>
-        <w:rPr>
-          <w:i/>
-          <w:iCs/>
-        </w:rPr>
-      </w:pPr>
-      <w:bookmarkStart w:id="121" w:name="_Toc226376789"/>
-      <w:bookmarkStart w:id="122" w:name="_Toc226376973"/>
-      <w:bookmarkStart w:id="123" w:name="_Toc226389610"/>
-      <w:bookmarkStart w:id="124" w:name="_Toc226389742"/>
-      <w:r>
-        <w:t>2.5.1 Сравнение с ручным трудом</w:t>
-      </w:r>
-      <w:bookmarkEnd w:id="121"/>
-      <w:bookmarkEnd w:id="122"/>
-      <w:bookmarkEnd w:id="123"/>
-      <w:bookmarkEnd w:id="124"/>
     </w:p>
     <w:p>
       <w:pPr>
@@ -11528,17 +11387,17 @@
       <w:pPr>
         <w:pStyle w:val="3"/>
       </w:pPr>
-      <w:bookmarkStart w:id="125" w:name="_Toc226376790"/>
-      <w:bookmarkStart w:id="126" w:name="_Toc226376974"/>
-      <w:bookmarkStart w:id="127" w:name="_Toc226389611"/>
-      <w:bookmarkStart w:id="128" w:name="_Toc226389743"/>
+      <w:bookmarkStart w:id="119" w:name="_Toc226376790"/>
+      <w:bookmarkStart w:id="120" w:name="_Toc226376974"/>
+      <w:bookmarkStart w:id="121" w:name="_Toc226389611"/>
+      <w:bookmarkStart w:id="122" w:name="_Toc227835875"/>
       <w:r>
         <w:t>2.5.2 Практическая ценность</w:t>
       </w:r>
-      <w:bookmarkEnd w:id="125"/>
-      <w:bookmarkEnd w:id="126"/>
-      <w:bookmarkEnd w:id="127"/>
-      <w:bookmarkEnd w:id="128"/>
+      <w:bookmarkEnd w:id="119"/>
+      <w:bookmarkEnd w:id="120"/>
+      <w:bookmarkEnd w:id="121"/>
+      <w:bookmarkEnd w:id="122"/>
     </w:p>
     <w:p>
       <w:pPr>
@@ -11560,17 +11419,17 @@
       <w:pPr>
         <w:pStyle w:val="3"/>
       </w:pPr>
-      <w:bookmarkStart w:id="129" w:name="_Toc226376791"/>
-      <w:bookmarkStart w:id="130" w:name="_Toc226376975"/>
-      <w:bookmarkStart w:id="131" w:name="_Toc226389612"/>
-      <w:bookmarkStart w:id="132" w:name="_Toc226389744"/>
+      <w:bookmarkStart w:id="123" w:name="_Toc226376791"/>
+      <w:bookmarkStart w:id="124" w:name="_Toc226376975"/>
+      <w:bookmarkStart w:id="125" w:name="_Toc226389612"/>
+      <w:bookmarkStart w:id="126" w:name="_Toc227835876"/>
       <w:r>
         <w:t>2.5.3 Стоимость разработки</w:t>
       </w:r>
-      <w:bookmarkEnd w:id="129"/>
-      <w:bookmarkEnd w:id="130"/>
-      <w:bookmarkEnd w:id="131"/>
-      <w:bookmarkEnd w:id="132"/>
+      <w:bookmarkEnd w:id="123"/>
+      <w:bookmarkEnd w:id="124"/>
+      <w:bookmarkEnd w:id="125"/>
+      <w:bookmarkEnd w:id="126"/>
     </w:p>
     <w:p>
       <w:pPr>
@@ -11658,17 +11517,17 @@
       <w:pPr>
         <w:pStyle w:val="1"/>
       </w:pPr>
-      <w:bookmarkStart w:id="133" w:name="_Toc226376792"/>
-      <w:bookmarkStart w:id="134" w:name="_Toc226376976"/>
-      <w:bookmarkStart w:id="135" w:name="_Toc226389613"/>
-      <w:bookmarkStart w:id="136" w:name="_Toc226389745"/>
+      <w:bookmarkStart w:id="127" w:name="_Toc226376792"/>
+      <w:bookmarkStart w:id="128" w:name="_Toc226376976"/>
+      <w:bookmarkStart w:id="129" w:name="_Toc226389613"/>
+      <w:bookmarkStart w:id="130" w:name="_Toc227835877"/>
       <w:r>
         <w:t>ЗАКЛЮЧЕНИЕ</w:t>
       </w:r>
-      <w:bookmarkEnd w:id="133"/>
-      <w:bookmarkEnd w:id="134"/>
-      <w:bookmarkEnd w:id="135"/>
-      <w:bookmarkEnd w:id="136"/>
+      <w:bookmarkEnd w:id="127"/>
+      <w:bookmarkEnd w:id="128"/>
+      <w:bookmarkEnd w:id="129"/>
+      <w:bookmarkEnd w:id="130"/>
     </w:p>
     <w:p>
       <w:pPr>
@@ -11902,17 +11761,17 @@
       <w:pPr>
         <w:pStyle w:val="1"/>
       </w:pPr>
-      <w:bookmarkStart w:id="137" w:name="_Toc226376793"/>
-      <w:bookmarkStart w:id="138" w:name="_Toc226376977"/>
-      <w:bookmarkStart w:id="139" w:name="_Toc226389614"/>
-      <w:bookmarkStart w:id="140" w:name="_Toc226389746"/>
+      <w:bookmarkStart w:id="131" w:name="_Toc226376793"/>
+      <w:bookmarkStart w:id="132" w:name="_Toc226376977"/>
+      <w:bookmarkStart w:id="133" w:name="_Toc226389614"/>
+      <w:bookmarkStart w:id="134" w:name="_Toc227835878"/>
       <w:r>
         <w:t>ИСТОЧНИКИ ИНФОРМАЦИИ</w:t>
       </w:r>
-      <w:bookmarkEnd w:id="137"/>
-      <w:bookmarkEnd w:id="138"/>
-      <w:bookmarkEnd w:id="139"/>
-      <w:bookmarkEnd w:id="140"/>
+      <w:bookmarkEnd w:id="131"/>
+      <w:bookmarkEnd w:id="132"/>
+      <w:bookmarkEnd w:id="133"/>
+      <w:bookmarkEnd w:id="134"/>
     </w:p>
     <w:p>
       <w:pPr>
@@ -12494,13 +12353,13 @@
       <w:pPr>
         <w:pStyle w:val="1"/>
       </w:pPr>
-      <w:bookmarkStart w:id="141" w:name="_Toc226389615"/>
-      <w:bookmarkStart w:id="142" w:name="_Toc226389747"/>
+      <w:bookmarkStart w:id="135" w:name="_Toc226389615"/>
+      <w:bookmarkStart w:id="136" w:name="_Toc227835879"/>
       <w:r>
         <w:t>ПРИЛОЖЕНИЯ</w:t>
       </w:r>
-      <w:bookmarkEnd w:id="141"/>
-      <w:bookmarkEnd w:id="142"/>
+      <w:bookmarkEnd w:id="135"/>
+      <w:bookmarkEnd w:id="136"/>
     </w:p>
     <w:p>
       <w:pPr>
@@ -24565,7 +24424,6 @@
   <w:style w:type="character" w:default="1" w:styleId="a4">
     <w:name w:val="Default Paragraph Font"/>
     <w:uiPriority w:val="1"/>
-    <w:semiHidden/>
     <w:unhideWhenUsed/>
   </w:style>
   <w:style w:type="table" w:default="1" w:styleId="a5">

--- a/web-indexer.docx
+++ b/web-indexer.docx
@@ -467,7 +467,7 @@
               <w:tab w:val="right" w:leader="dot" w:pos="9628"/>
             </w:tabs>
             <w:rPr>
-              <w:rFonts w:eastAsiaTheme="minorEastAsia"/>
+              <w:rFonts w:ascii="Times New Roman" w:eastAsiaTheme="minorEastAsia" w:hAnsi="Times New Roman" w:cs="Times New Roman"/>
               <w:noProof/>
               <w:sz w:val="28"/>
               <w:szCs w:val="28"/>
@@ -502,6 +502,7 @@
             <w:r>
               <w:rPr>
                 <w:rStyle w:val="af0"/>
+                <w:rFonts w:ascii="Times New Roman" w:hAnsi="Times New Roman" w:cs="Times New Roman"/>
                 <w:noProof/>
                 <w:sz w:val="28"/>
                 <w:szCs w:val="28"/>
@@ -510,6 +511,7 @@
             </w:r>
             <w:r>
               <w:rPr>
+                <w:rFonts w:ascii="Times New Roman" w:hAnsi="Times New Roman" w:cs="Times New Roman"/>
                 <w:noProof/>
                 <w:webHidden/>
                 <w:sz w:val="28"/>
@@ -519,6 +521,7 @@
             </w:r>
             <w:r>
               <w:rPr>
+                <w:rFonts w:ascii="Times New Roman" w:hAnsi="Times New Roman" w:cs="Times New Roman"/>
                 <w:noProof/>
                 <w:webHidden/>
                 <w:sz w:val="28"/>
@@ -528,6 +531,7 @@
             </w:r>
             <w:r>
               <w:rPr>
+                <w:rFonts w:ascii="Times New Roman" w:hAnsi="Times New Roman" w:cs="Times New Roman"/>
                 <w:noProof/>
                 <w:webHidden/>
                 <w:sz w:val="28"/>
@@ -537,6 +541,7 @@
             </w:r>
             <w:r>
               <w:rPr>
+                <w:rFonts w:ascii="Times New Roman" w:hAnsi="Times New Roman" w:cs="Times New Roman"/>
                 <w:noProof/>
                 <w:webHidden/>
                 <w:sz w:val="28"/>
@@ -545,6 +550,7 @@
             </w:r>
             <w:r>
               <w:rPr>
+                <w:rFonts w:ascii="Times New Roman" w:hAnsi="Times New Roman" w:cs="Times New Roman"/>
                 <w:noProof/>
                 <w:webHidden/>
                 <w:sz w:val="28"/>
@@ -554,6 +560,7 @@
             </w:r>
             <w:r>
               <w:rPr>
+                <w:rFonts w:ascii="Times New Roman" w:hAnsi="Times New Roman" w:cs="Times New Roman"/>
                 <w:noProof/>
                 <w:webHidden/>
                 <w:sz w:val="28"/>
@@ -563,6 +570,7 @@
             </w:r>
             <w:r>
               <w:rPr>
+                <w:rFonts w:ascii="Times New Roman" w:hAnsi="Times New Roman" w:cs="Times New Roman"/>
                 <w:noProof/>
                 <w:webHidden/>
                 <w:sz w:val="28"/>
@@ -579,7 +587,7 @@
               <w:tab w:val="right" w:leader="dot" w:pos="9628"/>
             </w:tabs>
             <w:rPr>
-              <w:rFonts w:eastAsiaTheme="minorEastAsia"/>
+              <w:rFonts w:ascii="Times New Roman" w:eastAsiaTheme="minorEastAsia" w:hAnsi="Times New Roman" w:cs="Times New Roman"/>
               <w:noProof/>
               <w:sz w:val="28"/>
               <w:szCs w:val="28"/>
@@ -590,6 +598,7 @@
             <w:r>
               <w:rPr>
                 <w:rStyle w:val="af0"/>
+                <w:rFonts w:ascii="Times New Roman" w:hAnsi="Times New Roman" w:cs="Times New Roman"/>
                 <w:noProof/>
                 <w:sz w:val="28"/>
                 <w:szCs w:val="28"/>
@@ -598,6 +607,7 @@
             </w:r>
             <w:r>
               <w:rPr>
+                <w:rFonts w:ascii="Times New Roman" w:hAnsi="Times New Roman" w:cs="Times New Roman"/>
                 <w:noProof/>
                 <w:webHidden/>
                 <w:sz w:val="28"/>
@@ -607,6 +617,7 @@
             </w:r>
             <w:r>
               <w:rPr>
+                <w:rFonts w:ascii="Times New Roman" w:hAnsi="Times New Roman" w:cs="Times New Roman"/>
                 <w:noProof/>
                 <w:webHidden/>
                 <w:sz w:val="28"/>
@@ -616,6 +627,7 @@
             </w:r>
             <w:r>
               <w:rPr>
+                <w:rFonts w:ascii="Times New Roman" w:hAnsi="Times New Roman" w:cs="Times New Roman"/>
                 <w:noProof/>
                 <w:webHidden/>
                 <w:sz w:val="28"/>
@@ -625,6 +637,7 @@
             </w:r>
             <w:r>
               <w:rPr>
+                <w:rFonts w:ascii="Times New Roman" w:hAnsi="Times New Roman" w:cs="Times New Roman"/>
                 <w:noProof/>
                 <w:webHidden/>
                 <w:sz w:val="28"/>
@@ -633,6 +646,7 @@
             </w:r>
             <w:r>
               <w:rPr>
+                <w:rFonts w:ascii="Times New Roman" w:hAnsi="Times New Roman" w:cs="Times New Roman"/>
                 <w:noProof/>
                 <w:webHidden/>
                 <w:sz w:val="28"/>
@@ -642,6 +656,7 @@
             </w:r>
             <w:r>
               <w:rPr>
+                <w:rFonts w:ascii="Times New Roman" w:hAnsi="Times New Roman" w:cs="Times New Roman"/>
                 <w:noProof/>
                 <w:webHidden/>
                 <w:sz w:val="28"/>
@@ -651,6 +666,7 @@
             </w:r>
             <w:r>
               <w:rPr>
+                <w:rFonts w:ascii="Times New Roman" w:hAnsi="Times New Roman" w:cs="Times New Roman"/>
                 <w:noProof/>
                 <w:webHidden/>
                 <w:sz w:val="28"/>
@@ -667,7 +683,7 @@
               <w:tab w:val="right" w:leader="dot" w:pos="9628"/>
             </w:tabs>
             <w:rPr>
-              <w:rFonts w:eastAsiaTheme="minorEastAsia"/>
+              <w:rFonts w:ascii="Times New Roman" w:eastAsiaTheme="minorEastAsia" w:hAnsi="Times New Roman" w:cs="Times New Roman"/>
               <w:noProof/>
               <w:sz w:val="28"/>
               <w:szCs w:val="28"/>
@@ -678,6 +694,7 @@
             <w:r>
               <w:rPr>
                 <w:rStyle w:val="af0"/>
+                <w:rFonts w:ascii="Times New Roman" w:hAnsi="Times New Roman" w:cs="Times New Roman"/>
                 <w:noProof/>
                 <w:sz w:val="28"/>
                 <w:szCs w:val="28"/>
@@ -686,6 +703,7 @@
             </w:r>
             <w:r>
               <w:rPr>
+                <w:rFonts w:ascii="Times New Roman" w:hAnsi="Times New Roman" w:cs="Times New Roman"/>
                 <w:noProof/>
                 <w:webHidden/>
                 <w:sz w:val="28"/>
@@ -695,6 +713,7 @@
             </w:r>
             <w:r>
               <w:rPr>
+                <w:rFonts w:ascii="Times New Roman" w:hAnsi="Times New Roman" w:cs="Times New Roman"/>
                 <w:noProof/>
                 <w:webHidden/>
                 <w:sz w:val="28"/>
@@ -704,6 +723,7 @@
             </w:r>
             <w:r>
               <w:rPr>
+                <w:rFonts w:ascii="Times New Roman" w:hAnsi="Times New Roman" w:cs="Times New Roman"/>
                 <w:noProof/>
                 <w:webHidden/>
                 <w:sz w:val="28"/>
@@ -713,6 +733,7 @@
             </w:r>
             <w:r>
               <w:rPr>
+                <w:rFonts w:ascii="Times New Roman" w:hAnsi="Times New Roman" w:cs="Times New Roman"/>
                 <w:noProof/>
                 <w:webHidden/>
                 <w:sz w:val="28"/>
@@ -721,6 +742,7 @@
             </w:r>
             <w:r>
               <w:rPr>
+                <w:rFonts w:ascii="Times New Roman" w:hAnsi="Times New Roman" w:cs="Times New Roman"/>
                 <w:noProof/>
                 <w:webHidden/>
                 <w:sz w:val="28"/>
@@ -730,6 +752,7 @@
             </w:r>
             <w:r>
               <w:rPr>
+                <w:rFonts w:ascii="Times New Roman" w:hAnsi="Times New Roman" w:cs="Times New Roman"/>
                 <w:noProof/>
                 <w:webHidden/>
                 <w:sz w:val="28"/>
@@ -739,6 +762,7 @@
             </w:r>
             <w:r>
               <w:rPr>
+                <w:rFonts w:ascii="Times New Roman" w:hAnsi="Times New Roman" w:cs="Times New Roman"/>
                 <w:noProof/>
                 <w:webHidden/>
                 <w:sz w:val="28"/>
@@ -755,7 +779,7 @@
               <w:tab w:val="right" w:leader="dot" w:pos="9628"/>
             </w:tabs>
             <w:rPr>
-              <w:rFonts w:eastAsiaTheme="minorEastAsia"/>
+              <w:rFonts w:ascii="Times New Roman" w:eastAsiaTheme="minorEastAsia" w:hAnsi="Times New Roman" w:cs="Times New Roman"/>
               <w:noProof/>
               <w:sz w:val="28"/>
               <w:szCs w:val="28"/>
@@ -766,6 +790,7 @@
             <w:r>
               <w:rPr>
                 <w:rStyle w:val="af0"/>
+                <w:rFonts w:ascii="Times New Roman" w:hAnsi="Times New Roman" w:cs="Times New Roman"/>
                 <w:noProof/>
                 <w:sz w:val="28"/>
                 <w:szCs w:val="28"/>
@@ -774,6 +799,7 @@
             </w:r>
             <w:r>
               <w:rPr>
+                <w:rFonts w:ascii="Times New Roman" w:hAnsi="Times New Roman" w:cs="Times New Roman"/>
                 <w:noProof/>
                 <w:webHidden/>
                 <w:sz w:val="28"/>
@@ -783,6 +809,7 @@
             </w:r>
             <w:r>
               <w:rPr>
+                <w:rFonts w:ascii="Times New Roman" w:hAnsi="Times New Roman" w:cs="Times New Roman"/>
                 <w:noProof/>
                 <w:webHidden/>
                 <w:sz w:val="28"/>
@@ -792,6 +819,7 @@
             </w:r>
             <w:r>
               <w:rPr>
+                <w:rFonts w:ascii="Times New Roman" w:hAnsi="Times New Roman" w:cs="Times New Roman"/>
                 <w:noProof/>
                 <w:webHidden/>
                 <w:sz w:val="28"/>
@@ -801,6 +829,7 @@
             </w:r>
             <w:r>
               <w:rPr>
+                <w:rFonts w:ascii="Times New Roman" w:hAnsi="Times New Roman" w:cs="Times New Roman"/>
                 <w:noProof/>
                 <w:webHidden/>
                 <w:sz w:val="28"/>
@@ -809,6 +838,7 @@
             </w:r>
             <w:r>
               <w:rPr>
+                <w:rFonts w:ascii="Times New Roman" w:hAnsi="Times New Roman" w:cs="Times New Roman"/>
                 <w:noProof/>
                 <w:webHidden/>
                 <w:sz w:val="28"/>
@@ -818,6 +848,7 @@
             </w:r>
             <w:r>
               <w:rPr>
+                <w:rFonts w:ascii="Times New Roman" w:hAnsi="Times New Roman" w:cs="Times New Roman"/>
                 <w:noProof/>
                 <w:webHidden/>
                 <w:sz w:val="28"/>
@@ -827,6 +858,7 @@
             </w:r>
             <w:r>
               <w:rPr>
+                <w:rFonts w:ascii="Times New Roman" w:hAnsi="Times New Roman" w:cs="Times New Roman"/>
                 <w:noProof/>
                 <w:webHidden/>
                 <w:sz w:val="28"/>
@@ -843,7 +875,7 @@
               <w:tab w:val="right" w:leader="dot" w:pos="9628"/>
             </w:tabs>
             <w:rPr>
-              <w:rFonts w:eastAsiaTheme="minorEastAsia"/>
+              <w:rFonts w:ascii="Times New Roman" w:eastAsiaTheme="minorEastAsia" w:hAnsi="Times New Roman" w:cs="Times New Roman"/>
               <w:noProof/>
               <w:sz w:val="28"/>
               <w:szCs w:val="28"/>
@@ -854,6 +886,7 @@
             <w:r>
               <w:rPr>
                 <w:rStyle w:val="af0"/>
+                <w:rFonts w:ascii="Times New Roman" w:hAnsi="Times New Roman" w:cs="Times New Roman"/>
                 <w:noProof/>
                 <w:sz w:val="28"/>
                 <w:szCs w:val="28"/>
@@ -862,6 +895,7 @@
             </w:r>
             <w:r>
               <w:rPr>
+                <w:rFonts w:ascii="Times New Roman" w:hAnsi="Times New Roman" w:cs="Times New Roman"/>
                 <w:noProof/>
                 <w:webHidden/>
                 <w:sz w:val="28"/>
@@ -871,6 +905,7 @@
             </w:r>
             <w:r>
               <w:rPr>
+                <w:rFonts w:ascii="Times New Roman" w:hAnsi="Times New Roman" w:cs="Times New Roman"/>
                 <w:noProof/>
                 <w:webHidden/>
                 <w:sz w:val="28"/>
@@ -880,6 +915,7 @@
             </w:r>
             <w:r>
               <w:rPr>
+                <w:rFonts w:ascii="Times New Roman" w:hAnsi="Times New Roman" w:cs="Times New Roman"/>
                 <w:noProof/>
                 <w:webHidden/>
                 <w:sz w:val="28"/>
@@ -889,6 +925,7 @@
             </w:r>
             <w:r>
               <w:rPr>
+                <w:rFonts w:ascii="Times New Roman" w:hAnsi="Times New Roman" w:cs="Times New Roman"/>
                 <w:noProof/>
                 <w:webHidden/>
                 <w:sz w:val="28"/>
@@ -897,6 +934,7 @@
             </w:r>
             <w:r>
               <w:rPr>
+                <w:rFonts w:ascii="Times New Roman" w:hAnsi="Times New Roman" w:cs="Times New Roman"/>
                 <w:noProof/>
                 <w:webHidden/>
                 <w:sz w:val="28"/>
@@ -906,6 +944,7 @@
             </w:r>
             <w:r>
               <w:rPr>
+                <w:rFonts w:ascii="Times New Roman" w:hAnsi="Times New Roman" w:cs="Times New Roman"/>
                 <w:noProof/>
                 <w:webHidden/>
                 <w:sz w:val="28"/>
@@ -915,6 +954,7 @@
             </w:r>
             <w:r>
               <w:rPr>
+                <w:rFonts w:ascii="Times New Roman" w:hAnsi="Times New Roman" w:cs="Times New Roman"/>
                 <w:noProof/>
                 <w:webHidden/>
                 <w:sz w:val="28"/>
@@ -931,7 +971,7 @@
               <w:tab w:val="right" w:leader="dot" w:pos="9628"/>
             </w:tabs>
             <w:rPr>
-              <w:rFonts w:eastAsiaTheme="minorEastAsia"/>
+              <w:rFonts w:ascii="Times New Roman" w:eastAsiaTheme="minorEastAsia" w:hAnsi="Times New Roman" w:cs="Times New Roman"/>
               <w:noProof/>
               <w:sz w:val="28"/>
               <w:szCs w:val="28"/>
@@ -942,6 +982,7 @@
             <w:r>
               <w:rPr>
                 <w:rStyle w:val="af0"/>
+                <w:rFonts w:ascii="Times New Roman" w:hAnsi="Times New Roman" w:cs="Times New Roman"/>
                 <w:noProof/>
                 <w:sz w:val="28"/>
                 <w:szCs w:val="28"/>
@@ -950,6 +991,7 @@
             </w:r>
             <w:r>
               <w:rPr>
+                <w:rFonts w:ascii="Times New Roman" w:hAnsi="Times New Roman" w:cs="Times New Roman"/>
                 <w:noProof/>
                 <w:webHidden/>
                 <w:sz w:val="28"/>
@@ -959,6 +1001,7 @@
             </w:r>
             <w:r>
               <w:rPr>
+                <w:rFonts w:ascii="Times New Roman" w:hAnsi="Times New Roman" w:cs="Times New Roman"/>
                 <w:noProof/>
                 <w:webHidden/>
                 <w:sz w:val="28"/>
@@ -968,6 +1011,7 @@
             </w:r>
             <w:r>
               <w:rPr>
+                <w:rFonts w:ascii="Times New Roman" w:hAnsi="Times New Roman" w:cs="Times New Roman"/>
                 <w:noProof/>
                 <w:webHidden/>
                 <w:sz w:val="28"/>
@@ -977,6 +1021,7 @@
             </w:r>
             <w:r>
               <w:rPr>
+                <w:rFonts w:ascii="Times New Roman" w:hAnsi="Times New Roman" w:cs="Times New Roman"/>
                 <w:noProof/>
                 <w:webHidden/>
                 <w:sz w:val="28"/>
@@ -985,6 +1030,7 @@
             </w:r>
             <w:r>
               <w:rPr>
+                <w:rFonts w:ascii="Times New Roman" w:hAnsi="Times New Roman" w:cs="Times New Roman"/>
                 <w:noProof/>
                 <w:webHidden/>
                 <w:sz w:val="28"/>
@@ -994,6 +1040,7 @@
             </w:r>
             <w:r>
               <w:rPr>
+                <w:rFonts w:ascii="Times New Roman" w:hAnsi="Times New Roman" w:cs="Times New Roman"/>
                 <w:noProof/>
                 <w:webHidden/>
                 <w:sz w:val="28"/>
@@ -1003,6 +1050,7 @@
             </w:r>
             <w:r>
               <w:rPr>
+                <w:rFonts w:ascii="Times New Roman" w:hAnsi="Times New Roman" w:cs="Times New Roman"/>
                 <w:noProof/>
                 <w:webHidden/>
                 <w:sz w:val="28"/>
@@ -1019,7 +1067,7 @@
               <w:tab w:val="right" w:leader="dot" w:pos="9628"/>
             </w:tabs>
             <w:rPr>
-              <w:rFonts w:eastAsiaTheme="minorEastAsia"/>
+              <w:rFonts w:ascii="Times New Roman" w:eastAsiaTheme="minorEastAsia" w:hAnsi="Times New Roman" w:cs="Times New Roman"/>
               <w:noProof/>
               <w:sz w:val="28"/>
               <w:szCs w:val="28"/>
@@ -1030,6 +1078,7 @@
             <w:r>
               <w:rPr>
                 <w:rStyle w:val="af0"/>
+                <w:rFonts w:ascii="Times New Roman" w:hAnsi="Times New Roman" w:cs="Times New Roman"/>
                 <w:noProof/>
                 <w:sz w:val="28"/>
                 <w:szCs w:val="28"/>
@@ -1038,6 +1087,7 @@
             </w:r>
             <w:r>
               <w:rPr>
+                <w:rFonts w:ascii="Times New Roman" w:hAnsi="Times New Roman" w:cs="Times New Roman"/>
                 <w:noProof/>
                 <w:webHidden/>
                 <w:sz w:val="28"/>
@@ -1047,6 +1097,7 @@
             </w:r>
             <w:r>
               <w:rPr>
+                <w:rFonts w:ascii="Times New Roman" w:hAnsi="Times New Roman" w:cs="Times New Roman"/>
                 <w:noProof/>
                 <w:webHidden/>
                 <w:sz w:val="28"/>
@@ -1056,6 +1107,7 @@
             </w:r>
             <w:r>
               <w:rPr>
+                <w:rFonts w:ascii="Times New Roman" w:hAnsi="Times New Roman" w:cs="Times New Roman"/>
                 <w:noProof/>
                 <w:webHidden/>
                 <w:sz w:val="28"/>
@@ -1065,6 +1117,7 @@
             </w:r>
             <w:r>
               <w:rPr>
+                <w:rFonts w:ascii="Times New Roman" w:hAnsi="Times New Roman" w:cs="Times New Roman"/>
                 <w:noProof/>
                 <w:webHidden/>
                 <w:sz w:val="28"/>
@@ -1073,6 +1126,7 @@
             </w:r>
             <w:r>
               <w:rPr>
+                <w:rFonts w:ascii="Times New Roman" w:hAnsi="Times New Roman" w:cs="Times New Roman"/>
                 <w:noProof/>
                 <w:webHidden/>
                 <w:sz w:val="28"/>
@@ -1082,6 +1136,7 @@
             </w:r>
             <w:r>
               <w:rPr>
+                <w:rFonts w:ascii="Times New Roman" w:hAnsi="Times New Roman" w:cs="Times New Roman"/>
                 <w:noProof/>
                 <w:webHidden/>
                 <w:sz w:val="28"/>
@@ -1091,6 +1146,7 @@
             </w:r>
             <w:r>
               <w:rPr>
+                <w:rFonts w:ascii="Times New Roman" w:hAnsi="Times New Roman" w:cs="Times New Roman"/>
                 <w:noProof/>
                 <w:webHidden/>
                 <w:sz w:val="28"/>
@@ -1107,7 +1163,7 @@
               <w:tab w:val="right" w:leader="dot" w:pos="9628"/>
             </w:tabs>
             <w:rPr>
-              <w:rFonts w:eastAsiaTheme="minorEastAsia"/>
+              <w:rFonts w:ascii="Times New Roman" w:eastAsiaTheme="minorEastAsia" w:hAnsi="Times New Roman" w:cs="Times New Roman"/>
               <w:noProof/>
               <w:sz w:val="28"/>
               <w:szCs w:val="28"/>
@@ -1118,6 +1174,7 @@
             <w:r>
               <w:rPr>
                 <w:rStyle w:val="af0"/>
+                <w:rFonts w:ascii="Times New Roman" w:hAnsi="Times New Roman" w:cs="Times New Roman"/>
                 <w:noProof/>
                 <w:sz w:val="28"/>
                 <w:szCs w:val="28"/>
@@ -1126,6 +1183,7 @@
             </w:r>
             <w:r>
               <w:rPr>
+                <w:rFonts w:ascii="Times New Roman" w:hAnsi="Times New Roman" w:cs="Times New Roman"/>
                 <w:noProof/>
                 <w:webHidden/>
                 <w:sz w:val="28"/>
@@ -1135,6 +1193,7 @@
             </w:r>
             <w:r>
               <w:rPr>
+                <w:rFonts w:ascii="Times New Roman" w:hAnsi="Times New Roman" w:cs="Times New Roman"/>
                 <w:noProof/>
                 <w:webHidden/>
                 <w:sz w:val="28"/>
@@ -1144,6 +1203,7 @@
             </w:r>
             <w:r>
               <w:rPr>
+                <w:rFonts w:ascii="Times New Roman" w:hAnsi="Times New Roman" w:cs="Times New Roman"/>
                 <w:noProof/>
                 <w:webHidden/>
                 <w:sz w:val="28"/>
@@ -1153,6 +1213,7 @@
             </w:r>
             <w:r>
               <w:rPr>
+                <w:rFonts w:ascii="Times New Roman" w:hAnsi="Times New Roman" w:cs="Times New Roman"/>
                 <w:noProof/>
                 <w:webHidden/>
                 <w:sz w:val="28"/>
@@ -1161,6 +1222,7 @@
             </w:r>
             <w:r>
               <w:rPr>
+                <w:rFonts w:ascii="Times New Roman" w:hAnsi="Times New Roman" w:cs="Times New Roman"/>
                 <w:noProof/>
                 <w:webHidden/>
                 <w:sz w:val="28"/>
@@ -1170,6 +1232,7 @@
             </w:r>
             <w:r>
               <w:rPr>
+                <w:rFonts w:ascii="Times New Roman" w:hAnsi="Times New Roman" w:cs="Times New Roman"/>
                 <w:noProof/>
                 <w:webHidden/>
                 <w:sz w:val="28"/>
@@ -1179,6 +1242,7 @@
             </w:r>
             <w:r>
               <w:rPr>
+                <w:rFonts w:ascii="Times New Roman" w:hAnsi="Times New Roman" w:cs="Times New Roman"/>
                 <w:noProof/>
                 <w:webHidden/>
                 <w:sz w:val="28"/>
@@ -1195,7 +1259,7 @@
               <w:tab w:val="right" w:leader="dot" w:pos="9628"/>
             </w:tabs>
             <w:rPr>
-              <w:rFonts w:eastAsiaTheme="minorEastAsia"/>
+              <w:rFonts w:ascii="Times New Roman" w:eastAsiaTheme="minorEastAsia" w:hAnsi="Times New Roman" w:cs="Times New Roman"/>
               <w:noProof/>
               <w:sz w:val="28"/>
               <w:szCs w:val="28"/>
@@ -1206,6 +1270,7 @@
             <w:r>
               <w:rPr>
                 <w:rStyle w:val="af0"/>
+                <w:rFonts w:ascii="Times New Roman" w:hAnsi="Times New Roman" w:cs="Times New Roman"/>
                 <w:noProof/>
                 <w:sz w:val="28"/>
                 <w:szCs w:val="28"/>
@@ -1214,6 +1279,7 @@
             </w:r>
             <w:r>
               <w:rPr>
+                <w:rFonts w:ascii="Times New Roman" w:hAnsi="Times New Roman" w:cs="Times New Roman"/>
                 <w:noProof/>
                 <w:webHidden/>
                 <w:sz w:val="28"/>
@@ -1223,6 +1289,7 @@
             </w:r>
             <w:r>
               <w:rPr>
+                <w:rFonts w:ascii="Times New Roman" w:hAnsi="Times New Roman" w:cs="Times New Roman"/>
                 <w:noProof/>
                 <w:webHidden/>
                 <w:sz w:val="28"/>
@@ -1232,6 +1299,7 @@
             </w:r>
             <w:r>
               <w:rPr>
+                <w:rFonts w:ascii="Times New Roman" w:hAnsi="Times New Roman" w:cs="Times New Roman"/>
                 <w:noProof/>
                 <w:webHidden/>
                 <w:sz w:val="28"/>
@@ -1241,6 +1309,7 @@
             </w:r>
             <w:r>
               <w:rPr>
+                <w:rFonts w:ascii="Times New Roman" w:hAnsi="Times New Roman" w:cs="Times New Roman"/>
                 <w:noProof/>
                 <w:webHidden/>
                 <w:sz w:val="28"/>
@@ -1249,6 +1318,7 @@
             </w:r>
             <w:r>
               <w:rPr>
+                <w:rFonts w:ascii="Times New Roman" w:hAnsi="Times New Roman" w:cs="Times New Roman"/>
                 <w:noProof/>
                 <w:webHidden/>
                 <w:sz w:val="28"/>
@@ -1258,6 +1328,7 @@
             </w:r>
             <w:r>
               <w:rPr>
+                <w:rFonts w:ascii="Times New Roman" w:hAnsi="Times New Roman" w:cs="Times New Roman"/>
                 <w:noProof/>
                 <w:webHidden/>
                 <w:sz w:val="28"/>
@@ -1267,6 +1338,7 @@
             </w:r>
             <w:r>
               <w:rPr>
+                <w:rFonts w:ascii="Times New Roman" w:hAnsi="Times New Roman" w:cs="Times New Roman"/>
                 <w:noProof/>
                 <w:webHidden/>
                 <w:sz w:val="28"/>
@@ -1283,7 +1355,7 @@
               <w:tab w:val="right" w:leader="dot" w:pos="9628"/>
             </w:tabs>
             <w:rPr>
-              <w:rFonts w:eastAsiaTheme="minorEastAsia"/>
+              <w:rFonts w:ascii="Times New Roman" w:eastAsiaTheme="minorEastAsia" w:hAnsi="Times New Roman" w:cs="Times New Roman"/>
               <w:noProof/>
               <w:sz w:val="28"/>
               <w:szCs w:val="28"/>
@@ -1294,6 +1366,7 @@
             <w:r>
               <w:rPr>
                 <w:rStyle w:val="af0"/>
+                <w:rFonts w:ascii="Times New Roman" w:hAnsi="Times New Roman" w:cs="Times New Roman"/>
                 <w:noProof/>
                 <w:sz w:val="28"/>
                 <w:szCs w:val="28"/>
@@ -1302,6 +1375,7 @@
             </w:r>
             <w:r>
               <w:rPr>
+                <w:rFonts w:ascii="Times New Roman" w:hAnsi="Times New Roman" w:cs="Times New Roman"/>
                 <w:noProof/>
                 <w:webHidden/>
                 <w:sz w:val="28"/>
@@ -1311,6 +1385,7 @@
             </w:r>
             <w:r>
               <w:rPr>
+                <w:rFonts w:ascii="Times New Roman" w:hAnsi="Times New Roman" w:cs="Times New Roman"/>
                 <w:noProof/>
                 <w:webHidden/>
                 <w:sz w:val="28"/>
@@ -1320,6 +1395,7 @@
             </w:r>
             <w:r>
               <w:rPr>
+                <w:rFonts w:ascii="Times New Roman" w:hAnsi="Times New Roman" w:cs="Times New Roman"/>
                 <w:noProof/>
                 <w:webHidden/>
                 <w:sz w:val="28"/>
@@ -1329,6 +1405,7 @@
             </w:r>
             <w:r>
               <w:rPr>
+                <w:rFonts w:ascii="Times New Roman" w:hAnsi="Times New Roman" w:cs="Times New Roman"/>
                 <w:noProof/>
                 <w:webHidden/>
                 <w:sz w:val="28"/>
@@ -1337,6 +1414,7 @@
             </w:r>
             <w:r>
               <w:rPr>
+                <w:rFonts w:ascii="Times New Roman" w:hAnsi="Times New Roman" w:cs="Times New Roman"/>
                 <w:noProof/>
                 <w:webHidden/>
                 <w:sz w:val="28"/>
@@ -1346,6 +1424,7 @@
             </w:r>
             <w:r>
               <w:rPr>
+                <w:rFonts w:ascii="Times New Roman" w:hAnsi="Times New Roman" w:cs="Times New Roman"/>
                 <w:noProof/>
                 <w:webHidden/>
                 <w:sz w:val="28"/>
@@ -1355,6 +1434,7 @@
             </w:r>
             <w:r>
               <w:rPr>
+                <w:rFonts w:ascii="Times New Roman" w:hAnsi="Times New Roman" w:cs="Times New Roman"/>
                 <w:noProof/>
                 <w:webHidden/>
                 <w:sz w:val="28"/>
@@ -1371,7 +1451,7 @@
               <w:tab w:val="right" w:leader="dot" w:pos="9628"/>
             </w:tabs>
             <w:rPr>
-              <w:rFonts w:eastAsiaTheme="minorEastAsia"/>
+              <w:rFonts w:ascii="Times New Roman" w:eastAsiaTheme="minorEastAsia" w:hAnsi="Times New Roman" w:cs="Times New Roman"/>
               <w:noProof/>
               <w:sz w:val="28"/>
               <w:szCs w:val="28"/>
@@ -1382,6 +1462,7 @@
             <w:r>
               <w:rPr>
                 <w:rStyle w:val="af0"/>
+                <w:rFonts w:ascii="Times New Roman" w:hAnsi="Times New Roman" w:cs="Times New Roman"/>
                 <w:noProof/>
                 <w:sz w:val="28"/>
                 <w:szCs w:val="28"/>
@@ -1390,6 +1471,7 @@
             </w:r>
             <w:r>
               <w:rPr>
+                <w:rFonts w:ascii="Times New Roman" w:hAnsi="Times New Roman" w:cs="Times New Roman"/>
                 <w:noProof/>
                 <w:webHidden/>
                 <w:sz w:val="28"/>
@@ -1399,6 +1481,7 @@
             </w:r>
             <w:r>
               <w:rPr>
+                <w:rFonts w:ascii="Times New Roman" w:hAnsi="Times New Roman" w:cs="Times New Roman"/>
                 <w:noProof/>
                 <w:webHidden/>
                 <w:sz w:val="28"/>
@@ -1408,6 +1491,7 @@
             </w:r>
             <w:r>
               <w:rPr>
+                <w:rFonts w:ascii="Times New Roman" w:hAnsi="Times New Roman" w:cs="Times New Roman"/>
                 <w:noProof/>
                 <w:webHidden/>
                 <w:sz w:val="28"/>
@@ -1417,6 +1501,7 @@
             </w:r>
             <w:r>
               <w:rPr>
+                <w:rFonts w:ascii="Times New Roman" w:hAnsi="Times New Roman" w:cs="Times New Roman"/>
                 <w:noProof/>
                 <w:webHidden/>
                 <w:sz w:val="28"/>
@@ -1425,6 +1510,7 @@
             </w:r>
             <w:r>
               <w:rPr>
+                <w:rFonts w:ascii="Times New Roman" w:hAnsi="Times New Roman" w:cs="Times New Roman"/>
                 <w:noProof/>
                 <w:webHidden/>
                 <w:sz w:val="28"/>
@@ -1434,6 +1520,7 @@
             </w:r>
             <w:r>
               <w:rPr>
+                <w:rFonts w:ascii="Times New Roman" w:hAnsi="Times New Roman" w:cs="Times New Roman"/>
                 <w:noProof/>
                 <w:webHidden/>
                 <w:sz w:val="28"/>
@@ -1443,6 +1530,7 @@
             </w:r>
             <w:r>
               <w:rPr>
+                <w:rFonts w:ascii="Times New Roman" w:hAnsi="Times New Roman" w:cs="Times New Roman"/>
                 <w:noProof/>
                 <w:webHidden/>
                 <w:sz w:val="28"/>
@@ -1459,7 +1547,7 @@
               <w:tab w:val="right" w:leader="dot" w:pos="9628"/>
             </w:tabs>
             <w:rPr>
-              <w:rFonts w:eastAsiaTheme="minorEastAsia"/>
+              <w:rFonts w:ascii="Times New Roman" w:eastAsiaTheme="minorEastAsia" w:hAnsi="Times New Roman" w:cs="Times New Roman"/>
               <w:noProof/>
               <w:sz w:val="28"/>
               <w:szCs w:val="28"/>
@@ -1470,6 +1558,7 @@
             <w:r>
               <w:rPr>
                 <w:rStyle w:val="af0"/>
+                <w:rFonts w:ascii="Times New Roman" w:hAnsi="Times New Roman" w:cs="Times New Roman"/>
                 <w:noProof/>
                 <w:sz w:val="28"/>
                 <w:szCs w:val="28"/>
@@ -1478,6 +1567,7 @@
             </w:r>
             <w:r>
               <w:rPr>
+                <w:rFonts w:ascii="Times New Roman" w:hAnsi="Times New Roman" w:cs="Times New Roman"/>
                 <w:noProof/>
                 <w:webHidden/>
                 <w:sz w:val="28"/>
@@ -1487,6 +1577,7 @@
             </w:r>
             <w:r>
               <w:rPr>
+                <w:rFonts w:ascii="Times New Roman" w:hAnsi="Times New Roman" w:cs="Times New Roman"/>
                 <w:noProof/>
                 <w:webHidden/>
                 <w:sz w:val="28"/>
@@ -1496,6 +1587,7 @@
             </w:r>
             <w:r>
               <w:rPr>
+                <w:rFonts w:ascii="Times New Roman" w:hAnsi="Times New Roman" w:cs="Times New Roman"/>
                 <w:noProof/>
                 <w:webHidden/>
                 <w:sz w:val="28"/>
@@ -1505,6 +1597,7 @@
             </w:r>
             <w:r>
               <w:rPr>
+                <w:rFonts w:ascii="Times New Roman" w:hAnsi="Times New Roman" w:cs="Times New Roman"/>
                 <w:noProof/>
                 <w:webHidden/>
                 <w:sz w:val="28"/>
@@ -1513,6 +1606,7 @@
             </w:r>
             <w:r>
               <w:rPr>
+                <w:rFonts w:ascii="Times New Roman" w:hAnsi="Times New Roman" w:cs="Times New Roman"/>
                 <w:noProof/>
                 <w:webHidden/>
                 <w:sz w:val="28"/>
@@ -1522,6 +1616,7 @@
             </w:r>
             <w:r>
               <w:rPr>
+                <w:rFonts w:ascii="Times New Roman" w:hAnsi="Times New Roman" w:cs="Times New Roman"/>
                 <w:noProof/>
                 <w:webHidden/>
                 <w:sz w:val="28"/>
@@ -1531,6 +1626,7 @@
             </w:r>
             <w:r>
               <w:rPr>
+                <w:rFonts w:ascii="Times New Roman" w:hAnsi="Times New Roman" w:cs="Times New Roman"/>
                 <w:noProof/>
                 <w:webHidden/>
                 <w:sz w:val="28"/>
@@ -1547,7 +1643,7 @@
               <w:tab w:val="right" w:leader="dot" w:pos="9628"/>
             </w:tabs>
             <w:rPr>
-              <w:rFonts w:eastAsiaTheme="minorEastAsia"/>
+              <w:rFonts w:ascii="Times New Roman" w:eastAsiaTheme="minorEastAsia" w:hAnsi="Times New Roman" w:cs="Times New Roman"/>
               <w:noProof/>
               <w:sz w:val="28"/>
               <w:szCs w:val="28"/>
@@ -1558,6 +1654,7 @@
             <w:r>
               <w:rPr>
                 <w:rStyle w:val="af0"/>
+                <w:rFonts w:ascii="Times New Roman" w:hAnsi="Times New Roman" w:cs="Times New Roman"/>
                 <w:noProof/>
                 <w:sz w:val="28"/>
                 <w:szCs w:val="28"/>
@@ -1566,6 +1663,7 @@
             </w:r>
             <w:r>
               <w:rPr>
+                <w:rFonts w:ascii="Times New Roman" w:hAnsi="Times New Roman" w:cs="Times New Roman"/>
                 <w:noProof/>
                 <w:webHidden/>
                 <w:sz w:val="28"/>
@@ -1575,6 +1673,7 @@
             </w:r>
             <w:r>
               <w:rPr>
+                <w:rFonts w:ascii="Times New Roman" w:hAnsi="Times New Roman" w:cs="Times New Roman"/>
                 <w:noProof/>
                 <w:webHidden/>
                 <w:sz w:val="28"/>
@@ -1584,6 +1683,7 @@
             </w:r>
             <w:r>
               <w:rPr>
+                <w:rFonts w:ascii="Times New Roman" w:hAnsi="Times New Roman" w:cs="Times New Roman"/>
                 <w:noProof/>
                 <w:webHidden/>
                 <w:sz w:val="28"/>
@@ -1593,6 +1693,7 @@
             </w:r>
             <w:r>
               <w:rPr>
+                <w:rFonts w:ascii="Times New Roman" w:hAnsi="Times New Roman" w:cs="Times New Roman"/>
                 <w:noProof/>
                 <w:webHidden/>
                 <w:sz w:val="28"/>
@@ -1601,6 +1702,7 @@
             </w:r>
             <w:r>
               <w:rPr>
+                <w:rFonts w:ascii="Times New Roman" w:hAnsi="Times New Roman" w:cs="Times New Roman"/>
                 <w:noProof/>
                 <w:webHidden/>
                 <w:sz w:val="28"/>
@@ -1610,6 +1712,7 @@
             </w:r>
             <w:r>
               <w:rPr>
+                <w:rFonts w:ascii="Times New Roman" w:hAnsi="Times New Roman" w:cs="Times New Roman"/>
                 <w:noProof/>
                 <w:webHidden/>
                 <w:sz w:val="28"/>
@@ -1619,6 +1722,7 @@
             </w:r>
             <w:r>
               <w:rPr>
+                <w:rFonts w:ascii="Times New Roman" w:hAnsi="Times New Roman" w:cs="Times New Roman"/>
                 <w:noProof/>
                 <w:webHidden/>
                 <w:sz w:val="28"/>
@@ -1635,7 +1739,7 @@
               <w:tab w:val="right" w:leader="dot" w:pos="9628"/>
             </w:tabs>
             <w:rPr>
-              <w:rFonts w:eastAsiaTheme="minorEastAsia"/>
+              <w:rFonts w:ascii="Times New Roman" w:eastAsiaTheme="minorEastAsia" w:hAnsi="Times New Roman" w:cs="Times New Roman"/>
               <w:noProof/>
               <w:sz w:val="28"/>
               <w:szCs w:val="28"/>
@@ -1646,6 +1750,7 @@
             <w:r>
               <w:rPr>
                 <w:rStyle w:val="af0"/>
+                <w:rFonts w:ascii="Times New Roman" w:hAnsi="Times New Roman" w:cs="Times New Roman"/>
                 <w:noProof/>
                 <w:sz w:val="28"/>
                 <w:szCs w:val="28"/>
@@ -1654,6 +1759,7 @@
             </w:r>
             <w:r>
               <w:rPr>
+                <w:rFonts w:ascii="Times New Roman" w:hAnsi="Times New Roman" w:cs="Times New Roman"/>
                 <w:noProof/>
                 <w:webHidden/>
                 <w:sz w:val="28"/>
@@ -1663,6 +1769,7 @@
             </w:r>
             <w:r>
               <w:rPr>
+                <w:rFonts w:ascii="Times New Roman" w:hAnsi="Times New Roman" w:cs="Times New Roman"/>
                 <w:noProof/>
                 <w:webHidden/>
                 <w:sz w:val="28"/>
@@ -1672,6 +1779,7 @@
             </w:r>
             <w:r>
               <w:rPr>
+                <w:rFonts w:ascii="Times New Roman" w:hAnsi="Times New Roman" w:cs="Times New Roman"/>
                 <w:noProof/>
                 <w:webHidden/>
                 <w:sz w:val="28"/>
@@ -1681,6 +1789,7 @@
             </w:r>
             <w:r>
               <w:rPr>
+                <w:rFonts w:ascii="Times New Roman" w:hAnsi="Times New Roman" w:cs="Times New Roman"/>
                 <w:noProof/>
                 <w:webHidden/>
                 <w:sz w:val="28"/>
@@ -1689,6 +1798,7 @@
             </w:r>
             <w:r>
               <w:rPr>
+                <w:rFonts w:ascii="Times New Roman" w:hAnsi="Times New Roman" w:cs="Times New Roman"/>
                 <w:noProof/>
                 <w:webHidden/>
                 <w:sz w:val="28"/>
@@ -1698,6 +1808,7 @@
             </w:r>
             <w:r>
               <w:rPr>
+                <w:rFonts w:ascii="Times New Roman" w:hAnsi="Times New Roman" w:cs="Times New Roman"/>
                 <w:noProof/>
                 <w:webHidden/>
                 <w:sz w:val="28"/>
@@ -1707,6 +1818,7 @@
             </w:r>
             <w:r>
               <w:rPr>
+                <w:rFonts w:ascii="Times New Roman" w:hAnsi="Times New Roman" w:cs="Times New Roman"/>
                 <w:noProof/>
                 <w:webHidden/>
                 <w:sz w:val="28"/>
@@ -1723,7 +1835,7 @@
               <w:tab w:val="right" w:leader="dot" w:pos="9628"/>
             </w:tabs>
             <w:rPr>
-              <w:rFonts w:eastAsiaTheme="minorEastAsia"/>
+              <w:rFonts w:ascii="Times New Roman" w:eastAsiaTheme="minorEastAsia" w:hAnsi="Times New Roman" w:cs="Times New Roman"/>
               <w:noProof/>
               <w:sz w:val="28"/>
               <w:szCs w:val="28"/>
@@ -1734,6 +1846,7 @@
             <w:r>
               <w:rPr>
                 <w:rStyle w:val="af0"/>
+                <w:rFonts w:ascii="Times New Roman" w:hAnsi="Times New Roman" w:cs="Times New Roman"/>
                 <w:noProof/>
                 <w:sz w:val="28"/>
                 <w:szCs w:val="28"/>
@@ -1742,6 +1855,7 @@
             </w:r>
             <w:r>
               <w:rPr>
+                <w:rFonts w:ascii="Times New Roman" w:hAnsi="Times New Roman" w:cs="Times New Roman"/>
                 <w:noProof/>
                 <w:webHidden/>
                 <w:sz w:val="28"/>
@@ -1751,6 +1865,7 @@
             </w:r>
             <w:r>
               <w:rPr>
+                <w:rFonts w:ascii="Times New Roman" w:hAnsi="Times New Roman" w:cs="Times New Roman"/>
                 <w:noProof/>
                 <w:webHidden/>
                 <w:sz w:val="28"/>
@@ -1760,6 +1875,7 @@
             </w:r>
             <w:r>
               <w:rPr>
+                <w:rFonts w:ascii="Times New Roman" w:hAnsi="Times New Roman" w:cs="Times New Roman"/>
                 <w:noProof/>
                 <w:webHidden/>
                 <w:sz w:val="28"/>
@@ -1769,6 +1885,7 @@
             </w:r>
             <w:r>
               <w:rPr>
+                <w:rFonts w:ascii="Times New Roman" w:hAnsi="Times New Roman" w:cs="Times New Roman"/>
                 <w:noProof/>
                 <w:webHidden/>
                 <w:sz w:val="28"/>
@@ -1777,6 +1894,7 @@
             </w:r>
             <w:r>
               <w:rPr>
+                <w:rFonts w:ascii="Times New Roman" w:hAnsi="Times New Roman" w:cs="Times New Roman"/>
                 <w:noProof/>
                 <w:webHidden/>
                 <w:sz w:val="28"/>
@@ -1786,6 +1904,7 @@
             </w:r>
             <w:r>
               <w:rPr>
+                <w:rFonts w:ascii="Times New Roman" w:hAnsi="Times New Roman" w:cs="Times New Roman"/>
                 <w:noProof/>
                 <w:webHidden/>
                 <w:sz w:val="28"/>
@@ -1795,6 +1914,7 @@
             </w:r>
             <w:r>
               <w:rPr>
+                <w:rFonts w:ascii="Times New Roman" w:hAnsi="Times New Roman" w:cs="Times New Roman"/>
                 <w:noProof/>
                 <w:webHidden/>
                 <w:sz w:val="28"/>
@@ -1811,7 +1931,7 @@
               <w:tab w:val="right" w:leader="dot" w:pos="9628"/>
             </w:tabs>
             <w:rPr>
-              <w:rFonts w:eastAsiaTheme="minorEastAsia"/>
+              <w:rFonts w:ascii="Times New Roman" w:eastAsiaTheme="minorEastAsia" w:hAnsi="Times New Roman" w:cs="Times New Roman"/>
               <w:noProof/>
               <w:sz w:val="28"/>
               <w:szCs w:val="28"/>
@@ -1822,6 +1942,7 @@
             <w:r>
               <w:rPr>
                 <w:rStyle w:val="af0"/>
+                <w:rFonts w:ascii="Times New Roman" w:hAnsi="Times New Roman" w:cs="Times New Roman"/>
                 <w:noProof/>
                 <w:sz w:val="28"/>
                 <w:szCs w:val="28"/>
@@ -1830,6 +1951,7 @@
             </w:r>
             <w:r>
               <w:rPr>
+                <w:rFonts w:ascii="Times New Roman" w:hAnsi="Times New Roman" w:cs="Times New Roman"/>
                 <w:noProof/>
                 <w:webHidden/>
                 <w:sz w:val="28"/>
@@ -1839,6 +1961,7 @@
             </w:r>
             <w:r>
               <w:rPr>
+                <w:rFonts w:ascii="Times New Roman" w:hAnsi="Times New Roman" w:cs="Times New Roman"/>
                 <w:noProof/>
                 <w:webHidden/>
                 <w:sz w:val="28"/>
@@ -1848,6 +1971,7 @@
             </w:r>
             <w:r>
               <w:rPr>
+                <w:rFonts w:ascii="Times New Roman" w:hAnsi="Times New Roman" w:cs="Times New Roman"/>
                 <w:noProof/>
                 <w:webHidden/>
                 <w:sz w:val="28"/>
@@ -1857,6 +1981,7 @@
             </w:r>
             <w:r>
               <w:rPr>
+                <w:rFonts w:ascii="Times New Roman" w:hAnsi="Times New Roman" w:cs="Times New Roman"/>
                 <w:noProof/>
                 <w:webHidden/>
                 <w:sz w:val="28"/>
@@ -1865,6 +1990,7 @@
             </w:r>
             <w:r>
               <w:rPr>
+                <w:rFonts w:ascii="Times New Roman" w:hAnsi="Times New Roman" w:cs="Times New Roman"/>
                 <w:noProof/>
                 <w:webHidden/>
                 <w:sz w:val="28"/>
@@ -1874,6 +2000,7 @@
             </w:r>
             <w:r>
               <w:rPr>
+                <w:rFonts w:ascii="Times New Roman" w:hAnsi="Times New Roman" w:cs="Times New Roman"/>
                 <w:noProof/>
                 <w:webHidden/>
                 <w:sz w:val="28"/>
@@ -1883,6 +2010,7 @@
             </w:r>
             <w:r>
               <w:rPr>
+                <w:rFonts w:ascii="Times New Roman" w:hAnsi="Times New Roman" w:cs="Times New Roman"/>
                 <w:noProof/>
                 <w:webHidden/>
                 <w:sz w:val="28"/>
@@ -1899,7 +2027,7 @@
               <w:tab w:val="right" w:leader="dot" w:pos="9628"/>
             </w:tabs>
             <w:rPr>
-              <w:rFonts w:eastAsiaTheme="minorEastAsia"/>
+              <w:rFonts w:ascii="Times New Roman" w:eastAsiaTheme="minorEastAsia" w:hAnsi="Times New Roman" w:cs="Times New Roman"/>
               <w:noProof/>
               <w:sz w:val="28"/>
               <w:szCs w:val="28"/>
@@ -1910,6 +2038,7 @@
             <w:r>
               <w:rPr>
                 <w:rStyle w:val="af0"/>
+                <w:rFonts w:ascii="Times New Roman" w:hAnsi="Times New Roman" w:cs="Times New Roman"/>
                 <w:noProof/>
                 <w:sz w:val="28"/>
                 <w:szCs w:val="28"/>
@@ -1918,6 +2047,7 @@
             </w:r>
             <w:r>
               <w:rPr>
+                <w:rFonts w:ascii="Times New Roman" w:hAnsi="Times New Roman" w:cs="Times New Roman"/>
                 <w:noProof/>
                 <w:webHidden/>
                 <w:sz w:val="28"/>
@@ -1927,6 +2057,7 @@
             </w:r>
             <w:r>
               <w:rPr>
+                <w:rFonts w:ascii="Times New Roman" w:hAnsi="Times New Roman" w:cs="Times New Roman"/>
                 <w:noProof/>
                 <w:webHidden/>
                 <w:sz w:val="28"/>
@@ -1936,6 +2067,7 @@
             </w:r>
             <w:r>
               <w:rPr>
+                <w:rFonts w:ascii="Times New Roman" w:hAnsi="Times New Roman" w:cs="Times New Roman"/>
                 <w:noProof/>
                 <w:webHidden/>
                 <w:sz w:val="28"/>
@@ -1945,6 +2077,7 @@
             </w:r>
             <w:r>
               <w:rPr>
+                <w:rFonts w:ascii="Times New Roman" w:hAnsi="Times New Roman" w:cs="Times New Roman"/>
                 <w:noProof/>
                 <w:webHidden/>
                 <w:sz w:val="28"/>
@@ -1953,6 +2086,7 @@
             </w:r>
             <w:r>
               <w:rPr>
+                <w:rFonts w:ascii="Times New Roman" w:hAnsi="Times New Roman" w:cs="Times New Roman"/>
                 <w:noProof/>
                 <w:webHidden/>
                 <w:sz w:val="28"/>
@@ -1962,6 +2096,7 @@
             </w:r>
             <w:r>
               <w:rPr>
+                <w:rFonts w:ascii="Times New Roman" w:hAnsi="Times New Roman" w:cs="Times New Roman"/>
                 <w:noProof/>
                 <w:webHidden/>
                 <w:sz w:val="28"/>
@@ -1971,6 +2106,7 @@
             </w:r>
             <w:r>
               <w:rPr>
+                <w:rFonts w:ascii="Times New Roman" w:hAnsi="Times New Roman" w:cs="Times New Roman"/>
                 <w:noProof/>
                 <w:webHidden/>
                 <w:sz w:val="28"/>
@@ -1987,7 +2123,7 @@
               <w:tab w:val="right" w:leader="dot" w:pos="9628"/>
             </w:tabs>
             <w:rPr>
-              <w:rFonts w:eastAsiaTheme="minorEastAsia"/>
+              <w:rFonts w:ascii="Times New Roman" w:eastAsiaTheme="minorEastAsia" w:hAnsi="Times New Roman" w:cs="Times New Roman"/>
               <w:noProof/>
               <w:sz w:val="28"/>
               <w:szCs w:val="28"/>
@@ -1998,6 +2134,7 @@
             <w:r>
               <w:rPr>
                 <w:rStyle w:val="af0"/>
+                <w:rFonts w:ascii="Times New Roman" w:hAnsi="Times New Roman" w:cs="Times New Roman"/>
                 <w:noProof/>
                 <w:sz w:val="28"/>
                 <w:szCs w:val="28"/>
@@ -2006,6 +2143,7 @@
             </w:r>
             <w:r>
               <w:rPr>
+                <w:rFonts w:ascii="Times New Roman" w:hAnsi="Times New Roman" w:cs="Times New Roman"/>
                 <w:noProof/>
                 <w:webHidden/>
                 <w:sz w:val="28"/>
@@ -2015,6 +2153,7 @@
             </w:r>
             <w:r>
               <w:rPr>
+                <w:rFonts w:ascii="Times New Roman" w:hAnsi="Times New Roman" w:cs="Times New Roman"/>
                 <w:noProof/>
                 <w:webHidden/>
                 <w:sz w:val="28"/>
@@ -2024,6 +2163,7 @@
             </w:r>
             <w:r>
               <w:rPr>
+                <w:rFonts w:ascii="Times New Roman" w:hAnsi="Times New Roman" w:cs="Times New Roman"/>
                 <w:noProof/>
                 <w:webHidden/>
                 <w:sz w:val="28"/>
@@ -2033,6 +2173,7 @@
             </w:r>
             <w:r>
               <w:rPr>
+                <w:rFonts w:ascii="Times New Roman" w:hAnsi="Times New Roman" w:cs="Times New Roman"/>
                 <w:noProof/>
                 <w:webHidden/>
                 <w:sz w:val="28"/>
@@ -2041,6 +2182,7 @@
             </w:r>
             <w:r>
               <w:rPr>
+                <w:rFonts w:ascii="Times New Roman" w:hAnsi="Times New Roman" w:cs="Times New Roman"/>
                 <w:noProof/>
                 <w:webHidden/>
                 <w:sz w:val="28"/>
@@ -2050,6 +2192,7 @@
             </w:r>
             <w:r>
               <w:rPr>
+                <w:rFonts w:ascii="Times New Roman" w:hAnsi="Times New Roman" w:cs="Times New Roman"/>
                 <w:noProof/>
                 <w:webHidden/>
                 <w:sz w:val="28"/>
@@ -2059,6 +2202,7 @@
             </w:r>
             <w:r>
               <w:rPr>
+                <w:rFonts w:ascii="Times New Roman" w:hAnsi="Times New Roman" w:cs="Times New Roman"/>
                 <w:noProof/>
                 <w:webHidden/>
                 <w:sz w:val="28"/>
@@ -2075,7 +2219,7 @@
               <w:tab w:val="right" w:leader="dot" w:pos="9628"/>
             </w:tabs>
             <w:rPr>
-              <w:rFonts w:eastAsiaTheme="minorEastAsia"/>
+              <w:rFonts w:ascii="Times New Roman" w:eastAsiaTheme="minorEastAsia" w:hAnsi="Times New Roman" w:cs="Times New Roman"/>
               <w:noProof/>
               <w:sz w:val="28"/>
               <w:szCs w:val="28"/>
@@ -2086,6 +2230,7 @@
             <w:r>
               <w:rPr>
                 <w:rStyle w:val="af0"/>
+                <w:rFonts w:ascii="Times New Roman" w:hAnsi="Times New Roman" w:cs="Times New Roman"/>
                 <w:noProof/>
                 <w:sz w:val="28"/>
                 <w:szCs w:val="28"/>
@@ -2094,6 +2239,7 @@
             </w:r>
             <w:r>
               <w:rPr>
+                <w:rFonts w:ascii="Times New Roman" w:hAnsi="Times New Roman" w:cs="Times New Roman"/>
                 <w:noProof/>
                 <w:webHidden/>
                 <w:sz w:val="28"/>
@@ -2103,6 +2249,7 @@
             </w:r>
             <w:r>
               <w:rPr>
+                <w:rFonts w:ascii="Times New Roman" w:hAnsi="Times New Roman" w:cs="Times New Roman"/>
                 <w:noProof/>
                 <w:webHidden/>
                 <w:sz w:val="28"/>
@@ -2112,6 +2259,7 @@
             </w:r>
             <w:r>
               <w:rPr>
+                <w:rFonts w:ascii="Times New Roman" w:hAnsi="Times New Roman" w:cs="Times New Roman"/>
                 <w:noProof/>
                 <w:webHidden/>
                 <w:sz w:val="28"/>
@@ -2121,6 +2269,7 @@
             </w:r>
             <w:r>
               <w:rPr>
+                <w:rFonts w:ascii="Times New Roman" w:hAnsi="Times New Roman" w:cs="Times New Roman"/>
                 <w:noProof/>
                 <w:webHidden/>
                 <w:sz w:val="28"/>
@@ -2129,6 +2278,7 @@
             </w:r>
             <w:r>
               <w:rPr>
+                <w:rFonts w:ascii="Times New Roman" w:hAnsi="Times New Roman" w:cs="Times New Roman"/>
                 <w:noProof/>
                 <w:webHidden/>
                 <w:sz w:val="28"/>
@@ -2138,6 +2288,7 @@
             </w:r>
             <w:r>
               <w:rPr>
+                <w:rFonts w:ascii="Times New Roman" w:hAnsi="Times New Roman" w:cs="Times New Roman"/>
                 <w:noProof/>
                 <w:webHidden/>
                 <w:sz w:val="28"/>
@@ -2147,6 +2298,7 @@
             </w:r>
             <w:r>
               <w:rPr>
+                <w:rFonts w:ascii="Times New Roman" w:hAnsi="Times New Roman" w:cs="Times New Roman"/>
                 <w:noProof/>
                 <w:webHidden/>
                 <w:sz w:val="28"/>
@@ -2163,7 +2315,7 @@
               <w:tab w:val="right" w:leader="dot" w:pos="9628"/>
             </w:tabs>
             <w:rPr>
-              <w:rFonts w:eastAsiaTheme="minorEastAsia"/>
+              <w:rFonts w:ascii="Times New Roman" w:eastAsiaTheme="minorEastAsia" w:hAnsi="Times New Roman" w:cs="Times New Roman"/>
               <w:noProof/>
               <w:sz w:val="28"/>
               <w:szCs w:val="28"/>
@@ -2174,6 +2326,7 @@
             <w:r>
               <w:rPr>
                 <w:rStyle w:val="af0"/>
+                <w:rFonts w:ascii="Times New Roman" w:hAnsi="Times New Roman" w:cs="Times New Roman"/>
                 <w:noProof/>
                 <w:sz w:val="28"/>
                 <w:szCs w:val="28"/>
@@ -2182,6 +2335,7 @@
             </w:r>
             <w:r>
               <w:rPr>
+                <w:rFonts w:ascii="Times New Roman" w:hAnsi="Times New Roman" w:cs="Times New Roman"/>
                 <w:noProof/>
                 <w:webHidden/>
                 <w:sz w:val="28"/>
@@ -2191,6 +2345,7 @@
             </w:r>
             <w:r>
               <w:rPr>
+                <w:rFonts w:ascii="Times New Roman" w:hAnsi="Times New Roman" w:cs="Times New Roman"/>
                 <w:noProof/>
                 <w:webHidden/>
                 <w:sz w:val="28"/>
@@ -2200,6 +2355,7 @@
             </w:r>
             <w:r>
               <w:rPr>
+                <w:rFonts w:ascii="Times New Roman" w:hAnsi="Times New Roman" w:cs="Times New Roman"/>
                 <w:noProof/>
                 <w:webHidden/>
                 <w:sz w:val="28"/>
@@ -2209,6 +2365,7 @@
             </w:r>
             <w:r>
               <w:rPr>
+                <w:rFonts w:ascii="Times New Roman" w:hAnsi="Times New Roman" w:cs="Times New Roman"/>
                 <w:noProof/>
                 <w:webHidden/>
                 <w:sz w:val="28"/>
@@ -2217,6 +2374,7 @@
             </w:r>
             <w:r>
               <w:rPr>
+                <w:rFonts w:ascii="Times New Roman" w:hAnsi="Times New Roman" w:cs="Times New Roman"/>
                 <w:noProof/>
                 <w:webHidden/>
                 <w:sz w:val="28"/>
@@ -2226,6 +2384,7 @@
             </w:r>
             <w:r>
               <w:rPr>
+                <w:rFonts w:ascii="Times New Roman" w:hAnsi="Times New Roman" w:cs="Times New Roman"/>
                 <w:noProof/>
                 <w:webHidden/>
                 <w:sz w:val="28"/>
@@ -2235,6 +2394,7 @@
             </w:r>
             <w:r>
               <w:rPr>
+                <w:rFonts w:ascii="Times New Roman" w:hAnsi="Times New Roman" w:cs="Times New Roman"/>
                 <w:noProof/>
                 <w:webHidden/>
                 <w:sz w:val="28"/>
@@ -2251,7 +2411,7 @@
               <w:tab w:val="right" w:leader="dot" w:pos="9628"/>
             </w:tabs>
             <w:rPr>
-              <w:rFonts w:eastAsiaTheme="minorEastAsia"/>
+              <w:rFonts w:ascii="Times New Roman" w:eastAsiaTheme="minorEastAsia" w:hAnsi="Times New Roman" w:cs="Times New Roman"/>
               <w:noProof/>
               <w:sz w:val="28"/>
               <w:szCs w:val="28"/>
@@ -2262,6 +2422,7 @@
             <w:r>
               <w:rPr>
                 <w:rStyle w:val="af0"/>
+                <w:rFonts w:ascii="Times New Roman" w:hAnsi="Times New Roman" w:cs="Times New Roman"/>
                 <w:noProof/>
                 <w:sz w:val="28"/>
                 <w:szCs w:val="28"/>
@@ -2270,6 +2431,7 @@
             </w:r>
             <w:r>
               <w:rPr>
+                <w:rFonts w:ascii="Times New Roman" w:hAnsi="Times New Roman" w:cs="Times New Roman"/>
                 <w:noProof/>
                 <w:webHidden/>
                 <w:sz w:val="28"/>
@@ -2279,6 +2441,7 @@
             </w:r>
             <w:r>
               <w:rPr>
+                <w:rFonts w:ascii="Times New Roman" w:hAnsi="Times New Roman" w:cs="Times New Roman"/>
                 <w:noProof/>
                 <w:webHidden/>
                 <w:sz w:val="28"/>
@@ -2288,6 +2451,7 @@
             </w:r>
             <w:r>
               <w:rPr>
+                <w:rFonts w:ascii="Times New Roman" w:hAnsi="Times New Roman" w:cs="Times New Roman"/>
                 <w:noProof/>
                 <w:webHidden/>
                 <w:sz w:val="28"/>
@@ -2297,6 +2461,7 @@
             </w:r>
             <w:r>
               <w:rPr>
+                <w:rFonts w:ascii="Times New Roman" w:hAnsi="Times New Roman" w:cs="Times New Roman"/>
                 <w:noProof/>
                 <w:webHidden/>
                 <w:sz w:val="28"/>
@@ -2305,6 +2470,7 @@
             </w:r>
             <w:r>
               <w:rPr>
+                <w:rFonts w:ascii="Times New Roman" w:hAnsi="Times New Roman" w:cs="Times New Roman"/>
                 <w:noProof/>
                 <w:webHidden/>
                 <w:sz w:val="28"/>
@@ -2314,6 +2480,7 @@
             </w:r>
             <w:r>
               <w:rPr>
+                <w:rFonts w:ascii="Times New Roman" w:hAnsi="Times New Roman" w:cs="Times New Roman"/>
                 <w:noProof/>
                 <w:webHidden/>
                 <w:sz w:val="28"/>
@@ -2323,6 +2490,7 @@
             </w:r>
             <w:r>
               <w:rPr>
+                <w:rFonts w:ascii="Times New Roman" w:hAnsi="Times New Roman" w:cs="Times New Roman"/>
                 <w:noProof/>
                 <w:webHidden/>
                 <w:sz w:val="28"/>
@@ -2339,7 +2507,7 @@
               <w:tab w:val="right" w:leader="dot" w:pos="9628"/>
             </w:tabs>
             <w:rPr>
-              <w:rFonts w:eastAsiaTheme="minorEastAsia"/>
+              <w:rFonts w:ascii="Times New Roman" w:eastAsiaTheme="minorEastAsia" w:hAnsi="Times New Roman" w:cs="Times New Roman"/>
               <w:noProof/>
               <w:sz w:val="28"/>
               <w:szCs w:val="28"/>
@@ -2350,6 +2518,7 @@
             <w:r>
               <w:rPr>
                 <w:rStyle w:val="af0"/>
+                <w:rFonts w:ascii="Times New Roman" w:hAnsi="Times New Roman" w:cs="Times New Roman"/>
                 <w:noProof/>
                 <w:sz w:val="28"/>
                 <w:szCs w:val="28"/>
@@ -2358,6 +2527,7 @@
             </w:r>
             <w:r>
               <w:rPr>
+                <w:rFonts w:ascii="Times New Roman" w:hAnsi="Times New Roman" w:cs="Times New Roman"/>
                 <w:noProof/>
                 <w:webHidden/>
                 <w:sz w:val="28"/>
@@ -2367,6 +2537,7 @@
             </w:r>
             <w:r>
               <w:rPr>
+                <w:rFonts w:ascii="Times New Roman" w:hAnsi="Times New Roman" w:cs="Times New Roman"/>
                 <w:noProof/>
                 <w:webHidden/>
                 <w:sz w:val="28"/>
@@ -2376,6 +2547,7 @@
             </w:r>
             <w:r>
               <w:rPr>
+                <w:rFonts w:ascii="Times New Roman" w:hAnsi="Times New Roman" w:cs="Times New Roman"/>
                 <w:noProof/>
                 <w:webHidden/>
                 <w:sz w:val="28"/>
@@ -2385,6 +2557,7 @@
             </w:r>
             <w:r>
               <w:rPr>
+                <w:rFonts w:ascii="Times New Roman" w:hAnsi="Times New Roman" w:cs="Times New Roman"/>
                 <w:noProof/>
                 <w:webHidden/>
                 <w:sz w:val="28"/>
@@ -2393,6 +2566,7 @@
             </w:r>
             <w:r>
               <w:rPr>
+                <w:rFonts w:ascii="Times New Roman" w:hAnsi="Times New Roman" w:cs="Times New Roman"/>
                 <w:noProof/>
                 <w:webHidden/>
                 <w:sz w:val="28"/>
@@ -2402,6 +2576,7 @@
             </w:r>
             <w:r>
               <w:rPr>
+                <w:rFonts w:ascii="Times New Roman" w:hAnsi="Times New Roman" w:cs="Times New Roman"/>
                 <w:noProof/>
                 <w:webHidden/>
                 <w:sz w:val="28"/>
@@ -2411,6 +2586,7 @@
             </w:r>
             <w:r>
               <w:rPr>
+                <w:rFonts w:ascii="Times New Roman" w:hAnsi="Times New Roman" w:cs="Times New Roman"/>
                 <w:noProof/>
                 <w:webHidden/>
                 <w:sz w:val="28"/>
@@ -2427,7 +2603,7 @@
               <w:tab w:val="right" w:leader="dot" w:pos="9628"/>
             </w:tabs>
             <w:rPr>
-              <w:rFonts w:eastAsiaTheme="minorEastAsia"/>
+              <w:rFonts w:ascii="Times New Roman" w:eastAsiaTheme="minorEastAsia" w:hAnsi="Times New Roman" w:cs="Times New Roman"/>
               <w:noProof/>
               <w:sz w:val="28"/>
               <w:szCs w:val="28"/>
@@ -2438,6 +2614,7 @@
             <w:r>
               <w:rPr>
                 <w:rStyle w:val="af0"/>
+                <w:rFonts w:ascii="Times New Roman" w:hAnsi="Times New Roman" w:cs="Times New Roman"/>
                 <w:noProof/>
                 <w:sz w:val="28"/>
                 <w:szCs w:val="28"/>
@@ -2446,6 +2623,7 @@
             </w:r>
             <w:r>
               <w:rPr>
+                <w:rFonts w:ascii="Times New Roman" w:hAnsi="Times New Roman" w:cs="Times New Roman"/>
                 <w:noProof/>
                 <w:webHidden/>
                 <w:sz w:val="28"/>
@@ -2455,6 +2633,7 @@
             </w:r>
             <w:r>
               <w:rPr>
+                <w:rFonts w:ascii="Times New Roman" w:hAnsi="Times New Roman" w:cs="Times New Roman"/>
                 <w:noProof/>
                 <w:webHidden/>
                 <w:sz w:val="28"/>
@@ -2464,6 +2643,7 @@
             </w:r>
             <w:r>
               <w:rPr>
+                <w:rFonts w:ascii="Times New Roman" w:hAnsi="Times New Roman" w:cs="Times New Roman"/>
                 <w:noProof/>
                 <w:webHidden/>
                 <w:sz w:val="28"/>
@@ -2473,6 +2653,7 @@
             </w:r>
             <w:r>
               <w:rPr>
+                <w:rFonts w:ascii="Times New Roman" w:hAnsi="Times New Roman" w:cs="Times New Roman"/>
                 <w:noProof/>
                 <w:webHidden/>
                 <w:sz w:val="28"/>
@@ -2481,6 +2662,7 @@
             </w:r>
             <w:r>
               <w:rPr>
+                <w:rFonts w:ascii="Times New Roman" w:hAnsi="Times New Roman" w:cs="Times New Roman"/>
                 <w:noProof/>
                 <w:webHidden/>
                 <w:sz w:val="28"/>
@@ -2490,6 +2672,7 @@
             </w:r>
             <w:r>
               <w:rPr>
+                <w:rFonts w:ascii="Times New Roman" w:hAnsi="Times New Roman" w:cs="Times New Roman"/>
                 <w:noProof/>
                 <w:webHidden/>
                 <w:sz w:val="28"/>
@@ -2499,6 +2682,7 @@
             </w:r>
             <w:r>
               <w:rPr>
+                <w:rFonts w:ascii="Times New Roman" w:hAnsi="Times New Roman" w:cs="Times New Roman"/>
                 <w:noProof/>
                 <w:webHidden/>
                 <w:sz w:val="28"/>
@@ -2515,7 +2699,7 @@
               <w:tab w:val="right" w:leader="dot" w:pos="9628"/>
             </w:tabs>
             <w:rPr>
-              <w:rFonts w:eastAsiaTheme="minorEastAsia"/>
+              <w:rFonts w:ascii="Times New Roman" w:eastAsiaTheme="minorEastAsia" w:hAnsi="Times New Roman" w:cs="Times New Roman"/>
               <w:noProof/>
               <w:sz w:val="28"/>
               <w:szCs w:val="28"/>
@@ -2526,6 +2710,7 @@
             <w:r>
               <w:rPr>
                 <w:rStyle w:val="af0"/>
+                <w:rFonts w:ascii="Times New Roman" w:hAnsi="Times New Roman" w:cs="Times New Roman"/>
                 <w:noProof/>
                 <w:sz w:val="28"/>
                 <w:szCs w:val="28"/>
@@ -2534,6 +2719,7 @@
             </w:r>
             <w:r>
               <w:rPr>
+                <w:rFonts w:ascii="Times New Roman" w:hAnsi="Times New Roman" w:cs="Times New Roman"/>
                 <w:noProof/>
                 <w:webHidden/>
                 <w:sz w:val="28"/>
@@ -2543,6 +2729,7 @@
             </w:r>
             <w:r>
               <w:rPr>
+                <w:rFonts w:ascii="Times New Roman" w:hAnsi="Times New Roman" w:cs="Times New Roman"/>
                 <w:noProof/>
                 <w:webHidden/>
                 <w:sz w:val="28"/>
@@ -2552,6 +2739,7 @@
             </w:r>
             <w:r>
               <w:rPr>
+                <w:rFonts w:ascii="Times New Roman" w:hAnsi="Times New Roman" w:cs="Times New Roman"/>
                 <w:noProof/>
                 <w:webHidden/>
                 <w:sz w:val="28"/>
@@ -2561,6 +2749,7 @@
             </w:r>
             <w:r>
               <w:rPr>
+                <w:rFonts w:ascii="Times New Roman" w:hAnsi="Times New Roman" w:cs="Times New Roman"/>
                 <w:noProof/>
                 <w:webHidden/>
                 <w:sz w:val="28"/>
@@ -2569,6 +2758,7 @@
             </w:r>
             <w:r>
               <w:rPr>
+                <w:rFonts w:ascii="Times New Roman" w:hAnsi="Times New Roman" w:cs="Times New Roman"/>
                 <w:noProof/>
                 <w:webHidden/>
                 <w:sz w:val="28"/>
@@ -2578,6 +2768,7 @@
             </w:r>
             <w:r>
               <w:rPr>
+                <w:rFonts w:ascii="Times New Roman" w:hAnsi="Times New Roman" w:cs="Times New Roman"/>
                 <w:noProof/>
                 <w:webHidden/>
                 <w:sz w:val="28"/>
@@ -2587,6 +2778,7 @@
             </w:r>
             <w:r>
               <w:rPr>
+                <w:rFonts w:ascii="Times New Roman" w:hAnsi="Times New Roman" w:cs="Times New Roman"/>
                 <w:noProof/>
                 <w:webHidden/>
                 <w:sz w:val="28"/>
@@ -2603,7 +2795,7 @@
               <w:tab w:val="right" w:leader="dot" w:pos="9628"/>
             </w:tabs>
             <w:rPr>
-              <w:rFonts w:eastAsiaTheme="minorEastAsia"/>
+              <w:rFonts w:ascii="Times New Roman" w:eastAsiaTheme="minorEastAsia" w:hAnsi="Times New Roman" w:cs="Times New Roman"/>
               <w:noProof/>
               <w:sz w:val="28"/>
               <w:szCs w:val="28"/>
@@ -2614,6 +2806,7 @@
             <w:r>
               <w:rPr>
                 <w:rStyle w:val="af0"/>
+                <w:rFonts w:ascii="Times New Roman" w:hAnsi="Times New Roman" w:cs="Times New Roman"/>
                 <w:noProof/>
                 <w:sz w:val="28"/>
                 <w:szCs w:val="28"/>
@@ -2622,6 +2815,7 @@
             </w:r>
             <w:r>
               <w:rPr>
+                <w:rFonts w:ascii="Times New Roman" w:hAnsi="Times New Roman" w:cs="Times New Roman"/>
                 <w:noProof/>
                 <w:webHidden/>
                 <w:sz w:val="28"/>
@@ -2631,6 +2825,7 @@
             </w:r>
             <w:r>
               <w:rPr>
+                <w:rFonts w:ascii="Times New Roman" w:hAnsi="Times New Roman" w:cs="Times New Roman"/>
                 <w:noProof/>
                 <w:webHidden/>
                 <w:sz w:val="28"/>
@@ -2640,6 +2835,7 @@
             </w:r>
             <w:r>
               <w:rPr>
+                <w:rFonts w:ascii="Times New Roman" w:hAnsi="Times New Roman" w:cs="Times New Roman"/>
                 <w:noProof/>
                 <w:webHidden/>
                 <w:sz w:val="28"/>
@@ -2649,6 +2845,7 @@
             </w:r>
             <w:r>
               <w:rPr>
+                <w:rFonts w:ascii="Times New Roman" w:hAnsi="Times New Roman" w:cs="Times New Roman"/>
                 <w:noProof/>
                 <w:webHidden/>
                 <w:sz w:val="28"/>
@@ -2657,6 +2854,7 @@
             </w:r>
             <w:r>
               <w:rPr>
+                <w:rFonts w:ascii="Times New Roman" w:hAnsi="Times New Roman" w:cs="Times New Roman"/>
                 <w:noProof/>
                 <w:webHidden/>
                 <w:sz w:val="28"/>
@@ -2666,6 +2864,7 @@
             </w:r>
             <w:r>
               <w:rPr>
+                <w:rFonts w:ascii="Times New Roman" w:hAnsi="Times New Roman" w:cs="Times New Roman"/>
                 <w:noProof/>
                 <w:webHidden/>
                 <w:sz w:val="28"/>
@@ -2675,6 +2874,7 @@
             </w:r>
             <w:r>
               <w:rPr>
+                <w:rFonts w:ascii="Times New Roman" w:hAnsi="Times New Roman" w:cs="Times New Roman"/>
                 <w:noProof/>
                 <w:webHidden/>
                 <w:sz w:val="28"/>
@@ -2691,7 +2891,7 @@
               <w:tab w:val="right" w:leader="dot" w:pos="9628"/>
             </w:tabs>
             <w:rPr>
-              <w:rFonts w:eastAsiaTheme="minorEastAsia"/>
+              <w:rFonts w:ascii="Times New Roman" w:eastAsiaTheme="minorEastAsia" w:hAnsi="Times New Roman" w:cs="Times New Roman"/>
               <w:noProof/>
               <w:sz w:val="28"/>
               <w:szCs w:val="28"/>
@@ -2702,6 +2902,7 @@
             <w:r>
               <w:rPr>
                 <w:rStyle w:val="af0"/>
+                <w:rFonts w:ascii="Times New Roman" w:hAnsi="Times New Roman" w:cs="Times New Roman"/>
                 <w:noProof/>
                 <w:sz w:val="28"/>
                 <w:szCs w:val="28"/>
@@ -2710,6 +2911,7 @@
             </w:r>
             <w:r>
               <w:rPr>
+                <w:rFonts w:ascii="Times New Roman" w:hAnsi="Times New Roman" w:cs="Times New Roman"/>
                 <w:noProof/>
                 <w:webHidden/>
                 <w:sz w:val="28"/>
@@ -2719,6 +2921,7 @@
             </w:r>
             <w:r>
               <w:rPr>
+                <w:rFonts w:ascii="Times New Roman" w:hAnsi="Times New Roman" w:cs="Times New Roman"/>
                 <w:noProof/>
                 <w:webHidden/>
                 <w:sz w:val="28"/>
@@ -2728,6 +2931,7 @@
             </w:r>
             <w:r>
               <w:rPr>
+                <w:rFonts w:ascii="Times New Roman" w:hAnsi="Times New Roman" w:cs="Times New Roman"/>
                 <w:noProof/>
                 <w:webHidden/>
                 <w:sz w:val="28"/>
@@ -2737,6 +2941,7 @@
             </w:r>
             <w:r>
               <w:rPr>
+                <w:rFonts w:ascii="Times New Roman" w:hAnsi="Times New Roman" w:cs="Times New Roman"/>
                 <w:noProof/>
                 <w:webHidden/>
                 <w:sz w:val="28"/>
@@ -2745,6 +2950,7 @@
             </w:r>
             <w:r>
               <w:rPr>
+                <w:rFonts w:ascii="Times New Roman" w:hAnsi="Times New Roman" w:cs="Times New Roman"/>
                 <w:noProof/>
                 <w:webHidden/>
                 <w:sz w:val="28"/>
@@ -2754,6 +2960,7 @@
             </w:r>
             <w:r>
               <w:rPr>
+                <w:rFonts w:ascii="Times New Roman" w:hAnsi="Times New Roman" w:cs="Times New Roman"/>
                 <w:noProof/>
                 <w:webHidden/>
                 <w:sz w:val="28"/>
@@ -2763,6 +2970,7 @@
             </w:r>
             <w:r>
               <w:rPr>
+                <w:rFonts w:ascii="Times New Roman" w:hAnsi="Times New Roman" w:cs="Times New Roman"/>
                 <w:noProof/>
                 <w:webHidden/>
                 <w:sz w:val="28"/>
@@ -2779,7 +2987,7 @@
               <w:tab w:val="right" w:leader="dot" w:pos="9628"/>
             </w:tabs>
             <w:rPr>
-              <w:rFonts w:eastAsiaTheme="minorEastAsia"/>
+              <w:rFonts w:ascii="Times New Roman" w:eastAsiaTheme="minorEastAsia" w:hAnsi="Times New Roman" w:cs="Times New Roman"/>
               <w:noProof/>
               <w:sz w:val="28"/>
               <w:szCs w:val="28"/>
@@ -2790,6 +2998,7 @@
             <w:r>
               <w:rPr>
                 <w:rStyle w:val="af0"/>
+                <w:rFonts w:ascii="Times New Roman" w:hAnsi="Times New Roman" w:cs="Times New Roman"/>
                 <w:noProof/>
                 <w:sz w:val="28"/>
                 <w:szCs w:val="28"/>
@@ -2798,6 +3007,7 @@
             </w:r>
             <w:r>
               <w:rPr>
+                <w:rFonts w:ascii="Times New Roman" w:hAnsi="Times New Roman" w:cs="Times New Roman"/>
                 <w:noProof/>
                 <w:webHidden/>
                 <w:sz w:val="28"/>
@@ -2807,6 +3017,7 @@
             </w:r>
             <w:r>
               <w:rPr>
+                <w:rFonts w:ascii="Times New Roman" w:hAnsi="Times New Roman" w:cs="Times New Roman"/>
                 <w:noProof/>
                 <w:webHidden/>
                 <w:sz w:val="28"/>
@@ -2816,6 +3027,7 @@
             </w:r>
             <w:r>
               <w:rPr>
+                <w:rFonts w:ascii="Times New Roman" w:hAnsi="Times New Roman" w:cs="Times New Roman"/>
                 <w:noProof/>
                 <w:webHidden/>
                 <w:sz w:val="28"/>
@@ -2825,6 +3037,7 @@
             </w:r>
             <w:r>
               <w:rPr>
+                <w:rFonts w:ascii="Times New Roman" w:hAnsi="Times New Roman" w:cs="Times New Roman"/>
                 <w:noProof/>
                 <w:webHidden/>
                 <w:sz w:val="28"/>
@@ -2833,6 +3046,7 @@
             </w:r>
             <w:r>
               <w:rPr>
+                <w:rFonts w:ascii="Times New Roman" w:hAnsi="Times New Roman" w:cs="Times New Roman"/>
                 <w:noProof/>
                 <w:webHidden/>
                 <w:sz w:val="28"/>
@@ -2842,6 +3056,7 @@
             </w:r>
             <w:r>
               <w:rPr>
+                <w:rFonts w:ascii="Times New Roman" w:hAnsi="Times New Roman" w:cs="Times New Roman"/>
                 <w:noProof/>
                 <w:webHidden/>
                 <w:sz w:val="28"/>
@@ -2851,6 +3066,7 @@
             </w:r>
             <w:r>
               <w:rPr>
+                <w:rFonts w:ascii="Times New Roman" w:hAnsi="Times New Roman" w:cs="Times New Roman"/>
                 <w:noProof/>
                 <w:webHidden/>
                 <w:sz w:val="28"/>
@@ -2867,7 +3083,7 @@
               <w:tab w:val="right" w:leader="dot" w:pos="9628"/>
             </w:tabs>
             <w:rPr>
-              <w:rFonts w:eastAsiaTheme="minorEastAsia"/>
+              <w:rFonts w:ascii="Times New Roman" w:eastAsiaTheme="minorEastAsia" w:hAnsi="Times New Roman" w:cs="Times New Roman"/>
               <w:noProof/>
               <w:sz w:val="28"/>
               <w:szCs w:val="28"/>
@@ -2878,6 +3094,7 @@
             <w:r>
               <w:rPr>
                 <w:rStyle w:val="af0"/>
+                <w:rFonts w:ascii="Times New Roman" w:hAnsi="Times New Roman" w:cs="Times New Roman"/>
                 <w:noProof/>
                 <w:sz w:val="28"/>
                 <w:szCs w:val="28"/>
@@ -2886,6 +3103,7 @@
             </w:r>
             <w:r>
               <w:rPr>
+                <w:rFonts w:ascii="Times New Roman" w:hAnsi="Times New Roman" w:cs="Times New Roman"/>
                 <w:noProof/>
                 <w:webHidden/>
                 <w:sz w:val="28"/>
@@ -2895,6 +3113,7 @@
             </w:r>
             <w:r>
               <w:rPr>
+                <w:rFonts w:ascii="Times New Roman" w:hAnsi="Times New Roman" w:cs="Times New Roman"/>
                 <w:noProof/>
                 <w:webHidden/>
                 <w:sz w:val="28"/>
@@ -2904,6 +3123,7 @@
             </w:r>
             <w:r>
               <w:rPr>
+                <w:rFonts w:ascii="Times New Roman" w:hAnsi="Times New Roman" w:cs="Times New Roman"/>
                 <w:noProof/>
                 <w:webHidden/>
                 <w:sz w:val="28"/>
@@ -2913,6 +3133,7 @@
             </w:r>
             <w:r>
               <w:rPr>
+                <w:rFonts w:ascii="Times New Roman" w:hAnsi="Times New Roman" w:cs="Times New Roman"/>
                 <w:noProof/>
                 <w:webHidden/>
                 <w:sz w:val="28"/>
@@ -2921,6 +3142,7 @@
             </w:r>
             <w:r>
               <w:rPr>
+                <w:rFonts w:ascii="Times New Roman" w:hAnsi="Times New Roman" w:cs="Times New Roman"/>
                 <w:noProof/>
                 <w:webHidden/>
                 <w:sz w:val="28"/>
@@ -2930,6 +3152,7 @@
             </w:r>
             <w:r>
               <w:rPr>
+                <w:rFonts w:ascii="Times New Roman" w:hAnsi="Times New Roman" w:cs="Times New Roman"/>
                 <w:noProof/>
                 <w:webHidden/>
                 <w:sz w:val="28"/>
@@ -2939,6 +3162,7 @@
             </w:r>
             <w:r>
               <w:rPr>
+                <w:rFonts w:ascii="Times New Roman" w:hAnsi="Times New Roman" w:cs="Times New Roman"/>
                 <w:noProof/>
                 <w:webHidden/>
                 <w:sz w:val="28"/>
@@ -2955,7 +3179,7 @@
               <w:tab w:val="right" w:leader="dot" w:pos="9628"/>
             </w:tabs>
             <w:rPr>
-              <w:rFonts w:eastAsiaTheme="minorEastAsia"/>
+              <w:rFonts w:ascii="Times New Roman" w:eastAsiaTheme="minorEastAsia" w:hAnsi="Times New Roman" w:cs="Times New Roman"/>
               <w:noProof/>
               <w:sz w:val="28"/>
               <w:szCs w:val="28"/>
@@ -2966,6 +3190,7 @@
             <w:r>
               <w:rPr>
                 <w:rStyle w:val="af0"/>
+                <w:rFonts w:ascii="Times New Roman" w:hAnsi="Times New Roman" w:cs="Times New Roman"/>
                 <w:noProof/>
                 <w:sz w:val="28"/>
                 <w:szCs w:val="28"/>
@@ -2974,6 +3199,7 @@
             </w:r>
             <w:r>
               <w:rPr>
+                <w:rFonts w:ascii="Times New Roman" w:hAnsi="Times New Roman" w:cs="Times New Roman"/>
                 <w:noProof/>
                 <w:webHidden/>
                 <w:sz w:val="28"/>
@@ -2983,6 +3209,7 @@
             </w:r>
             <w:r>
               <w:rPr>
+                <w:rFonts w:ascii="Times New Roman" w:hAnsi="Times New Roman" w:cs="Times New Roman"/>
                 <w:noProof/>
                 <w:webHidden/>
                 <w:sz w:val="28"/>
@@ -2992,6 +3219,7 @@
             </w:r>
             <w:r>
               <w:rPr>
+                <w:rFonts w:ascii="Times New Roman" w:hAnsi="Times New Roman" w:cs="Times New Roman"/>
                 <w:noProof/>
                 <w:webHidden/>
                 <w:sz w:val="28"/>
@@ -3001,6 +3229,7 @@
             </w:r>
             <w:r>
               <w:rPr>
+                <w:rFonts w:ascii="Times New Roman" w:hAnsi="Times New Roman" w:cs="Times New Roman"/>
                 <w:noProof/>
                 <w:webHidden/>
                 <w:sz w:val="28"/>
@@ -3009,6 +3238,7 @@
             </w:r>
             <w:r>
               <w:rPr>
+                <w:rFonts w:ascii="Times New Roman" w:hAnsi="Times New Roman" w:cs="Times New Roman"/>
                 <w:noProof/>
                 <w:webHidden/>
                 <w:sz w:val="28"/>
@@ -3018,6 +3248,7 @@
             </w:r>
             <w:r>
               <w:rPr>
+                <w:rFonts w:ascii="Times New Roman" w:hAnsi="Times New Roman" w:cs="Times New Roman"/>
                 <w:noProof/>
                 <w:webHidden/>
                 <w:sz w:val="28"/>
@@ -3027,6 +3258,7 @@
             </w:r>
             <w:r>
               <w:rPr>
+                <w:rFonts w:ascii="Times New Roman" w:hAnsi="Times New Roman" w:cs="Times New Roman"/>
                 <w:noProof/>
                 <w:webHidden/>
                 <w:sz w:val="28"/>
@@ -3043,7 +3275,7 @@
               <w:tab w:val="right" w:leader="dot" w:pos="9628"/>
             </w:tabs>
             <w:rPr>
-              <w:rFonts w:eastAsiaTheme="minorEastAsia"/>
+              <w:rFonts w:ascii="Times New Roman" w:eastAsiaTheme="minorEastAsia" w:hAnsi="Times New Roman" w:cs="Times New Roman"/>
               <w:noProof/>
               <w:sz w:val="28"/>
               <w:szCs w:val="28"/>
@@ -3054,6 +3286,7 @@
             <w:r>
               <w:rPr>
                 <w:rStyle w:val="af0"/>
+                <w:rFonts w:ascii="Times New Roman" w:hAnsi="Times New Roman" w:cs="Times New Roman"/>
                 <w:noProof/>
                 <w:sz w:val="28"/>
                 <w:szCs w:val="28"/>
@@ -3062,6 +3295,7 @@
             </w:r>
             <w:r>
               <w:rPr>
+                <w:rFonts w:ascii="Times New Roman" w:hAnsi="Times New Roman" w:cs="Times New Roman"/>
                 <w:noProof/>
                 <w:webHidden/>
                 <w:sz w:val="28"/>
@@ -3071,6 +3305,7 @@
             </w:r>
             <w:r>
               <w:rPr>
+                <w:rFonts w:ascii="Times New Roman" w:hAnsi="Times New Roman" w:cs="Times New Roman"/>
                 <w:noProof/>
                 <w:webHidden/>
                 <w:sz w:val="28"/>
@@ -3080,6 +3315,7 @@
             </w:r>
             <w:r>
               <w:rPr>
+                <w:rFonts w:ascii="Times New Roman" w:hAnsi="Times New Roman" w:cs="Times New Roman"/>
                 <w:noProof/>
                 <w:webHidden/>
                 <w:sz w:val="28"/>
@@ -3089,6 +3325,7 @@
             </w:r>
             <w:r>
               <w:rPr>
+                <w:rFonts w:ascii="Times New Roman" w:hAnsi="Times New Roman" w:cs="Times New Roman"/>
                 <w:noProof/>
                 <w:webHidden/>
                 <w:sz w:val="28"/>
@@ -3097,6 +3334,7 @@
             </w:r>
             <w:r>
               <w:rPr>
+                <w:rFonts w:ascii="Times New Roman" w:hAnsi="Times New Roman" w:cs="Times New Roman"/>
                 <w:noProof/>
                 <w:webHidden/>
                 <w:sz w:val="28"/>
@@ -3106,6 +3344,7 @@
             </w:r>
             <w:r>
               <w:rPr>
+                <w:rFonts w:ascii="Times New Roman" w:hAnsi="Times New Roman" w:cs="Times New Roman"/>
                 <w:noProof/>
                 <w:webHidden/>
                 <w:sz w:val="28"/>
@@ -3115,6 +3354,7 @@
             </w:r>
             <w:r>
               <w:rPr>
+                <w:rFonts w:ascii="Times New Roman" w:hAnsi="Times New Roman" w:cs="Times New Roman"/>
                 <w:noProof/>
                 <w:webHidden/>
                 <w:sz w:val="28"/>
@@ -3131,7 +3371,7 @@
               <w:tab w:val="right" w:leader="dot" w:pos="9628"/>
             </w:tabs>
             <w:rPr>
-              <w:rFonts w:eastAsiaTheme="minorEastAsia"/>
+              <w:rFonts w:ascii="Times New Roman" w:eastAsiaTheme="minorEastAsia" w:hAnsi="Times New Roman" w:cs="Times New Roman"/>
               <w:noProof/>
               <w:sz w:val="28"/>
               <w:szCs w:val="28"/>
@@ -3142,6 +3382,7 @@
             <w:r>
               <w:rPr>
                 <w:rStyle w:val="af0"/>
+                <w:rFonts w:ascii="Times New Roman" w:hAnsi="Times New Roman" w:cs="Times New Roman"/>
                 <w:noProof/>
                 <w:sz w:val="28"/>
                 <w:szCs w:val="28"/>
@@ -3150,6 +3391,7 @@
             </w:r>
             <w:r>
               <w:rPr>
+                <w:rFonts w:ascii="Times New Roman" w:hAnsi="Times New Roman" w:cs="Times New Roman"/>
                 <w:noProof/>
                 <w:webHidden/>
                 <w:sz w:val="28"/>
@@ -3159,6 +3401,7 @@
             </w:r>
             <w:r>
               <w:rPr>
+                <w:rFonts w:ascii="Times New Roman" w:hAnsi="Times New Roman" w:cs="Times New Roman"/>
                 <w:noProof/>
                 <w:webHidden/>
                 <w:sz w:val="28"/>
@@ -3168,6 +3411,7 @@
             </w:r>
             <w:r>
               <w:rPr>
+                <w:rFonts w:ascii="Times New Roman" w:hAnsi="Times New Roman" w:cs="Times New Roman"/>
                 <w:noProof/>
                 <w:webHidden/>
                 <w:sz w:val="28"/>
@@ -3177,6 +3421,7 @@
             </w:r>
             <w:r>
               <w:rPr>
+                <w:rFonts w:ascii="Times New Roman" w:hAnsi="Times New Roman" w:cs="Times New Roman"/>
                 <w:noProof/>
                 <w:webHidden/>
                 <w:sz w:val="28"/>
@@ -3185,6 +3430,7 @@
             </w:r>
             <w:r>
               <w:rPr>
+                <w:rFonts w:ascii="Times New Roman" w:hAnsi="Times New Roman" w:cs="Times New Roman"/>
                 <w:noProof/>
                 <w:webHidden/>
                 <w:sz w:val="28"/>
@@ -3194,6 +3440,7 @@
             </w:r>
             <w:r>
               <w:rPr>
+                <w:rFonts w:ascii="Times New Roman" w:hAnsi="Times New Roman" w:cs="Times New Roman"/>
                 <w:noProof/>
                 <w:webHidden/>
                 <w:sz w:val="28"/>
@@ -3203,6 +3450,7 @@
             </w:r>
             <w:r>
               <w:rPr>
+                <w:rFonts w:ascii="Times New Roman" w:hAnsi="Times New Roman" w:cs="Times New Roman"/>
                 <w:noProof/>
                 <w:webHidden/>
                 <w:sz w:val="28"/>
@@ -3219,7 +3467,7 @@
               <w:tab w:val="right" w:leader="dot" w:pos="9628"/>
             </w:tabs>
             <w:rPr>
-              <w:rFonts w:eastAsiaTheme="minorEastAsia"/>
+              <w:rFonts w:ascii="Times New Roman" w:eastAsiaTheme="minorEastAsia" w:hAnsi="Times New Roman" w:cs="Times New Roman"/>
               <w:noProof/>
               <w:sz w:val="28"/>
               <w:szCs w:val="28"/>
@@ -3230,6 +3478,7 @@
             <w:r>
               <w:rPr>
                 <w:rStyle w:val="af0"/>
+                <w:rFonts w:ascii="Times New Roman" w:hAnsi="Times New Roman" w:cs="Times New Roman"/>
                 <w:noProof/>
                 <w:sz w:val="28"/>
                 <w:szCs w:val="28"/>
@@ -3238,6 +3487,7 @@
             </w:r>
             <w:r>
               <w:rPr>
+                <w:rFonts w:ascii="Times New Roman" w:hAnsi="Times New Roman" w:cs="Times New Roman"/>
                 <w:noProof/>
                 <w:webHidden/>
                 <w:sz w:val="28"/>
@@ -3247,6 +3497,7 @@
             </w:r>
             <w:r>
               <w:rPr>
+                <w:rFonts w:ascii="Times New Roman" w:hAnsi="Times New Roman" w:cs="Times New Roman"/>
                 <w:noProof/>
                 <w:webHidden/>
                 <w:sz w:val="28"/>
@@ -3256,6 +3507,7 @@
             </w:r>
             <w:r>
               <w:rPr>
+                <w:rFonts w:ascii="Times New Roman" w:hAnsi="Times New Roman" w:cs="Times New Roman"/>
                 <w:noProof/>
                 <w:webHidden/>
                 <w:sz w:val="28"/>
@@ -3265,6 +3517,7 @@
             </w:r>
             <w:r>
               <w:rPr>
+                <w:rFonts w:ascii="Times New Roman" w:hAnsi="Times New Roman" w:cs="Times New Roman"/>
                 <w:noProof/>
                 <w:webHidden/>
                 <w:sz w:val="28"/>
@@ -3273,6 +3526,7 @@
             </w:r>
             <w:r>
               <w:rPr>
+                <w:rFonts w:ascii="Times New Roman" w:hAnsi="Times New Roman" w:cs="Times New Roman"/>
                 <w:noProof/>
                 <w:webHidden/>
                 <w:sz w:val="28"/>
@@ -3282,6 +3536,7 @@
             </w:r>
             <w:r>
               <w:rPr>
+                <w:rFonts w:ascii="Times New Roman" w:hAnsi="Times New Roman" w:cs="Times New Roman"/>
                 <w:noProof/>
                 <w:webHidden/>
                 <w:sz w:val="28"/>
@@ -3291,6 +3546,7 @@
             </w:r>
             <w:r>
               <w:rPr>
+                <w:rFonts w:ascii="Times New Roman" w:hAnsi="Times New Roman" w:cs="Times New Roman"/>
                 <w:noProof/>
                 <w:webHidden/>
                 <w:sz w:val="28"/>
@@ -3307,7 +3563,7 @@
               <w:tab w:val="right" w:leader="dot" w:pos="9628"/>
             </w:tabs>
             <w:rPr>
-              <w:rFonts w:eastAsiaTheme="minorEastAsia"/>
+              <w:rFonts w:ascii="Times New Roman" w:eastAsiaTheme="minorEastAsia" w:hAnsi="Times New Roman" w:cs="Times New Roman"/>
               <w:noProof/>
               <w:sz w:val="28"/>
               <w:szCs w:val="28"/>
@@ -3318,6 +3574,7 @@
             <w:r>
               <w:rPr>
                 <w:rStyle w:val="af0"/>
+                <w:rFonts w:ascii="Times New Roman" w:hAnsi="Times New Roman" w:cs="Times New Roman"/>
                 <w:noProof/>
                 <w:sz w:val="28"/>
                 <w:szCs w:val="28"/>
@@ -3326,6 +3583,7 @@
             </w:r>
             <w:r>
               <w:rPr>
+                <w:rFonts w:ascii="Times New Roman" w:hAnsi="Times New Roman" w:cs="Times New Roman"/>
                 <w:noProof/>
                 <w:webHidden/>
                 <w:sz w:val="28"/>
@@ -3335,6 +3593,7 @@
             </w:r>
             <w:r>
               <w:rPr>
+                <w:rFonts w:ascii="Times New Roman" w:hAnsi="Times New Roman" w:cs="Times New Roman"/>
                 <w:noProof/>
                 <w:webHidden/>
                 <w:sz w:val="28"/>
@@ -3344,6 +3603,7 @@
             </w:r>
             <w:r>
               <w:rPr>
+                <w:rFonts w:ascii="Times New Roman" w:hAnsi="Times New Roman" w:cs="Times New Roman"/>
                 <w:noProof/>
                 <w:webHidden/>
                 <w:sz w:val="28"/>
@@ -3353,6 +3613,7 @@
             </w:r>
             <w:r>
               <w:rPr>
+                <w:rFonts w:ascii="Times New Roman" w:hAnsi="Times New Roman" w:cs="Times New Roman"/>
                 <w:noProof/>
                 <w:webHidden/>
                 <w:sz w:val="28"/>
@@ -3361,6 +3622,7 @@
             </w:r>
             <w:r>
               <w:rPr>
+                <w:rFonts w:ascii="Times New Roman" w:hAnsi="Times New Roman" w:cs="Times New Roman"/>
                 <w:noProof/>
                 <w:webHidden/>
                 <w:sz w:val="28"/>
@@ -3370,6 +3632,7 @@
             </w:r>
             <w:r>
               <w:rPr>
+                <w:rFonts w:ascii="Times New Roman" w:hAnsi="Times New Roman" w:cs="Times New Roman"/>
                 <w:noProof/>
                 <w:webHidden/>
                 <w:sz w:val="28"/>
@@ -3379,6 +3642,7 @@
             </w:r>
             <w:r>
               <w:rPr>
+                <w:rFonts w:ascii="Times New Roman" w:hAnsi="Times New Roman" w:cs="Times New Roman"/>
                 <w:noProof/>
                 <w:webHidden/>
                 <w:sz w:val="28"/>
@@ -3395,7 +3659,7 @@
               <w:tab w:val="right" w:leader="dot" w:pos="9628"/>
             </w:tabs>
             <w:rPr>
-              <w:rFonts w:eastAsiaTheme="minorEastAsia"/>
+              <w:rFonts w:ascii="Times New Roman" w:eastAsiaTheme="minorEastAsia" w:hAnsi="Times New Roman" w:cs="Times New Roman"/>
               <w:noProof/>
               <w:sz w:val="28"/>
               <w:szCs w:val="28"/>
@@ -3406,6 +3670,7 @@
             <w:r>
               <w:rPr>
                 <w:rStyle w:val="af0"/>
+                <w:rFonts w:ascii="Times New Roman" w:hAnsi="Times New Roman" w:cs="Times New Roman"/>
                 <w:noProof/>
                 <w:sz w:val="28"/>
                 <w:szCs w:val="28"/>
@@ -3414,6 +3679,7 @@
             </w:r>
             <w:r>
               <w:rPr>
+                <w:rFonts w:ascii="Times New Roman" w:hAnsi="Times New Roman" w:cs="Times New Roman"/>
                 <w:noProof/>
                 <w:webHidden/>
                 <w:sz w:val="28"/>
@@ -3423,6 +3689,7 @@
             </w:r>
             <w:r>
               <w:rPr>
+                <w:rFonts w:ascii="Times New Roman" w:hAnsi="Times New Roman" w:cs="Times New Roman"/>
                 <w:noProof/>
                 <w:webHidden/>
                 <w:sz w:val="28"/>
@@ -3432,6 +3699,7 @@
             </w:r>
             <w:r>
               <w:rPr>
+                <w:rFonts w:ascii="Times New Roman" w:hAnsi="Times New Roman" w:cs="Times New Roman"/>
                 <w:noProof/>
                 <w:webHidden/>
                 <w:sz w:val="28"/>
@@ -3441,6 +3709,7 @@
             </w:r>
             <w:r>
               <w:rPr>
+                <w:rFonts w:ascii="Times New Roman" w:hAnsi="Times New Roman" w:cs="Times New Roman"/>
                 <w:noProof/>
                 <w:webHidden/>
                 <w:sz w:val="28"/>
@@ -3449,6 +3718,7 @@
             </w:r>
             <w:r>
               <w:rPr>
+                <w:rFonts w:ascii="Times New Roman" w:hAnsi="Times New Roman" w:cs="Times New Roman"/>
                 <w:noProof/>
                 <w:webHidden/>
                 <w:sz w:val="28"/>
@@ -3458,6 +3728,7 @@
             </w:r>
             <w:r>
               <w:rPr>
+                <w:rFonts w:ascii="Times New Roman" w:hAnsi="Times New Roman" w:cs="Times New Roman"/>
                 <w:noProof/>
                 <w:webHidden/>
                 <w:sz w:val="28"/>
@@ -3467,6 +3738,7 @@
             </w:r>
             <w:r>
               <w:rPr>
+                <w:rFonts w:ascii="Times New Roman" w:hAnsi="Times New Roman" w:cs="Times New Roman"/>
                 <w:noProof/>
                 <w:webHidden/>
                 <w:sz w:val="28"/>
@@ -3483,7 +3755,7 @@
               <w:tab w:val="right" w:leader="dot" w:pos="9628"/>
             </w:tabs>
             <w:rPr>
-              <w:rFonts w:eastAsiaTheme="minorEastAsia"/>
+              <w:rFonts w:ascii="Times New Roman" w:eastAsiaTheme="minorEastAsia" w:hAnsi="Times New Roman" w:cs="Times New Roman"/>
               <w:noProof/>
               <w:sz w:val="28"/>
               <w:szCs w:val="28"/>
@@ -3494,6 +3766,7 @@
             <w:r>
               <w:rPr>
                 <w:rStyle w:val="af0"/>
+                <w:rFonts w:ascii="Times New Roman" w:hAnsi="Times New Roman" w:cs="Times New Roman"/>
                 <w:noProof/>
                 <w:sz w:val="28"/>
                 <w:szCs w:val="28"/>
@@ -3502,6 +3775,7 @@
             </w:r>
             <w:r>
               <w:rPr>
+                <w:rFonts w:ascii="Times New Roman" w:hAnsi="Times New Roman" w:cs="Times New Roman"/>
                 <w:noProof/>
                 <w:webHidden/>
                 <w:sz w:val="28"/>
@@ -3511,6 +3785,7 @@
             </w:r>
             <w:r>
               <w:rPr>
+                <w:rFonts w:ascii="Times New Roman" w:hAnsi="Times New Roman" w:cs="Times New Roman"/>
                 <w:noProof/>
                 <w:webHidden/>
                 <w:sz w:val="28"/>
@@ -3520,6 +3795,7 @@
             </w:r>
             <w:r>
               <w:rPr>
+                <w:rFonts w:ascii="Times New Roman" w:hAnsi="Times New Roman" w:cs="Times New Roman"/>
                 <w:noProof/>
                 <w:webHidden/>
                 <w:sz w:val="28"/>
@@ -3529,6 +3805,7 @@
             </w:r>
             <w:r>
               <w:rPr>
+                <w:rFonts w:ascii="Times New Roman" w:hAnsi="Times New Roman" w:cs="Times New Roman"/>
                 <w:noProof/>
                 <w:webHidden/>
                 <w:sz w:val="28"/>
@@ -3537,6 +3814,7 @@
             </w:r>
             <w:r>
               <w:rPr>
+                <w:rFonts w:ascii="Times New Roman" w:hAnsi="Times New Roman" w:cs="Times New Roman"/>
                 <w:noProof/>
                 <w:webHidden/>
                 <w:sz w:val="28"/>
@@ -3546,6 +3824,7 @@
             </w:r>
             <w:r>
               <w:rPr>
+                <w:rFonts w:ascii="Times New Roman" w:hAnsi="Times New Roman" w:cs="Times New Roman"/>
                 <w:noProof/>
                 <w:webHidden/>
                 <w:sz w:val="28"/>
@@ -3555,6 +3834,7 @@
             </w:r>
             <w:r>
               <w:rPr>
+                <w:rFonts w:ascii="Times New Roman" w:hAnsi="Times New Roman" w:cs="Times New Roman"/>
                 <w:noProof/>
                 <w:webHidden/>
                 <w:sz w:val="28"/>
@@ -3571,7 +3851,7 @@
               <w:tab w:val="right" w:leader="dot" w:pos="9628"/>
             </w:tabs>
             <w:rPr>
-              <w:rFonts w:eastAsiaTheme="minorEastAsia"/>
+              <w:rFonts w:ascii="Times New Roman" w:eastAsiaTheme="minorEastAsia" w:hAnsi="Times New Roman" w:cs="Times New Roman"/>
               <w:noProof/>
               <w:sz w:val="28"/>
               <w:szCs w:val="28"/>
@@ -3582,6 +3862,7 @@
             <w:r>
               <w:rPr>
                 <w:rStyle w:val="af0"/>
+                <w:rFonts w:ascii="Times New Roman" w:hAnsi="Times New Roman" w:cs="Times New Roman"/>
                 <w:noProof/>
                 <w:sz w:val="28"/>
                 <w:szCs w:val="28"/>
@@ -3590,6 +3871,7 @@
             </w:r>
             <w:r>
               <w:rPr>
+                <w:rFonts w:ascii="Times New Roman" w:hAnsi="Times New Roman" w:cs="Times New Roman"/>
                 <w:noProof/>
                 <w:webHidden/>
                 <w:sz w:val="28"/>
@@ -3599,6 +3881,7 @@
             </w:r>
             <w:r>
               <w:rPr>
+                <w:rFonts w:ascii="Times New Roman" w:hAnsi="Times New Roman" w:cs="Times New Roman"/>
                 <w:noProof/>
                 <w:webHidden/>
                 <w:sz w:val="28"/>
@@ -3608,6 +3891,7 @@
             </w:r>
             <w:r>
               <w:rPr>
+                <w:rFonts w:ascii="Times New Roman" w:hAnsi="Times New Roman" w:cs="Times New Roman"/>
                 <w:noProof/>
                 <w:webHidden/>
                 <w:sz w:val="28"/>
@@ -3617,6 +3901,7 @@
             </w:r>
             <w:r>
               <w:rPr>
+                <w:rFonts w:ascii="Times New Roman" w:hAnsi="Times New Roman" w:cs="Times New Roman"/>
                 <w:noProof/>
                 <w:webHidden/>
                 <w:sz w:val="28"/>
@@ -3625,6 +3910,7 @@
             </w:r>
             <w:r>
               <w:rPr>
+                <w:rFonts w:ascii="Times New Roman" w:hAnsi="Times New Roman" w:cs="Times New Roman"/>
                 <w:noProof/>
                 <w:webHidden/>
                 <w:sz w:val="28"/>
@@ -3634,6 +3920,7 @@
             </w:r>
             <w:r>
               <w:rPr>
+                <w:rFonts w:ascii="Times New Roman" w:hAnsi="Times New Roman" w:cs="Times New Roman"/>
                 <w:noProof/>
                 <w:webHidden/>
                 <w:sz w:val="28"/>
@@ -3643,6 +3930,7 @@
             </w:r>
             <w:r>
               <w:rPr>
+                <w:rFonts w:ascii="Times New Roman" w:hAnsi="Times New Roman" w:cs="Times New Roman"/>
                 <w:noProof/>
                 <w:webHidden/>
                 <w:sz w:val="28"/>
@@ -5892,6 +6180,7 @@
     <w:p>
       <w:pPr>
         <w:pStyle w:val="a"/>
+        <w:spacing w:after="240"/>
         <w:ind w:left="454" w:firstLine="0"/>
       </w:pPr>
       <w:r>
@@ -5900,57 +6189,242 @@
     </w:p>
     <w:p>
       <w:pPr>
-        <w:keepNext/>
-        <w:spacing w:line="360" w:lineRule="auto"/>
-        <w:jc w:val="center"/>
-      </w:pPr>
-      <w:r>
-        <w:rPr>
-          <w:noProof/>
-        </w:rPr>
-        <w:drawing>
-          <wp:inline distT="0" distB="0" distL="0" distR="0" wp14:anchorId="09C5BD6D" wp14:editId="159BD005">
-            <wp:extent cx="4594525" cy="1278467"/>
-            <wp:effectExtent l="0" t="0" r="0" b="0"/>
-            <wp:docPr id="2" name="Image2"/>
-            <wp:cNvGraphicFramePr>
-              <a:graphicFrameLocks xmlns:a="http://schemas.openxmlformats.org/drawingml/2006/main" noChangeAspect="1"/>
-            </wp:cNvGraphicFramePr>
-            <a:graphic xmlns:a="http://schemas.openxmlformats.org/drawingml/2006/main">
-              <a:graphicData uri="http://schemas.openxmlformats.org/drawingml/2006/picture">
-                <pic:pic xmlns:pic="http://schemas.openxmlformats.org/drawingml/2006/picture">
-                  <pic:nvPicPr>
-                    <pic:cNvPr id="2" name="Image2"/>
-                    <pic:cNvPicPr>
-                      <a:picLocks noChangeAspect="1" noChangeArrowheads="1"/>
-                    </pic:cNvPicPr>
-                  </pic:nvPicPr>
-                  <pic:blipFill>
-                    <a:blip r:embed="rId9"/>
-                    <a:stretch>
-                      <a:fillRect/>
-                    </a:stretch>
-                  </pic:blipFill>
-                  <pic:spPr bwMode="auto">
-                    <a:xfrm>
-                      <a:off x="0" y="0"/>
-                      <a:ext cx="4679586" cy="1302136"/>
-                    </a:xfrm>
-                    <a:prstGeom prst="rect">
-                      <a:avLst/>
-                    </a:prstGeom>
-                  </pic:spPr>
-                </pic:pic>
-              </a:graphicData>
-            </a:graphic>
-          </wp:inline>
-        </w:drawing>
+        <w:pStyle w:val="a"/>
+        <w:numPr>
+          <w:ilvl w:val="0"/>
+          <w:numId w:val="0"/>
+        </w:numPr>
+        <w:spacing w:before="360" w:after="240"/>
+        <w:rPr>
+          <w:rFonts w:ascii="Consolas" w:hAnsi="Consolas"/>
+          <w:color w:val="000000" w:themeColor="text1"/>
+          <w:sz w:val="20"/>
+          <w:szCs w:val="20"/>
+          <w:lang w:eastAsia="ru-RU"/>
+        </w:rPr>
+      </w:pPr>
+      <w:proofErr w:type="spellStart"/>
+      <w:r>
+        <w:rPr>
+          <w:rFonts w:ascii="Consolas" w:hAnsi="Consolas"/>
+          <w:color w:val="000000" w:themeColor="text1"/>
+          <w:sz w:val="20"/>
+          <w:szCs w:val="20"/>
+          <w:lang w:eastAsia="ru-RU"/>
+        </w:rPr>
+        <w:t>import</w:t>
+      </w:r>
+      <w:proofErr w:type="spellEnd"/>
+      <w:r>
+        <w:rPr>
+          <w:rFonts w:ascii="Consolas" w:hAnsi="Consolas"/>
+          <w:color w:val="000000" w:themeColor="text1"/>
+          <w:sz w:val="20"/>
+          <w:szCs w:val="20"/>
+          <w:lang w:eastAsia="ru-RU"/>
+        </w:rPr>
+        <w:t xml:space="preserve"> </w:t>
+      </w:r>
+      <w:proofErr w:type="spellStart"/>
+      <w:r>
+        <w:rPr>
+          <w:rFonts w:ascii="Consolas" w:hAnsi="Consolas"/>
+          <w:color w:val="000000" w:themeColor="text1"/>
+          <w:sz w:val="20"/>
+          <w:szCs w:val="20"/>
+          <w:lang w:eastAsia="ru-RU"/>
+        </w:rPr>
+        <w:t>requests</w:t>
+      </w:r>
+      <w:proofErr w:type="spellEnd"/>
+    </w:p>
+    <w:p>
+      <w:pPr>
+        <w:pStyle w:val="a"/>
+        <w:numPr>
+          <w:ilvl w:val="0"/>
+          <w:numId w:val="0"/>
+        </w:numPr>
+        <w:spacing w:before="240" w:after="240"/>
+        <w:rPr>
+          <w:rFonts w:ascii="Consolas" w:hAnsi="Consolas"/>
+          <w:color w:val="000000" w:themeColor="text1"/>
+          <w:sz w:val="20"/>
+          <w:szCs w:val="20"/>
+          <w:lang w:val="en-US" w:eastAsia="ru-RU"/>
+        </w:rPr>
+      </w:pPr>
+      <w:r>
+        <w:rPr>
+          <w:rFonts w:ascii="Consolas" w:hAnsi="Consolas"/>
+          <w:color w:val="000000" w:themeColor="text1"/>
+          <w:sz w:val="20"/>
+          <w:szCs w:val="20"/>
+          <w:lang w:val="en-US" w:eastAsia="ru-RU"/>
+        </w:rPr>
+        <w:t xml:space="preserve">response = </w:t>
+      </w:r>
+      <w:proofErr w:type="spellStart"/>
+      <w:r>
+        <w:rPr>
+          <w:rFonts w:ascii="Consolas" w:hAnsi="Consolas"/>
+          <w:color w:val="000000" w:themeColor="text1"/>
+          <w:sz w:val="20"/>
+          <w:szCs w:val="20"/>
+          <w:lang w:val="en-US" w:eastAsia="ru-RU"/>
+        </w:rPr>
+        <w:t>requests.get</w:t>
+      </w:r>
+      <w:proofErr w:type="spellEnd"/>
+      <w:r>
+        <w:rPr>
+          <w:rFonts w:ascii="Consolas" w:hAnsi="Consolas"/>
+          <w:color w:val="000000" w:themeColor="text1"/>
+          <w:sz w:val="20"/>
+          <w:szCs w:val="20"/>
+          <w:lang w:val="en-US" w:eastAsia="ru-RU"/>
+        </w:rPr>
+        <w:t>('https://example.com')</w:t>
+      </w:r>
+    </w:p>
+    <w:p>
+      <w:pPr>
+        <w:pStyle w:val="a"/>
+        <w:numPr>
+          <w:ilvl w:val="0"/>
+          <w:numId w:val="0"/>
+        </w:numPr>
+        <w:spacing w:before="240" w:after="240"/>
+        <w:rPr>
+          <w:rFonts w:ascii="Consolas" w:hAnsi="Consolas"/>
+          <w:color w:val="000000" w:themeColor="text1"/>
+          <w:sz w:val="20"/>
+          <w:szCs w:val="20"/>
+          <w:lang w:eastAsia="ru-RU"/>
+        </w:rPr>
+      </w:pPr>
+      <w:proofErr w:type="spellStart"/>
+      <w:r>
+        <w:rPr>
+          <w:rFonts w:ascii="Consolas" w:hAnsi="Consolas"/>
+          <w:color w:val="000000" w:themeColor="text1"/>
+          <w:sz w:val="20"/>
+          <w:szCs w:val="20"/>
+          <w:lang w:eastAsia="ru-RU"/>
+        </w:rPr>
+        <w:t>print</w:t>
+      </w:r>
+      <w:proofErr w:type="spellEnd"/>
+      <w:r>
+        <w:rPr>
+          <w:rFonts w:ascii="Consolas" w:hAnsi="Consolas"/>
+          <w:color w:val="000000" w:themeColor="text1"/>
+          <w:sz w:val="20"/>
+          <w:szCs w:val="20"/>
+          <w:lang w:eastAsia="ru-RU"/>
+        </w:rPr>
+        <w:t>(</w:t>
+      </w:r>
+      <w:proofErr w:type="spellStart"/>
+      <w:proofErr w:type="gramStart"/>
+      <w:r>
+        <w:rPr>
+          <w:rFonts w:ascii="Consolas" w:hAnsi="Consolas"/>
+          <w:color w:val="000000" w:themeColor="text1"/>
+          <w:sz w:val="20"/>
+          <w:szCs w:val="20"/>
+          <w:lang w:eastAsia="ru-RU"/>
+        </w:rPr>
+        <w:t>response.status</w:t>
+      </w:r>
+      <w:proofErr w:type="gramEnd"/>
+      <w:r>
+        <w:rPr>
+          <w:rFonts w:ascii="Consolas" w:hAnsi="Consolas"/>
+          <w:color w:val="000000" w:themeColor="text1"/>
+          <w:sz w:val="20"/>
+          <w:szCs w:val="20"/>
+          <w:lang w:eastAsia="ru-RU"/>
+        </w:rPr>
+        <w:t>_code</w:t>
+      </w:r>
+      <w:proofErr w:type="spellEnd"/>
+      <w:r>
+        <w:rPr>
+          <w:rFonts w:ascii="Consolas" w:hAnsi="Consolas"/>
+          <w:color w:val="000000" w:themeColor="text1"/>
+          <w:sz w:val="20"/>
+          <w:szCs w:val="20"/>
+          <w:lang w:eastAsia="ru-RU"/>
+        </w:rPr>
+        <w:t>)</w:t>
+      </w:r>
+    </w:p>
+    <w:p>
+      <w:pPr>
+        <w:pStyle w:val="a"/>
+        <w:numPr>
+          <w:ilvl w:val="0"/>
+          <w:numId w:val="0"/>
+        </w:numPr>
+        <w:spacing w:before="240" w:after="240"/>
+        <w:rPr>
+          <w:rFonts w:ascii="Consolas" w:hAnsi="Consolas"/>
+          <w:color w:val="000000" w:themeColor="text1"/>
+          <w:sz w:val="20"/>
+          <w:szCs w:val="20"/>
+          <w:lang w:eastAsia="ru-RU"/>
+        </w:rPr>
+      </w:pPr>
+      <w:proofErr w:type="spellStart"/>
+      <w:r>
+        <w:rPr>
+          <w:rFonts w:ascii="Consolas" w:hAnsi="Consolas"/>
+          <w:color w:val="000000" w:themeColor="text1"/>
+          <w:sz w:val="20"/>
+          <w:szCs w:val="20"/>
+          <w:lang w:eastAsia="ru-RU"/>
+        </w:rPr>
+        <w:t>print</w:t>
+      </w:r>
+      <w:proofErr w:type="spellEnd"/>
+      <w:r>
+        <w:rPr>
+          <w:rFonts w:ascii="Consolas" w:hAnsi="Consolas"/>
+          <w:color w:val="000000" w:themeColor="text1"/>
+          <w:sz w:val="20"/>
+          <w:szCs w:val="20"/>
+          <w:lang w:eastAsia="ru-RU"/>
+        </w:rPr>
+        <w:t>(</w:t>
+      </w:r>
+      <w:proofErr w:type="spellStart"/>
+      <w:r>
+        <w:rPr>
+          <w:rFonts w:ascii="Consolas" w:hAnsi="Consolas"/>
+          <w:color w:val="000000" w:themeColor="text1"/>
+          <w:sz w:val="20"/>
+          <w:szCs w:val="20"/>
+          <w:lang w:eastAsia="ru-RU"/>
+        </w:rPr>
+        <w:t>response.text</w:t>
+      </w:r>
+      <w:proofErr w:type="spellEnd"/>
+      <w:r>
+        <w:rPr>
+          <w:rFonts w:ascii="Consolas" w:hAnsi="Consolas"/>
+          <w:color w:val="000000" w:themeColor="text1"/>
+          <w:sz w:val="20"/>
+          <w:szCs w:val="20"/>
+          <w:lang w:eastAsia="ru-RU"/>
+        </w:rPr>
+        <w:t>)</w:t>
       </w:r>
     </w:p>
     <w:p>
       <w:pPr>
         <w:pStyle w:val="af4"/>
-        <w:jc w:val="center"/>
+        <w:spacing w:before="240" w:after="360"/>
         <w:rPr>
           <w:rFonts w:ascii="Times New Roman" w:hAnsi="Times New Roman" w:cs="Times New Roman"/>
           <w:i w:val="0"/>
@@ -5963,7 +6437,7 @@
           <w:i w:val="0"/>
           <w:iCs w:val="0"/>
         </w:rPr>
-        <w:t xml:space="preserve">Рисунок </w:t>
+        <w:t>Листинг</w:t>
       </w:r>
       <w:r>
         <w:rPr>
@@ -5971,7 +6445,7 @@
           <w:i w:val="0"/>
           <w:iCs w:val="0"/>
         </w:rPr>
-        <w:fldChar w:fldCharType="begin"/>
+        <w:t xml:space="preserve"> </w:t>
       </w:r>
       <w:r>
         <w:rPr>
@@ -5979,32 +6453,7 @@
           <w:i w:val="0"/>
           <w:iCs w:val="0"/>
         </w:rPr>
-        <w:instrText xml:space="preserve"> SEQ Рисунок \* ARABIC </w:instrText>
-      </w:r>
-      <w:r>
-        <w:rPr>
-          <w:rFonts w:ascii="Times New Roman" w:hAnsi="Times New Roman" w:cs="Times New Roman"/>
-          <w:i w:val="0"/>
-          <w:iCs w:val="0"/>
-        </w:rPr>
-        <w:fldChar w:fldCharType="separate"/>
-      </w:r>
-      <w:r>
-        <w:rPr>
-          <w:rFonts w:ascii="Times New Roman" w:hAnsi="Times New Roman" w:cs="Times New Roman"/>
-          <w:i w:val="0"/>
-          <w:iCs w:val="0"/>
-          <w:noProof/>
-        </w:rPr>
-        <w:t>2</w:t>
-      </w:r>
-      <w:r>
-        <w:rPr>
-          <w:rFonts w:ascii="Times New Roman" w:hAnsi="Times New Roman" w:cs="Times New Roman"/>
-          <w:i w:val="0"/>
-          <w:iCs w:val="0"/>
-        </w:rPr>
-        <w:fldChar w:fldCharType="end"/>
+        <w:t>1</w:t>
       </w:r>
       <w:r>
         <w:rPr>
@@ -6109,55 +6558,336 @@
       <w:pPr>
         <w:keepNext/>
         <w:spacing w:line="360" w:lineRule="auto"/>
-        <w:jc w:val="center"/>
-      </w:pPr>
-      <w:r>
-        <w:rPr>
-          <w:noProof/>
-        </w:rPr>
-        <w:drawing>
-          <wp:inline distT="0" distB="0" distL="0" distR="0" wp14:anchorId="722378E5" wp14:editId="55E1E965">
-            <wp:extent cx="4782185" cy="1485900"/>
-            <wp:effectExtent l="0" t="0" r="0" b="0"/>
-            <wp:docPr id="3" name="Image3"/>
-            <wp:cNvGraphicFramePr>
-              <a:graphicFrameLocks xmlns:a="http://schemas.openxmlformats.org/drawingml/2006/main" noChangeAspect="1"/>
-            </wp:cNvGraphicFramePr>
-            <a:graphic xmlns:a="http://schemas.openxmlformats.org/drawingml/2006/main">
-              <a:graphicData uri="http://schemas.openxmlformats.org/drawingml/2006/picture">
-                <pic:pic xmlns:pic="http://schemas.openxmlformats.org/drawingml/2006/picture">
-                  <pic:nvPicPr>
-                    <pic:cNvPr id="3" name="Image3"/>
-                    <pic:cNvPicPr>
-                      <a:picLocks noChangeAspect="1" noChangeArrowheads="1"/>
-                    </pic:cNvPicPr>
-                  </pic:nvPicPr>
-                  <pic:blipFill>
-                    <a:blip r:embed="rId10"/>
-                    <a:stretch>
-                      <a:fillRect/>
-                    </a:stretch>
-                  </pic:blipFill>
-                  <pic:spPr bwMode="auto">
-                    <a:xfrm>
-                      <a:off x="0" y="0"/>
-                      <a:ext cx="4782185" cy="1485900"/>
-                    </a:xfrm>
-                    <a:prstGeom prst="rect">
-                      <a:avLst/>
-                    </a:prstGeom>
-                  </pic:spPr>
-                </pic:pic>
-              </a:graphicData>
-            </a:graphic>
-          </wp:inline>
-        </w:drawing>
+        <w:rPr>
+          <w:rFonts w:ascii="Consolas" w:hAnsi="Consolas"/>
+          <w:sz w:val="20"/>
+          <w:szCs w:val="20"/>
+        </w:rPr>
+      </w:pPr>
+      <w:r>
+        <w:rPr>
+          <w:rFonts w:ascii="Consolas" w:hAnsi="Consolas"/>
+          <w:sz w:val="20"/>
+          <w:szCs w:val="20"/>
+          <w:lang w:val="en-US"/>
+        </w:rPr>
+        <w:t xml:space="preserve">from bs4 import </w:t>
+      </w:r>
+      <w:proofErr w:type="spellStart"/>
+      <w:r>
+        <w:rPr>
+          <w:rFonts w:ascii="Consolas" w:hAnsi="Consolas"/>
+          <w:sz w:val="20"/>
+          <w:szCs w:val="20"/>
+          <w:lang w:val="en-US"/>
+        </w:rPr>
+        <w:t>BeautifulSoup</w:t>
+      </w:r>
+      <w:proofErr w:type="spellEnd"/>
+    </w:p>
+    <w:p>
+      <w:pPr>
+        <w:keepNext/>
+        <w:spacing w:line="360" w:lineRule="auto"/>
+        <w:rPr>
+          <w:rFonts w:ascii="Consolas" w:hAnsi="Consolas"/>
+          <w:sz w:val="20"/>
+          <w:szCs w:val="20"/>
+          <w:lang w:val="en-US"/>
+        </w:rPr>
+      </w:pPr>
+      <w:r>
+        <w:rPr>
+          <w:rFonts w:ascii="Consolas" w:hAnsi="Consolas"/>
+          <w:sz w:val="20"/>
+          <w:szCs w:val="20"/>
+          <w:lang w:val="en-US"/>
+        </w:rPr>
+        <w:t xml:space="preserve">soup = </w:t>
+      </w:r>
+      <w:proofErr w:type="spellStart"/>
+      <w:proofErr w:type="gramStart"/>
+      <w:r>
+        <w:rPr>
+          <w:rFonts w:ascii="Consolas" w:hAnsi="Consolas"/>
+          <w:sz w:val="20"/>
+          <w:szCs w:val="20"/>
+          <w:lang w:val="en-US"/>
+        </w:rPr>
+        <w:t>BeautifulSoup</w:t>
+      </w:r>
+      <w:proofErr w:type="spellEnd"/>
+      <w:r>
+        <w:rPr>
+          <w:rFonts w:ascii="Consolas" w:hAnsi="Consolas"/>
+          <w:sz w:val="20"/>
+          <w:szCs w:val="20"/>
+          <w:lang w:val="en-US"/>
+        </w:rPr>
+        <w:t>(</w:t>
+      </w:r>
+      <w:proofErr w:type="spellStart"/>
+      <w:proofErr w:type="gramEnd"/>
+      <w:r>
+        <w:rPr>
+          <w:rFonts w:ascii="Consolas" w:hAnsi="Consolas"/>
+          <w:sz w:val="20"/>
+          <w:szCs w:val="20"/>
+          <w:lang w:val="en-US"/>
+        </w:rPr>
+        <w:t>html_content</w:t>
+      </w:r>
+      <w:proofErr w:type="spellEnd"/>
+      <w:r>
+        <w:rPr>
+          <w:rFonts w:ascii="Consolas" w:hAnsi="Consolas"/>
+          <w:sz w:val="20"/>
+          <w:szCs w:val="20"/>
+          <w:lang w:val="en-US"/>
+        </w:rPr>
+        <w:t>, '</w:t>
+      </w:r>
+      <w:proofErr w:type="spellStart"/>
+      <w:proofErr w:type="gramStart"/>
+      <w:r>
+        <w:rPr>
+          <w:rFonts w:ascii="Consolas" w:hAnsi="Consolas"/>
+          <w:sz w:val="20"/>
+          <w:szCs w:val="20"/>
+          <w:lang w:val="en-US"/>
+        </w:rPr>
+        <w:t>html.parser</w:t>
+      </w:r>
+      <w:proofErr w:type="spellEnd"/>
+      <w:proofErr w:type="gramEnd"/>
+      <w:r>
+        <w:rPr>
+          <w:rFonts w:ascii="Consolas" w:hAnsi="Consolas"/>
+          <w:sz w:val="20"/>
+          <w:szCs w:val="20"/>
+          <w:lang w:val="en-US"/>
+        </w:rPr>
+        <w:t>')</w:t>
+      </w:r>
+    </w:p>
+    <w:p>
+      <w:pPr>
+        <w:keepNext/>
+        <w:spacing w:line="360" w:lineRule="auto"/>
+        <w:rPr>
+          <w:rFonts w:ascii="Consolas" w:hAnsi="Consolas"/>
+          <w:sz w:val="20"/>
+          <w:szCs w:val="20"/>
+          <w:lang w:val="en-US"/>
+        </w:rPr>
+      </w:pPr>
+      <w:r>
+        <w:rPr>
+          <w:rFonts w:ascii="Consolas" w:hAnsi="Consolas"/>
+          <w:sz w:val="20"/>
+          <w:szCs w:val="20"/>
+          <w:lang w:val="en-US"/>
+        </w:rPr>
+        <w:t xml:space="preserve">images = </w:t>
+      </w:r>
+      <w:proofErr w:type="spellStart"/>
+      <w:proofErr w:type="gramStart"/>
+      <w:r>
+        <w:rPr>
+          <w:rFonts w:ascii="Consolas" w:hAnsi="Consolas"/>
+          <w:sz w:val="20"/>
+          <w:szCs w:val="20"/>
+          <w:lang w:val="en-US"/>
+        </w:rPr>
+        <w:t>soup.find</w:t>
+      </w:r>
+      <w:proofErr w:type="gramEnd"/>
+      <w:r>
+        <w:rPr>
+          <w:rFonts w:ascii="Consolas" w:hAnsi="Consolas"/>
+          <w:sz w:val="20"/>
+          <w:szCs w:val="20"/>
+          <w:lang w:val="en-US"/>
+        </w:rPr>
+        <w:t>_</w:t>
+      </w:r>
+      <w:proofErr w:type="gramStart"/>
+      <w:r>
+        <w:rPr>
+          <w:rFonts w:ascii="Consolas" w:hAnsi="Consolas"/>
+          <w:sz w:val="20"/>
+          <w:szCs w:val="20"/>
+          <w:lang w:val="en-US"/>
+        </w:rPr>
+        <w:t>all</w:t>
+      </w:r>
+      <w:proofErr w:type="spellEnd"/>
+      <w:r>
+        <w:rPr>
+          <w:rFonts w:ascii="Consolas" w:hAnsi="Consolas"/>
+          <w:sz w:val="20"/>
+          <w:szCs w:val="20"/>
+          <w:lang w:val="en-US"/>
+        </w:rPr>
+        <w:t>(</w:t>
+      </w:r>
+      <w:proofErr w:type="gramEnd"/>
+      <w:r>
+        <w:rPr>
+          <w:rFonts w:ascii="Consolas" w:hAnsi="Consolas"/>
+          <w:sz w:val="20"/>
+          <w:szCs w:val="20"/>
+          <w:lang w:val="en-US"/>
+        </w:rPr>
+        <w:t>'</w:t>
+      </w:r>
+      <w:proofErr w:type="spellStart"/>
+      <w:r>
+        <w:rPr>
+          <w:rFonts w:ascii="Consolas" w:hAnsi="Consolas"/>
+          <w:sz w:val="20"/>
+          <w:szCs w:val="20"/>
+          <w:lang w:val="en-US"/>
+        </w:rPr>
+        <w:t>img</w:t>
+      </w:r>
+      <w:proofErr w:type="spellEnd"/>
+      <w:r>
+        <w:rPr>
+          <w:rFonts w:ascii="Consolas" w:hAnsi="Consolas"/>
+          <w:sz w:val="20"/>
+          <w:szCs w:val="20"/>
+          <w:lang w:val="en-US"/>
+        </w:rPr>
+        <w:t xml:space="preserve">', </w:t>
+      </w:r>
+      <w:proofErr w:type="spellStart"/>
+      <w:r>
+        <w:rPr>
+          <w:rFonts w:ascii="Consolas" w:hAnsi="Consolas"/>
+          <w:sz w:val="20"/>
+          <w:szCs w:val="20"/>
+          <w:lang w:val="en-US"/>
+        </w:rPr>
+        <w:t>src</w:t>
+      </w:r>
+      <w:proofErr w:type="spellEnd"/>
+      <w:r>
+        <w:rPr>
+          <w:rFonts w:ascii="Consolas" w:hAnsi="Consolas"/>
+          <w:sz w:val="20"/>
+          <w:szCs w:val="20"/>
+          <w:lang w:val="en-US"/>
+        </w:rPr>
+        <w:t>=True)</w:t>
+      </w:r>
+    </w:p>
+    <w:p>
+      <w:pPr>
+        <w:keepNext/>
+        <w:spacing w:line="360" w:lineRule="auto"/>
+        <w:rPr>
+          <w:rFonts w:ascii="Consolas" w:hAnsi="Consolas"/>
+          <w:sz w:val="20"/>
+          <w:szCs w:val="20"/>
+          <w:lang w:val="en-US"/>
+        </w:rPr>
+      </w:pPr>
+      <w:r>
+        <w:rPr>
+          <w:rFonts w:ascii="Consolas" w:hAnsi="Consolas"/>
+          <w:sz w:val="20"/>
+          <w:szCs w:val="20"/>
+          <w:lang w:val="en-US"/>
+        </w:rPr>
+        <w:t xml:space="preserve">for </w:t>
+      </w:r>
+      <w:proofErr w:type="spellStart"/>
+      <w:r>
+        <w:rPr>
+          <w:rFonts w:ascii="Consolas" w:hAnsi="Consolas"/>
+          <w:sz w:val="20"/>
+          <w:szCs w:val="20"/>
+          <w:lang w:val="en-US"/>
+        </w:rPr>
+        <w:t>img</w:t>
+      </w:r>
+      <w:proofErr w:type="spellEnd"/>
+      <w:r>
+        <w:rPr>
+          <w:rFonts w:ascii="Consolas" w:hAnsi="Consolas"/>
+          <w:sz w:val="20"/>
+          <w:szCs w:val="20"/>
+          <w:lang w:val="en-US"/>
+        </w:rPr>
+        <w:t xml:space="preserve"> in images:</w:t>
+      </w:r>
+    </w:p>
+    <w:p>
+      <w:pPr>
+        <w:keepNext/>
+        <w:spacing w:line="360" w:lineRule="auto"/>
+        <w:rPr>
+          <w:rFonts w:ascii="Consolas" w:hAnsi="Consolas"/>
+          <w:sz w:val="20"/>
+          <w:szCs w:val="20"/>
+          <w:lang w:val="en-US"/>
+        </w:rPr>
+      </w:pPr>
+      <w:r>
+        <w:rPr>
+          <w:rFonts w:ascii="Consolas" w:hAnsi="Consolas"/>
+          <w:sz w:val="20"/>
+          <w:szCs w:val="20"/>
+          <w:lang w:val="en-US"/>
+        </w:rPr>
+        <w:t xml:space="preserve">    print(</w:t>
+      </w:r>
+      <w:proofErr w:type="spellStart"/>
+      <w:r>
+        <w:rPr>
+          <w:rFonts w:ascii="Consolas" w:hAnsi="Consolas"/>
+          <w:sz w:val="20"/>
+          <w:szCs w:val="20"/>
+          <w:lang w:val="en-US"/>
+        </w:rPr>
+        <w:t>img</w:t>
+      </w:r>
+      <w:proofErr w:type="spellEnd"/>
+      <w:r>
+        <w:rPr>
+          <w:rFonts w:ascii="Consolas" w:hAnsi="Consolas"/>
+          <w:sz w:val="20"/>
+          <w:szCs w:val="20"/>
+          <w:lang w:val="en-US"/>
+        </w:rPr>
+        <w:t>['</w:t>
+      </w:r>
+      <w:proofErr w:type="spellStart"/>
+      <w:r>
+        <w:rPr>
+          <w:rFonts w:ascii="Consolas" w:hAnsi="Consolas"/>
+          <w:sz w:val="20"/>
+          <w:szCs w:val="20"/>
+          <w:lang w:val="en-US"/>
+        </w:rPr>
+        <w:t>src</w:t>
+      </w:r>
+      <w:proofErr w:type="spellEnd"/>
+      <w:r>
+        <w:rPr>
+          <w:rFonts w:ascii="Consolas" w:hAnsi="Consolas"/>
+          <w:sz w:val="20"/>
+          <w:szCs w:val="20"/>
+          <w:lang w:val="en-US"/>
+        </w:rPr>
+        <w:t>'])</w:t>
       </w:r>
     </w:p>
     <w:p>
       <w:pPr>
         <w:pStyle w:val="af4"/>
-        <w:jc w:val="center"/>
+        <w:spacing w:after="360"/>
         <w:rPr>
           <w:rFonts w:ascii="Times New Roman" w:hAnsi="Times New Roman" w:cs="Times New Roman"/>
           <w:i w:val="0"/>
@@ -6170,48 +6900,7 @@
           <w:i w:val="0"/>
           <w:iCs w:val="0"/>
         </w:rPr>
-        <w:t xml:space="preserve">Рисунок </w:t>
-      </w:r>
-      <w:r>
-        <w:rPr>
-          <w:rFonts w:ascii="Times New Roman" w:hAnsi="Times New Roman" w:cs="Times New Roman"/>
-          <w:i w:val="0"/>
-          <w:iCs w:val="0"/>
-        </w:rPr>
-        <w:fldChar w:fldCharType="begin"/>
-      </w:r>
-      <w:r>
-        <w:rPr>
-          <w:rFonts w:ascii="Times New Roman" w:hAnsi="Times New Roman" w:cs="Times New Roman"/>
-          <w:i w:val="0"/>
-          <w:iCs w:val="0"/>
-        </w:rPr>
-        <w:instrText xml:space="preserve"> SEQ Рисунок \* ARABIC </w:instrText>
-      </w:r>
-      <w:r>
-        <w:rPr>
-          <w:rFonts w:ascii="Times New Roman" w:hAnsi="Times New Roman" w:cs="Times New Roman"/>
-          <w:i w:val="0"/>
-          <w:iCs w:val="0"/>
-        </w:rPr>
-        <w:fldChar w:fldCharType="separate"/>
-      </w:r>
-      <w:r>
-        <w:rPr>
-          <w:rFonts w:ascii="Times New Roman" w:hAnsi="Times New Roman" w:cs="Times New Roman"/>
-          <w:i w:val="0"/>
-          <w:iCs w:val="0"/>
-          <w:noProof/>
-        </w:rPr>
-        <w:t>3</w:t>
-      </w:r>
-      <w:r>
-        <w:rPr>
-          <w:rFonts w:ascii="Times New Roman" w:hAnsi="Times New Roman" w:cs="Times New Roman"/>
-          <w:i w:val="0"/>
-          <w:iCs w:val="0"/>
-        </w:rPr>
-        <w:fldChar w:fldCharType="end"/>
+        <w:t>Листинг 2</w:t>
       </w:r>
       <w:r>
         <w:rPr>
@@ -6715,48 +7404,723 @@
       <w:pPr>
         <w:spacing w:line="360" w:lineRule="auto"/>
         <w:ind w:firstLine="708"/>
-        <w:jc w:val="both"/>
-        <w:rPr>
-          <w:rFonts w:ascii="Times New Roman" w:hAnsi="Times New Roman" w:cs="Times New Roman"/>
-          <w:sz w:val="28"/>
-          <w:szCs w:val="28"/>
-        </w:rPr>
-      </w:pPr>
-      <w:r>
-        <w:rPr>
-          <w:rFonts w:ascii="Times New Roman" w:hAnsi="Times New Roman" w:cs="Times New Roman"/>
-          <w:sz w:val="28"/>
-          <w:szCs w:val="28"/>
-        </w:rPr>
-        <w:t>Архитектура веб-индексатора базируется на нескольких ключевых принципах проектирования: модульности, предполагающей разделение системы на независимые компоненты; разделении ответственности, при котором логика работы отделена от пользовательского интерфейса; корректной обработке ошибок и исключений; а также удобстве использования, достигаемом за счёт интуитивно понятного интерфейса.</w:t>
-      </w:r>
+        <w:rPr>
+          <w:rFonts w:ascii="Times New Roman" w:hAnsi="Times New Roman" w:cs="Times New Roman"/>
+          <w:sz w:val="28"/>
+          <w:szCs w:val="28"/>
+        </w:rPr>
+      </w:pPr>
+      <w:r>
+        <w:rPr>
+          <w:rFonts w:ascii="Times New Roman" w:hAnsi="Times New Roman" w:cs="Times New Roman"/>
+          <w:sz w:val="28"/>
+          <w:szCs w:val="28"/>
+        </w:rPr>
+        <w:t>Приложение «Веб-Индексатор» построено на основе архитектурного паттерна Model-View-</w:t>
+      </w:r>
+      <w:proofErr w:type="spellStart"/>
+      <w:r>
+        <w:rPr>
+          <w:rFonts w:ascii="Times New Roman" w:hAnsi="Times New Roman" w:cs="Times New Roman"/>
+          <w:sz w:val="28"/>
+          <w:szCs w:val="28"/>
+        </w:rPr>
+        <w:t>Controller</w:t>
+      </w:r>
+      <w:proofErr w:type="spellEnd"/>
+      <w:r>
+        <w:rPr>
+          <w:rFonts w:ascii="Times New Roman" w:hAnsi="Times New Roman" w:cs="Times New Roman"/>
+          <w:sz w:val="28"/>
+          <w:szCs w:val="28"/>
+        </w:rPr>
+        <w:t xml:space="preserve"> (MVC) с активным использованием многопоточности для обеспечения отзывчивости графического интерфейса. Такое решение позволяет разделить логику сбора данных, их отображение и управление взаимодействием с пользователем на три независимые составляющие.</w:t>
+      </w:r>
+    </w:p>
+    <w:p>
+      <w:pPr>
+        <w:spacing w:line="360" w:lineRule="auto"/>
+        <w:ind w:firstLine="708"/>
+        <w:rPr>
+          <w:rFonts w:ascii="Times New Roman" w:hAnsi="Times New Roman" w:cs="Times New Roman"/>
+          <w:sz w:val="28"/>
+          <w:szCs w:val="28"/>
+        </w:rPr>
+      </w:pPr>
+      <w:r>
+        <w:rPr>
+          <w:rFonts w:ascii="Times New Roman" w:hAnsi="Times New Roman" w:cs="Times New Roman"/>
+          <w:sz w:val="28"/>
+          <w:szCs w:val="28"/>
+        </w:rPr>
+        <w:t xml:space="preserve">Модель представляет собой движок сбора данных и включает набор автономных функций: </w:t>
+      </w:r>
+      <w:proofErr w:type="spellStart"/>
+      <w:r>
+        <w:rPr>
+          <w:rFonts w:ascii="Times New Roman" w:hAnsi="Times New Roman" w:cs="Times New Roman"/>
+          <w:sz w:val="28"/>
+          <w:szCs w:val="28"/>
+        </w:rPr>
+        <w:t>get_links_and_images</w:t>
+      </w:r>
+      <w:proofErr w:type="spellEnd"/>
+      <w:r>
+        <w:rPr>
+          <w:rFonts w:ascii="Times New Roman" w:hAnsi="Times New Roman" w:cs="Times New Roman"/>
+          <w:sz w:val="28"/>
+          <w:szCs w:val="28"/>
+        </w:rPr>
+        <w:t xml:space="preserve"> для парсинга веб-страницы и извлечения ссылок и адресов изображений, </w:t>
+      </w:r>
+      <w:proofErr w:type="spellStart"/>
+      <w:r>
+        <w:rPr>
+          <w:rFonts w:ascii="Times New Roman" w:hAnsi="Times New Roman" w:cs="Times New Roman"/>
+          <w:sz w:val="28"/>
+          <w:szCs w:val="28"/>
+        </w:rPr>
+        <w:t>download_all_images</w:t>
+      </w:r>
+      <w:proofErr w:type="spellEnd"/>
+      <w:r>
+        <w:rPr>
+          <w:rFonts w:ascii="Times New Roman" w:hAnsi="Times New Roman" w:cs="Times New Roman"/>
+          <w:sz w:val="28"/>
+          <w:szCs w:val="28"/>
+        </w:rPr>
+        <w:t xml:space="preserve"> для загрузки найденных графических файлов на диск, </w:t>
+      </w:r>
+      <w:proofErr w:type="spellStart"/>
+      <w:r>
+        <w:rPr>
+          <w:rFonts w:ascii="Times New Roman" w:hAnsi="Times New Roman" w:cs="Times New Roman"/>
+          <w:sz w:val="28"/>
+          <w:szCs w:val="28"/>
+        </w:rPr>
+        <w:t>save_links</w:t>
+      </w:r>
+      <w:proofErr w:type="spellEnd"/>
+      <w:r>
+        <w:rPr>
+          <w:rFonts w:ascii="Times New Roman" w:hAnsi="Times New Roman" w:cs="Times New Roman"/>
+          <w:sz w:val="28"/>
+          <w:szCs w:val="28"/>
+        </w:rPr>
+        <w:t xml:space="preserve"> для сохранения списка ссылок в текстовый файл, а также вспомогательную функцию </w:t>
+      </w:r>
+      <w:proofErr w:type="spellStart"/>
+      <w:r>
+        <w:rPr>
+          <w:rFonts w:ascii="Times New Roman" w:hAnsi="Times New Roman" w:cs="Times New Roman"/>
+          <w:sz w:val="28"/>
+          <w:szCs w:val="28"/>
+        </w:rPr>
+        <w:t>get_extension_from_url</w:t>
+      </w:r>
+      <w:proofErr w:type="spellEnd"/>
+      <w:r>
+        <w:rPr>
+          <w:rFonts w:ascii="Times New Roman" w:hAnsi="Times New Roman" w:cs="Times New Roman"/>
+          <w:sz w:val="28"/>
+          <w:szCs w:val="28"/>
+        </w:rPr>
+        <w:t xml:space="preserve"> для определения типа файла по его расширению. Ключевая особенность модели заключается в том, что она полностью независима от графического интерфейса. Это означает, что один и тот же движок сбора данных может использоваться как в текущем приложении с оконным интерфейсом, так и в потенциальной консольной версии или даже в веб-сервисе. Модель ничего не знает о существовании кнопок, полей ввода или логов - она только получает входные данные и возвращает результаты.</w:t>
+      </w:r>
+    </w:p>
+    <w:p>
+      <w:pPr>
+        <w:spacing w:line="360" w:lineRule="auto"/>
+        <w:rPr>
+          <w:rFonts w:ascii="Times New Roman" w:hAnsi="Times New Roman" w:cs="Times New Roman"/>
+          <w:sz w:val="28"/>
+          <w:szCs w:val="28"/>
+        </w:rPr>
+      </w:pPr>
+    </w:p>
+    <w:p>
+      <w:pPr>
+        <w:spacing w:line="360" w:lineRule="auto"/>
+        <w:rPr>
+          <w:rFonts w:ascii="Times New Roman" w:hAnsi="Times New Roman" w:cs="Times New Roman"/>
+          <w:sz w:val="28"/>
+          <w:szCs w:val="28"/>
+        </w:rPr>
+      </w:pPr>
+      <w:r>
+        <w:rPr>
+          <w:rFonts w:ascii="Times New Roman" w:hAnsi="Times New Roman" w:cs="Times New Roman"/>
+          <w:sz w:val="28"/>
+          <w:szCs w:val="28"/>
+        </w:rPr>
+        <w:t xml:space="preserve">Представление реализовано на библиотеке </w:t>
+      </w:r>
+      <w:proofErr w:type="spellStart"/>
+      <w:r>
+        <w:rPr>
+          <w:rFonts w:ascii="Times New Roman" w:hAnsi="Times New Roman" w:cs="Times New Roman"/>
+          <w:sz w:val="28"/>
+          <w:szCs w:val="28"/>
+        </w:rPr>
+        <w:t>tkinter</w:t>
+      </w:r>
+      <w:proofErr w:type="spellEnd"/>
+      <w:r>
+        <w:rPr>
+          <w:rFonts w:ascii="Times New Roman" w:hAnsi="Times New Roman" w:cs="Times New Roman"/>
+          <w:sz w:val="28"/>
+          <w:szCs w:val="28"/>
+        </w:rPr>
+        <w:t xml:space="preserve"> и представляет собой класс </w:t>
+      </w:r>
+      <w:proofErr w:type="spellStart"/>
+      <w:r>
+        <w:rPr>
+          <w:rFonts w:ascii="Times New Roman" w:hAnsi="Times New Roman" w:cs="Times New Roman"/>
+          <w:sz w:val="28"/>
+          <w:szCs w:val="28"/>
+        </w:rPr>
+        <w:t>WebIndexerApp</w:t>
+      </w:r>
+      <w:proofErr w:type="spellEnd"/>
+      <w:r>
+        <w:rPr>
+          <w:rFonts w:ascii="Times New Roman" w:hAnsi="Times New Roman" w:cs="Times New Roman"/>
+          <w:sz w:val="28"/>
+          <w:szCs w:val="28"/>
+        </w:rPr>
+        <w:t>, который содержит все виджеты пользовательского интерфейса. В его составе имеются поле для ввода URL с кнопкой вставки из буфера обмена, панель управляющих кнопок («Начать индексацию», «Сохранить ссылки», «Скачать изображения», «Папка сохранения»), индикатор прогресса, область статистики с отображением количества ссылок, изображений и обнаруженных форматов, а также область лога для вывода сообщений о ходе работы и строка состояния. Все элементы интерфейса стилизованы в тёмной цветовой гамме с акцентным фиолетовым цветом для улучшения визуального восприятия. Лог поддерживает цветовую маркировку сообщений: зелёным отмечаются успешные операции, красным - ошибки, жёлтым - предупреждения.</w:t>
+      </w:r>
+    </w:p>
+    <w:p>
+      <w:pPr>
+        <w:spacing w:line="360" w:lineRule="auto"/>
+        <w:rPr>
+          <w:rFonts w:ascii="Times New Roman" w:hAnsi="Times New Roman" w:cs="Times New Roman"/>
+          <w:sz w:val="28"/>
+          <w:szCs w:val="28"/>
+        </w:rPr>
+      </w:pPr>
+    </w:p>
+    <w:p>
+      <w:pPr>
+        <w:spacing w:line="360" w:lineRule="auto"/>
+        <w:rPr>
+          <w:rFonts w:ascii="Times New Roman" w:hAnsi="Times New Roman" w:cs="Times New Roman"/>
+          <w:sz w:val="28"/>
+          <w:szCs w:val="28"/>
+        </w:rPr>
+      </w:pPr>
+      <w:r>
+        <w:rPr>
+          <w:rFonts w:ascii="Times New Roman" w:hAnsi="Times New Roman" w:cs="Times New Roman"/>
+          <w:sz w:val="28"/>
+          <w:szCs w:val="28"/>
+        </w:rPr>
+        <w:t xml:space="preserve">Контроллер реализован в виде методов того же класса </w:t>
+      </w:r>
+      <w:proofErr w:type="spellStart"/>
+      <w:r>
+        <w:rPr>
+          <w:rFonts w:ascii="Times New Roman" w:hAnsi="Times New Roman" w:cs="Times New Roman"/>
+          <w:sz w:val="28"/>
+          <w:szCs w:val="28"/>
+        </w:rPr>
+        <w:t>WebIndexerApp</w:t>
+      </w:r>
+      <w:proofErr w:type="spellEnd"/>
+      <w:r>
+        <w:rPr>
+          <w:rFonts w:ascii="Times New Roman" w:hAnsi="Times New Roman" w:cs="Times New Roman"/>
+          <w:sz w:val="28"/>
+          <w:szCs w:val="28"/>
+        </w:rPr>
+        <w:t xml:space="preserve">, которые обрабатывают нажатия кнопок, управляют состояниями интерфейса и координируют работу модели. При нажатии пользователем кнопки «Начать индексацию» контроллер сначала проверяет корректность введённого URL и сбрасывает предыдущие результаты, затем блокирует все управляющие кнопки, чтобы предотвратить повторные нажатия во время работы, и запускает анимацию прогресс-бара. После этого создаётся отдельный фоновый поток, в котором выполняется функция модели </w:t>
+      </w:r>
+      <w:proofErr w:type="spellStart"/>
+      <w:r>
+        <w:rPr>
+          <w:rFonts w:ascii="Times New Roman" w:hAnsi="Times New Roman" w:cs="Times New Roman"/>
+          <w:sz w:val="28"/>
+          <w:szCs w:val="28"/>
+        </w:rPr>
+        <w:t>get_links_and_images</w:t>
+      </w:r>
+      <w:proofErr w:type="spellEnd"/>
+      <w:r>
+        <w:rPr>
+          <w:rFonts w:ascii="Times New Roman" w:hAnsi="Times New Roman" w:cs="Times New Roman"/>
+          <w:sz w:val="28"/>
+          <w:szCs w:val="28"/>
+        </w:rPr>
+        <w:t xml:space="preserve">. Это критически важное архитектурное решение: поскольку парсинг веб-страницы и загрузка данных по сети могут занимать от нескольких секунд до минуты и более, выполнение таких операций в основном потоке графического интерфейса привело бы к полной остановке приложения - окно перестало бы двигаться, кнопки не нажимались бы, а операционная система стала бы отображать сообщение о том, что программа не отвечает. Вынос же всех долгих операций в фоновые потоки позволяет интерфейсу оставаться полностью отзывчивым: пользователь может перемещать окно, читать лог или даже запускать другие действия (хотя в текущей реализации повторный запуск блокируется до завершения предыдущего). По завершении работы фонового потока контроллер с помощью механизма </w:t>
+      </w:r>
+      <w:proofErr w:type="spellStart"/>
+      <w:proofErr w:type="gramStart"/>
+      <w:r>
+        <w:rPr>
+          <w:rFonts w:ascii="Times New Roman" w:hAnsi="Times New Roman" w:cs="Times New Roman"/>
+          <w:sz w:val="28"/>
+          <w:szCs w:val="28"/>
+        </w:rPr>
+        <w:t>root.after</w:t>
+      </w:r>
+      <w:proofErr w:type="spellEnd"/>
+      <w:proofErr w:type="gramEnd"/>
+      <w:r>
+        <w:rPr>
+          <w:rFonts w:ascii="Times New Roman" w:hAnsi="Times New Roman" w:cs="Times New Roman"/>
+          <w:sz w:val="28"/>
+          <w:szCs w:val="28"/>
+        </w:rPr>
+        <w:t xml:space="preserve"> возвращает управление в главный поток для обновления интерфейса: отображаются найденные ссылки и изображения, обновляются счётчики статистики, активными становятся те кнопки, для которых имеются соответствующие данные (например, кнопка сохранения ссылок активируется только если ссылки действительно найдены). Аналогичным образом через фоновые потоки реализованы сохранение ссылок в файл и загрузка изображений - эти операции также могут занимать заметное время при большом объёме данных.</w:t>
+      </w:r>
+    </w:p>
+    <w:p>
+      <w:pPr>
+        <w:spacing w:line="360" w:lineRule="auto"/>
+        <w:rPr>
+          <w:rFonts w:ascii="Times New Roman" w:hAnsi="Times New Roman" w:cs="Times New Roman"/>
+          <w:sz w:val="28"/>
+          <w:szCs w:val="28"/>
+        </w:rPr>
+      </w:pPr>
+    </w:p>
+    <w:p>
+      <w:pPr>
+        <w:spacing w:line="360" w:lineRule="auto"/>
+        <w:rPr>
+          <w:rFonts w:ascii="Times New Roman" w:hAnsi="Times New Roman" w:cs="Times New Roman"/>
+          <w:sz w:val="28"/>
+          <w:szCs w:val="28"/>
+        </w:rPr>
+      </w:pPr>
+      <w:r>
+        <w:rPr>
+          <w:rFonts w:ascii="Times New Roman" w:hAnsi="Times New Roman" w:cs="Times New Roman"/>
+          <w:sz w:val="28"/>
+          <w:szCs w:val="28"/>
+        </w:rPr>
+        <w:t xml:space="preserve">Взаимодействие всех компонентов выглядит следующим образом. Пользователь вводит или вставляет URL и нажимает кнопку индексации. Контроллер запускает фоновый поток с моделью, которая отправляет HTTP-запрос к указанному веб-серверу, получает HTML-код страницы, </w:t>
+      </w:r>
+      <w:proofErr w:type="spellStart"/>
+      <w:r>
+        <w:rPr>
+          <w:rFonts w:ascii="Times New Roman" w:hAnsi="Times New Roman" w:cs="Times New Roman"/>
+          <w:sz w:val="28"/>
+          <w:szCs w:val="28"/>
+        </w:rPr>
+        <w:t>парсит</w:t>
+      </w:r>
+      <w:proofErr w:type="spellEnd"/>
+      <w:r>
+        <w:rPr>
+          <w:rFonts w:ascii="Times New Roman" w:hAnsi="Times New Roman" w:cs="Times New Roman"/>
+          <w:sz w:val="28"/>
+          <w:szCs w:val="28"/>
+        </w:rPr>
+        <w:t xml:space="preserve"> его с помощью </w:t>
+      </w:r>
+      <w:proofErr w:type="spellStart"/>
+      <w:r>
+        <w:rPr>
+          <w:rFonts w:ascii="Times New Roman" w:hAnsi="Times New Roman" w:cs="Times New Roman"/>
+          <w:sz w:val="28"/>
+          <w:szCs w:val="28"/>
+        </w:rPr>
+        <w:t>BeautifulSoup</w:t>
+      </w:r>
+      <w:proofErr w:type="spellEnd"/>
+      <w:r>
+        <w:rPr>
+          <w:rFonts w:ascii="Times New Roman" w:hAnsi="Times New Roman" w:cs="Times New Roman"/>
+          <w:sz w:val="28"/>
+          <w:szCs w:val="28"/>
+        </w:rPr>
+        <w:t xml:space="preserve">, извлекает все ссылки из тегов a и все адреса изображений из тегов </w:t>
+      </w:r>
+      <w:proofErr w:type="spellStart"/>
+      <w:r>
+        <w:rPr>
+          <w:rFonts w:ascii="Times New Roman" w:hAnsi="Times New Roman" w:cs="Times New Roman"/>
+          <w:sz w:val="28"/>
+          <w:szCs w:val="28"/>
+        </w:rPr>
+        <w:t>img</w:t>
+      </w:r>
+      <w:proofErr w:type="spellEnd"/>
+      <w:r>
+        <w:rPr>
+          <w:rFonts w:ascii="Times New Roman" w:hAnsi="Times New Roman" w:cs="Times New Roman"/>
+          <w:sz w:val="28"/>
+          <w:szCs w:val="28"/>
+        </w:rPr>
+        <w:t xml:space="preserve">, преобразуя относительные пути в абсолютные URL. Модель возвращает контроллеру два списка. Контроллер сохраняет их внутренне и обновляет интерфейс. Затем пользователь может сохранить ссылки на диск - контроллер в новом фоновом потоке вызывает функцию </w:t>
+      </w:r>
+      <w:proofErr w:type="spellStart"/>
+      <w:r>
+        <w:rPr>
+          <w:rFonts w:ascii="Times New Roman" w:hAnsi="Times New Roman" w:cs="Times New Roman"/>
+          <w:sz w:val="28"/>
+          <w:szCs w:val="28"/>
+        </w:rPr>
+        <w:t>save_links</w:t>
+      </w:r>
+      <w:proofErr w:type="spellEnd"/>
+      <w:r>
+        <w:rPr>
+          <w:rFonts w:ascii="Times New Roman" w:hAnsi="Times New Roman" w:cs="Times New Roman"/>
+          <w:sz w:val="28"/>
+          <w:szCs w:val="28"/>
+        </w:rPr>
+        <w:t xml:space="preserve">, которая создаёт папку </w:t>
+      </w:r>
+      <w:proofErr w:type="spellStart"/>
+      <w:r>
+        <w:rPr>
+          <w:rFonts w:ascii="Times New Roman" w:hAnsi="Times New Roman" w:cs="Times New Roman"/>
+          <w:sz w:val="28"/>
+          <w:szCs w:val="28"/>
+        </w:rPr>
+        <w:t>indexed_data</w:t>
+      </w:r>
+      <w:proofErr w:type="spellEnd"/>
+      <w:r>
+        <w:rPr>
+          <w:rFonts w:ascii="Times New Roman" w:hAnsi="Times New Roman" w:cs="Times New Roman"/>
+          <w:sz w:val="28"/>
+          <w:szCs w:val="28"/>
+        </w:rPr>
+        <w:t xml:space="preserve"> и записывает в неё текстовый файл. Или пользователь может скачать все найденные изображения - контроллер в фоновом потоке запускает </w:t>
+      </w:r>
+      <w:proofErr w:type="spellStart"/>
+      <w:r>
+        <w:rPr>
+          <w:rFonts w:ascii="Times New Roman" w:hAnsi="Times New Roman" w:cs="Times New Roman"/>
+          <w:sz w:val="28"/>
+          <w:szCs w:val="28"/>
+        </w:rPr>
+        <w:t>download_all_images</w:t>
+      </w:r>
+      <w:proofErr w:type="spellEnd"/>
+      <w:r>
+        <w:rPr>
+          <w:rFonts w:ascii="Times New Roman" w:hAnsi="Times New Roman" w:cs="Times New Roman"/>
+          <w:sz w:val="28"/>
+          <w:szCs w:val="28"/>
+        </w:rPr>
+        <w:t xml:space="preserve">, которая для каждого URL проверяет расширение файла и Content-Type, после чего сохраняет изображение в папку </w:t>
+      </w:r>
+      <w:proofErr w:type="spellStart"/>
+      <w:r>
+        <w:rPr>
+          <w:rFonts w:ascii="Times New Roman" w:hAnsi="Times New Roman" w:cs="Times New Roman"/>
+          <w:sz w:val="28"/>
+          <w:szCs w:val="28"/>
+        </w:rPr>
+        <w:t>indexed_images</w:t>
+      </w:r>
+      <w:proofErr w:type="spellEnd"/>
+      <w:r>
+        <w:rPr>
+          <w:rFonts w:ascii="Times New Roman" w:hAnsi="Times New Roman" w:cs="Times New Roman"/>
+          <w:sz w:val="28"/>
+          <w:szCs w:val="28"/>
+        </w:rPr>
+        <w:t xml:space="preserve"> с именем вида image_0.jpg, image_1.png и так далее. При желании пользователь может предварительно выбрать директорию для сохранения через кнопку «Папка сохранения» - в этом случае все данные будут сохраняться в подпапки выбранного расположения.</w:t>
+      </w:r>
+    </w:p>
+    <w:p>
+      <w:pPr>
+        <w:spacing w:line="360" w:lineRule="auto"/>
+        <w:rPr>
+          <w:rFonts w:ascii="Times New Roman" w:hAnsi="Times New Roman" w:cs="Times New Roman"/>
+          <w:sz w:val="28"/>
+          <w:szCs w:val="28"/>
+        </w:rPr>
+      </w:pPr>
+    </w:p>
+    <w:p>
+      <w:pPr>
+        <w:spacing w:line="360" w:lineRule="auto"/>
+        <w:rPr>
+          <w:rFonts w:ascii="Times New Roman" w:hAnsi="Times New Roman" w:cs="Times New Roman"/>
+          <w:sz w:val="28"/>
+          <w:szCs w:val="28"/>
+        </w:rPr>
+      </w:pPr>
+      <w:r>
+        <w:rPr>
+          <w:rFonts w:ascii="Times New Roman" w:hAnsi="Times New Roman" w:cs="Times New Roman"/>
+          <w:sz w:val="28"/>
+          <w:szCs w:val="28"/>
+        </w:rPr>
+        <w:t>Приложение также поддерживает несколько пользовательских сценариев, повышающих удобство работы. Это базовая индексация с визуальной обратной связью через прогресс-бар и цветной лог, сохранение ссылок в файл для последующего анализа, пакетная загрузка всех изображений с сайта с фильтрацией по типам файлов, возможность вставки URL из буфера обмена одним нажатием кнопки, а также наглядная обработка ошибочных ситуаций: если указанный сайт недоступен, в логе появляется красное сообщение об ошибке, а кнопки сохранения и загрузки не активируются.</w:t>
+      </w:r>
+    </w:p>
+    <w:p>
+      <w:pPr>
+        <w:spacing w:line="360" w:lineRule="auto"/>
+        <w:rPr>
+          <w:rFonts w:ascii="Times New Roman" w:hAnsi="Times New Roman" w:cs="Times New Roman"/>
+          <w:sz w:val="28"/>
+          <w:szCs w:val="28"/>
+        </w:rPr>
+      </w:pPr>
+    </w:p>
+    <w:p>
+      <w:pPr>
+        <w:spacing w:line="360" w:lineRule="auto"/>
+        <w:rPr>
+          <w:rFonts w:ascii="Times New Roman" w:hAnsi="Times New Roman" w:cs="Times New Roman"/>
+          <w:sz w:val="28"/>
+          <w:szCs w:val="28"/>
+        </w:rPr>
+      </w:pPr>
+      <w:r>
+        <w:rPr>
+          <w:rFonts w:ascii="Times New Roman" w:hAnsi="Times New Roman" w:cs="Times New Roman"/>
+          <w:sz w:val="28"/>
+          <w:szCs w:val="28"/>
+        </w:rPr>
+        <w:t>С точки зрения нефункциональных требований приложение демонстрирует хорошую отзывчивость благодаря многопоточности, обладает надёжностью за счёт обработки исключений в модели и пропуска проблемных URL, а также является расширяемым - поскольку модель полностью отделена от интерфейса, её функциональность можно наращивать без изменения кода графической оболочки. В перспективе возможны следующие улучшения: добавление рекурсивного обхода нескольких страниц сайта, реализация кнопки отмены длительной операции, использование пула потоков для параллельной загрузки изображений с целью ускорения работы, экспорт данных в форматы JSON или CSV, а также проверка файла robots.txt для соблюдения правил индексации сайтов.</w:t>
+      </w:r>
+    </w:p>
+    <w:p>
+      <w:pPr>
+        <w:pStyle w:val="afb"/>
+        <w:numPr>
+          <w:ilvl w:val="0"/>
+          <w:numId w:val="0"/>
+        </w:numPr>
+        <w:ind w:left="567"/>
+      </w:pPr>
+    </w:p>
+    <w:p>
+      <w:pPr>
+        <w:pStyle w:val="2"/>
+      </w:pPr>
+      <w:bookmarkStart w:id="45" w:name="_Toc226376771"/>
+      <w:bookmarkStart w:id="46" w:name="_Toc226376955"/>
+      <w:bookmarkStart w:id="47" w:name="_Toc226389592"/>
+      <w:bookmarkStart w:id="48" w:name="_Toc227835856"/>
+      <w:r>
+        <w:t>1.5 Анализ существующих решений</w:t>
+      </w:r>
+      <w:bookmarkEnd w:id="45"/>
+      <w:bookmarkEnd w:id="46"/>
+      <w:bookmarkEnd w:id="47"/>
+      <w:bookmarkEnd w:id="48"/>
+    </w:p>
+    <w:p>
+      <w:pPr>
+        <w:spacing w:after="0" w:line="360" w:lineRule="auto"/>
+        <w:ind w:firstLine="708"/>
+        <w:rPr>
+          <w:rFonts w:ascii="Times New Roman" w:hAnsi="Times New Roman" w:cs="Times New Roman"/>
+          <w:sz w:val="28"/>
+          <w:szCs w:val="28"/>
+        </w:rPr>
+      </w:pPr>
+      <w:r>
+        <w:rPr>
+          <w:rFonts w:ascii="Times New Roman" w:hAnsi="Times New Roman" w:cs="Times New Roman"/>
+          <w:sz w:val="28"/>
+          <w:szCs w:val="28"/>
+        </w:rPr>
+        <w:t>Существующие решения для веб-</w:t>
+      </w:r>
+      <w:proofErr w:type="spellStart"/>
+      <w:r>
+        <w:rPr>
+          <w:rFonts w:ascii="Times New Roman" w:hAnsi="Times New Roman" w:cs="Times New Roman"/>
+          <w:sz w:val="28"/>
+          <w:szCs w:val="28"/>
+        </w:rPr>
+        <w:t>скрапинга</w:t>
+      </w:r>
+      <w:proofErr w:type="spellEnd"/>
+      <w:r>
+        <w:rPr>
+          <w:rFonts w:ascii="Times New Roman" w:hAnsi="Times New Roman" w:cs="Times New Roman"/>
+          <w:sz w:val="28"/>
+          <w:szCs w:val="28"/>
+        </w:rPr>
+        <w:t xml:space="preserve"> делятся на две категории. Коммерческие программы, такие как </w:t>
+      </w:r>
+      <w:proofErr w:type="spellStart"/>
+      <w:r>
+        <w:rPr>
+          <w:rFonts w:ascii="Times New Roman" w:hAnsi="Times New Roman" w:cs="Times New Roman"/>
+          <w:sz w:val="28"/>
+          <w:szCs w:val="28"/>
+        </w:rPr>
+        <w:t>ParseHub</w:t>
+      </w:r>
+      <w:proofErr w:type="spellEnd"/>
+      <w:r>
+        <w:rPr>
+          <w:rFonts w:ascii="Times New Roman" w:hAnsi="Times New Roman" w:cs="Times New Roman"/>
+          <w:sz w:val="28"/>
+          <w:szCs w:val="28"/>
+        </w:rPr>
+        <w:t xml:space="preserve"> и </w:t>
+      </w:r>
+      <w:proofErr w:type="spellStart"/>
+      <w:r>
+        <w:rPr>
+          <w:rFonts w:ascii="Times New Roman" w:hAnsi="Times New Roman" w:cs="Times New Roman"/>
+          <w:sz w:val="28"/>
+          <w:szCs w:val="28"/>
+        </w:rPr>
+        <w:t>Octoparse</w:t>
+      </w:r>
+      <w:proofErr w:type="spellEnd"/>
+      <w:r>
+        <w:rPr>
+          <w:rFonts w:ascii="Times New Roman" w:hAnsi="Times New Roman" w:cs="Times New Roman"/>
+          <w:sz w:val="28"/>
+          <w:szCs w:val="28"/>
+        </w:rPr>
+        <w:t xml:space="preserve">, предлагают визуальный интерфейс и облачные возможности, но страдают от высокой стоимости и сложности освоения. Открытые фреймворки — </w:t>
+      </w:r>
+      <w:proofErr w:type="spellStart"/>
+      <w:r>
+        <w:rPr>
+          <w:rFonts w:ascii="Times New Roman" w:hAnsi="Times New Roman" w:cs="Times New Roman"/>
+          <w:sz w:val="28"/>
+          <w:szCs w:val="28"/>
+        </w:rPr>
+        <w:t>Scrapy</w:t>
+      </w:r>
+      <w:proofErr w:type="spellEnd"/>
+      <w:r>
+        <w:rPr>
+          <w:rFonts w:ascii="Times New Roman" w:hAnsi="Times New Roman" w:cs="Times New Roman"/>
+          <w:sz w:val="28"/>
+          <w:szCs w:val="28"/>
+        </w:rPr>
+        <w:t xml:space="preserve"> и </w:t>
+      </w:r>
+      <w:proofErr w:type="spellStart"/>
+      <w:r>
+        <w:rPr>
+          <w:rFonts w:ascii="Times New Roman" w:hAnsi="Times New Roman" w:cs="Times New Roman"/>
+          <w:sz w:val="28"/>
+          <w:szCs w:val="28"/>
+        </w:rPr>
+        <w:t>Selenium</w:t>
+      </w:r>
+      <w:proofErr w:type="spellEnd"/>
+      <w:r>
+        <w:rPr>
+          <w:rFonts w:ascii="Times New Roman" w:hAnsi="Times New Roman" w:cs="Times New Roman"/>
+          <w:sz w:val="28"/>
+          <w:szCs w:val="28"/>
+        </w:rPr>
+        <w:t xml:space="preserve"> — бесплатны и гибки, однако требуют знаний программирования и не имеют графического интерфейса.</w:t>
+      </w:r>
+    </w:p>
+    <w:p>
+      <w:pPr>
+        <w:spacing w:after="0" w:line="360" w:lineRule="auto"/>
+        <w:ind w:firstLine="708"/>
+        <w:rPr>
+          <w:rFonts w:ascii="Times New Roman" w:hAnsi="Times New Roman" w:cs="Times New Roman"/>
+          <w:sz w:val="28"/>
+          <w:szCs w:val="28"/>
+        </w:rPr>
+      </w:pPr>
+      <w:r>
+        <w:rPr>
+          <w:rFonts w:ascii="Times New Roman" w:hAnsi="Times New Roman" w:cs="Times New Roman"/>
+          <w:sz w:val="28"/>
+          <w:szCs w:val="28"/>
+        </w:rPr>
+        <w:t>Разработанное приложение объединяет достоинства обоих подходов, избегая их недостатков. Оно отличается простотой использования благодаря интуитивному интерфейсу, полностью бесплатно как открытое ПО, работает автономно без постоянного подключения к интернету, легковесно и предъявляет минимальные системные требования, а также обеспечивает высокую скорость работы за счёт автоматизации рутинных операций. Благодаря этому приложение становится оптимальным выбором для пользователей, которым нужен эффективный, доступный и простой инструмент для веб-</w:t>
+      </w:r>
+      <w:proofErr w:type="spellStart"/>
+      <w:r>
+        <w:rPr>
+          <w:rFonts w:ascii="Times New Roman" w:hAnsi="Times New Roman" w:cs="Times New Roman"/>
+          <w:sz w:val="28"/>
+          <w:szCs w:val="28"/>
+        </w:rPr>
+        <w:t>скрапинга</w:t>
+      </w:r>
+      <w:proofErr w:type="spellEnd"/>
+      <w:r>
+        <w:rPr>
+          <w:rFonts w:ascii="Times New Roman" w:hAnsi="Times New Roman" w:cs="Times New Roman"/>
+          <w:sz w:val="28"/>
+          <w:szCs w:val="28"/>
+        </w:rPr>
+        <w:t xml:space="preserve">. </w:t>
+      </w:r>
+      <w:r>
+        <w:rPr>
+          <w:rFonts w:ascii="Times New Roman" w:hAnsi="Times New Roman" w:cs="Times New Roman"/>
+          <w:sz w:val="28"/>
+          <w:szCs w:val="28"/>
+        </w:rPr>
+        <w:br w:type="page"/>
+      </w:r>
+    </w:p>
+    <w:p>
+      <w:pPr>
+        <w:pStyle w:val="1"/>
+      </w:pPr>
+      <w:bookmarkStart w:id="49" w:name="_Toc227835857"/>
+      <w:r>
+        <w:t>РЕАЛИЗАЦИЯ ПРОЕКТА</w:t>
+      </w:r>
+      <w:bookmarkEnd w:id="49"/>
+    </w:p>
+    <w:p>
+      <w:pPr>
+        <w:pStyle w:val="2"/>
+      </w:pPr>
+      <w:bookmarkStart w:id="50" w:name="_Toc226376773"/>
+      <w:bookmarkStart w:id="51" w:name="_Toc226376957"/>
+      <w:bookmarkStart w:id="52" w:name="_Toc226389594"/>
+      <w:bookmarkStart w:id="53" w:name="_Toc227835858"/>
+      <w:r>
+        <w:t>2.1 Описание разработанного приложения</w:t>
+      </w:r>
+      <w:bookmarkEnd w:id="50"/>
+      <w:bookmarkEnd w:id="51"/>
+      <w:bookmarkEnd w:id="52"/>
+      <w:bookmarkEnd w:id="53"/>
+    </w:p>
+    <w:p>
+      <w:pPr>
+        <w:pStyle w:val="3"/>
+      </w:pPr>
+      <w:bookmarkStart w:id="54" w:name="_Toc226376774"/>
+      <w:bookmarkStart w:id="55" w:name="_Toc226376958"/>
+      <w:bookmarkStart w:id="56" w:name="_Toc226389595"/>
+      <w:bookmarkStart w:id="57" w:name="_Toc227835859"/>
+      <w:r>
+        <w:t>2.1.1 Общие сведения</w:t>
+      </w:r>
+      <w:bookmarkEnd w:id="54"/>
+      <w:bookmarkEnd w:id="55"/>
+      <w:bookmarkEnd w:id="56"/>
+      <w:bookmarkEnd w:id="57"/>
     </w:p>
     <w:p>
       <w:pPr>
         <w:spacing w:line="360" w:lineRule="auto"/>
         <w:ind w:firstLine="708"/>
         <w:jc w:val="both"/>
-        <w:rPr>
-          <w:rFonts w:ascii="Times New Roman" w:hAnsi="Times New Roman" w:cs="Times New Roman"/>
-          <w:sz w:val="28"/>
-          <w:szCs w:val="28"/>
-        </w:rPr>
-      </w:pPr>
-      <w:r>
-        <w:rPr>
-          <w:rFonts w:ascii="Times New Roman" w:hAnsi="Times New Roman" w:cs="Times New Roman"/>
-          <w:sz w:val="28"/>
-          <w:szCs w:val="28"/>
-        </w:rPr>
-        <w:t>П</w:t>
-      </w:r>
-      <w:r>
-        <w:rPr>
-          <w:rFonts w:ascii="Times New Roman" w:hAnsi="Times New Roman" w:cs="Times New Roman"/>
-          <w:sz w:val="28"/>
-          <w:szCs w:val="28"/>
-        </w:rPr>
-        <w:t>риложение включает три ключевых компонента. Модуль веб-</w:t>
+      </w:pPr>
+      <w:r>
+        <w:rPr>
+          <w:rFonts w:ascii="Times New Roman" w:hAnsi="Times New Roman" w:cs="Times New Roman"/>
+          <w:sz w:val="28"/>
+          <w:szCs w:val="28"/>
+        </w:rPr>
+        <w:t xml:space="preserve">Веб-Индексатор – десктопное приложение с графическим интерфейсом на Python с использованием </w:t>
       </w:r>
       <w:proofErr w:type="spellStart"/>
       <w:r>
@@ -6765,7 +8129,7 @@
           <w:sz w:val="28"/>
           <w:szCs w:val="28"/>
         </w:rPr>
-        <w:t>скрапинга</w:t>
+        <w:t>Tkinter</w:t>
       </w:r>
       <w:proofErr w:type="spellEnd"/>
       <w:r>
@@ -6774,551 +8138,128 @@
           <w:sz w:val="28"/>
           <w:szCs w:val="28"/>
         </w:rPr>
-        <w:t xml:space="preserve"> реализует функции получения ссылок и изображений, их загрузки, а также сохранения собранных ссылок. Графический интерфейс представлен главным окном, элементами для ввода URL, кнопками управления и областью журнала операций, где отображается ход выполнения задач. Дополнительно в приложении реализована система многопоточности, которая запускает сетевые операции в фоновых потоках и синхронизирует их с основным потоком для сохранения отзывчивости интерфейса.</w:t>
-      </w:r>
-    </w:p>
-    <w:p>
-      <w:pPr>
-        <w:rPr>
-          <w:rFonts w:ascii="Times New Roman" w:hAnsi="Times New Roman" w:cs="Times New Roman"/>
-          <w:sz w:val="28"/>
-          <w:szCs w:val="28"/>
-        </w:rPr>
-      </w:pPr>
-      <w:bookmarkStart w:id="45" w:name="_Toc226376770"/>
-      <w:r>
-        <w:rPr>
-          <w:rFonts w:ascii="Times New Roman" w:hAnsi="Times New Roman" w:cs="Times New Roman"/>
-          <w:sz w:val="28"/>
-          <w:szCs w:val="28"/>
-        </w:rPr>
-        <w:t>Алгоритм работы</w:t>
-      </w:r>
-      <w:bookmarkEnd w:id="45"/>
-      <w:r>
-        <w:rPr>
-          <w:rFonts w:ascii="Times New Roman" w:hAnsi="Times New Roman" w:cs="Times New Roman"/>
-          <w:sz w:val="28"/>
-          <w:szCs w:val="28"/>
-        </w:rPr>
-        <w:t>:</w:t>
-      </w:r>
-    </w:p>
-    <w:p>
-      <w:pPr>
-        <w:numPr>
-          <w:ilvl w:val="0"/>
-          <w:numId w:val="15"/>
-        </w:numPr>
-        <w:tabs>
-          <w:tab w:val="clear" w:pos="720"/>
-          <w:tab w:val="num" w:pos="851"/>
-        </w:tabs>
+        <w:t>.</w:t>
+      </w:r>
+    </w:p>
+    <w:p>
+      <w:pPr>
         <w:spacing w:line="360" w:lineRule="auto"/>
+        <w:jc w:val="both"/>
+      </w:pPr>
+      <w:r>
+        <w:rPr>
+          <w:rFonts w:ascii="Times New Roman" w:hAnsi="Times New Roman" w:cs="Times New Roman"/>
+          <w:sz w:val="28"/>
+          <w:szCs w:val="28"/>
+        </w:rPr>
+        <w:t>Основные характеристики:</w:t>
+      </w:r>
+    </w:p>
+    <w:p>
+      <w:pPr>
+        <w:pStyle w:val="a"/>
         <w:ind w:left="454" w:firstLine="0"/>
-        <w:jc w:val="both"/>
-      </w:pPr>
-      <w:r>
-        <w:rPr>
-          <w:rFonts w:ascii="Times New Roman" w:hAnsi="Times New Roman" w:cs="Times New Roman"/>
-          <w:sz w:val="28"/>
-          <w:szCs w:val="28"/>
-        </w:rPr>
-        <w:t>Пользователь вводит URL веб-страницы</w:t>
-      </w:r>
-    </w:p>
-    <w:p>
-      <w:pPr>
-        <w:numPr>
-          <w:ilvl w:val="0"/>
-          <w:numId w:val="15"/>
-        </w:numPr>
-        <w:tabs>
-          <w:tab w:val="clear" w:pos="720"/>
-          <w:tab w:val="num" w:pos="851"/>
-        </w:tabs>
-        <w:spacing w:line="360" w:lineRule="auto"/>
+      </w:pPr>
+      <w:r>
+        <w:t>Язык: Python 3.x</w:t>
+      </w:r>
+    </w:p>
+    <w:p>
+      <w:pPr>
+        <w:pStyle w:val="a"/>
         <w:ind w:left="454" w:firstLine="0"/>
-        <w:jc w:val="both"/>
-      </w:pPr>
-      <w:r>
-        <w:rPr>
-          <w:rFonts w:ascii="Times New Roman" w:hAnsi="Times New Roman" w:cs="Times New Roman"/>
-          <w:sz w:val="28"/>
-          <w:szCs w:val="28"/>
-        </w:rPr>
-        <w:t>Приложение отправляет HTTP-запрос к серверу</w:t>
-      </w:r>
-    </w:p>
-    <w:p>
-      <w:pPr>
-        <w:numPr>
-          <w:ilvl w:val="0"/>
-          <w:numId w:val="15"/>
-        </w:numPr>
-        <w:tabs>
-          <w:tab w:val="clear" w:pos="720"/>
-          <w:tab w:val="num" w:pos="851"/>
-        </w:tabs>
-        <w:spacing w:line="360" w:lineRule="auto"/>
+      </w:pPr>
+      <w:r>
+        <w:t xml:space="preserve">GUI: </w:t>
+      </w:r>
+      <w:proofErr w:type="spellStart"/>
+      <w:r>
+        <w:t>Tkinter</w:t>
+      </w:r>
+      <w:proofErr w:type="spellEnd"/>
+    </w:p>
+    <w:p>
+      <w:pPr>
+        <w:pStyle w:val="a"/>
         <w:ind w:left="454" w:firstLine="0"/>
-        <w:jc w:val="both"/>
-      </w:pPr>
-      <w:r>
-        <w:rPr>
-          <w:rFonts w:ascii="Times New Roman" w:hAnsi="Times New Roman" w:cs="Times New Roman"/>
-          <w:sz w:val="28"/>
-          <w:szCs w:val="28"/>
-        </w:rPr>
-        <w:t>Получает HTML-код страницы</w:t>
-      </w:r>
-    </w:p>
-    <w:p>
-      <w:pPr>
-        <w:numPr>
-          <w:ilvl w:val="0"/>
-          <w:numId w:val="15"/>
-        </w:numPr>
-        <w:tabs>
-          <w:tab w:val="clear" w:pos="720"/>
-          <w:tab w:val="num" w:pos="851"/>
-        </w:tabs>
-        <w:spacing w:line="360" w:lineRule="auto"/>
+      </w:pPr>
+      <w:r>
+        <w:t xml:space="preserve">Библиотеки: </w:t>
+      </w:r>
+      <w:proofErr w:type="spellStart"/>
+      <w:r>
+        <w:t>requests</w:t>
+      </w:r>
+      <w:proofErr w:type="spellEnd"/>
+      <w:r>
+        <w:t xml:space="preserve">, </w:t>
+      </w:r>
+      <w:proofErr w:type="spellStart"/>
+      <w:r>
+        <w:t>BeautifulSoup</w:t>
+      </w:r>
+      <w:proofErr w:type="spellEnd"/>
+      <w:r>
+        <w:t xml:space="preserve">, </w:t>
+      </w:r>
+      <w:proofErr w:type="spellStart"/>
+      <w:r>
+        <w:t>urllib</w:t>
+      </w:r>
+      <w:proofErr w:type="spellEnd"/>
+      <w:r>
+        <w:t xml:space="preserve">, </w:t>
+      </w:r>
+      <w:proofErr w:type="spellStart"/>
+      <w:r>
+        <w:t>threading</w:t>
+      </w:r>
+      <w:proofErr w:type="spellEnd"/>
+    </w:p>
+    <w:p>
+      <w:pPr>
+        <w:pStyle w:val="a"/>
         <w:ind w:left="454" w:firstLine="0"/>
-        <w:jc w:val="both"/>
-      </w:pPr>
-      <w:proofErr w:type="spellStart"/>
-      <w:r>
-        <w:rPr>
-          <w:rFonts w:ascii="Times New Roman" w:hAnsi="Times New Roman" w:cs="Times New Roman"/>
-          <w:sz w:val="28"/>
-          <w:szCs w:val="28"/>
-        </w:rPr>
-        <w:t>Парсит</w:t>
-      </w:r>
-      <w:proofErr w:type="spellEnd"/>
-      <w:r>
-        <w:rPr>
-          <w:rFonts w:ascii="Times New Roman" w:hAnsi="Times New Roman" w:cs="Times New Roman"/>
-          <w:sz w:val="28"/>
-          <w:szCs w:val="28"/>
-        </w:rPr>
-        <w:t xml:space="preserve"> HTML и извлекает ссылки и изображения</w:t>
-      </w:r>
-    </w:p>
-    <w:p>
-      <w:pPr>
-        <w:numPr>
-          <w:ilvl w:val="0"/>
-          <w:numId w:val="15"/>
-        </w:numPr>
-        <w:tabs>
-          <w:tab w:val="clear" w:pos="720"/>
-          <w:tab w:val="num" w:pos="851"/>
-        </w:tabs>
-        <w:spacing w:line="360" w:lineRule="auto"/>
-        <w:ind w:left="454" w:firstLine="0"/>
-        <w:jc w:val="both"/>
-      </w:pPr>
-      <w:r>
-        <w:rPr>
-          <w:rFonts w:ascii="Times New Roman" w:hAnsi="Times New Roman" w:cs="Times New Roman"/>
-          <w:sz w:val="28"/>
-          <w:szCs w:val="28"/>
-        </w:rPr>
-        <w:t>Преобразует относительные URL в абсолютные</w:t>
-      </w:r>
-    </w:p>
-    <w:p>
-      <w:pPr>
-        <w:numPr>
-          <w:ilvl w:val="0"/>
-          <w:numId w:val="15"/>
-        </w:numPr>
-        <w:tabs>
-          <w:tab w:val="clear" w:pos="720"/>
-          <w:tab w:val="num" w:pos="851"/>
-        </w:tabs>
-        <w:spacing w:line="360" w:lineRule="auto"/>
-        <w:ind w:left="454" w:firstLine="0"/>
-        <w:jc w:val="both"/>
-      </w:pPr>
-      <w:r>
-        <w:rPr>
-          <w:rFonts w:ascii="Times New Roman" w:hAnsi="Times New Roman" w:cs="Times New Roman"/>
-          <w:sz w:val="28"/>
-          <w:szCs w:val="28"/>
-        </w:rPr>
-        <w:t>Отображает статистику</w:t>
-      </w:r>
-    </w:p>
-    <w:p>
-      <w:pPr>
-        <w:numPr>
-          <w:ilvl w:val="0"/>
-          <w:numId w:val="15"/>
-        </w:numPr>
-        <w:tabs>
-          <w:tab w:val="clear" w:pos="720"/>
-          <w:tab w:val="num" w:pos="851"/>
-        </w:tabs>
-        <w:spacing w:line="360" w:lineRule="auto"/>
-        <w:ind w:left="454" w:firstLine="0"/>
-        <w:jc w:val="both"/>
-      </w:pPr>
-      <w:r>
-        <w:rPr>
-          <w:rFonts w:ascii="Times New Roman" w:hAnsi="Times New Roman" w:cs="Times New Roman"/>
-          <w:sz w:val="28"/>
-          <w:szCs w:val="28"/>
-        </w:rPr>
-        <w:t>По запросу пользователя сохраняет данные</w:t>
-      </w:r>
-    </w:p>
-    <w:p>
-      <w:pPr>
-        <w:pStyle w:val="2"/>
-      </w:pPr>
-      <w:bookmarkStart w:id="46" w:name="_Toc226376771"/>
-      <w:bookmarkStart w:id="47" w:name="_Toc226376955"/>
-      <w:bookmarkStart w:id="48" w:name="_Toc226389592"/>
-      <w:bookmarkStart w:id="49" w:name="_Toc227835856"/>
-      <w:r>
-        <w:t>1.5 Анализ существующих решений</w:t>
-      </w:r>
-      <w:bookmarkEnd w:id="46"/>
-      <w:bookmarkEnd w:id="47"/>
-      <w:bookmarkEnd w:id="48"/>
-      <w:bookmarkEnd w:id="49"/>
-    </w:p>
-    <w:p>
-      <w:pPr>
-        <w:spacing w:after="0" w:line="360" w:lineRule="auto"/>
-        <w:ind w:firstLine="708"/>
-        <w:rPr>
-          <w:rFonts w:ascii="Times New Roman" w:hAnsi="Times New Roman" w:cs="Times New Roman"/>
-          <w:sz w:val="28"/>
-          <w:szCs w:val="28"/>
-        </w:rPr>
-      </w:pPr>
-      <w:r>
-        <w:rPr>
-          <w:rFonts w:ascii="Times New Roman" w:hAnsi="Times New Roman" w:cs="Times New Roman"/>
-          <w:sz w:val="28"/>
-          <w:szCs w:val="28"/>
-        </w:rPr>
-        <w:t>Существующие решения для веб-</w:t>
-      </w:r>
-      <w:proofErr w:type="spellStart"/>
-      <w:r>
-        <w:rPr>
-          <w:rFonts w:ascii="Times New Roman" w:hAnsi="Times New Roman" w:cs="Times New Roman"/>
-          <w:sz w:val="28"/>
-          <w:szCs w:val="28"/>
-        </w:rPr>
-        <w:t>скрапинга</w:t>
-      </w:r>
-      <w:proofErr w:type="spellEnd"/>
-      <w:r>
-        <w:rPr>
-          <w:rFonts w:ascii="Times New Roman" w:hAnsi="Times New Roman" w:cs="Times New Roman"/>
-          <w:sz w:val="28"/>
-          <w:szCs w:val="28"/>
-        </w:rPr>
-        <w:t xml:space="preserve"> делятся на две категории. Коммерческие программы, такие как </w:t>
-      </w:r>
-      <w:proofErr w:type="spellStart"/>
-      <w:r>
-        <w:rPr>
-          <w:rFonts w:ascii="Times New Roman" w:hAnsi="Times New Roman" w:cs="Times New Roman"/>
-          <w:sz w:val="28"/>
-          <w:szCs w:val="28"/>
-        </w:rPr>
-        <w:t>ParseHub</w:t>
-      </w:r>
-      <w:proofErr w:type="spellEnd"/>
-      <w:r>
-        <w:rPr>
-          <w:rFonts w:ascii="Times New Roman" w:hAnsi="Times New Roman" w:cs="Times New Roman"/>
-          <w:sz w:val="28"/>
-          <w:szCs w:val="28"/>
-        </w:rPr>
-        <w:t xml:space="preserve"> и </w:t>
-      </w:r>
-      <w:proofErr w:type="spellStart"/>
-      <w:r>
-        <w:rPr>
-          <w:rFonts w:ascii="Times New Roman" w:hAnsi="Times New Roman" w:cs="Times New Roman"/>
-          <w:sz w:val="28"/>
-          <w:szCs w:val="28"/>
-        </w:rPr>
-        <w:t>Octoparse</w:t>
-      </w:r>
-      <w:proofErr w:type="spellEnd"/>
-      <w:r>
-        <w:rPr>
-          <w:rFonts w:ascii="Times New Roman" w:hAnsi="Times New Roman" w:cs="Times New Roman"/>
-          <w:sz w:val="28"/>
-          <w:szCs w:val="28"/>
-        </w:rPr>
-        <w:t xml:space="preserve">, предлагают визуальный интерфейс и облачные возможности, но страдают от высокой стоимости и сложности освоения. Открытые фреймворки — </w:t>
-      </w:r>
-      <w:proofErr w:type="spellStart"/>
-      <w:r>
-        <w:rPr>
-          <w:rFonts w:ascii="Times New Roman" w:hAnsi="Times New Roman" w:cs="Times New Roman"/>
-          <w:sz w:val="28"/>
-          <w:szCs w:val="28"/>
-        </w:rPr>
-        <w:t>Scrapy</w:t>
-      </w:r>
-      <w:proofErr w:type="spellEnd"/>
-      <w:r>
-        <w:rPr>
-          <w:rFonts w:ascii="Times New Roman" w:hAnsi="Times New Roman" w:cs="Times New Roman"/>
-          <w:sz w:val="28"/>
-          <w:szCs w:val="28"/>
-        </w:rPr>
-        <w:t xml:space="preserve"> и </w:t>
-      </w:r>
-      <w:proofErr w:type="spellStart"/>
-      <w:r>
-        <w:rPr>
-          <w:rFonts w:ascii="Times New Roman" w:hAnsi="Times New Roman" w:cs="Times New Roman"/>
-          <w:sz w:val="28"/>
-          <w:szCs w:val="28"/>
-        </w:rPr>
-        <w:t>Selenium</w:t>
-      </w:r>
-      <w:proofErr w:type="spellEnd"/>
-      <w:r>
-        <w:rPr>
-          <w:rFonts w:ascii="Times New Roman" w:hAnsi="Times New Roman" w:cs="Times New Roman"/>
-          <w:sz w:val="28"/>
-          <w:szCs w:val="28"/>
-        </w:rPr>
-        <w:t xml:space="preserve"> — бесплатны и гибки, однако требуют знаний программирования и не имеют графического интерфейса.</w:t>
-      </w:r>
-    </w:p>
-    <w:p>
-      <w:pPr>
-        <w:spacing w:after="0" w:line="360" w:lineRule="auto"/>
-        <w:ind w:firstLine="708"/>
-        <w:rPr>
-          <w:rFonts w:ascii="Times New Roman" w:hAnsi="Times New Roman" w:cs="Times New Roman"/>
-          <w:sz w:val="28"/>
-          <w:szCs w:val="28"/>
-        </w:rPr>
-      </w:pPr>
-      <w:r>
-        <w:rPr>
-          <w:rFonts w:ascii="Times New Roman" w:hAnsi="Times New Roman" w:cs="Times New Roman"/>
-          <w:sz w:val="28"/>
-          <w:szCs w:val="28"/>
-        </w:rPr>
-        <w:t>Разработанное приложение объединяет достоинства обоих подходов, избегая их недостатков. Оно отличается простотой использования благодаря интуитивному интерфейсу, полностью бесплатно как открытое ПО, работает автономно без постоянного подключения к интернету, легковесно и предъявляет минимальные системные требования, а также обеспечивает высокую скорость работы за счёт автоматизации рутинных операций. Благодаря этому приложение становится оптимальным выбором для пользователей, которым нужен эффективный, доступный и простой инструмент для веб-</w:t>
-      </w:r>
-      <w:proofErr w:type="spellStart"/>
-      <w:r>
-        <w:rPr>
-          <w:rFonts w:ascii="Times New Roman" w:hAnsi="Times New Roman" w:cs="Times New Roman"/>
-          <w:sz w:val="28"/>
-          <w:szCs w:val="28"/>
-        </w:rPr>
-        <w:t>скрапинга</w:t>
-      </w:r>
-      <w:proofErr w:type="spellEnd"/>
-      <w:r>
-        <w:rPr>
-          <w:rFonts w:ascii="Times New Roman" w:hAnsi="Times New Roman" w:cs="Times New Roman"/>
-          <w:sz w:val="28"/>
-          <w:szCs w:val="28"/>
-        </w:rPr>
-        <w:t xml:space="preserve">. </w:t>
-      </w:r>
-      <w:r>
-        <w:rPr>
-          <w:rFonts w:ascii="Times New Roman" w:hAnsi="Times New Roman" w:cs="Times New Roman"/>
-          <w:sz w:val="28"/>
-          <w:szCs w:val="28"/>
-        </w:rPr>
-        <w:br w:type="page"/>
-      </w:r>
-    </w:p>
-    <w:p>
-      <w:pPr>
-        <w:pStyle w:val="1"/>
-      </w:pPr>
-      <w:bookmarkStart w:id="50" w:name="_Toc227835857"/>
-      <w:r>
-        <w:t>РЕАЛИЗАЦИЯ ПРОЕКТА</w:t>
-      </w:r>
-      <w:bookmarkEnd w:id="50"/>
-    </w:p>
-    <w:p>
-      <w:pPr>
-        <w:pStyle w:val="2"/>
-      </w:pPr>
-      <w:bookmarkStart w:id="51" w:name="_Toc226376773"/>
-      <w:bookmarkStart w:id="52" w:name="_Toc226376957"/>
-      <w:bookmarkStart w:id="53" w:name="_Toc226389594"/>
-      <w:bookmarkStart w:id="54" w:name="_Toc227835858"/>
-      <w:r>
-        <w:t>2.1 Описание разработанного приложения</w:t>
-      </w:r>
-      <w:bookmarkEnd w:id="51"/>
-      <w:bookmarkEnd w:id="52"/>
-      <w:bookmarkEnd w:id="53"/>
-      <w:bookmarkEnd w:id="54"/>
+      </w:pPr>
+      <w:r>
+        <w:t>Платформа: кроссплатформенное</w:t>
+      </w:r>
     </w:p>
     <w:p>
       <w:pPr>
         <w:pStyle w:val="3"/>
       </w:pPr>
-      <w:bookmarkStart w:id="55" w:name="_Toc226376774"/>
-      <w:bookmarkStart w:id="56" w:name="_Toc226376958"/>
-      <w:bookmarkStart w:id="57" w:name="_Toc226389595"/>
-      <w:bookmarkStart w:id="58" w:name="_Toc227835859"/>
-      <w:r>
-        <w:t>2.1.1 Общие сведения</w:t>
-      </w:r>
-      <w:bookmarkEnd w:id="55"/>
-      <w:bookmarkEnd w:id="56"/>
-      <w:bookmarkEnd w:id="57"/>
+      <w:bookmarkStart w:id="58" w:name="_Toc226376775"/>
+      <w:bookmarkStart w:id="59" w:name="_Toc226376959"/>
+      <w:bookmarkStart w:id="60" w:name="_Toc226389596"/>
+      <w:bookmarkStart w:id="61" w:name="_Toc227835860"/>
+      <w:r>
+        <w:t>2.1.2 Функциональные возможности</w:t>
+      </w:r>
       <w:bookmarkEnd w:id="58"/>
+      <w:bookmarkEnd w:id="59"/>
+      <w:bookmarkEnd w:id="60"/>
+      <w:bookmarkEnd w:id="61"/>
     </w:p>
     <w:p>
       <w:pPr>
         <w:spacing w:line="360" w:lineRule="auto"/>
         <w:ind w:firstLine="708"/>
         <w:jc w:val="both"/>
-      </w:pPr>
-      <w:r>
-        <w:rPr>
-          <w:rFonts w:ascii="Times New Roman" w:hAnsi="Times New Roman" w:cs="Times New Roman"/>
-          <w:sz w:val="28"/>
-          <w:szCs w:val="28"/>
-        </w:rPr>
-        <w:t xml:space="preserve">Веб-Индексатор – десктопное приложение с графическим интерфейсом на Python с использованием </w:t>
-      </w:r>
-      <w:proofErr w:type="spellStart"/>
-      <w:r>
-        <w:rPr>
-          <w:rFonts w:ascii="Times New Roman" w:hAnsi="Times New Roman" w:cs="Times New Roman"/>
-          <w:sz w:val="28"/>
-          <w:szCs w:val="28"/>
-        </w:rPr>
-        <w:t>Tkinter</w:t>
-      </w:r>
-      <w:proofErr w:type="spellEnd"/>
-      <w:r>
-        <w:rPr>
-          <w:rFonts w:ascii="Times New Roman" w:hAnsi="Times New Roman" w:cs="Times New Roman"/>
-          <w:sz w:val="28"/>
-          <w:szCs w:val="28"/>
-        </w:rPr>
-        <w:t>.</w:t>
-      </w:r>
-    </w:p>
-    <w:p>
-      <w:pPr>
-        <w:spacing w:line="360" w:lineRule="auto"/>
-        <w:jc w:val="both"/>
-      </w:pPr>
-      <w:r>
-        <w:rPr>
-          <w:rFonts w:ascii="Times New Roman" w:hAnsi="Times New Roman" w:cs="Times New Roman"/>
-          <w:sz w:val="28"/>
-          <w:szCs w:val="28"/>
-        </w:rPr>
-        <w:t>Основные характеристики:</w:t>
-      </w:r>
-    </w:p>
-    <w:p>
-      <w:pPr>
-        <w:pStyle w:val="a"/>
-        <w:ind w:left="454" w:firstLine="0"/>
-      </w:pPr>
-      <w:r>
-        <w:t>Язык: Python 3.x</w:t>
-      </w:r>
-    </w:p>
-    <w:p>
-      <w:pPr>
-        <w:pStyle w:val="a"/>
-        <w:ind w:left="454" w:firstLine="0"/>
-      </w:pPr>
-      <w:r>
-        <w:t xml:space="preserve">GUI: </w:t>
-      </w:r>
-      <w:proofErr w:type="spellStart"/>
-      <w:r>
-        <w:t>Tkinter</w:t>
-      </w:r>
-      <w:proofErr w:type="spellEnd"/>
-    </w:p>
-    <w:p>
-      <w:pPr>
-        <w:pStyle w:val="a"/>
-        <w:ind w:left="454" w:firstLine="0"/>
-      </w:pPr>
-      <w:r>
-        <w:t xml:space="preserve">Библиотеки: </w:t>
-      </w:r>
-      <w:proofErr w:type="spellStart"/>
-      <w:r>
-        <w:t>requests</w:t>
-      </w:r>
-      <w:proofErr w:type="spellEnd"/>
-      <w:r>
-        <w:t xml:space="preserve">, </w:t>
-      </w:r>
-      <w:proofErr w:type="spellStart"/>
-      <w:r>
-        <w:t>BeautifulSoup</w:t>
-      </w:r>
-      <w:proofErr w:type="spellEnd"/>
-      <w:r>
-        <w:t xml:space="preserve">, </w:t>
-      </w:r>
-      <w:proofErr w:type="spellStart"/>
-      <w:r>
-        <w:t>urllib</w:t>
-      </w:r>
-      <w:proofErr w:type="spellEnd"/>
-      <w:r>
-        <w:t xml:space="preserve">, </w:t>
-      </w:r>
-      <w:proofErr w:type="spellStart"/>
-      <w:r>
-        <w:t>threading</w:t>
-      </w:r>
-      <w:proofErr w:type="spellEnd"/>
-    </w:p>
-    <w:p>
-      <w:pPr>
-        <w:pStyle w:val="a"/>
-        <w:ind w:left="454" w:firstLine="0"/>
-      </w:pPr>
-      <w:r>
-        <w:t>Платформа: кроссплатформенное</w:t>
-      </w:r>
-    </w:p>
-    <w:p>
-      <w:pPr>
-        <w:pStyle w:val="3"/>
-      </w:pPr>
-      <w:bookmarkStart w:id="59" w:name="_Toc226376775"/>
-      <w:bookmarkStart w:id="60" w:name="_Toc226376959"/>
-      <w:bookmarkStart w:id="61" w:name="_Toc226389596"/>
-      <w:bookmarkStart w:id="62" w:name="_Toc227835860"/>
-      <w:r>
-        <w:t>2.1.2 Функциональные возможности</w:t>
-      </w:r>
-      <w:bookmarkEnd w:id="59"/>
-      <w:bookmarkEnd w:id="60"/>
-      <w:bookmarkEnd w:id="61"/>
-      <w:bookmarkEnd w:id="62"/>
+        <w:rPr>
+          <w:rFonts w:ascii="Times New Roman" w:hAnsi="Times New Roman" w:cs="Times New Roman"/>
+          <w:sz w:val="28"/>
+          <w:szCs w:val="28"/>
+        </w:rPr>
+      </w:pPr>
+      <w:r>
+        <w:rPr>
+          <w:rFonts w:ascii="Times New Roman" w:hAnsi="Times New Roman" w:cs="Times New Roman"/>
+          <w:sz w:val="28"/>
+          <w:szCs w:val="28"/>
+        </w:rPr>
+        <w:t>Функциональные возможности разработанного приложения охватывают полный цикл работы с веб-страницами. Сначала выполняется индексация: пользователь вводит URL для анализа, система автоматически получает HTML-код страницы, извлекает из него ссылки и изображения, а также приводит относительные адреса к абсолютному формату. Далее происходит сохранение собранных данных: ссылки экспортируются в текстовый файл, а изображения загружаются массово, причём программа сама определяет их форматы.</w:t>
+      </w:r>
     </w:p>
     <w:p>
       <w:pPr>
@@ -7337,26 +8278,6 @@
           <w:sz w:val="28"/>
           <w:szCs w:val="28"/>
         </w:rPr>
-        <w:t>Функциональные возможности разработанного приложения охватывают полный цикл работы с веб-страницами. Сначала выполняется индексация: пользователь вводит URL для анализа, система автоматически получает HTML-код страницы, извлекает из него ссылки и изображения, а также приводит относительные адреса к абсолютному формату. Далее происходит сохранение собранных данных: ссылки экспортируются в текстовый файл, а изображения загружаются массово, причём программа сама определяет их форматы.</w:t>
-      </w:r>
-    </w:p>
-    <w:p>
-      <w:pPr>
-        <w:spacing w:line="360" w:lineRule="auto"/>
-        <w:ind w:firstLine="708"/>
-        <w:jc w:val="both"/>
-        <w:rPr>
-          <w:rFonts w:ascii="Times New Roman" w:hAnsi="Times New Roman" w:cs="Times New Roman"/>
-          <w:sz w:val="28"/>
-          <w:szCs w:val="28"/>
-        </w:rPr>
-      </w:pPr>
-      <w:r>
-        <w:rPr>
-          <w:rFonts w:ascii="Times New Roman" w:hAnsi="Times New Roman" w:cs="Times New Roman"/>
-          <w:sz w:val="28"/>
-          <w:szCs w:val="28"/>
-        </w:rPr>
         <w:t>Д</w:t>
       </w:r>
       <w:r>
@@ -7398,17 +8319,17 @@
       <w:pPr>
         <w:pStyle w:val="3"/>
       </w:pPr>
-      <w:bookmarkStart w:id="63" w:name="_Toc226376776"/>
-      <w:bookmarkStart w:id="64" w:name="_Toc226376960"/>
-      <w:bookmarkStart w:id="65" w:name="_Toc226389597"/>
-      <w:bookmarkStart w:id="66" w:name="_Toc227835861"/>
+      <w:bookmarkStart w:id="62" w:name="_Toc226376776"/>
+      <w:bookmarkStart w:id="63" w:name="_Toc226376960"/>
+      <w:bookmarkStart w:id="64" w:name="_Toc226389597"/>
+      <w:bookmarkStart w:id="65" w:name="_Toc227835861"/>
       <w:r>
         <w:t>2.1.3 Интерфейс приложения</w:t>
       </w:r>
+      <w:bookmarkEnd w:id="62"/>
       <w:bookmarkEnd w:id="63"/>
       <w:bookmarkEnd w:id="64"/>
       <w:bookmarkEnd w:id="65"/>
-      <w:bookmarkEnd w:id="66"/>
     </w:p>
     <w:p>
       <w:pPr>
@@ -7517,37 +8438,37 @@
       <w:pPr>
         <w:pStyle w:val="2"/>
       </w:pPr>
-      <w:bookmarkStart w:id="67" w:name="_Toc226376777"/>
-      <w:bookmarkStart w:id="68" w:name="_Toc226376961"/>
-      <w:bookmarkStart w:id="69" w:name="_Toc226389598"/>
-      <w:bookmarkStart w:id="70" w:name="_Toc227835862"/>
+      <w:bookmarkStart w:id="66" w:name="_Toc226376777"/>
+      <w:bookmarkStart w:id="67" w:name="_Toc226376961"/>
+      <w:bookmarkStart w:id="68" w:name="_Toc226389598"/>
+      <w:bookmarkStart w:id="69" w:name="_Toc227835862"/>
       <w:r>
         <w:t>2.2 Анализ программного кода</w:t>
       </w:r>
+      <w:bookmarkEnd w:id="66"/>
       <w:bookmarkEnd w:id="67"/>
       <w:bookmarkEnd w:id="68"/>
       <w:bookmarkEnd w:id="69"/>
+    </w:p>
+    <w:p>
+      <w:pPr>
+        <w:pStyle w:val="3"/>
+      </w:pPr>
+      <w:bookmarkStart w:id="70" w:name="_Toc226376778"/>
+      <w:bookmarkStart w:id="71" w:name="_Toc226376962"/>
+      <w:bookmarkStart w:id="72" w:name="_Toc226389599"/>
+      <w:bookmarkStart w:id="73" w:name="_Toc227835863"/>
+      <w:r>
+        <w:t>2.2.1 Модуль веб-</w:t>
+      </w:r>
+      <w:proofErr w:type="spellStart"/>
+      <w:r>
+        <w:t>скрапинга</w:t>
+      </w:r>
       <w:bookmarkEnd w:id="70"/>
-    </w:p>
-    <w:p>
-      <w:pPr>
-        <w:pStyle w:val="3"/>
-      </w:pPr>
-      <w:bookmarkStart w:id="71" w:name="_Toc226376778"/>
-      <w:bookmarkStart w:id="72" w:name="_Toc226376962"/>
-      <w:bookmarkStart w:id="73" w:name="_Toc226389599"/>
-      <w:bookmarkStart w:id="74" w:name="_Toc227835863"/>
-      <w:r>
-        <w:t>2.2.1 Модуль веб-</w:t>
-      </w:r>
-      <w:proofErr w:type="spellStart"/>
-      <w:r>
-        <w:t>скрапинга</w:t>
-      </w:r>
       <w:bookmarkEnd w:id="71"/>
       <w:bookmarkEnd w:id="72"/>
       <w:bookmarkEnd w:id="73"/>
-      <w:bookmarkEnd w:id="74"/>
       <w:proofErr w:type="spellEnd"/>
     </w:p>
     <w:p>
@@ -7716,7 +8637,7 @@
                     </pic:cNvPicPr>
                   </pic:nvPicPr>
                   <pic:blipFill>
-                    <a:blip r:embed="rId11"/>
+                    <a:blip r:embed="rId9"/>
                     <a:stretch>
                       <a:fillRect/>
                     </a:stretch>
@@ -7772,59 +8693,7 @@
           <w:i w:val="0"/>
           <w:iCs w:val="0"/>
         </w:rPr>
-        <w:fldChar w:fldCharType="begin"/>
-      </w:r>
-      <w:r>
-        <w:rPr>
-          <w:rFonts w:ascii="Times New Roman" w:hAnsi="Times New Roman" w:cs="Times New Roman"/>
-          <w:i w:val="0"/>
-          <w:iCs w:val="0"/>
-          <w:lang w:val="en-US"/>
-        </w:rPr>
-        <w:instrText xml:space="preserve"> SEQ </w:instrText>
-      </w:r>
-      <w:r>
-        <w:rPr>
-          <w:rFonts w:ascii="Times New Roman" w:hAnsi="Times New Roman" w:cs="Times New Roman"/>
-          <w:i w:val="0"/>
-          <w:iCs w:val="0"/>
-        </w:rPr>
-        <w:instrText>Рисунок</w:instrText>
-      </w:r>
-      <w:r>
-        <w:rPr>
-          <w:rFonts w:ascii="Times New Roman" w:hAnsi="Times New Roman" w:cs="Times New Roman"/>
-          <w:i w:val="0"/>
-          <w:iCs w:val="0"/>
-          <w:lang w:val="en-US"/>
-        </w:rPr>
-        <w:instrText xml:space="preserve"> \* ARABIC </w:instrText>
-      </w:r>
-      <w:r>
-        <w:rPr>
-          <w:rFonts w:ascii="Times New Roman" w:hAnsi="Times New Roman" w:cs="Times New Roman"/>
-          <w:i w:val="0"/>
-          <w:iCs w:val="0"/>
-        </w:rPr>
-        <w:fldChar w:fldCharType="separate"/>
-      </w:r>
-      <w:r>
-        <w:rPr>
-          <w:rFonts w:ascii="Times New Roman" w:hAnsi="Times New Roman" w:cs="Times New Roman"/>
-          <w:i w:val="0"/>
-          <w:iCs w:val="0"/>
-          <w:noProof/>
-          <w:lang w:val="en-US"/>
-        </w:rPr>
-        <w:t>4</w:t>
-      </w:r>
-      <w:r>
-        <w:rPr>
-          <w:rFonts w:ascii="Times New Roman" w:hAnsi="Times New Roman" w:cs="Times New Roman"/>
-          <w:i w:val="0"/>
-          <w:iCs w:val="0"/>
-        </w:rPr>
-        <w:fldChar w:fldCharType="end"/>
+        <w:t>2</w:t>
       </w:r>
       <w:r>
         <w:rPr>
@@ -8039,7 +8908,7 @@
                     </pic:cNvPicPr>
                   </pic:nvPicPr>
                   <pic:blipFill>
-                    <a:blip r:embed="rId12"/>
+                    <a:blip r:embed="rId10"/>
                     <a:stretch>
                       <a:fillRect/>
                     </a:stretch>
@@ -8094,59 +8963,7 @@
           <w:i w:val="0"/>
           <w:iCs w:val="0"/>
         </w:rPr>
-        <w:fldChar w:fldCharType="begin"/>
-      </w:r>
-      <w:r>
-        <w:rPr>
-          <w:rFonts w:ascii="Times New Roman" w:hAnsi="Times New Roman" w:cs="Times New Roman"/>
-          <w:i w:val="0"/>
-          <w:iCs w:val="0"/>
-          <w:lang w:val="en-US"/>
-        </w:rPr>
-        <w:instrText xml:space="preserve"> SEQ </w:instrText>
-      </w:r>
-      <w:r>
-        <w:rPr>
-          <w:rFonts w:ascii="Times New Roman" w:hAnsi="Times New Roman" w:cs="Times New Roman"/>
-          <w:i w:val="0"/>
-          <w:iCs w:val="0"/>
-        </w:rPr>
-        <w:instrText>Рисунок</w:instrText>
-      </w:r>
-      <w:r>
-        <w:rPr>
-          <w:rFonts w:ascii="Times New Roman" w:hAnsi="Times New Roman" w:cs="Times New Roman"/>
-          <w:i w:val="0"/>
-          <w:iCs w:val="0"/>
-          <w:lang w:val="en-US"/>
-        </w:rPr>
-        <w:instrText xml:space="preserve"> \* ARABIC </w:instrText>
-      </w:r>
-      <w:r>
-        <w:rPr>
-          <w:rFonts w:ascii="Times New Roman" w:hAnsi="Times New Roman" w:cs="Times New Roman"/>
-          <w:i w:val="0"/>
-          <w:iCs w:val="0"/>
-        </w:rPr>
-        <w:fldChar w:fldCharType="separate"/>
-      </w:r>
-      <w:r>
-        <w:rPr>
-          <w:rFonts w:ascii="Times New Roman" w:hAnsi="Times New Roman" w:cs="Times New Roman"/>
-          <w:i w:val="0"/>
-          <w:iCs w:val="0"/>
-          <w:noProof/>
-          <w:lang w:val="en-US"/>
-        </w:rPr>
-        <w:t>5</w:t>
-      </w:r>
-      <w:r>
-        <w:rPr>
-          <w:rFonts w:ascii="Times New Roman" w:hAnsi="Times New Roman" w:cs="Times New Roman"/>
-          <w:i w:val="0"/>
-          <w:iCs w:val="0"/>
-        </w:rPr>
-        <w:fldChar w:fldCharType="end"/>
+        <w:t>3</w:t>
       </w:r>
       <w:r>
         <w:rPr>
@@ -8401,7 +9218,7 @@
                     </pic:cNvPicPr>
                   </pic:nvPicPr>
                   <pic:blipFill>
-                    <a:blip r:embed="rId13"/>
+                    <a:blip r:embed="rId11"/>
                     <a:stretch>
                       <a:fillRect/>
                     </a:stretch>
@@ -8456,60 +9273,9 @@
           <w:rFonts w:ascii="Times New Roman" w:hAnsi="Times New Roman" w:cs="Times New Roman"/>
           <w:i w:val="0"/>
           <w:iCs w:val="0"/>
-        </w:rPr>
-        <w:fldChar w:fldCharType="begin"/>
-      </w:r>
-      <w:r>
-        <w:rPr>
-          <w:rFonts w:ascii="Times New Roman" w:hAnsi="Times New Roman" w:cs="Times New Roman"/>
-          <w:i w:val="0"/>
-          <w:iCs w:val="0"/>
           <w:lang w:val="en-US"/>
         </w:rPr>
-        <w:instrText xml:space="preserve"> SEQ </w:instrText>
-      </w:r>
-      <w:r>
-        <w:rPr>
-          <w:rFonts w:ascii="Times New Roman" w:hAnsi="Times New Roman" w:cs="Times New Roman"/>
-          <w:i w:val="0"/>
-          <w:iCs w:val="0"/>
-        </w:rPr>
-        <w:instrText>Рисунок</w:instrText>
-      </w:r>
-      <w:r>
-        <w:rPr>
-          <w:rFonts w:ascii="Times New Roman" w:hAnsi="Times New Roman" w:cs="Times New Roman"/>
-          <w:i w:val="0"/>
-          <w:iCs w:val="0"/>
-          <w:lang w:val="en-US"/>
-        </w:rPr>
-        <w:instrText xml:space="preserve"> \* ARABIC </w:instrText>
-      </w:r>
-      <w:r>
-        <w:rPr>
-          <w:rFonts w:ascii="Times New Roman" w:hAnsi="Times New Roman" w:cs="Times New Roman"/>
-          <w:i w:val="0"/>
-          <w:iCs w:val="0"/>
-        </w:rPr>
-        <w:fldChar w:fldCharType="separate"/>
-      </w:r>
-      <w:r>
-        <w:rPr>
-          <w:rFonts w:ascii="Times New Roman" w:hAnsi="Times New Roman" w:cs="Times New Roman"/>
-          <w:i w:val="0"/>
-          <w:iCs w:val="0"/>
-          <w:noProof/>
-          <w:lang w:val="en-US"/>
-        </w:rPr>
-        <w:t>6</w:t>
-      </w:r>
-      <w:r>
-        <w:rPr>
-          <w:rFonts w:ascii="Times New Roman" w:hAnsi="Times New Roman" w:cs="Times New Roman"/>
-          <w:i w:val="0"/>
-          <w:iCs w:val="0"/>
-        </w:rPr>
-        <w:fldChar w:fldCharType="end"/>
+        <w:t>4</w:t>
       </w:r>
       <w:r>
         <w:rPr>
@@ -8755,7 +9521,7 @@
                     </pic:cNvPicPr>
                   </pic:nvPicPr>
                   <pic:blipFill>
-                    <a:blip r:embed="rId14"/>
+                    <a:blip r:embed="rId12"/>
                     <a:stretch>
                       <a:fillRect/>
                     </a:stretch>
@@ -8800,40 +9566,7 @@
           <w:i w:val="0"/>
           <w:iCs w:val="0"/>
         </w:rPr>
-        <w:fldChar w:fldCharType="begin"/>
-      </w:r>
-      <w:r>
-        <w:rPr>
-          <w:rFonts w:ascii="Times New Roman" w:hAnsi="Times New Roman" w:cs="Times New Roman"/>
-          <w:i w:val="0"/>
-          <w:iCs w:val="0"/>
-        </w:rPr>
-        <w:instrText xml:space="preserve"> SEQ Рисунок \* ARABIC </w:instrText>
-      </w:r>
-      <w:r>
-        <w:rPr>
-          <w:rFonts w:ascii="Times New Roman" w:hAnsi="Times New Roman" w:cs="Times New Roman"/>
-          <w:i w:val="0"/>
-          <w:iCs w:val="0"/>
-        </w:rPr>
-        <w:fldChar w:fldCharType="separate"/>
-      </w:r>
-      <w:r>
-        <w:rPr>
-          <w:rFonts w:ascii="Times New Roman" w:hAnsi="Times New Roman" w:cs="Times New Roman"/>
-          <w:i w:val="0"/>
-          <w:iCs w:val="0"/>
-          <w:noProof/>
-        </w:rPr>
-        <w:t>7</w:t>
-      </w:r>
-      <w:r>
-        <w:rPr>
-          <w:rFonts w:ascii="Times New Roman" w:hAnsi="Times New Roman" w:cs="Times New Roman"/>
-          <w:i w:val="0"/>
-          <w:iCs w:val="0"/>
-        </w:rPr>
-        <w:fldChar w:fldCharType="end"/>
+        <w:t>5</w:t>
       </w:r>
       <w:r>
         <w:rPr>
@@ -8932,17 +9665,17 @@
       <w:pPr>
         <w:pStyle w:val="3"/>
       </w:pPr>
-      <w:bookmarkStart w:id="75" w:name="_Toc226376779"/>
-      <w:bookmarkStart w:id="76" w:name="_Toc226376963"/>
-      <w:bookmarkStart w:id="77" w:name="_Toc226389600"/>
-      <w:bookmarkStart w:id="78" w:name="_Toc227835864"/>
+      <w:bookmarkStart w:id="74" w:name="_Toc226376779"/>
+      <w:bookmarkStart w:id="75" w:name="_Toc226376963"/>
+      <w:bookmarkStart w:id="76" w:name="_Toc226389600"/>
+      <w:bookmarkStart w:id="77" w:name="_Toc227835864"/>
       <w:r>
         <w:t>2.2.2 Класс графического интерфейса</w:t>
       </w:r>
+      <w:bookmarkEnd w:id="74"/>
       <w:bookmarkEnd w:id="75"/>
       <w:bookmarkEnd w:id="76"/>
       <w:bookmarkEnd w:id="77"/>
-      <w:bookmarkEnd w:id="78"/>
     </w:p>
     <w:p>
       <w:pPr>
@@ -9005,7 +9738,7 @@
                     </pic:cNvPicPr>
                   </pic:nvPicPr>
                   <pic:blipFill>
-                    <a:blip r:embed="rId15"/>
+                    <a:blip r:embed="rId13"/>
                     <a:stretch>
                       <a:fillRect/>
                     </a:stretch>
@@ -9042,7 +9775,7 @@
           <w:i w:val="0"/>
           <w:iCs w:val="0"/>
         </w:rPr>
-        <w:t xml:space="preserve">Рисунок </w:t>
+        <w:t>Рисунок</w:t>
       </w:r>
       <w:r>
         <w:rPr>
@@ -9050,40 +9783,7 @@
           <w:i w:val="0"/>
           <w:iCs w:val="0"/>
         </w:rPr>
-        <w:fldChar w:fldCharType="begin"/>
-      </w:r>
-      <w:r>
-        <w:rPr>
-          <w:rFonts w:ascii="Times New Roman" w:hAnsi="Times New Roman" w:cs="Times New Roman"/>
-          <w:i w:val="0"/>
-          <w:iCs w:val="0"/>
-        </w:rPr>
-        <w:instrText xml:space="preserve"> SEQ Рисунок \* ARABIC </w:instrText>
-      </w:r>
-      <w:r>
-        <w:rPr>
-          <w:rFonts w:ascii="Times New Roman" w:hAnsi="Times New Roman" w:cs="Times New Roman"/>
-          <w:i w:val="0"/>
-          <w:iCs w:val="0"/>
-        </w:rPr>
-        <w:fldChar w:fldCharType="separate"/>
-      </w:r>
-      <w:r>
-        <w:rPr>
-          <w:rFonts w:ascii="Times New Roman" w:hAnsi="Times New Roman" w:cs="Times New Roman"/>
-          <w:i w:val="0"/>
-          <w:iCs w:val="0"/>
-          <w:noProof/>
-        </w:rPr>
-        <w:t>8</w:t>
-      </w:r>
-      <w:r>
-        <w:rPr>
-          <w:rFonts w:ascii="Times New Roman" w:hAnsi="Times New Roman" w:cs="Times New Roman"/>
-          <w:i w:val="0"/>
-          <w:iCs w:val="0"/>
-        </w:rPr>
-        <w:fldChar w:fldCharType="end"/>
+        <w:t xml:space="preserve"> 6</w:t>
       </w:r>
       <w:r>
         <w:rPr>
@@ -9131,7 +9831,7 @@
                     </pic:cNvPicPr>
                   </pic:nvPicPr>
                   <pic:blipFill>
-                    <a:blip r:embed="rId16"/>
+                    <a:blip r:embed="rId14"/>
                     <a:stretch>
                       <a:fillRect/>
                     </a:stretch>
@@ -9176,40 +9876,7 @@
           <w:i w:val="0"/>
           <w:iCs w:val="0"/>
         </w:rPr>
-        <w:fldChar w:fldCharType="begin"/>
-      </w:r>
-      <w:r>
-        <w:rPr>
-          <w:rFonts w:ascii="Times New Roman" w:hAnsi="Times New Roman" w:cs="Times New Roman"/>
-          <w:i w:val="0"/>
-          <w:iCs w:val="0"/>
-        </w:rPr>
-        <w:instrText xml:space="preserve"> SEQ Рисунок \* ARABIC </w:instrText>
-      </w:r>
-      <w:r>
-        <w:rPr>
-          <w:rFonts w:ascii="Times New Roman" w:hAnsi="Times New Roman" w:cs="Times New Roman"/>
-          <w:i w:val="0"/>
-          <w:iCs w:val="0"/>
-        </w:rPr>
-        <w:fldChar w:fldCharType="separate"/>
-      </w:r>
-      <w:r>
-        <w:rPr>
-          <w:rFonts w:ascii="Times New Roman" w:hAnsi="Times New Roman" w:cs="Times New Roman"/>
-          <w:i w:val="0"/>
-          <w:iCs w:val="0"/>
-          <w:noProof/>
-        </w:rPr>
-        <w:t>9</w:t>
-      </w:r>
-      <w:r>
-        <w:rPr>
-          <w:rFonts w:ascii="Times New Roman" w:hAnsi="Times New Roman" w:cs="Times New Roman"/>
-          <w:i w:val="0"/>
-          <w:iCs w:val="0"/>
-        </w:rPr>
-        <w:fldChar w:fldCharType="end"/>
+        <w:t>7</w:t>
       </w:r>
       <w:r>
         <w:rPr>
@@ -9257,7 +9924,7 @@
                     </pic:cNvPicPr>
                   </pic:nvPicPr>
                   <pic:blipFill>
-                    <a:blip r:embed="rId17"/>
+                    <a:blip r:embed="rId15"/>
                     <a:stretch>
                       <a:fillRect/>
                     </a:stretch>
@@ -9303,40 +9970,7 @@
           <w:i w:val="0"/>
           <w:iCs w:val="0"/>
         </w:rPr>
-        <w:fldChar w:fldCharType="begin"/>
-      </w:r>
-      <w:r>
-        <w:rPr>
-          <w:rFonts w:ascii="Times New Roman" w:hAnsi="Times New Roman" w:cs="Times New Roman"/>
-          <w:i w:val="0"/>
-          <w:iCs w:val="0"/>
-        </w:rPr>
-        <w:instrText xml:space="preserve"> SEQ Рисунок \* ARABIC </w:instrText>
-      </w:r>
-      <w:r>
-        <w:rPr>
-          <w:rFonts w:ascii="Times New Roman" w:hAnsi="Times New Roman" w:cs="Times New Roman"/>
-          <w:i w:val="0"/>
-          <w:iCs w:val="0"/>
-        </w:rPr>
-        <w:fldChar w:fldCharType="separate"/>
-      </w:r>
-      <w:r>
-        <w:rPr>
-          <w:rFonts w:ascii="Times New Roman" w:hAnsi="Times New Roman" w:cs="Times New Roman"/>
-          <w:i w:val="0"/>
-          <w:iCs w:val="0"/>
-          <w:noProof/>
-        </w:rPr>
-        <w:t>10</w:t>
-      </w:r>
-      <w:r>
-        <w:rPr>
-          <w:rFonts w:ascii="Times New Roman" w:hAnsi="Times New Roman" w:cs="Times New Roman"/>
-          <w:i w:val="0"/>
-          <w:iCs w:val="0"/>
-        </w:rPr>
-        <w:fldChar w:fldCharType="end"/>
+        <w:t>8</w:t>
       </w:r>
       <w:r>
         <w:rPr>
@@ -9429,7 +10063,7 @@
                     </pic:cNvPicPr>
                   </pic:nvPicPr>
                   <pic:blipFill>
-                    <a:blip r:embed="rId18">
+                    <a:blip r:embed="rId16">
                       <a:extLst>
                         <a:ext uri="{28A0092B-C50C-407E-A947-70E740481C1C}">
                           <a14:useLocalDpi xmlns:a14="http://schemas.microsoft.com/office/drawing/2010/main" val="0"/>
@@ -9481,7 +10115,7 @@
           <w:i w:val="0"/>
           <w:iCs w:val="0"/>
         </w:rPr>
-        <w:fldChar w:fldCharType="begin"/>
+        <w:t>9</w:t>
       </w:r>
       <w:r>
         <w:rPr>
@@ -9489,7 +10123,7 @@
           <w:i w:val="0"/>
           <w:iCs w:val="0"/>
         </w:rPr>
-        <w:instrText xml:space="preserve"> SEQ Рисунок \* ARABIC </w:instrText>
+        <w:t xml:space="preserve"> – </w:t>
       </w:r>
       <w:r>
         <w:rPr>
@@ -9497,24 +10131,25 @@
           <w:i w:val="0"/>
           <w:iCs w:val="0"/>
         </w:rPr>
-        <w:fldChar w:fldCharType="separate"/>
-      </w:r>
+        <w:t>Метод _</w:t>
+      </w:r>
+      <w:proofErr w:type="spellStart"/>
       <w:r>
         <w:rPr>
           <w:rFonts w:ascii="Times New Roman" w:hAnsi="Times New Roman" w:cs="Times New Roman"/>
           <w:i w:val="0"/>
           <w:iCs w:val="0"/>
-          <w:noProof/>
-        </w:rPr>
-        <w:t>11</w:t>
-      </w:r>
+        </w:rPr>
+        <w:t>download_images_action</w:t>
+      </w:r>
+      <w:proofErr w:type="spellEnd"/>
       <w:r>
         <w:rPr>
           <w:rFonts w:ascii="Times New Roman" w:hAnsi="Times New Roman" w:cs="Times New Roman"/>
           <w:i w:val="0"/>
           <w:iCs w:val="0"/>
         </w:rPr>
-        <w:fldChar w:fldCharType="end"/>
+        <w:t xml:space="preserve">, </w:t>
       </w:r>
       <w:r>
         <w:rPr>
@@ -9522,40 +10157,6 @@
           <w:i w:val="0"/>
           <w:iCs w:val="0"/>
         </w:rPr>
-        <w:t xml:space="preserve"> – </w:t>
-      </w:r>
-      <w:r>
-        <w:rPr>
-          <w:rFonts w:ascii="Times New Roman" w:hAnsi="Times New Roman" w:cs="Times New Roman"/>
-          <w:i w:val="0"/>
-          <w:iCs w:val="0"/>
-        </w:rPr>
-        <w:t>Метод _</w:t>
-      </w:r>
-      <w:proofErr w:type="spellStart"/>
-      <w:r>
-        <w:rPr>
-          <w:rFonts w:ascii="Times New Roman" w:hAnsi="Times New Roman" w:cs="Times New Roman"/>
-          <w:i w:val="0"/>
-          <w:iCs w:val="0"/>
-        </w:rPr>
-        <w:t>download_images_action</w:t>
-      </w:r>
-      <w:proofErr w:type="spellEnd"/>
-      <w:r>
-        <w:rPr>
-          <w:rFonts w:ascii="Times New Roman" w:hAnsi="Times New Roman" w:cs="Times New Roman"/>
-          <w:i w:val="0"/>
-          <w:iCs w:val="0"/>
-        </w:rPr>
-        <w:t xml:space="preserve">, </w:t>
-      </w:r>
-      <w:r>
-        <w:rPr>
-          <w:rFonts w:ascii="Times New Roman" w:hAnsi="Times New Roman" w:cs="Times New Roman"/>
-          <w:i w:val="0"/>
-          <w:iCs w:val="0"/>
-        </w:rPr>
         <w:t>загрузка изображений</w:t>
       </w:r>
     </w:p>
@@ -9563,17 +10164,17 @@
       <w:pPr>
         <w:pStyle w:val="2"/>
       </w:pPr>
-      <w:bookmarkStart w:id="79" w:name="_Toc226376780"/>
-      <w:bookmarkStart w:id="80" w:name="_Toc226376964"/>
-      <w:bookmarkStart w:id="81" w:name="_Toc226389601"/>
-      <w:bookmarkStart w:id="82" w:name="_Toc227835865"/>
+      <w:bookmarkStart w:id="78" w:name="_Toc226376780"/>
+      <w:bookmarkStart w:id="79" w:name="_Toc226376964"/>
+      <w:bookmarkStart w:id="80" w:name="_Toc226389601"/>
+      <w:bookmarkStart w:id="81" w:name="_Toc227835865"/>
       <w:r>
         <w:t>2.3 Тестирование приложения</w:t>
       </w:r>
+      <w:bookmarkEnd w:id="78"/>
       <w:bookmarkEnd w:id="79"/>
       <w:bookmarkEnd w:id="80"/>
       <w:bookmarkEnd w:id="81"/>
-      <w:bookmarkEnd w:id="82"/>
     </w:p>
     <w:p>
       <w:pPr>
@@ -9630,17 +10231,17 @@
           <w:iCs/>
         </w:rPr>
       </w:pPr>
-      <w:bookmarkStart w:id="83" w:name="_Toc226376781"/>
-      <w:bookmarkStart w:id="84" w:name="_Toc226376965"/>
-      <w:bookmarkStart w:id="85" w:name="_Toc226389602"/>
-      <w:bookmarkStart w:id="86" w:name="_Toc227835866"/>
+      <w:bookmarkStart w:id="82" w:name="_Toc226376781"/>
+      <w:bookmarkStart w:id="83" w:name="_Toc226376965"/>
+      <w:bookmarkStart w:id="84" w:name="_Toc226389602"/>
+      <w:bookmarkStart w:id="85" w:name="_Toc227835866"/>
       <w:r>
         <w:t>2.3.1 Тестирование и результаты</w:t>
       </w:r>
+      <w:bookmarkEnd w:id="82"/>
       <w:bookmarkEnd w:id="83"/>
       <w:bookmarkEnd w:id="84"/>
       <w:bookmarkEnd w:id="85"/>
-      <w:bookmarkEnd w:id="86"/>
     </w:p>
     <w:p>
       <w:pPr>
@@ -10077,20 +10678,20 @@
       <w:pPr>
         <w:pStyle w:val="3"/>
       </w:pPr>
-      <w:bookmarkStart w:id="87" w:name="_Toc226376782"/>
-      <w:bookmarkStart w:id="88" w:name="_Toc226376966"/>
-      <w:bookmarkStart w:id="89" w:name="_Toc226389603"/>
-      <w:bookmarkStart w:id="90" w:name="_Toc227835867"/>
+      <w:bookmarkStart w:id="86" w:name="_Toc226376782"/>
+      <w:bookmarkStart w:id="87" w:name="_Toc226376966"/>
+      <w:bookmarkStart w:id="88" w:name="_Toc226389603"/>
+      <w:bookmarkStart w:id="89" w:name="_Toc227835867"/>
       <w:r>
         <w:t>2.3.2 Выявленные ограничени</w:t>
       </w:r>
       <w:r>
         <w:t>я</w:t>
       </w:r>
+      <w:bookmarkEnd w:id="86"/>
       <w:bookmarkEnd w:id="87"/>
       <w:bookmarkEnd w:id="88"/>
       <w:bookmarkEnd w:id="89"/>
-      <w:bookmarkEnd w:id="90"/>
     </w:p>
     <w:p>
       <w:pPr>
@@ -10352,17 +10953,17 @@
       <w:pPr>
         <w:pStyle w:val="2"/>
       </w:pPr>
-      <w:bookmarkStart w:id="91" w:name="_Toc226376783"/>
-      <w:bookmarkStart w:id="92" w:name="_Toc226376967"/>
-      <w:bookmarkStart w:id="93" w:name="_Toc226389604"/>
-      <w:bookmarkStart w:id="94" w:name="_Toc227835868"/>
+      <w:bookmarkStart w:id="90" w:name="_Toc226376783"/>
+      <w:bookmarkStart w:id="91" w:name="_Toc226376967"/>
+      <w:bookmarkStart w:id="92" w:name="_Toc226389604"/>
+      <w:bookmarkStart w:id="93" w:name="_Toc227835868"/>
       <w:r>
         <w:t>2.4 Инструкция пользователя</w:t>
       </w:r>
+      <w:bookmarkEnd w:id="90"/>
       <w:bookmarkEnd w:id="91"/>
       <w:bookmarkEnd w:id="92"/>
       <w:bookmarkEnd w:id="93"/>
-      <w:bookmarkEnd w:id="94"/>
     </w:p>
     <w:p>
       <w:pPr>
@@ -10372,191 +10973,322 @@
           <w:iCs/>
         </w:rPr>
       </w:pPr>
-      <w:bookmarkStart w:id="95" w:name="_Toc226376784"/>
-      <w:bookmarkStart w:id="96" w:name="_Toc226376968"/>
-      <w:bookmarkStart w:id="97" w:name="_Toc226389605"/>
-      <w:bookmarkStart w:id="98" w:name="_Toc227835869"/>
+      <w:bookmarkStart w:id="94" w:name="_Toc226376784"/>
+      <w:bookmarkStart w:id="95" w:name="_Toc226376968"/>
+      <w:bookmarkStart w:id="96" w:name="_Toc226389605"/>
+      <w:bookmarkStart w:id="97" w:name="_Toc227835869"/>
       <w:r>
         <w:t>2.4.1 Установка</w:t>
       </w:r>
+      <w:bookmarkEnd w:id="94"/>
       <w:bookmarkEnd w:id="95"/>
       <w:bookmarkEnd w:id="96"/>
       <w:bookmarkEnd w:id="97"/>
-      <w:bookmarkEnd w:id="98"/>
+    </w:p>
+    <w:p>
+      <w:pPr>
+        <w:pStyle w:val="3"/>
+      </w:pPr>
+      <w:bookmarkStart w:id="98" w:name="_Toc226376785"/>
+      <w:bookmarkStart w:id="99" w:name="_Toc226376969"/>
+      <w:bookmarkStart w:id="100" w:name="_Toc226389606"/>
+      <w:bookmarkStart w:id="101" w:name="_Toc227835870"/>
+      <w:r>
+        <w:t>Шаг 1: Установка Python</w:t>
+      </w:r>
     </w:p>
     <w:p>
       <w:pPr>
         <w:pStyle w:val="a2"/>
-        <w:tabs>
-          <w:tab w:val="clear" w:pos="0"/>
-          <w:tab w:val="left" w:pos="851"/>
-        </w:tabs>
-        <w:ind w:left="454" w:firstLine="0"/>
-      </w:pPr>
-      <w:r>
-        <w:rPr>
-          <w:rStyle w:val="af"/>
-          <w:b w:val="0"/>
-          <w:bCs w:val="0"/>
-        </w:rPr>
-        <w:t xml:space="preserve">Установите </w:t>
-      </w:r>
-      <w:r>
-        <w:rPr>
-          <w:rStyle w:val="af"/>
-          <w:b w:val="0"/>
-          <w:bCs w:val="0"/>
+      </w:pPr>
+      <w:r>
+        <w:t>Перейдите на официальный сайт: https://python.org/downloads/</w:t>
+      </w:r>
+    </w:p>
+    <w:p>
+      <w:pPr>
+        <w:pStyle w:val="a2"/>
+      </w:pPr>
+      <w:r>
+        <w:t>Нажмите кнопку «</w:t>
+      </w:r>
+      <w:proofErr w:type="spellStart"/>
+      <w:r>
+        <w:t>Download</w:t>
+      </w:r>
+      <w:proofErr w:type="spellEnd"/>
+      <w:r>
+        <w:t xml:space="preserve"> Python 3.x» (актуальная версия 3.7 или выше)</w:t>
+      </w:r>
+    </w:p>
+    <w:p>
+      <w:pPr>
+        <w:pStyle w:val="a2"/>
+      </w:pPr>
+      <w:r>
+        <w:t>Запустите скачанный файл установки</w:t>
+      </w:r>
+    </w:p>
+    <w:p>
+      <w:pPr>
+        <w:pStyle w:val="a2"/>
+      </w:pPr>
+      <w:r>
+        <w:t>Обязательно отметьте галочку «</w:t>
+      </w:r>
+      <w:proofErr w:type="spellStart"/>
+      <w:r>
+        <w:t>Add</w:t>
+      </w:r>
+      <w:proofErr w:type="spellEnd"/>
+      <w:r>
+        <w:t xml:space="preserve"> Python </w:t>
+      </w:r>
+      <w:proofErr w:type="spellStart"/>
+      <w:r>
+        <w:t>to</w:t>
+      </w:r>
+      <w:proofErr w:type="spellEnd"/>
+      <w:r>
+        <w:t xml:space="preserve"> PATH» внизу окна установки</w:t>
+      </w:r>
+    </w:p>
+    <w:p>
+      <w:pPr>
+        <w:pStyle w:val="a2"/>
+      </w:pPr>
+      <w:r>
+        <w:t>Нажмите «</w:t>
+      </w:r>
+      <w:proofErr w:type="spellStart"/>
+      <w:r>
+        <w:t>Install</w:t>
+      </w:r>
+      <w:proofErr w:type="spellEnd"/>
+      <w:r>
+        <w:t xml:space="preserve"> </w:t>
+      </w:r>
+      <w:proofErr w:type="spellStart"/>
+      <w:r>
+        <w:t>Now</w:t>
+      </w:r>
+      <w:proofErr w:type="spellEnd"/>
+      <w:r>
+        <w:t>»</w:t>
+      </w:r>
+    </w:p>
+    <w:p>
+      <w:pPr>
+        <w:pStyle w:val="a2"/>
+      </w:pPr>
+      <w:r>
+        <w:t>Дождитесь завершения установки</w:t>
+      </w:r>
+    </w:p>
+    <w:p>
+      <w:pPr>
+        <w:pStyle w:val="3"/>
+      </w:pPr>
+      <w:r>
+        <w:t>Шаг 2: Установка необходимых библиотек</w:t>
+      </w:r>
+    </w:p>
+    <w:p>
+      <w:pPr>
+        <w:pStyle w:val="3"/>
+        <w:rPr>
           <w:lang w:val="en-US"/>
         </w:rPr>
-        <w:t xml:space="preserve">Python 3.7 </w:t>
-      </w:r>
-      <w:r>
-        <w:rPr>
-          <w:rStyle w:val="af"/>
-          <w:b w:val="0"/>
-          <w:bCs w:val="0"/>
-        </w:rPr>
-        <w:t>или выше</w:t>
-      </w:r>
-    </w:p>
-    <w:p>
-      <w:pPr>
-        <w:pStyle w:val="a2"/>
-        <w:tabs>
-          <w:tab w:val="clear" w:pos="0"/>
-          <w:tab w:val="left" w:pos="851"/>
-        </w:tabs>
-        <w:ind w:left="454" w:firstLine="0"/>
-        <w:rPr>
+      </w:pPr>
+      <w:r>
+        <w:t>В командной строке/терминале по очереди выполните команды:</w:t>
+      </w:r>
+    </w:p>
+    <w:p>
+      <w:pPr>
+        <w:pStyle w:val="3"/>
+        <w:rPr>
+          <w:rFonts w:ascii="Consolas" w:hAnsi="Consolas"/>
+          <w:sz w:val="20"/>
+          <w:szCs w:val="20"/>
           <w:lang w:val="en-US"/>
         </w:rPr>
       </w:pPr>
       <w:r>
         <w:rPr>
-          <w:rStyle w:val="af"/>
-          <w:b w:val="0"/>
-          <w:bCs w:val="0"/>
-        </w:rPr>
-        <w:t>Установите</w:t>
-      </w:r>
-      <w:r>
-        <w:rPr>
-          <w:rStyle w:val="af"/>
-          <w:b w:val="0"/>
-          <w:bCs w:val="0"/>
+          <w:rFonts w:ascii="Consolas" w:hAnsi="Consolas"/>
+          <w:sz w:val="20"/>
+          <w:szCs w:val="20"/>
           <w:lang w:val="en-US"/>
         </w:rPr>
-        <w:t xml:space="preserve"> </w:t>
-      </w:r>
-      <w:r>
-        <w:rPr>
-          <w:rStyle w:val="af"/>
-          <w:b w:val="0"/>
-          <w:bCs w:val="0"/>
-        </w:rPr>
-        <w:t>библиотеки</w:t>
-      </w:r>
-      <w:r>
-        <w:rPr>
-          <w:rStyle w:val="af"/>
-          <w:b w:val="0"/>
-          <w:bCs w:val="0"/>
+        <w:t>pip install requests</w:t>
+      </w:r>
+    </w:p>
+    <w:p>
+      <w:pPr>
+        <w:pStyle w:val="3"/>
+        <w:rPr>
+          <w:rFonts w:ascii="Consolas" w:hAnsi="Consolas"/>
+          <w:sz w:val="20"/>
+          <w:szCs w:val="20"/>
           <w:lang w:val="en-US"/>
         </w:rPr>
-        <w:t xml:space="preserve">: </w:t>
-      </w:r>
-      <w:r>
-        <w:rPr>
-          <w:rStyle w:val="af"/>
-          <w:b w:val="0"/>
-          <w:bCs w:val="0"/>
+      </w:pPr>
+      <w:r>
+        <w:rPr>
+          <w:rFonts w:ascii="Consolas" w:hAnsi="Consolas"/>
+          <w:sz w:val="20"/>
+          <w:szCs w:val="20"/>
           <w:lang w:val="en-US"/>
         </w:rPr>
-        <w:t>pip</w:t>
-      </w:r>
-      <w:r>
-        <w:rPr>
-          <w:rStyle w:val="af"/>
-          <w:b w:val="0"/>
-          <w:bCs w:val="0"/>
-          <w:lang w:val="en-US"/>
-        </w:rPr>
-        <w:t xml:space="preserve"> </w:t>
-      </w:r>
-      <w:r>
-        <w:rPr>
-          <w:rStyle w:val="af"/>
-          <w:b w:val="0"/>
-          <w:bCs w:val="0"/>
-          <w:lang w:val="en-US"/>
-        </w:rPr>
-        <w:t>install</w:t>
-      </w:r>
-      <w:r>
-        <w:rPr>
-          <w:rStyle w:val="af"/>
-          <w:b w:val="0"/>
-          <w:bCs w:val="0"/>
-          <w:lang w:val="en-US"/>
-        </w:rPr>
-        <w:t xml:space="preserve"> </w:t>
-      </w:r>
-      <w:r>
-        <w:rPr>
-          <w:rStyle w:val="af"/>
-          <w:b w:val="0"/>
-          <w:bCs w:val="0"/>
-          <w:lang w:val="en-US"/>
-        </w:rPr>
-        <w:t>requests beautifulsoup4</w:t>
-      </w:r>
-    </w:p>
-    <w:p>
-      <w:pPr>
-        <w:pStyle w:val="a2"/>
-        <w:tabs>
-          <w:tab w:val="clear" w:pos="0"/>
-          <w:tab w:val="left" w:pos="851"/>
-        </w:tabs>
-        <w:ind w:left="454" w:firstLine="0"/>
-        <w:rPr>
-          <w:lang w:val="en-US"/>
-        </w:rPr>
-      </w:pPr>
-      <w:r>
-        <w:rPr>
-          <w:rStyle w:val="af"/>
-          <w:b w:val="0"/>
-          <w:bCs w:val="0"/>
-        </w:rPr>
-        <w:t>Запустите</w:t>
-      </w:r>
-      <w:r>
-        <w:rPr>
-          <w:rStyle w:val="af"/>
-          <w:b w:val="0"/>
-          <w:bCs w:val="0"/>
-          <w:lang w:val="en-US"/>
-        </w:rPr>
-        <w:t xml:space="preserve">: </w:t>
-      </w:r>
-      <w:r>
-        <w:rPr>
-          <w:rStyle w:val="af"/>
-          <w:b w:val="0"/>
-          <w:bCs w:val="0"/>
-          <w:lang w:val="en-US"/>
-        </w:rPr>
-        <w:t>python web_indexer.py</w:t>
-      </w:r>
-      <w:r>
-        <w:rPr>
-          <w:rStyle w:val="af"/>
-          <w:b w:val="0"/>
-          <w:bCs w:val="0"/>
-          <w:lang w:val="en-US"/>
-        </w:rPr>
-        <w:t xml:space="preserve"> </w:t>
+        <w:t>pip install beautifulsoup4</w:t>
+      </w:r>
+    </w:p>
+    <w:p>
+      <w:pPr>
+        <w:pStyle w:val="3"/>
+      </w:pPr>
+      <w:r>
+        <w:t xml:space="preserve">Шаг 3: Скачивание программы с </w:t>
+      </w:r>
+      <w:proofErr w:type="spellStart"/>
+      <w:r>
+        <w:t>GitHub</w:t>
+      </w:r>
+      <w:proofErr w:type="spellEnd"/>
+    </w:p>
+    <w:p>
+      <w:pPr>
+        <w:pStyle w:val="a1"/>
+        <w:numPr>
+          <w:ilvl w:val="0"/>
+          <w:numId w:val="68"/>
+        </w:numPr>
+      </w:pPr>
+      <w:r>
+        <w:t xml:space="preserve">Откройте браузер и перейдите по ссылке на репозиторий </w:t>
+      </w:r>
+      <w:proofErr w:type="spellStart"/>
+      <w:r>
+        <w:t>GitHub</w:t>
+      </w:r>
+      <w:proofErr w:type="spellEnd"/>
+    </w:p>
+    <w:p>
+      <w:pPr>
+        <w:pStyle w:val="a1"/>
+        <w:numPr>
+          <w:ilvl w:val="0"/>
+          <w:numId w:val="68"/>
+        </w:numPr>
+      </w:pPr>
+      <w:r>
+        <w:t>Нажмите зелёную кнопку «Code» (вверху справа)</w:t>
+      </w:r>
+    </w:p>
+    <w:p>
+      <w:pPr>
+        <w:pStyle w:val="a1"/>
+        <w:numPr>
+          <w:ilvl w:val="0"/>
+          <w:numId w:val="68"/>
+        </w:numPr>
+      </w:pPr>
+      <w:r>
+        <w:t>В выпадающем меню выберите «</w:t>
+      </w:r>
+      <w:proofErr w:type="spellStart"/>
+      <w:r>
+        <w:t>Download</w:t>
+      </w:r>
+      <w:proofErr w:type="spellEnd"/>
+      <w:r>
+        <w:t xml:space="preserve"> ZIP»</w:t>
+      </w:r>
+    </w:p>
+    <w:p>
+      <w:pPr>
+        <w:pStyle w:val="a1"/>
+        <w:numPr>
+          <w:ilvl w:val="0"/>
+          <w:numId w:val="68"/>
+        </w:numPr>
+      </w:pPr>
+      <w:r>
+        <w:t>Распакуйте скачанный ZIP-архив в любую папку (например, на рабочий стол)</w:t>
+      </w:r>
+    </w:p>
+    <w:p>
+      <w:pPr>
+        <w:pStyle w:val="3"/>
+      </w:pPr>
+      <w:r>
+        <w:t>Шаг 4: Открытие программы в Python</w:t>
+      </w:r>
+    </w:p>
+    <w:p>
+      <w:pPr>
+        <w:pStyle w:val="a1"/>
+        <w:numPr>
+          <w:ilvl w:val="0"/>
+          <w:numId w:val="69"/>
+        </w:numPr>
+      </w:pPr>
+      <w:r>
+        <w:t>Откройте папку, в которую распаковали архив</w:t>
+      </w:r>
+    </w:p>
+    <w:p>
+      <w:pPr>
+        <w:pStyle w:val="a1"/>
+        <w:numPr>
+          <w:ilvl w:val="0"/>
+          <w:numId w:val="69"/>
+        </w:numPr>
+      </w:pPr>
+      <w:r>
+        <w:t xml:space="preserve">Найдите файл с названием </w:t>
+      </w:r>
+      <w:proofErr w:type="spellStart"/>
+      <w:proofErr w:type="gramStart"/>
+      <w:r>
+        <w:t>web.ipynb</w:t>
+      </w:r>
+      <w:proofErr w:type="spellEnd"/>
+      <w:proofErr w:type="gramEnd"/>
+    </w:p>
+    <w:p>
+      <w:pPr>
+        <w:pStyle w:val="a1"/>
+        <w:numPr>
+          <w:ilvl w:val="0"/>
+          <w:numId w:val="69"/>
+        </w:numPr>
+      </w:pPr>
+      <w:r>
+        <w:t xml:space="preserve">Дважды кликните левой кнопкой мыши по файлу </w:t>
+      </w:r>
+      <w:proofErr w:type="spellStart"/>
+      <w:proofErr w:type="gramStart"/>
+      <w:r>
+        <w:t>web.ipynb</w:t>
+      </w:r>
+      <w:proofErr w:type="spellEnd"/>
+      <w:proofErr w:type="gramEnd"/>
+    </w:p>
+    <w:p>
+      <w:pPr>
+        <w:pStyle w:val="a1"/>
+        <w:numPr>
+          <w:ilvl w:val="0"/>
+          <w:numId w:val="69"/>
+        </w:numPr>
+      </w:pPr>
+      <w:r>
+        <w:t>Откроется графическое окно программ</w:t>
+      </w:r>
+      <w:r>
+        <w:t>ы</w:t>
       </w:r>
     </w:p>
     <w:p>
@@ -10568,17 +11300,13 @@
           <w:lang w:val="en-US"/>
         </w:rPr>
       </w:pPr>
-      <w:bookmarkStart w:id="99" w:name="_Toc226376785"/>
-      <w:bookmarkStart w:id="100" w:name="_Toc226376969"/>
-      <w:bookmarkStart w:id="101" w:name="_Toc226389606"/>
-      <w:bookmarkStart w:id="102" w:name="_Toc227835870"/>
       <w:r>
         <w:t>2.4.2 Начало работы</w:t>
       </w:r>
+      <w:bookmarkEnd w:id="98"/>
       <w:bookmarkEnd w:id="99"/>
       <w:bookmarkEnd w:id="100"/>
       <w:bookmarkEnd w:id="101"/>
-      <w:bookmarkEnd w:id="102"/>
     </w:p>
     <w:p>
       <w:pPr>
@@ -10720,17 +11448,17 @@
       <w:pPr>
         <w:pStyle w:val="3"/>
       </w:pPr>
-      <w:bookmarkStart w:id="103" w:name="_Toc226376786"/>
-      <w:bookmarkStart w:id="104" w:name="_Toc226376970"/>
-      <w:bookmarkStart w:id="105" w:name="_Toc226389607"/>
-      <w:bookmarkStart w:id="106" w:name="_Toc227835871"/>
+      <w:bookmarkStart w:id="102" w:name="_Toc226376786"/>
+      <w:bookmarkStart w:id="103" w:name="_Toc226376970"/>
+      <w:bookmarkStart w:id="104" w:name="_Toc226389607"/>
+      <w:bookmarkStart w:id="105" w:name="_Toc227835871"/>
       <w:r>
         <w:t>2.4.3 Примеры использования</w:t>
       </w:r>
+      <w:bookmarkEnd w:id="102"/>
       <w:bookmarkEnd w:id="103"/>
       <w:bookmarkEnd w:id="104"/>
       <w:bookmarkEnd w:id="105"/>
-      <w:bookmarkEnd w:id="106"/>
     </w:p>
     <w:p>
       <w:pPr>
@@ -11064,17 +11792,17 @@
       <w:pPr>
         <w:pStyle w:val="3"/>
       </w:pPr>
-      <w:bookmarkStart w:id="107" w:name="_Toc226376787"/>
-      <w:bookmarkStart w:id="108" w:name="_Toc226376971"/>
-      <w:bookmarkStart w:id="109" w:name="_Toc226389608"/>
-      <w:bookmarkStart w:id="110" w:name="_Toc227835872"/>
+      <w:bookmarkStart w:id="106" w:name="_Toc226376787"/>
+      <w:bookmarkStart w:id="107" w:name="_Toc226376971"/>
+      <w:bookmarkStart w:id="108" w:name="_Toc226389608"/>
+      <w:bookmarkStart w:id="109" w:name="_Toc227835872"/>
       <w:r>
         <w:t>2.4.4 Решение проблем</w:t>
       </w:r>
+      <w:bookmarkEnd w:id="106"/>
       <w:bookmarkEnd w:id="107"/>
       <w:bookmarkEnd w:id="108"/>
       <w:bookmarkEnd w:id="109"/>
-      <w:bookmarkEnd w:id="110"/>
     </w:p>
     <w:p>
       <w:pPr>
@@ -11335,17 +12063,17 @@
       <w:pPr>
         <w:pStyle w:val="2"/>
       </w:pPr>
-      <w:bookmarkStart w:id="111" w:name="_Toc226376788"/>
-      <w:bookmarkStart w:id="112" w:name="_Toc226376972"/>
-      <w:bookmarkStart w:id="113" w:name="_Toc226389609"/>
-      <w:bookmarkStart w:id="114" w:name="_Toc227835873"/>
+      <w:bookmarkStart w:id="110" w:name="_Toc226376788"/>
+      <w:bookmarkStart w:id="111" w:name="_Toc226376972"/>
+      <w:bookmarkStart w:id="112" w:name="_Toc226389609"/>
+      <w:bookmarkStart w:id="113" w:name="_Toc227835873"/>
       <w:r>
         <w:t>2.5 Экономическая эффективность</w:t>
       </w:r>
+      <w:bookmarkEnd w:id="110"/>
       <w:bookmarkEnd w:id="111"/>
       <w:bookmarkEnd w:id="112"/>
       <w:bookmarkEnd w:id="113"/>
-      <w:bookmarkEnd w:id="114"/>
     </w:p>
     <w:p>
       <w:pPr>
@@ -11355,17 +12083,17 @@
           <w:iCs/>
         </w:rPr>
       </w:pPr>
-      <w:bookmarkStart w:id="115" w:name="_Toc226376789"/>
-      <w:bookmarkStart w:id="116" w:name="_Toc226376973"/>
-      <w:bookmarkStart w:id="117" w:name="_Toc226389610"/>
-      <w:bookmarkStart w:id="118" w:name="_Toc227835874"/>
+      <w:bookmarkStart w:id="114" w:name="_Toc226376789"/>
+      <w:bookmarkStart w:id="115" w:name="_Toc226376973"/>
+      <w:bookmarkStart w:id="116" w:name="_Toc226389610"/>
+      <w:bookmarkStart w:id="117" w:name="_Toc227835874"/>
       <w:r>
         <w:t>2.5.1 Сравнение с ручным трудом</w:t>
       </w:r>
+      <w:bookmarkEnd w:id="114"/>
       <w:bookmarkEnd w:id="115"/>
       <w:bookmarkEnd w:id="116"/>
       <w:bookmarkEnd w:id="117"/>
-      <w:bookmarkEnd w:id="118"/>
     </w:p>
     <w:p>
       <w:pPr>
@@ -11387,17 +12115,17 @@
       <w:pPr>
         <w:pStyle w:val="3"/>
       </w:pPr>
-      <w:bookmarkStart w:id="119" w:name="_Toc226376790"/>
-      <w:bookmarkStart w:id="120" w:name="_Toc226376974"/>
-      <w:bookmarkStart w:id="121" w:name="_Toc226389611"/>
-      <w:bookmarkStart w:id="122" w:name="_Toc227835875"/>
+      <w:bookmarkStart w:id="118" w:name="_Toc226376790"/>
+      <w:bookmarkStart w:id="119" w:name="_Toc226376974"/>
+      <w:bookmarkStart w:id="120" w:name="_Toc226389611"/>
+      <w:bookmarkStart w:id="121" w:name="_Toc227835875"/>
       <w:r>
         <w:t>2.5.2 Практическая ценность</w:t>
       </w:r>
+      <w:bookmarkEnd w:id="118"/>
       <w:bookmarkEnd w:id="119"/>
       <w:bookmarkEnd w:id="120"/>
       <w:bookmarkEnd w:id="121"/>
-      <w:bookmarkEnd w:id="122"/>
     </w:p>
     <w:p>
       <w:pPr>
@@ -11419,17 +12147,17 @@
       <w:pPr>
         <w:pStyle w:val="3"/>
       </w:pPr>
-      <w:bookmarkStart w:id="123" w:name="_Toc226376791"/>
-      <w:bookmarkStart w:id="124" w:name="_Toc226376975"/>
-      <w:bookmarkStart w:id="125" w:name="_Toc226389612"/>
-      <w:bookmarkStart w:id="126" w:name="_Toc227835876"/>
+      <w:bookmarkStart w:id="122" w:name="_Toc226376791"/>
+      <w:bookmarkStart w:id="123" w:name="_Toc226376975"/>
+      <w:bookmarkStart w:id="124" w:name="_Toc226389612"/>
+      <w:bookmarkStart w:id="125" w:name="_Toc227835876"/>
       <w:r>
         <w:t>2.5.3 Стоимость разработки</w:t>
       </w:r>
+      <w:bookmarkEnd w:id="122"/>
       <w:bookmarkEnd w:id="123"/>
       <w:bookmarkEnd w:id="124"/>
       <w:bookmarkEnd w:id="125"/>
-      <w:bookmarkEnd w:id="126"/>
     </w:p>
     <w:p>
       <w:pPr>
@@ -11517,17 +12245,17 @@
       <w:pPr>
         <w:pStyle w:val="1"/>
       </w:pPr>
-      <w:bookmarkStart w:id="127" w:name="_Toc226376792"/>
-      <w:bookmarkStart w:id="128" w:name="_Toc226376976"/>
-      <w:bookmarkStart w:id="129" w:name="_Toc226389613"/>
-      <w:bookmarkStart w:id="130" w:name="_Toc227835877"/>
+      <w:bookmarkStart w:id="126" w:name="_Toc226376792"/>
+      <w:bookmarkStart w:id="127" w:name="_Toc226376976"/>
+      <w:bookmarkStart w:id="128" w:name="_Toc226389613"/>
+      <w:bookmarkStart w:id="129" w:name="_Toc227835877"/>
       <w:r>
         <w:t>ЗАКЛЮЧЕНИЕ</w:t>
       </w:r>
+      <w:bookmarkEnd w:id="126"/>
       <w:bookmarkEnd w:id="127"/>
       <w:bookmarkEnd w:id="128"/>
       <w:bookmarkEnd w:id="129"/>
-      <w:bookmarkEnd w:id="130"/>
     </w:p>
     <w:p>
       <w:pPr>
@@ -11761,17 +12489,17 @@
       <w:pPr>
         <w:pStyle w:val="1"/>
       </w:pPr>
-      <w:bookmarkStart w:id="131" w:name="_Toc226376793"/>
-      <w:bookmarkStart w:id="132" w:name="_Toc226376977"/>
-      <w:bookmarkStart w:id="133" w:name="_Toc226389614"/>
-      <w:bookmarkStart w:id="134" w:name="_Toc227835878"/>
+      <w:bookmarkStart w:id="130" w:name="_Toc226376793"/>
+      <w:bookmarkStart w:id="131" w:name="_Toc226376977"/>
+      <w:bookmarkStart w:id="132" w:name="_Toc226389614"/>
+      <w:bookmarkStart w:id="133" w:name="_Toc227835878"/>
       <w:r>
         <w:t>ИСТОЧНИКИ ИНФОРМАЦИИ</w:t>
       </w:r>
+      <w:bookmarkEnd w:id="130"/>
       <w:bookmarkEnd w:id="131"/>
       <w:bookmarkEnd w:id="132"/>
       <w:bookmarkEnd w:id="133"/>
-      <w:bookmarkEnd w:id="134"/>
     </w:p>
     <w:p>
       <w:pPr>
@@ -11808,7 +12536,7 @@
       <w:r>
         <w:t xml:space="preserve">Официальная документация Python [Электронный ресурс]. – Режим доступа: </w:t>
       </w:r>
-      <w:hyperlink r:id="rId19" w:history="1">
+      <w:hyperlink r:id="rId17" w:history="1">
         <w:r>
           <w:rPr>
             <w:rStyle w:val="af0"/>
@@ -11836,7 +12564,7 @@
       <w:r>
         <w:t xml:space="preserve"> [Электронный ресурс]. – Режим доступа: </w:t>
       </w:r>
-      <w:hyperlink r:id="rId20" w:history="1">
+      <w:hyperlink r:id="rId18" w:history="1">
         <w:r>
           <w:rPr>
             <w:rStyle w:val="af0"/>
@@ -11864,7 +12592,7 @@
       <w:r>
         <w:t xml:space="preserve"> [Электронный ресурс]. – Режим доступа: </w:t>
       </w:r>
-      <w:hyperlink r:id="rId21" w:history="1">
+      <w:hyperlink r:id="rId19" w:history="1">
         <w:r>
           <w:rPr>
             <w:rStyle w:val="af0"/>
@@ -11892,7 +12620,7 @@
       <w:r>
         <w:t xml:space="preserve"> [Электронный ресурс]. – Режим доступа: </w:t>
       </w:r>
-      <w:hyperlink r:id="rId22" w:history="1">
+      <w:hyperlink r:id="rId20" w:history="1">
         <w:r>
           <w:rPr>
             <w:rStyle w:val="af0"/>
@@ -11920,7 +12648,7 @@
       <w:r>
         <w:t xml:space="preserve">: HTML [Электронный ресурс]. – Режим доступа: </w:t>
       </w:r>
-      <w:hyperlink r:id="rId23" w:history="1">
+      <w:hyperlink r:id="rId21" w:history="1">
         <w:r>
           <w:rPr>
             <w:rStyle w:val="af0"/>
@@ -11948,7 +12676,7 @@
       <w:r>
         <w:t xml:space="preserve">: HTTP [Электронный ресурс]. – Режим доступа: </w:t>
       </w:r>
-      <w:hyperlink r:id="rId24" w:history="1">
+      <w:hyperlink r:id="rId22" w:history="1">
         <w:r>
           <w:rPr>
             <w:rStyle w:val="af0"/>
@@ -11984,7 +12712,7 @@
       <w:r>
         <w:t xml:space="preserve"> Python [Электронный ресурс]. – Режим доступа: </w:t>
       </w:r>
-      <w:hyperlink r:id="rId25" w:history="1">
+      <w:hyperlink r:id="rId23" w:history="1">
         <w:r>
           <w:rPr>
             <w:rStyle w:val="af0"/>
@@ -12017,7 +12745,7 @@
       <w:r>
         <w:t xml:space="preserve"> [Электронный ресурс]. – Режим доступа: </w:t>
       </w:r>
-      <w:hyperlink r:id="rId26" w:history="1">
+      <w:hyperlink r:id="rId24" w:history="1">
         <w:r>
           <w:rPr>
             <w:rStyle w:val="af0"/>
@@ -12058,7 +12786,7 @@
       <w:r>
         <w:t xml:space="preserve"> [Электронный ресурс]. – Режим доступа: </w:t>
       </w:r>
-      <w:hyperlink r:id="rId27" w:history="1">
+      <w:hyperlink r:id="rId25" w:history="1">
         <w:r>
           <w:rPr>
             <w:rStyle w:val="af0"/>
@@ -12099,7 +12827,7 @@
       <w:r>
         <w:t xml:space="preserve"> [Электронный ресурс]. – Режим доступа: </w:t>
       </w:r>
-      <w:hyperlink r:id="rId28" w:history="1">
+      <w:hyperlink r:id="rId26" w:history="1">
         <w:r>
           <w:rPr>
             <w:rStyle w:val="af0"/>
@@ -12134,7 +12862,7 @@
       <w:r>
         <w:t xml:space="preserve"> [Электронный ресурс]. – Режим доступа: </w:t>
       </w:r>
-      <w:hyperlink r:id="rId29" w:history="1">
+      <w:hyperlink r:id="rId27" w:history="1">
         <w:r>
           <w:rPr>
             <w:rStyle w:val="af0"/>
@@ -12170,7 +12898,7 @@
       <w:r>
         <w:t xml:space="preserve"> [Электронный ресурс]. – Режим доступа: </w:t>
       </w:r>
-      <w:hyperlink r:id="rId30" w:history="1">
+      <w:hyperlink r:id="rId28" w:history="1">
         <w:r>
           <w:rPr>
             <w:rStyle w:val="af0"/>
@@ -12203,7 +12931,7 @@
       <w:r>
         <w:t xml:space="preserve"> [Электронный ресурс]. – Режим доступа: </w:t>
       </w:r>
-      <w:hyperlink r:id="rId31" w:history="1">
+      <w:hyperlink r:id="rId29" w:history="1">
         <w:r>
           <w:rPr>
             <w:rStyle w:val="af0"/>
@@ -12236,7 +12964,7 @@
       <w:r>
         <w:t xml:space="preserve"> [Электронный ресурс]. – Режим доступа: </w:t>
       </w:r>
-      <w:hyperlink r:id="rId32" w:history="1">
+      <w:hyperlink r:id="rId30" w:history="1">
         <w:r>
           <w:rPr>
             <w:rStyle w:val="af0"/>
@@ -12275,7 +13003,7 @@
       <w:r>
         <w:t xml:space="preserve"> </w:t>
       </w:r>
-      <w:hyperlink r:id="rId33" w:history="1">
+      <w:hyperlink r:id="rId31" w:history="1">
         <w:r>
           <w:rPr>
             <w:rStyle w:val="af0"/>
@@ -12303,7 +13031,7 @@
       <w:r>
         <w:t xml:space="preserve"> [Электронный ресурс]. – Режим доступа: </w:t>
       </w:r>
-      <w:hyperlink r:id="rId34" w:history="1">
+      <w:hyperlink r:id="rId32" w:history="1">
         <w:r>
           <w:rPr>
             <w:rStyle w:val="af0"/>
@@ -12323,7 +13051,7 @@
       <w:r>
         <w:t xml:space="preserve">Robots.txt Standard [Электронный ресурс]. – Режим доступа: </w:t>
       </w:r>
-      <w:hyperlink r:id="rId35" w:history="1">
+      <w:hyperlink r:id="rId33" w:history="1">
         <w:r>
           <w:rPr>
             <w:rStyle w:val="af0"/>
@@ -12353,13 +13081,13 @@
       <w:pPr>
         <w:pStyle w:val="1"/>
       </w:pPr>
-      <w:bookmarkStart w:id="135" w:name="_Toc226389615"/>
-      <w:bookmarkStart w:id="136" w:name="_Toc227835879"/>
+      <w:bookmarkStart w:id="134" w:name="_Toc226389615"/>
+      <w:bookmarkStart w:id="135" w:name="_Toc227835879"/>
       <w:r>
         <w:t>ПРИЛОЖЕНИЯ</w:t>
       </w:r>
+      <w:bookmarkEnd w:id="134"/>
       <w:bookmarkEnd w:id="135"/>
-      <w:bookmarkEnd w:id="136"/>
     </w:p>
     <w:p>
       <w:pPr>
@@ -13235,7 +13963,7 @@
                     <pic:cNvPicPr/>
                   </pic:nvPicPr>
                   <pic:blipFill>
-                    <a:blip r:embed="rId36"/>
+                    <a:blip r:embed="rId34"/>
                     <a:stretch>
                       <a:fillRect/>
                     </a:stretch>
@@ -13319,7 +14047,7 @@
                     <pic:cNvPicPr/>
                   </pic:nvPicPr>
                   <pic:blipFill>
-                    <a:blip r:embed="rId37"/>
+                    <a:blip r:embed="rId35"/>
                     <a:stretch>
                       <a:fillRect/>
                     </a:stretch>
@@ -13433,7 +14161,7 @@
                     <pic:cNvPicPr/>
                   </pic:nvPicPr>
                   <pic:blipFill>
-                    <a:blip r:embed="rId38"/>
+                    <a:blip r:embed="rId36"/>
                     <a:stretch>
                       <a:fillRect/>
                     </a:stretch>
@@ -13516,7 +14244,7 @@
                     <pic:cNvPicPr/>
                   </pic:nvPicPr>
                   <pic:blipFill>
-                    <a:blip r:embed="rId39"/>
+                    <a:blip r:embed="rId37"/>
                     <a:stretch>
                       <a:fillRect/>
                     </a:stretch>
@@ -13707,6 +14435,7 @@
           <w:rFonts w:ascii="Times New Roman" w:hAnsi="Times New Roman" w:cs="Times New Roman"/>
           <w:i w:val="0"/>
           <w:iCs w:val="0"/>
+          <w:lang w:val="en-US"/>
         </w:rPr>
       </w:pPr>
       <w:r>
@@ -13715,7 +14444,7 @@
           <w:i w:val="0"/>
           <w:iCs w:val="0"/>
         </w:rPr>
-        <w:t xml:space="preserve">Рисунок </w:t>
+        <w:t>Рисунок</w:t>
       </w:r>
       <w:r>
         <w:rPr>
@@ -13724,94 +14453,7 @@
           <w:iCs w:val="0"/>
           <w:lang w:val="en-US"/>
         </w:rPr>
-        <w:t xml:space="preserve">1 – </w:t>
-      </w:r>
-      <w:r>
-        <w:rPr>
-          <w:rFonts w:ascii="Times New Roman" w:hAnsi="Times New Roman" w:cs="Times New Roman"/>
-          <w:i w:val="0"/>
-          <w:iCs w:val="0"/>
-        </w:rPr>
-        <w:t>Пример структуры</w:t>
-      </w:r>
-    </w:p>
-    <w:p>
-      <w:pPr>
-        <w:pStyle w:val="af4"/>
-        <w:jc w:val="center"/>
-        <w:rPr>
-          <w:rFonts w:ascii="Times New Roman" w:hAnsi="Times New Roman" w:cs="Times New Roman"/>
-          <w:i w:val="0"/>
-          <w:iCs w:val="0"/>
-        </w:rPr>
-      </w:pPr>
-    </w:p>
-    <w:p>
-      <w:pPr>
-        <w:keepNext/>
-        <w:spacing w:line="360" w:lineRule="auto"/>
-        <w:jc w:val="center"/>
-      </w:pPr>
-      <w:r>
-        <w:rPr>
-          <w:noProof/>
-        </w:rPr>
-        <w:drawing>
-          <wp:inline distT="0" distB="0" distL="0" distR="0" wp14:anchorId="60F05D0D" wp14:editId="7B154897">
-            <wp:extent cx="3459480" cy="962631"/>
-            <wp:effectExtent l="0" t="0" r="0" b="0"/>
-            <wp:docPr id="909285144" name="Image2"/>
-            <wp:cNvGraphicFramePr>
-              <a:graphicFrameLocks xmlns:a="http://schemas.openxmlformats.org/drawingml/2006/main" noChangeAspect="1"/>
-            </wp:cNvGraphicFramePr>
-            <a:graphic xmlns:a="http://schemas.openxmlformats.org/drawingml/2006/main">
-              <a:graphicData uri="http://schemas.openxmlformats.org/drawingml/2006/picture">
-                <pic:pic xmlns:pic="http://schemas.openxmlformats.org/drawingml/2006/picture">
-                  <pic:nvPicPr>
-                    <pic:cNvPr id="2" name="Image2"/>
-                    <pic:cNvPicPr>
-                      <a:picLocks noChangeAspect="1" noChangeArrowheads="1"/>
-                    </pic:cNvPicPr>
-                  </pic:nvPicPr>
-                  <pic:blipFill>
-                    <a:blip r:embed="rId9"/>
-                    <a:stretch>
-                      <a:fillRect/>
-                    </a:stretch>
-                  </pic:blipFill>
-                  <pic:spPr bwMode="auto">
-                    <a:xfrm>
-                      <a:off x="0" y="0"/>
-                      <a:ext cx="3560234" cy="990667"/>
-                    </a:xfrm>
-                    <a:prstGeom prst="rect">
-                      <a:avLst/>
-                    </a:prstGeom>
-                  </pic:spPr>
-                </pic:pic>
-              </a:graphicData>
-            </a:graphic>
-          </wp:inline>
-        </w:drawing>
-      </w:r>
-    </w:p>
-    <w:p>
-      <w:pPr>
-        <w:pStyle w:val="af4"/>
-        <w:jc w:val="center"/>
-        <w:rPr>
-          <w:rFonts w:ascii="Times New Roman" w:hAnsi="Times New Roman" w:cs="Times New Roman"/>
-          <w:i w:val="0"/>
-          <w:iCs w:val="0"/>
-        </w:rPr>
-      </w:pPr>
-      <w:r>
-        <w:rPr>
-          <w:rFonts w:ascii="Times New Roman" w:hAnsi="Times New Roman" w:cs="Times New Roman"/>
-          <w:i w:val="0"/>
-          <w:iCs w:val="0"/>
-        </w:rPr>
-        <w:t xml:space="preserve">Рисунок </w:t>
+        <w:t xml:space="preserve"> </w:t>
       </w:r>
       <w:r>
         <w:rPr>
@@ -13820,7 +14462,7 @@
           <w:iCs w:val="0"/>
           <w:lang w:val="en-US"/>
         </w:rPr>
-        <w:t xml:space="preserve">2 – </w:t>
+        <w:t xml:space="preserve">1 – </w:t>
       </w:r>
       <w:r>
         <w:rPr>
@@ -13828,7 +14470,7 @@
           <w:i w:val="0"/>
           <w:iCs w:val="0"/>
         </w:rPr>
-        <w:t xml:space="preserve">Пример использования </w:t>
+        <w:t>Пример</w:t>
       </w:r>
       <w:r>
         <w:rPr>
@@ -13837,95 +14479,655 @@
           <w:iCs w:val="0"/>
           <w:lang w:val="en-US"/>
         </w:rPr>
-        <w:t>Requests</w:t>
+        <w:t xml:space="preserve"> </w:t>
+      </w:r>
+      <w:r>
+        <w:rPr>
+          <w:rFonts w:ascii="Times New Roman" w:hAnsi="Times New Roman" w:cs="Times New Roman"/>
+          <w:i w:val="0"/>
+          <w:iCs w:val="0"/>
+        </w:rPr>
+        <w:t>структуры</w:t>
       </w:r>
     </w:p>
     <w:p>
       <w:pPr>
         <w:pStyle w:val="af4"/>
         <w:jc w:val="center"/>
-        <w:rPr>
-          <w:rFonts w:ascii="Times New Roman" w:hAnsi="Times New Roman" w:cs="Times New Roman"/>
-          <w:i w:val="0"/>
-          <w:iCs w:val="0"/>
-        </w:rPr>
-      </w:pPr>
-    </w:p>
-    <w:p>
-      <w:pPr>
-        <w:keepNext/>
-        <w:spacing w:line="360" w:lineRule="auto"/>
-        <w:jc w:val="center"/>
-      </w:pPr>
-      <w:r>
-        <w:rPr>
-          <w:noProof/>
-        </w:rPr>
-        <w:drawing>
-          <wp:inline distT="0" distB="0" distL="0" distR="0" wp14:anchorId="4C6E541A" wp14:editId="67807702">
-            <wp:extent cx="3528060" cy="1096224"/>
-            <wp:effectExtent l="0" t="0" r="0" b="0"/>
-            <wp:docPr id="1029079023" name="Image3"/>
-            <wp:cNvGraphicFramePr>
-              <a:graphicFrameLocks xmlns:a="http://schemas.openxmlformats.org/drawingml/2006/main" noChangeAspect="1"/>
-            </wp:cNvGraphicFramePr>
-            <a:graphic xmlns:a="http://schemas.openxmlformats.org/drawingml/2006/main">
-              <a:graphicData uri="http://schemas.openxmlformats.org/drawingml/2006/picture">
-                <pic:pic xmlns:pic="http://schemas.openxmlformats.org/drawingml/2006/picture">
-                  <pic:nvPicPr>
-                    <pic:cNvPr id="3" name="Image3"/>
-                    <pic:cNvPicPr>
-                      <a:picLocks noChangeAspect="1" noChangeArrowheads="1"/>
-                    </pic:cNvPicPr>
-                  </pic:nvPicPr>
-                  <pic:blipFill>
-                    <a:blip r:embed="rId10"/>
-                    <a:stretch>
-                      <a:fillRect/>
-                    </a:stretch>
-                  </pic:blipFill>
-                  <pic:spPr bwMode="auto">
-                    <a:xfrm>
-                      <a:off x="0" y="0"/>
-                      <a:ext cx="3547371" cy="1102224"/>
-                    </a:xfrm>
-                    <a:prstGeom prst="rect">
-                      <a:avLst/>
-                    </a:prstGeom>
-                  </pic:spPr>
-                </pic:pic>
-              </a:graphicData>
-            </a:graphic>
-          </wp:inline>
-        </w:drawing>
-      </w:r>
-    </w:p>
-    <w:p>
-      <w:pPr>
-        <w:pStyle w:val="af4"/>
-        <w:jc w:val="center"/>
-        <w:rPr>
-          <w:rFonts w:ascii="Times New Roman" w:hAnsi="Times New Roman" w:cs="Times New Roman"/>
-          <w:i w:val="0"/>
-          <w:iCs w:val="0"/>
-        </w:rPr>
-      </w:pPr>
-      <w:r>
-        <w:rPr>
-          <w:rFonts w:ascii="Times New Roman" w:hAnsi="Times New Roman" w:cs="Times New Roman"/>
-          <w:i w:val="0"/>
-          <w:iCs w:val="0"/>
-        </w:rPr>
-        <w:t xml:space="preserve">Рисунок </w:t>
-      </w:r>
-      <w:r>
         <w:rPr>
           <w:rFonts w:ascii="Times New Roman" w:hAnsi="Times New Roman" w:cs="Times New Roman"/>
           <w:i w:val="0"/>
           <w:iCs w:val="0"/>
           <w:lang w:val="en-US"/>
         </w:rPr>
-        <w:t xml:space="preserve">3 – </w:t>
+      </w:pPr>
+    </w:p>
+    <w:p>
+      <w:pPr>
+        <w:pStyle w:val="a"/>
+        <w:numPr>
+          <w:ilvl w:val="0"/>
+          <w:numId w:val="0"/>
+        </w:numPr>
+        <w:spacing w:before="360" w:after="240"/>
+        <w:rPr>
+          <w:rFonts w:ascii="Consolas" w:hAnsi="Consolas"/>
+          <w:color w:val="000000" w:themeColor="text1"/>
+          <w:sz w:val="20"/>
+          <w:szCs w:val="20"/>
+          <w:lang w:val="en-US" w:eastAsia="ru-RU"/>
+        </w:rPr>
+      </w:pPr>
+      <w:r>
+        <w:rPr>
+          <w:rFonts w:ascii="Consolas" w:hAnsi="Consolas"/>
+          <w:color w:val="000000" w:themeColor="text1"/>
+          <w:sz w:val="20"/>
+          <w:szCs w:val="20"/>
+          <w:lang w:val="en-US" w:eastAsia="ru-RU"/>
+        </w:rPr>
+        <w:t>import requests</w:t>
+      </w:r>
+    </w:p>
+    <w:p>
+      <w:pPr>
+        <w:pStyle w:val="a"/>
+        <w:numPr>
+          <w:ilvl w:val="0"/>
+          <w:numId w:val="0"/>
+        </w:numPr>
+        <w:spacing w:before="240" w:after="240"/>
+        <w:rPr>
+          <w:rFonts w:ascii="Consolas" w:hAnsi="Consolas"/>
+          <w:color w:val="000000" w:themeColor="text1"/>
+          <w:sz w:val="20"/>
+          <w:szCs w:val="20"/>
+          <w:lang w:val="en-US" w:eastAsia="ru-RU"/>
+        </w:rPr>
+      </w:pPr>
+      <w:r>
+        <w:rPr>
+          <w:rFonts w:ascii="Consolas" w:hAnsi="Consolas"/>
+          <w:color w:val="000000" w:themeColor="text1"/>
+          <w:sz w:val="20"/>
+          <w:szCs w:val="20"/>
+          <w:lang w:val="en-US" w:eastAsia="ru-RU"/>
+        </w:rPr>
+        <w:t xml:space="preserve">response = </w:t>
+      </w:r>
+      <w:proofErr w:type="spellStart"/>
+      <w:r>
+        <w:rPr>
+          <w:rFonts w:ascii="Consolas" w:hAnsi="Consolas"/>
+          <w:color w:val="000000" w:themeColor="text1"/>
+          <w:sz w:val="20"/>
+          <w:szCs w:val="20"/>
+          <w:lang w:val="en-US" w:eastAsia="ru-RU"/>
+        </w:rPr>
+        <w:t>requests.get</w:t>
+      </w:r>
+      <w:proofErr w:type="spellEnd"/>
+      <w:r>
+        <w:rPr>
+          <w:rFonts w:ascii="Consolas" w:hAnsi="Consolas"/>
+          <w:color w:val="000000" w:themeColor="text1"/>
+          <w:sz w:val="20"/>
+          <w:szCs w:val="20"/>
+          <w:lang w:val="en-US" w:eastAsia="ru-RU"/>
+        </w:rPr>
+        <w:t>('https://example.com')</w:t>
+      </w:r>
+    </w:p>
+    <w:p>
+      <w:pPr>
+        <w:pStyle w:val="a"/>
+        <w:numPr>
+          <w:ilvl w:val="0"/>
+          <w:numId w:val="0"/>
+        </w:numPr>
+        <w:spacing w:before="240" w:after="240"/>
+        <w:rPr>
+          <w:rFonts w:ascii="Consolas" w:hAnsi="Consolas"/>
+          <w:color w:val="000000" w:themeColor="text1"/>
+          <w:sz w:val="20"/>
+          <w:szCs w:val="20"/>
+          <w:lang w:val="en-US" w:eastAsia="ru-RU"/>
+        </w:rPr>
+      </w:pPr>
+      <w:r>
+        <w:rPr>
+          <w:rFonts w:ascii="Consolas" w:hAnsi="Consolas"/>
+          <w:color w:val="000000" w:themeColor="text1"/>
+          <w:sz w:val="20"/>
+          <w:szCs w:val="20"/>
+          <w:lang w:val="en-US" w:eastAsia="ru-RU"/>
+        </w:rPr>
+        <w:t>print(</w:t>
+      </w:r>
+      <w:proofErr w:type="spellStart"/>
+      <w:proofErr w:type="gramStart"/>
+      <w:r>
+        <w:rPr>
+          <w:rFonts w:ascii="Consolas" w:hAnsi="Consolas"/>
+          <w:color w:val="000000" w:themeColor="text1"/>
+          <w:sz w:val="20"/>
+          <w:szCs w:val="20"/>
+          <w:lang w:val="en-US" w:eastAsia="ru-RU"/>
+        </w:rPr>
+        <w:t>response.status</w:t>
+      </w:r>
+      <w:proofErr w:type="gramEnd"/>
+      <w:r>
+        <w:rPr>
+          <w:rFonts w:ascii="Consolas" w:hAnsi="Consolas"/>
+          <w:color w:val="000000" w:themeColor="text1"/>
+          <w:sz w:val="20"/>
+          <w:szCs w:val="20"/>
+          <w:lang w:val="en-US" w:eastAsia="ru-RU"/>
+        </w:rPr>
+        <w:t>_code</w:t>
+      </w:r>
+      <w:proofErr w:type="spellEnd"/>
+      <w:r>
+        <w:rPr>
+          <w:rFonts w:ascii="Consolas" w:hAnsi="Consolas"/>
+          <w:color w:val="000000" w:themeColor="text1"/>
+          <w:sz w:val="20"/>
+          <w:szCs w:val="20"/>
+          <w:lang w:val="en-US" w:eastAsia="ru-RU"/>
+        </w:rPr>
+        <w:t>)</w:t>
+      </w:r>
+    </w:p>
+    <w:p>
+      <w:pPr>
+        <w:pStyle w:val="a"/>
+        <w:numPr>
+          <w:ilvl w:val="0"/>
+          <w:numId w:val="0"/>
+        </w:numPr>
+        <w:spacing w:before="240" w:after="240"/>
+        <w:rPr>
+          <w:rFonts w:ascii="Consolas" w:hAnsi="Consolas"/>
+          <w:color w:val="000000" w:themeColor="text1"/>
+          <w:sz w:val="20"/>
+          <w:szCs w:val="20"/>
+          <w:lang w:val="en-US" w:eastAsia="ru-RU"/>
+        </w:rPr>
+      </w:pPr>
+      <w:r>
+        <w:rPr>
+          <w:rFonts w:ascii="Consolas" w:hAnsi="Consolas"/>
+          <w:color w:val="000000" w:themeColor="text1"/>
+          <w:sz w:val="20"/>
+          <w:szCs w:val="20"/>
+          <w:lang w:val="en-US" w:eastAsia="ru-RU"/>
+        </w:rPr>
+        <w:t>print(</w:t>
+      </w:r>
+      <w:proofErr w:type="spellStart"/>
+      <w:r>
+        <w:rPr>
+          <w:rFonts w:ascii="Consolas" w:hAnsi="Consolas"/>
+          <w:color w:val="000000" w:themeColor="text1"/>
+          <w:sz w:val="20"/>
+          <w:szCs w:val="20"/>
+          <w:lang w:val="en-US" w:eastAsia="ru-RU"/>
+        </w:rPr>
+        <w:t>response.text</w:t>
+      </w:r>
+      <w:proofErr w:type="spellEnd"/>
+      <w:r>
+        <w:rPr>
+          <w:rFonts w:ascii="Consolas" w:hAnsi="Consolas"/>
+          <w:color w:val="000000" w:themeColor="text1"/>
+          <w:sz w:val="20"/>
+          <w:szCs w:val="20"/>
+          <w:lang w:val="en-US" w:eastAsia="ru-RU"/>
+        </w:rPr>
+        <w:t>)</w:t>
+      </w:r>
+    </w:p>
+    <w:p>
+      <w:pPr>
+        <w:pStyle w:val="af4"/>
+        <w:spacing w:before="240" w:after="360"/>
+        <w:rPr>
+          <w:rFonts w:ascii="Times New Roman" w:hAnsi="Times New Roman" w:cs="Times New Roman"/>
+          <w:i w:val="0"/>
+          <w:iCs w:val="0"/>
+          <w:lang w:val="en-US"/>
+        </w:rPr>
+      </w:pPr>
+      <w:r>
+        <w:rPr>
+          <w:rFonts w:ascii="Times New Roman" w:hAnsi="Times New Roman" w:cs="Times New Roman"/>
+          <w:i w:val="0"/>
+          <w:iCs w:val="0"/>
+        </w:rPr>
+        <w:t>Листинг</w:t>
+      </w:r>
+      <w:r>
+        <w:rPr>
+          <w:rFonts w:ascii="Times New Roman" w:hAnsi="Times New Roman" w:cs="Times New Roman"/>
+          <w:i w:val="0"/>
+          <w:iCs w:val="0"/>
+          <w:lang w:val="en-US"/>
+        </w:rPr>
+        <w:t xml:space="preserve"> 1 – </w:t>
+      </w:r>
+      <w:r>
+        <w:rPr>
+          <w:rFonts w:ascii="Times New Roman" w:hAnsi="Times New Roman" w:cs="Times New Roman"/>
+          <w:i w:val="0"/>
+          <w:iCs w:val="0"/>
+        </w:rPr>
+        <w:t>Пример</w:t>
+      </w:r>
+      <w:r>
+        <w:rPr>
+          <w:rFonts w:ascii="Times New Roman" w:hAnsi="Times New Roman" w:cs="Times New Roman"/>
+          <w:i w:val="0"/>
+          <w:iCs w:val="0"/>
+          <w:lang w:val="en-US"/>
+        </w:rPr>
+        <w:t xml:space="preserve"> </w:t>
+      </w:r>
+      <w:r>
+        <w:rPr>
+          <w:rFonts w:ascii="Times New Roman" w:hAnsi="Times New Roman" w:cs="Times New Roman"/>
+          <w:i w:val="0"/>
+          <w:iCs w:val="0"/>
+        </w:rPr>
+        <w:t>использования</w:t>
+      </w:r>
+      <w:r>
+        <w:rPr>
+          <w:rFonts w:ascii="Times New Roman" w:hAnsi="Times New Roman" w:cs="Times New Roman"/>
+          <w:i w:val="0"/>
+          <w:iCs w:val="0"/>
+          <w:lang w:val="en-US"/>
+        </w:rPr>
+        <w:t xml:space="preserve"> </w:t>
+      </w:r>
+      <w:r>
+        <w:rPr>
+          <w:rFonts w:ascii="Times New Roman" w:hAnsi="Times New Roman" w:cs="Times New Roman"/>
+          <w:i w:val="0"/>
+          <w:iCs w:val="0"/>
+          <w:lang w:val="en-US"/>
+        </w:rPr>
+        <w:t>Requests</w:t>
+      </w:r>
+    </w:p>
+    <w:p>
+      <w:pPr>
+        <w:pStyle w:val="af4"/>
+        <w:jc w:val="center"/>
+        <w:rPr>
+          <w:rFonts w:ascii="Times New Roman" w:hAnsi="Times New Roman" w:cs="Times New Roman"/>
+          <w:i w:val="0"/>
+          <w:iCs w:val="0"/>
+          <w:lang w:val="en-US"/>
+        </w:rPr>
+      </w:pPr>
+    </w:p>
+    <w:p>
+      <w:pPr>
+        <w:keepNext/>
+        <w:spacing w:line="360" w:lineRule="auto"/>
+        <w:rPr>
+          <w:rFonts w:ascii="Consolas" w:hAnsi="Consolas"/>
+          <w:sz w:val="20"/>
+          <w:szCs w:val="20"/>
+          <w:lang w:val="en-US"/>
+        </w:rPr>
+      </w:pPr>
+      <w:r>
+        <w:rPr>
+          <w:rFonts w:ascii="Consolas" w:hAnsi="Consolas"/>
+          <w:sz w:val="20"/>
+          <w:szCs w:val="20"/>
+          <w:lang w:val="en-US"/>
+        </w:rPr>
+        <w:t xml:space="preserve">from bs4 import </w:t>
+      </w:r>
+      <w:proofErr w:type="spellStart"/>
+      <w:r>
+        <w:rPr>
+          <w:rFonts w:ascii="Consolas" w:hAnsi="Consolas"/>
+          <w:sz w:val="20"/>
+          <w:szCs w:val="20"/>
+          <w:lang w:val="en-US"/>
+        </w:rPr>
+        <w:t>BeautifulSoup</w:t>
+      </w:r>
+      <w:proofErr w:type="spellEnd"/>
+    </w:p>
+    <w:p>
+      <w:pPr>
+        <w:keepNext/>
+        <w:spacing w:line="360" w:lineRule="auto"/>
+        <w:rPr>
+          <w:rFonts w:ascii="Consolas" w:hAnsi="Consolas"/>
+          <w:sz w:val="20"/>
+          <w:szCs w:val="20"/>
+          <w:lang w:val="en-US"/>
+        </w:rPr>
+      </w:pPr>
+      <w:r>
+        <w:rPr>
+          <w:rFonts w:ascii="Consolas" w:hAnsi="Consolas"/>
+          <w:sz w:val="20"/>
+          <w:szCs w:val="20"/>
+          <w:lang w:val="en-US"/>
+        </w:rPr>
+        <w:t xml:space="preserve">soup = </w:t>
+      </w:r>
+      <w:proofErr w:type="spellStart"/>
+      <w:proofErr w:type="gramStart"/>
+      <w:r>
+        <w:rPr>
+          <w:rFonts w:ascii="Consolas" w:hAnsi="Consolas"/>
+          <w:sz w:val="20"/>
+          <w:szCs w:val="20"/>
+          <w:lang w:val="en-US"/>
+        </w:rPr>
+        <w:t>BeautifulSoup</w:t>
+      </w:r>
+      <w:proofErr w:type="spellEnd"/>
+      <w:r>
+        <w:rPr>
+          <w:rFonts w:ascii="Consolas" w:hAnsi="Consolas"/>
+          <w:sz w:val="20"/>
+          <w:szCs w:val="20"/>
+          <w:lang w:val="en-US"/>
+        </w:rPr>
+        <w:t>(</w:t>
+      </w:r>
+      <w:proofErr w:type="spellStart"/>
+      <w:proofErr w:type="gramEnd"/>
+      <w:r>
+        <w:rPr>
+          <w:rFonts w:ascii="Consolas" w:hAnsi="Consolas"/>
+          <w:sz w:val="20"/>
+          <w:szCs w:val="20"/>
+          <w:lang w:val="en-US"/>
+        </w:rPr>
+        <w:t>html_content</w:t>
+      </w:r>
+      <w:proofErr w:type="spellEnd"/>
+      <w:r>
+        <w:rPr>
+          <w:rFonts w:ascii="Consolas" w:hAnsi="Consolas"/>
+          <w:sz w:val="20"/>
+          <w:szCs w:val="20"/>
+          <w:lang w:val="en-US"/>
+        </w:rPr>
+        <w:t>, '</w:t>
+      </w:r>
+      <w:proofErr w:type="spellStart"/>
+      <w:proofErr w:type="gramStart"/>
+      <w:r>
+        <w:rPr>
+          <w:rFonts w:ascii="Consolas" w:hAnsi="Consolas"/>
+          <w:sz w:val="20"/>
+          <w:szCs w:val="20"/>
+          <w:lang w:val="en-US"/>
+        </w:rPr>
+        <w:t>html.parser</w:t>
+      </w:r>
+      <w:proofErr w:type="spellEnd"/>
+      <w:proofErr w:type="gramEnd"/>
+      <w:r>
+        <w:rPr>
+          <w:rFonts w:ascii="Consolas" w:hAnsi="Consolas"/>
+          <w:sz w:val="20"/>
+          <w:szCs w:val="20"/>
+          <w:lang w:val="en-US"/>
+        </w:rPr>
+        <w:t>')</w:t>
+      </w:r>
+    </w:p>
+    <w:p>
+      <w:pPr>
+        <w:keepNext/>
+        <w:spacing w:line="360" w:lineRule="auto"/>
+        <w:rPr>
+          <w:rFonts w:ascii="Consolas" w:hAnsi="Consolas"/>
+          <w:sz w:val="20"/>
+          <w:szCs w:val="20"/>
+          <w:lang w:val="en-US"/>
+        </w:rPr>
+      </w:pPr>
+      <w:r>
+        <w:rPr>
+          <w:rFonts w:ascii="Consolas" w:hAnsi="Consolas"/>
+          <w:sz w:val="20"/>
+          <w:szCs w:val="20"/>
+          <w:lang w:val="en-US"/>
+        </w:rPr>
+        <w:t xml:space="preserve">images = </w:t>
+      </w:r>
+      <w:proofErr w:type="spellStart"/>
+      <w:proofErr w:type="gramStart"/>
+      <w:r>
+        <w:rPr>
+          <w:rFonts w:ascii="Consolas" w:hAnsi="Consolas"/>
+          <w:sz w:val="20"/>
+          <w:szCs w:val="20"/>
+          <w:lang w:val="en-US"/>
+        </w:rPr>
+        <w:t>soup.find</w:t>
+      </w:r>
+      <w:proofErr w:type="gramEnd"/>
+      <w:r>
+        <w:rPr>
+          <w:rFonts w:ascii="Consolas" w:hAnsi="Consolas"/>
+          <w:sz w:val="20"/>
+          <w:szCs w:val="20"/>
+          <w:lang w:val="en-US"/>
+        </w:rPr>
+        <w:t>_</w:t>
+      </w:r>
+      <w:proofErr w:type="gramStart"/>
+      <w:r>
+        <w:rPr>
+          <w:rFonts w:ascii="Consolas" w:hAnsi="Consolas"/>
+          <w:sz w:val="20"/>
+          <w:szCs w:val="20"/>
+          <w:lang w:val="en-US"/>
+        </w:rPr>
+        <w:t>all</w:t>
+      </w:r>
+      <w:proofErr w:type="spellEnd"/>
+      <w:r>
+        <w:rPr>
+          <w:rFonts w:ascii="Consolas" w:hAnsi="Consolas"/>
+          <w:sz w:val="20"/>
+          <w:szCs w:val="20"/>
+          <w:lang w:val="en-US"/>
+        </w:rPr>
+        <w:t>(</w:t>
+      </w:r>
+      <w:proofErr w:type="gramEnd"/>
+      <w:r>
+        <w:rPr>
+          <w:rFonts w:ascii="Consolas" w:hAnsi="Consolas"/>
+          <w:sz w:val="20"/>
+          <w:szCs w:val="20"/>
+          <w:lang w:val="en-US"/>
+        </w:rPr>
+        <w:t>'</w:t>
+      </w:r>
+      <w:proofErr w:type="spellStart"/>
+      <w:r>
+        <w:rPr>
+          <w:rFonts w:ascii="Consolas" w:hAnsi="Consolas"/>
+          <w:sz w:val="20"/>
+          <w:szCs w:val="20"/>
+          <w:lang w:val="en-US"/>
+        </w:rPr>
+        <w:t>img</w:t>
+      </w:r>
+      <w:proofErr w:type="spellEnd"/>
+      <w:r>
+        <w:rPr>
+          <w:rFonts w:ascii="Consolas" w:hAnsi="Consolas"/>
+          <w:sz w:val="20"/>
+          <w:szCs w:val="20"/>
+          <w:lang w:val="en-US"/>
+        </w:rPr>
+        <w:t xml:space="preserve">', </w:t>
+      </w:r>
+      <w:proofErr w:type="spellStart"/>
+      <w:r>
+        <w:rPr>
+          <w:rFonts w:ascii="Consolas" w:hAnsi="Consolas"/>
+          <w:sz w:val="20"/>
+          <w:szCs w:val="20"/>
+          <w:lang w:val="en-US"/>
+        </w:rPr>
+        <w:t>src</w:t>
+      </w:r>
+      <w:proofErr w:type="spellEnd"/>
+      <w:r>
+        <w:rPr>
+          <w:rFonts w:ascii="Consolas" w:hAnsi="Consolas"/>
+          <w:sz w:val="20"/>
+          <w:szCs w:val="20"/>
+          <w:lang w:val="en-US"/>
+        </w:rPr>
+        <w:t>=True)</w:t>
+      </w:r>
+    </w:p>
+    <w:p>
+      <w:pPr>
+        <w:keepNext/>
+        <w:spacing w:line="360" w:lineRule="auto"/>
+        <w:rPr>
+          <w:rFonts w:ascii="Consolas" w:hAnsi="Consolas"/>
+          <w:sz w:val="20"/>
+          <w:szCs w:val="20"/>
+          <w:lang w:val="en-US"/>
+        </w:rPr>
+      </w:pPr>
+      <w:r>
+        <w:rPr>
+          <w:rFonts w:ascii="Consolas" w:hAnsi="Consolas"/>
+          <w:sz w:val="20"/>
+          <w:szCs w:val="20"/>
+          <w:lang w:val="en-US"/>
+        </w:rPr>
+        <w:t xml:space="preserve">for </w:t>
+      </w:r>
+      <w:proofErr w:type="spellStart"/>
+      <w:r>
+        <w:rPr>
+          <w:rFonts w:ascii="Consolas" w:hAnsi="Consolas"/>
+          <w:sz w:val="20"/>
+          <w:szCs w:val="20"/>
+          <w:lang w:val="en-US"/>
+        </w:rPr>
+        <w:t>img</w:t>
+      </w:r>
+      <w:proofErr w:type="spellEnd"/>
+      <w:r>
+        <w:rPr>
+          <w:rFonts w:ascii="Consolas" w:hAnsi="Consolas"/>
+          <w:sz w:val="20"/>
+          <w:szCs w:val="20"/>
+          <w:lang w:val="en-US"/>
+        </w:rPr>
+        <w:t xml:space="preserve"> in images:</w:t>
+      </w:r>
+    </w:p>
+    <w:p>
+      <w:pPr>
+        <w:keepNext/>
+        <w:spacing w:line="360" w:lineRule="auto"/>
+        <w:rPr>
+          <w:rFonts w:ascii="Consolas" w:hAnsi="Consolas"/>
+          <w:sz w:val="20"/>
+          <w:szCs w:val="20"/>
+          <w:lang w:val="en-US"/>
+        </w:rPr>
+      </w:pPr>
+      <w:r>
+        <w:rPr>
+          <w:rFonts w:ascii="Consolas" w:hAnsi="Consolas"/>
+          <w:sz w:val="20"/>
+          <w:szCs w:val="20"/>
+          <w:lang w:val="en-US"/>
+        </w:rPr>
+        <w:t xml:space="preserve">    print(</w:t>
+      </w:r>
+      <w:proofErr w:type="spellStart"/>
+      <w:r>
+        <w:rPr>
+          <w:rFonts w:ascii="Consolas" w:hAnsi="Consolas"/>
+          <w:sz w:val="20"/>
+          <w:szCs w:val="20"/>
+          <w:lang w:val="en-US"/>
+        </w:rPr>
+        <w:t>img</w:t>
+      </w:r>
+      <w:proofErr w:type="spellEnd"/>
+      <w:r>
+        <w:rPr>
+          <w:rFonts w:ascii="Consolas" w:hAnsi="Consolas"/>
+          <w:sz w:val="20"/>
+          <w:szCs w:val="20"/>
+          <w:lang w:val="en-US"/>
+        </w:rPr>
+        <w:t>['</w:t>
+      </w:r>
+      <w:proofErr w:type="spellStart"/>
+      <w:r>
+        <w:rPr>
+          <w:rFonts w:ascii="Consolas" w:hAnsi="Consolas"/>
+          <w:sz w:val="20"/>
+          <w:szCs w:val="20"/>
+          <w:lang w:val="en-US"/>
+        </w:rPr>
+        <w:t>src</w:t>
+      </w:r>
+      <w:proofErr w:type="spellEnd"/>
+      <w:r>
+        <w:rPr>
+          <w:rFonts w:ascii="Consolas" w:hAnsi="Consolas"/>
+          <w:sz w:val="20"/>
+          <w:szCs w:val="20"/>
+          <w:lang w:val="en-US"/>
+        </w:rPr>
+        <w:t>'])</w:t>
+      </w:r>
+    </w:p>
+    <w:p>
+      <w:pPr>
+        <w:pStyle w:val="af4"/>
+        <w:spacing w:after="360"/>
+        <w:rPr>
+          <w:rFonts w:ascii="Times New Roman" w:hAnsi="Times New Roman" w:cs="Times New Roman"/>
+          <w:i w:val="0"/>
+          <w:iCs w:val="0"/>
+        </w:rPr>
+      </w:pPr>
+      <w:r>
+        <w:rPr>
+          <w:rFonts w:ascii="Times New Roman" w:hAnsi="Times New Roman" w:cs="Times New Roman"/>
+          <w:i w:val="0"/>
+          <w:iCs w:val="0"/>
+        </w:rPr>
+        <w:t>Листинг 2</w:t>
+      </w:r>
+      <w:r>
+        <w:rPr>
+          <w:rFonts w:ascii="Times New Roman" w:hAnsi="Times New Roman" w:cs="Times New Roman"/>
+          <w:i w:val="0"/>
+          <w:iCs w:val="0"/>
+        </w:rPr>
+        <w:t xml:space="preserve"> – </w:t>
       </w:r>
       <w:r>
         <w:rPr>
@@ -13975,7 +15177,7 @@
                     </pic:cNvPicPr>
                   </pic:nvPicPr>
                   <pic:blipFill>
-                    <a:blip r:embed="rId11"/>
+                    <a:blip r:embed="rId9"/>
                     <a:stretch>
                       <a:fillRect/>
                     </a:stretch>
@@ -14029,9 +15231,17 @@
           <w:rFonts w:ascii="Times New Roman" w:hAnsi="Times New Roman" w:cs="Times New Roman"/>
           <w:i w:val="0"/>
           <w:iCs w:val="0"/>
+        </w:rPr>
+        <w:t>2</w:t>
+      </w:r>
+      <w:r>
+        <w:rPr>
+          <w:rFonts w:ascii="Times New Roman" w:hAnsi="Times New Roman" w:cs="Times New Roman"/>
+          <w:i w:val="0"/>
+          <w:iCs w:val="0"/>
           <w:lang w:val="en-US"/>
         </w:rPr>
-        <w:t xml:space="preserve">4 – </w:t>
+        <w:t xml:space="preserve"> – </w:t>
       </w:r>
       <w:r>
         <w:rPr>
@@ -14136,7 +15346,7 @@
                     </pic:cNvPicPr>
                   </pic:nvPicPr>
                   <pic:blipFill>
-                    <a:blip r:embed="rId12"/>
+                    <a:blip r:embed="rId10"/>
                     <a:stretch>
                       <a:fillRect/>
                     </a:stretch>
@@ -14180,9 +15390,17 @@
           <w:rFonts w:ascii="Times New Roman" w:hAnsi="Times New Roman" w:cs="Times New Roman"/>
           <w:i w:val="0"/>
           <w:iCs w:val="0"/>
+        </w:rPr>
+        <w:t>3</w:t>
+      </w:r>
+      <w:r>
+        <w:rPr>
+          <w:rFonts w:ascii="Times New Roman" w:hAnsi="Times New Roman" w:cs="Times New Roman"/>
+          <w:i w:val="0"/>
+          <w:iCs w:val="0"/>
           <w:lang w:val="en-US"/>
         </w:rPr>
-        <w:t xml:space="preserve">5 – </w:t>
+        <w:t xml:space="preserve"> – </w:t>
       </w:r>
       <w:r>
         <w:rPr>
@@ -14268,7 +15486,7 @@
                     </pic:cNvPicPr>
                   </pic:nvPicPr>
                   <pic:blipFill>
-                    <a:blip r:embed="rId13"/>
+                    <a:blip r:embed="rId11"/>
                     <a:stretch>
                       <a:fillRect/>
                     </a:stretch>
@@ -14325,7 +15543,16 @@
           <w:iCs w:val="0"/>
           <w:lang w:val="en-US"/>
         </w:rPr>
-        <w:t xml:space="preserve">6 – </w:t>
+        <w:t>4</w:t>
+      </w:r>
+      <w:r>
+        <w:rPr>
+          <w:rFonts w:ascii="Times New Roman" w:hAnsi="Times New Roman" w:cs="Times New Roman"/>
+          <w:i w:val="0"/>
+          <w:iCs w:val="0"/>
+          <w:lang w:val="en-US"/>
+        </w:rPr>
+        <w:t xml:space="preserve"> – </w:t>
       </w:r>
       <w:r>
         <w:rPr>
@@ -14461,7 +15688,7 @@
                     </pic:cNvPicPr>
                   </pic:nvPicPr>
                   <pic:blipFill>
-                    <a:blip r:embed="rId14"/>
+                    <a:blip r:embed="rId12"/>
                     <a:stretch>
                       <a:fillRect/>
                     </a:stretch>
@@ -14506,7 +15733,15 @@
           <w:i w:val="0"/>
           <w:iCs w:val="0"/>
         </w:rPr>
-        <w:t xml:space="preserve">7 – </w:t>
+        <w:t>5</w:t>
+      </w:r>
+      <w:r>
+        <w:rPr>
+          <w:rFonts w:ascii="Times New Roman" w:hAnsi="Times New Roman" w:cs="Times New Roman"/>
+          <w:i w:val="0"/>
+          <w:iCs w:val="0"/>
+        </w:rPr>
+        <w:t xml:space="preserve"> – </w:t>
       </w:r>
       <w:r>
         <w:rPr>
@@ -14609,7 +15844,7 @@
                     </pic:cNvPicPr>
                   </pic:nvPicPr>
                   <pic:blipFill>
-                    <a:blip r:embed="rId15"/>
+                    <a:blip r:embed="rId13"/>
                     <a:stretch>
                       <a:fillRect/>
                     </a:stretch>
@@ -14655,7 +15890,24 @@
           <w:iCs w:val="0"/>
           <w:lang w:val="en-US"/>
         </w:rPr>
-        <w:t xml:space="preserve"> 8 –</w:t>
+        <w:t xml:space="preserve"> </w:t>
+      </w:r>
+      <w:r>
+        <w:rPr>
+          <w:rFonts w:ascii="Times New Roman" w:hAnsi="Times New Roman" w:cs="Times New Roman"/>
+          <w:i w:val="0"/>
+          <w:iCs w:val="0"/>
+        </w:rPr>
+        <w:t>6</w:t>
+      </w:r>
+      <w:r>
+        <w:rPr>
+          <w:rFonts w:ascii="Times New Roman" w:hAnsi="Times New Roman" w:cs="Times New Roman"/>
+          <w:i w:val="0"/>
+          <w:iCs w:val="0"/>
+          <w:lang w:val="en-US"/>
+        </w:rPr>
+        <w:t xml:space="preserve"> –</w:t>
       </w:r>
       <w:r>
         <w:rPr>
@@ -14694,7 +15946,7 @@
                     </pic:cNvPicPr>
                   </pic:nvPicPr>
                   <pic:blipFill>
-                    <a:blip r:embed="rId16"/>
+                    <a:blip r:embed="rId14"/>
                     <a:stretch>
                       <a:fillRect/>
                     </a:stretch>
@@ -14738,9 +15990,17 @@
           <w:rFonts w:ascii="Times New Roman" w:hAnsi="Times New Roman" w:cs="Times New Roman"/>
           <w:i w:val="0"/>
           <w:iCs w:val="0"/>
+        </w:rPr>
+        <w:t>7</w:t>
+      </w:r>
+      <w:r>
+        <w:rPr>
+          <w:rFonts w:ascii="Times New Roman" w:hAnsi="Times New Roman" w:cs="Times New Roman"/>
+          <w:i w:val="0"/>
+          <w:iCs w:val="0"/>
           <w:lang w:val="en-US"/>
         </w:rPr>
-        <w:t>9 –</w:t>
+        <w:t xml:space="preserve"> –</w:t>
       </w:r>
       <w:r>
         <w:rPr>
@@ -14779,7 +16039,7 @@
                     </pic:cNvPicPr>
                   </pic:nvPicPr>
                   <pic:blipFill>
-                    <a:blip r:embed="rId17"/>
+                    <a:blip r:embed="rId15"/>
                     <a:stretch>
                       <a:fillRect/>
                     </a:stretch>
@@ -14825,7 +16085,15 @@
           <w:i w:val="0"/>
           <w:iCs w:val="0"/>
         </w:rPr>
-        <w:t>10 –</w:t>
+        <w:t>8</w:t>
+      </w:r>
+      <w:r>
+        <w:rPr>
+          <w:rFonts w:ascii="Times New Roman" w:hAnsi="Times New Roman" w:cs="Times New Roman"/>
+          <w:i w:val="0"/>
+          <w:iCs w:val="0"/>
+        </w:rPr>
+        <w:t xml:space="preserve"> –</w:t>
       </w:r>
       <w:r>
         <w:rPr>
@@ -14890,7 +16158,7 @@
                     </pic:cNvPicPr>
                   </pic:nvPicPr>
                   <pic:blipFill>
-                    <a:blip r:embed="rId18">
+                    <a:blip r:embed="rId16">
                       <a:extLst>
                         <a:ext uri="{28A0092B-C50C-407E-A947-70E740481C1C}">
                           <a14:useLocalDpi xmlns:a14="http://schemas.microsoft.com/office/drawing/2010/main" val="0"/>
@@ -14942,7 +16210,7 @@
           <w:i w:val="0"/>
           <w:iCs w:val="0"/>
         </w:rPr>
-        <w:t>11 –</w:t>
+        <w:t>9</w:t>
       </w:r>
       <w:r>
         <w:rPr>
@@ -14950,33 +16218,61 @@
           <w:i w:val="0"/>
           <w:iCs w:val="0"/>
         </w:rPr>
-        <w:t xml:space="preserve"> Метод _</w:t>
-      </w:r>
-      <w:proofErr w:type="spellStart"/>
+        <w:t xml:space="preserve"> –</w:t>
+      </w:r>
       <w:r>
         <w:rPr>
           <w:rFonts w:ascii="Times New Roman" w:hAnsi="Times New Roman" w:cs="Times New Roman"/>
           <w:i w:val="0"/>
           <w:iCs w:val="0"/>
         </w:rPr>
-        <w:t>download_images_action</w:t>
-      </w:r>
-      <w:proofErr w:type="spellEnd"/>
+        <w:t xml:space="preserve"> Метод _</w:t>
+      </w:r>
+      <w:proofErr w:type="spellStart"/>
       <w:r>
         <w:rPr>
           <w:rFonts w:ascii="Times New Roman" w:hAnsi="Times New Roman" w:cs="Times New Roman"/>
           <w:i w:val="0"/>
           <w:iCs w:val="0"/>
         </w:rPr>
-        <w:t>,</w:t>
-      </w:r>
+        <w:t>download_images_action</w:t>
+      </w:r>
+      <w:proofErr w:type="spellEnd"/>
       <w:r>
         <w:rPr>
           <w:rFonts w:ascii="Times New Roman" w:hAnsi="Times New Roman" w:cs="Times New Roman"/>
           <w:i w:val="0"/>
           <w:iCs w:val="0"/>
         </w:rPr>
+        <w:t>,</w:t>
+      </w:r>
+      <w:r>
+        <w:rPr>
+          <w:rFonts w:ascii="Times New Roman" w:hAnsi="Times New Roman" w:cs="Times New Roman"/>
+          <w:i w:val="0"/>
+          <w:iCs w:val="0"/>
+        </w:rPr>
         <w:t xml:space="preserve"> загрузка изображений</w:t>
+      </w:r>
+    </w:p>
+    <w:p>
+      <w:pPr>
+        <w:spacing w:after="0" w:line="240" w:lineRule="auto"/>
+        <w:rPr>
+          <w:rFonts w:ascii="Times New Roman" w:hAnsi="Times New Roman" w:cs="Times New Roman"/>
+          <w:sz w:val="28"/>
+          <w:szCs w:val="28"/>
+        </w:rPr>
+      </w:pPr>
+      <w:r>
+        <w:rPr>
+          <w:rFonts w:ascii="Times New Roman" w:hAnsi="Times New Roman" w:cs="Times New Roman"/>
+          <w:i/>
+          <w:iCs/>
+          <w:sz w:val="28"/>
+          <w:szCs w:val="28"/>
+        </w:rPr>
+        <w:br w:type="page"/>
       </w:r>
     </w:p>
     <w:p>
@@ -15035,7 +16331,7 @@
                     <pic:cNvPicPr/>
                   </pic:nvPicPr>
                   <pic:blipFill>
-                    <a:blip r:embed="rId40"/>
+                    <a:blip r:embed="rId38"/>
                     <a:stretch>
                       <a:fillRect/>
                     </a:stretch>
@@ -15116,7 +16412,7 @@
                     </pic:cNvPicPr>
                   </pic:nvPicPr>
                   <pic:blipFill>
-                    <a:blip r:embed="rId41">
+                    <a:blip r:embed="rId39">
                       <a:extLst>
                         <a:ext uri="{28A0092B-C50C-407E-A947-70E740481C1C}">
                           <a14:useLocalDpi xmlns:a14="http://schemas.microsoft.com/office/drawing/2010/main" val="0"/>
@@ -15193,7 +16489,7 @@
                     <pic:cNvPicPr/>
                   </pic:nvPicPr>
                   <pic:blipFill>
-                    <a:blip r:embed="rId42"/>
+                    <a:blip r:embed="rId40"/>
                     <a:stretch>
                       <a:fillRect/>
                     </a:stretch>
@@ -15246,8 +16542,8 @@
       </w:pPr>
     </w:p>
     <w:sectPr>
-      <w:footerReference w:type="default" r:id="rId43"/>
-      <w:footerReference w:type="first" r:id="rId44"/>
+      <w:footerReference w:type="default" r:id="rId41"/>
+      <w:footerReference w:type="first" r:id="rId42"/>
       <w:pgSz w:w="11906" w:h="16838"/>
       <w:pgMar w:top="1134" w:right="567" w:bottom="1134" w:left="1701" w:header="0" w:footer="0" w:gutter="0"/>
       <w:cols w:space="720"/>
@@ -15618,6 +16914,104 @@
     </w:lvl>
   </w:abstractNum>
   <w:abstractNum w:abstractNumId="2" w15:restartNumberingAfterBreak="0">
+    <w:nsid w:val="039940C2"/>
+    <w:multiLevelType w:val="hybridMultilevel"/>
+    <w:tmpl w:val="332460C6"/>
+    <w:lvl w:ilvl="0" w:tplc="BD12101C">
+      <w:start w:val="1"/>
+      <w:numFmt w:val="decimal"/>
+      <w:lvlText w:val="%1."/>
+      <w:lvlJc w:val="left"/>
+      <w:pPr>
+        <w:ind w:left="720" w:hanging="360"/>
+      </w:pPr>
+      <w:rPr>
+        <w:rFonts w:ascii="Times New Roman" w:eastAsia="Times New Roman" w:hAnsi="Times New Roman" w:cs="Times New Roman" w:hint="default"/>
+        <w:b w:val="0"/>
+        <w:bCs w:val="0"/>
+        <w:i w:val="0"/>
+        <w:iCs w:val="0"/>
+        <w:spacing w:val="0"/>
+        <w:w w:val="100"/>
+        <w:sz w:val="24"/>
+        <w:szCs w:val="24"/>
+        <w:lang w:val="ru-RU" w:eastAsia="en-US" w:bidi="ar-SA"/>
+      </w:rPr>
+    </w:lvl>
+    <w:lvl w:ilvl="1" w:tplc="04190019" w:tentative="1">
+      <w:start w:val="1"/>
+      <w:numFmt w:val="lowerLetter"/>
+      <w:lvlText w:val="%2."/>
+      <w:lvlJc w:val="left"/>
+      <w:pPr>
+        <w:ind w:left="1440" w:hanging="360"/>
+      </w:pPr>
+    </w:lvl>
+    <w:lvl w:ilvl="2" w:tplc="0419001B" w:tentative="1">
+      <w:start w:val="1"/>
+      <w:numFmt w:val="lowerRoman"/>
+      <w:lvlText w:val="%3."/>
+      <w:lvlJc w:val="right"/>
+      <w:pPr>
+        <w:ind w:left="2160" w:hanging="180"/>
+      </w:pPr>
+    </w:lvl>
+    <w:lvl w:ilvl="3" w:tplc="0419000F" w:tentative="1">
+      <w:start w:val="1"/>
+      <w:numFmt w:val="decimal"/>
+      <w:lvlText w:val="%4."/>
+      <w:lvlJc w:val="left"/>
+      <w:pPr>
+        <w:ind w:left="2880" w:hanging="360"/>
+      </w:pPr>
+    </w:lvl>
+    <w:lvl w:ilvl="4" w:tplc="04190019" w:tentative="1">
+      <w:start w:val="1"/>
+      <w:numFmt w:val="lowerLetter"/>
+      <w:lvlText w:val="%5."/>
+      <w:lvlJc w:val="left"/>
+      <w:pPr>
+        <w:ind w:left="3600" w:hanging="360"/>
+      </w:pPr>
+    </w:lvl>
+    <w:lvl w:ilvl="5" w:tplc="0419001B" w:tentative="1">
+      <w:start w:val="1"/>
+      <w:numFmt w:val="lowerRoman"/>
+      <w:lvlText w:val="%6."/>
+      <w:lvlJc w:val="right"/>
+      <w:pPr>
+        <w:ind w:left="4320" w:hanging="180"/>
+      </w:pPr>
+    </w:lvl>
+    <w:lvl w:ilvl="6" w:tplc="0419000F" w:tentative="1">
+      <w:start w:val="1"/>
+      <w:numFmt w:val="decimal"/>
+      <w:lvlText w:val="%7."/>
+      <w:lvlJc w:val="left"/>
+      <w:pPr>
+        <w:ind w:left="5040" w:hanging="360"/>
+      </w:pPr>
+    </w:lvl>
+    <w:lvl w:ilvl="7" w:tplc="04190019" w:tentative="1">
+      <w:start w:val="1"/>
+      <w:numFmt w:val="lowerLetter"/>
+      <w:lvlText w:val="%8."/>
+      <w:lvlJc w:val="left"/>
+      <w:pPr>
+        <w:ind w:left="5760" w:hanging="360"/>
+      </w:pPr>
+    </w:lvl>
+    <w:lvl w:ilvl="8" w:tplc="0419001B" w:tentative="1">
+      <w:start w:val="1"/>
+      <w:numFmt w:val="lowerRoman"/>
+      <w:lvlText w:val="%9."/>
+      <w:lvlJc w:val="right"/>
+      <w:pPr>
+        <w:ind w:left="6480" w:hanging="180"/>
+      </w:pPr>
+    </w:lvl>
+  </w:abstractNum>
+  <w:abstractNum w:abstractNumId="3" w15:restartNumberingAfterBreak="0">
     <w:nsid w:val="054848FD"/>
     <w:multiLevelType w:val="multilevel"/>
     <w:tmpl w:val="D032B6B2"/>
@@ -15766,7 +17160,7 @@
       </w:rPr>
     </w:lvl>
   </w:abstractNum>
-  <w:abstractNum w:abstractNumId="3" w15:restartNumberingAfterBreak="0">
+  <w:abstractNum w:abstractNumId="4" w15:restartNumberingAfterBreak="0">
     <w:nsid w:val="083930C1"/>
     <w:multiLevelType w:val="hybridMultilevel"/>
     <w:tmpl w:val="14FA11A2"/>
@@ -15857,7 +17251,105 @@
       </w:pPr>
     </w:lvl>
   </w:abstractNum>
-  <w:abstractNum w:abstractNumId="4" w15:restartNumberingAfterBreak="0">
+  <w:abstractNum w:abstractNumId="5" w15:restartNumberingAfterBreak="0">
+    <w:nsid w:val="0C901B20"/>
+    <w:multiLevelType w:val="hybridMultilevel"/>
+    <w:tmpl w:val="3090828A"/>
+    <w:lvl w:ilvl="0" w:tplc="0419000F">
+      <w:start w:val="1"/>
+      <w:numFmt w:val="decimal"/>
+      <w:lvlText w:val="%1."/>
+      <w:lvlJc w:val="left"/>
+      <w:pPr>
+        <w:ind w:left="720" w:hanging="360"/>
+      </w:pPr>
+      <w:rPr>
+        <w:rFonts w:hint="default"/>
+        <w:b w:val="0"/>
+        <w:bCs w:val="0"/>
+        <w:i w:val="0"/>
+        <w:iCs w:val="0"/>
+        <w:spacing w:val="0"/>
+        <w:w w:val="100"/>
+        <w:sz w:val="24"/>
+        <w:szCs w:val="24"/>
+        <w:lang w:val="ru-RU" w:eastAsia="en-US" w:bidi="ar-SA"/>
+      </w:rPr>
+    </w:lvl>
+    <w:lvl w:ilvl="1" w:tplc="FFFFFFFF" w:tentative="1">
+      <w:start w:val="1"/>
+      <w:numFmt w:val="lowerLetter"/>
+      <w:lvlText w:val="%2."/>
+      <w:lvlJc w:val="left"/>
+      <w:pPr>
+        <w:ind w:left="1440" w:hanging="360"/>
+      </w:pPr>
+    </w:lvl>
+    <w:lvl w:ilvl="2" w:tplc="FFFFFFFF" w:tentative="1">
+      <w:start w:val="1"/>
+      <w:numFmt w:val="lowerRoman"/>
+      <w:lvlText w:val="%3."/>
+      <w:lvlJc w:val="right"/>
+      <w:pPr>
+        <w:ind w:left="2160" w:hanging="180"/>
+      </w:pPr>
+    </w:lvl>
+    <w:lvl w:ilvl="3" w:tplc="FFFFFFFF" w:tentative="1">
+      <w:start w:val="1"/>
+      <w:numFmt w:val="decimal"/>
+      <w:lvlText w:val="%4."/>
+      <w:lvlJc w:val="left"/>
+      <w:pPr>
+        <w:ind w:left="2880" w:hanging="360"/>
+      </w:pPr>
+    </w:lvl>
+    <w:lvl w:ilvl="4" w:tplc="FFFFFFFF" w:tentative="1">
+      <w:start w:val="1"/>
+      <w:numFmt w:val="lowerLetter"/>
+      <w:lvlText w:val="%5."/>
+      <w:lvlJc w:val="left"/>
+      <w:pPr>
+        <w:ind w:left="3600" w:hanging="360"/>
+      </w:pPr>
+    </w:lvl>
+    <w:lvl w:ilvl="5" w:tplc="FFFFFFFF" w:tentative="1">
+      <w:start w:val="1"/>
+      <w:numFmt w:val="lowerRoman"/>
+      <w:lvlText w:val="%6."/>
+      <w:lvlJc w:val="right"/>
+      <w:pPr>
+        <w:ind w:left="4320" w:hanging="180"/>
+      </w:pPr>
+    </w:lvl>
+    <w:lvl w:ilvl="6" w:tplc="FFFFFFFF" w:tentative="1">
+      <w:start w:val="1"/>
+      <w:numFmt w:val="decimal"/>
+      <w:lvlText w:val="%7."/>
+      <w:lvlJc w:val="left"/>
+      <w:pPr>
+        <w:ind w:left="5040" w:hanging="360"/>
+      </w:pPr>
+    </w:lvl>
+    <w:lvl w:ilvl="7" w:tplc="FFFFFFFF" w:tentative="1">
+      <w:start w:val="1"/>
+      <w:numFmt w:val="lowerLetter"/>
+      <w:lvlText w:val="%8."/>
+      <w:lvlJc w:val="left"/>
+      <w:pPr>
+        <w:ind w:left="5760" w:hanging="360"/>
+      </w:pPr>
+    </w:lvl>
+    <w:lvl w:ilvl="8" w:tplc="FFFFFFFF" w:tentative="1">
+      <w:start w:val="1"/>
+      <w:numFmt w:val="lowerRoman"/>
+      <w:lvlText w:val="%9."/>
+      <w:lvlJc w:val="right"/>
+      <w:pPr>
+        <w:ind w:left="6480" w:hanging="180"/>
+      </w:pPr>
+    </w:lvl>
+  </w:abstractNum>
+  <w:abstractNum w:abstractNumId="6" w15:restartNumberingAfterBreak="0">
     <w:nsid w:val="0D68097A"/>
     <w:multiLevelType w:val="multilevel"/>
     <w:tmpl w:val="DC44CE24"/>
@@ -15975,7 +17467,7 @@
       </w:pPr>
     </w:lvl>
   </w:abstractNum>
-  <w:abstractNum w:abstractNumId="5" w15:restartNumberingAfterBreak="0">
+  <w:abstractNum w:abstractNumId="7" w15:restartNumberingAfterBreak="0">
     <w:nsid w:val="0D8C745E"/>
     <w:multiLevelType w:val="multilevel"/>
     <w:tmpl w:val="BCAA359A"/>
@@ -16124,7 +17616,7 @@
       </w:rPr>
     </w:lvl>
   </w:abstractNum>
-  <w:abstractNum w:abstractNumId="6" w15:restartNumberingAfterBreak="0">
+  <w:abstractNum w:abstractNumId="8" w15:restartNumberingAfterBreak="0">
     <w:nsid w:val="0DE00987"/>
     <w:multiLevelType w:val="multilevel"/>
     <w:tmpl w:val="66929086"/>
@@ -16266,7 +17758,7 @@
       </w:rPr>
     </w:lvl>
   </w:abstractNum>
-  <w:abstractNum w:abstractNumId="7" w15:restartNumberingAfterBreak="0">
+  <w:abstractNum w:abstractNumId="9" w15:restartNumberingAfterBreak="0">
     <w:nsid w:val="10DC6824"/>
     <w:multiLevelType w:val="multilevel"/>
     <w:tmpl w:val="2286E192"/>
@@ -16416,7 +17908,7 @@
       </w:rPr>
     </w:lvl>
   </w:abstractNum>
-  <w:abstractNum w:abstractNumId="8" w15:restartNumberingAfterBreak="0">
+  <w:abstractNum w:abstractNumId="10" w15:restartNumberingAfterBreak="0">
     <w:nsid w:val="14330F35"/>
     <w:multiLevelType w:val="multilevel"/>
     <w:tmpl w:val="10F61640"/>
@@ -16556,7 +18048,7 @@
       </w:rPr>
     </w:lvl>
   </w:abstractNum>
-  <w:abstractNum w:abstractNumId="9" w15:restartNumberingAfterBreak="0">
+  <w:abstractNum w:abstractNumId="11" w15:restartNumberingAfterBreak="0">
     <w:nsid w:val="167B27C2"/>
     <w:multiLevelType w:val="multilevel"/>
     <w:tmpl w:val="E5382E8A"/>
@@ -16706,7 +18198,7 @@
       </w:rPr>
     </w:lvl>
   </w:abstractNum>
-  <w:abstractNum w:abstractNumId="10" w15:restartNumberingAfterBreak="0">
+  <w:abstractNum w:abstractNumId="12" w15:restartNumberingAfterBreak="0">
     <w:nsid w:val="16DF1701"/>
     <w:multiLevelType w:val="hybridMultilevel"/>
     <w:tmpl w:val="B15ECFE6"/>
@@ -16798,7 +18290,7 @@
       </w:pPr>
     </w:lvl>
   </w:abstractNum>
-  <w:abstractNum w:abstractNumId="11" w15:restartNumberingAfterBreak="0">
+  <w:abstractNum w:abstractNumId="13" w15:restartNumberingAfterBreak="0">
     <w:nsid w:val="17943E67"/>
     <w:multiLevelType w:val="multilevel"/>
     <w:tmpl w:val="79C4B984"/>
@@ -16947,7 +18439,7 @@
       </w:rPr>
     </w:lvl>
   </w:abstractNum>
-  <w:abstractNum w:abstractNumId="12" w15:restartNumberingAfterBreak="0">
+  <w:abstractNum w:abstractNumId="14" w15:restartNumberingAfterBreak="0">
     <w:nsid w:val="17D21083"/>
     <w:multiLevelType w:val="multilevel"/>
     <w:tmpl w:val="F08CCB7E"/>
@@ -17065,7 +18557,7 @@
       </w:pPr>
     </w:lvl>
   </w:abstractNum>
-  <w:abstractNum w:abstractNumId="13" w15:restartNumberingAfterBreak="0">
+  <w:abstractNum w:abstractNumId="15" w15:restartNumberingAfterBreak="0">
     <w:nsid w:val="19BE404F"/>
     <w:multiLevelType w:val="multilevel"/>
     <w:tmpl w:val="D7F466B2"/>
@@ -17215,7 +18707,7 @@
       </w:rPr>
     </w:lvl>
   </w:abstractNum>
-  <w:abstractNum w:abstractNumId="14" w15:restartNumberingAfterBreak="0">
+  <w:abstractNum w:abstractNumId="16" w15:restartNumberingAfterBreak="0">
     <w:nsid w:val="1C9E0621"/>
     <w:multiLevelType w:val="hybridMultilevel"/>
     <w:tmpl w:val="A80684E6"/>
@@ -17306,7 +18798,7 @@
       </w:pPr>
     </w:lvl>
   </w:abstractNum>
-  <w:abstractNum w:abstractNumId="15" w15:restartNumberingAfterBreak="0">
+  <w:abstractNum w:abstractNumId="17" w15:restartNumberingAfterBreak="0">
     <w:nsid w:val="1D2B233A"/>
     <w:multiLevelType w:val="hybridMultilevel"/>
     <w:tmpl w:val="2F6A3D7A"/>
@@ -17397,7 +18889,7 @@
       </w:pPr>
     </w:lvl>
   </w:abstractNum>
-  <w:abstractNum w:abstractNumId="16" w15:restartNumberingAfterBreak="0">
+  <w:abstractNum w:abstractNumId="18" w15:restartNumberingAfterBreak="0">
     <w:nsid w:val="1D557026"/>
     <w:multiLevelType w:val="multilevel"/>
     <w:tmpl w:val="66BA61A2"/>
@@ -17537,7 +19029,7 @@
       </w:rPr>
     </w:lvl>
   </w:abstractNum>
-  <w:abstractNum w:abstractNumId="17" w15:restartNumberingAfterBreak="0">
+  <w:abstractNum w:abstractNumId="19" w15:restartNumberingAfterBreak="0">
     <w:nsid w:val="1ED33605"/>
     <w:multiLevelType w:val="hybridMultilevel"/>
     <w:tmpl w:val="C12E7320"/>
@@ -17628,7 +19120,7 @@
       </w:pPr>
     </w:lvl>
   </w:abstractNum>
-  <w:abstractNum w:abstractNumId="18" w15:restartNumberingAfterBreak="0">
+  <w:abstractNum w:abstractNumId="20" w15:restartNumberingAfterBreak="0">
     <w:nsid w:val="1F3B5CF2"/>
     <w:multiLevelType w:val="multilevel"/>
     <w:tmpl w:val="DC5E905C"/>
@@ -17741,7 +19233,7 @@
       </w:pPr>
     </w:lvl>
   </w:abstractNum>
-  <w:abstractNum w:abstractNumId="19" w15:restartNumberingAfterBreak="0">
+  <w:abstractNum w:abstractNumId="21" w15:restartNumberingAfterBreak="0">
     <w:nsid w:val="202E2AED"/>
     <w:multiLevelType w:val="multilevel"/>
     <w:tmpl w:val="F7E4699C"/>
@@ -17890,7 +19382,7 @@
       </w:rPr>
     </w:lvl>
   </w:abstractNum>
-  <w:abstractNum w:abstractNumId="20" w15:restartNumberingAfterBreak="0">
+  <w:abstractNum w:abstractNumId="22" w15:restartNumberingAfterBreak="0">
     <w:nsid w:val="206049D5"/>
     <w:multiLevelType w:val="multilevel"/>
     <w:tmpl w:val="8C9266CE"/>
@@ -18030,7 +19522,7 @@
       </w:rPr>
     </w:lvl>
   </w:abstractNum>
-  <w:abstractNum w:abstractNumId="21" w15:restartNumberingAfterBreak="0">
+  <w:abstractNum w:abstractNumId="23" w15:restartNumberingAfterBreak="0">
     <w:nsid w:val="2199243A"/>
     <w:multiLevelType w:val="hybridMultilevel"/>
     <w:tmpl w:val="E3C6D154"/>
@@ -18121,7 +19613,7 @@
       </w:pPr>
     </w:lvl>
   </w:abstractNum>
-  <w:abstractNum w:abstractNumId="22" w15:restartNumberingAfterBreak="0">
+  <w:abstractNum w:abstractNumId="24" w15:restartNumberingAfterBreak="0">
     <w:nsid w:val="21BC5C8A"/>
     <w:multiLevelType w:val="multilevel"/>
     <w:tmpl w:val="E4B0D64A"/>
@@ -18271,7 +19763,7 @@
       </w:rPr>
     </w:lvl>
   </w:abstractNum>
-  <w:abstractNum w:abstractNumId="23" w15:restartNumberingAfterBreak="0">
+  <w:abstractNum w:abstractNumId="25" w15:restartNumberingAfterBreak="0">
     <w:nsid w:val="240A3C2B"/>
     <w:multiLevelType w:val="multilevel"/>
     <w:tmpl w:val="F0D271FE"/>
@@ -18411,7 +19903,7 @@
       </w:rPr>
     </w:lvl>
   </w:abstractNum>
-  <w:abstractNum w:abstractNumId="24" w15:restartNumberingAfterBreak="0">
+  <w:abstractNum w:abstractNumId="26" w15:restartNumberingAfterBreak="0">
     <w:nsid w:val="29F256CC"/>
     <w:multiLevelType w:val="multilevel"/>
     <w:tmpl w:val="2018AC8E"/>
@@ -18542,7 +20034,7 @@
       </w:rPr>
     </w:lvl>
   </w:abstractNum>
-  <w:abstractNum w:abstractNumId="25" w15:restartNumberingAfterBreak="0">
+  <w:abstractNum w:abstractNumId="27" w15:restartNumberingAfterBreak="0">
     <w:nsid w:val="2B87178F"/>
     <w:multiLevelType w:val="multilevel"/>
     <w:tmpl w:val="F4366830"/>
@@ -18682,7 +20174,7 @@
       </w:rPr>
     </w:lvl>
   </w:abstractNum>
-  <w:abstractNum w:abstractNumId="26" w15:restartNumberingAfterBreak="0">
+  <w:abstractNum w:abstractNumId="28" w15:restartNumberingAfterBreak="0">
     <w:nsid w:val="302406C4"/>
     <w:multiLevelType w:val="multilevel"/>
     <w:tmpl w:val="79588EF4"/>
@@ -18831,7 +20323,7 @@
       </w:rPr>
     </w:lvl>
   </w:abstractNum>
-  <w:abstractNum w:abstractNumId="27" w15:restartNumberingAfterBreak="0">
+  <w:abstractNum w:abstractNumId="29" w15:restartNumberingAfterBreak="0">
     <w:nsid w:val="336D263F"/>
     <w:multiLevelType w:val="multilevel"/>
     <w:tmpl w:val="120CC39A"/>
@@ -18953,7 +20445,7 @@
       </w:pPr>
     </w:lvl>
   </w:abstractNum>
-  <w:abstractNum w:abstractNumId="28" w15:restartNumberingAfterBreak="0">
+  <w:abstractNum w:abstractNumId="30" w15:restartNumberingAfterBreak="0">
     <w:nsid w:val="33D401DD"/>
     <w:multiLevelType w:val="hybridMultilevel"/>
     <w:tmpl w:val="6EA08076"/>
@@ -19044,7 +20536,7 @@
       </w:pPr>
     </w:lvl>
   </w:abstractNum>
-  <w:abstractNum w:abstractNumId="29" w15:restartNumberingAfterBreak="0">
+  <w:abstractNum w:abstractNumId="31" w15:restartNumberingAfterBreak="0">
     <w:nsid w:val="33F33C58"/>
     <w:multiLevelType w:val="multilevel"/>
     <w:tmpl w:val="668A2E42"/>
@@ -19184,7 +20676,7 @@
       </w:rPr>
     </w:lvl>
   </w:abstractNum>
-  <w:abstractNum w:abstractNumId="30" w15:restartNumberingAfterBreak="0">
+  <w:abstractNum w:abstractNumId="32" w15:restartNumberingAfterBreak="0">
     <w:nsid w:val="37057C44"/>
     <w:multiLevelType w:val="multilevel"/>
     <w:tmpl w:val="9738C044"/>
@@ -19302,7 +20794,7 @@
       </w:pPr>
     </w:lvl>
   </w:abstractNum>
-  <w:abstractNum w:abstractNumId="31" w15:restartNumberingAfterBreak="0">
+  <w:abstractNum w:abstractNumId="33" w15:restartNumberingAfterBreak="0">
     <w:nsid w:val="38932012"/>
     <w:multiLevelType w:val="hybridMultilevel"/>
     <w:tmpl w:val="FFB0C58C"/>
@@ -19393,7 +20885,7 @@
       </w:pPr>
     </w:lvl>
   </w:abstractNum>
-  <w:abstractNum w:abstractNumId="32" w15:restartNumberingAfterBreak="0">
+  <w:abstractNum w:abstractNumId="34" w15:restartNumberingAfterBreak="0">
     <w:nsid w:val="3DFA59CE"/>
     <w:multiLevelType w:val="multilevel"/>
     <w:tmpl w:val="5D806562"/>
@@ -19511,7 +21003,7 @@
       </w:pPr>
     </w:lvl>
   </w:abstractNum>
-  <w:abstractNum w:abstractNumId="33" w15:restartNumberingAfterBreak="0">
+  <w:abstractNum w:abstractNumId="35" w15:restartNumberingAfterBreak="0">
     <w:nsid w:val="3E394C8E"/>
     <w:multiLevelType w:val="multilevel"/>
     <w:tmpl w:val="6C5EB110"/>
@@ -19660,7 +21152,7 @@
       </w:rPr>
     </w:lvl>
   </w:abstractNum>
-  <w:abstractNum w:abstractNumId="34" w15:restartNumberingAfterBreak="0">
+  <w:abstractNum w:abstractNumId="36" w15:restartNumberingAfterBreak="0">
     <w:nsid w:val="412E49CB"/>
     <w:multiLevelType w:val="multilevel"/>
     <w:tmpl w:val="5AFAA7A4"/>
@@ -19773,7 +21265,7 @@
       </w:pPr>
     </w:lvl>
   </w:abstractNum>
-  <w:abstractNum w:abstractNumId="35" w15:restartNumberingAfterBreak="0">
+  <w:abstractNum w:abstractNumId="37" w15:restartNumberingAfterBreak="0">
     <w:nsid w:val="43A37A00"/>
     <w:multiLevelType w:val="multilevel"/>
     <w:tmpl w:val="63C63378"/>
@@ -19922,7 +21414,7 @@
       </w:rPr>
     </w:lvl>
   </w:abstractNum>
-  <w:abstractNum w:abstractNumId="36" w15:restartNumberingAfterBreak="0">
+  <w:abstractNum w:abstractNumId="38" w15:restartNumberingAfterBreak="0">
     <w:nsid w:val="43A8347E"/>
     <w:multiLevelType w:val="multilevel"/>
     <w:tmpl w:val="0FBAD94C"/>
@@ -20071,7 +21563,7 @@
       </w:rPr>
     </w:lvl>
   </w:abstractNum>
-  <w:abstractNum w:abstractNumId="37" w15:restartNumberingAfterBreak="0">
+  <w:abstractNum w:abstractNumId="39" w15:restartNumberingAfterBreak="0">
     <w:nsid w:val="46B07E41"/>
     <w:multiLevelType w:val="multilevel"/>
     <w:tmpl w:val="BF76CD98"/>
@@ -20184,7 +21676,7 @@
       </w:pPr>
     </w:lvl>
   </w:abstractNum>
-  <w:abstractNum w:abstractNumId="38" w15:restartNumberingAfterBreak="0">
+  <w:abstractNum w:abstractNumId="40" w15:restartNumberingAfterBreak="0">
     <w:nsid w:val="48F35FD7"/>
     <w:multiLevelType w:val="multilevel"/>
     <w:tmpl w:val="00D0A078"/>
@@ -20334,7 +21826,7 @@
       </w:rPr>
     </w:lvl>
   </w:abstractNum>
-  <w:abstractNum w:abstractNumId="39" w15:restartNumberingAfterBreak="0">
+  <w:abstractNum w:abstractNumId="41" w15:restartNumberingAfterBreak="0">
     <w:nsid w:val="4A2F2346"/>
     <w:multiLevelType w:val="multilevel"/>
     <w:tmpl w:val="7D7A2564"/>
@@ -20476,7 +21968,7 @@
       </w:rPr>
     </w:lvl>
   </w:abstractNum>
-  <w:abstractNum w:abstractNumId="40" w15:restartNumberingAfterBreak="0">
+  <w:abstractNum w:abstractNumId="42" w15:restartNumberingAfterBreak="0">
     <w:nsid w:val="4BA6640C"/>
     <w:multiLevelType w:val="multilevel"/>
     <w:tmpl w:val="97B68D62"/>
@@ -20594,7 +22086,156 @@
       </w:pPr>
     </w:lvl>
   </w:abstractNum>
-  <w:abstractNum w:abstractNumId="41" w15:restartNumberingAfterBreak="0">
+  <w:abstractNum w:abstractNumId="43" w15:restartNumberingAfterBreak="0">
+    <w:nsid w:val="4F0F389F"/>
+    <w:multiLevelType w:val="multilevel"/>
+    <w:tmpl w:val="D7D81D58"/>
+    <w:lvl w:ilvl="0">
+      <w:start w:val="1"/>
+      <w:numFmt w:val="bullet"/>
+      <w:lvlText w:val=""/>
+      <w:lvlJc w:val="left"/>
+      <w:pPr>
+        <w:tabs>
+          <w:tab w:val="num" w:pos="720"/>
+        </w:tabs>
+        <w:ind w:left="720" w:hanging="360"/>
+      </w:pPr>
+      <w:rPr>
+        <w:rFonts w:ascii="Symbol" w:hAnsi="Symbol" w:hint="default"/>
+        <w:sz w:val="20"/>
+      </w:rPr>
+    </w:lvl>
+    <w:lvl w:ilvl="1" w:tentative="1">
+      <w:start w:val="1"/>
+      <w:numFmt w:val="bullet"/>
+      <w:lvlText w:val="o"/>
+      <w:lvlJc w:val="left"/>
+      <w:pPr>
+        <w:tabs>
+          <w:tab w:val="num" w:pos="1440"/>
+        </w:tabs>
+        <w:ind w:left="1440" w:hanging="360"/>
+      </w:pPr>
+      <w:rPr>
+        <w:rFonts w:ascii="Courier New" w:hAnsi="Courier New" w:hint="default"/>
+        <w:sz w:val="20"/>
+      </w:rPr>
+    </w:lvl>
+    <w:lvl w:ilvl="2" w:tentative="1">
+      <w:start w:val="1"/>
+      <w:numFmt w:val="bullet"/>
+      <w:lvlText w:val=""/>
+      <w:lvlJc w:val="left"/>
+      <w:pPr>
+        <w:tabs>
+          <w:tab w:val="num" w:pos="2160"/>
+        </w:tabs>
+        <w:ind w:left="2160" w:hanging="360"/>
+      </w:pPr>
+      <w:rPr>
+        <w:rFonts w:ascii="Wingdings" w:hAnsi="Wingdings" w:hint="default"/>
+        <w:sz w:val="20"/>
+      </w:rPr>
+    </w:lvl>
+    <w:lvl w:ilvl="3" w:tentative="1">
+      <w:start w:val="1"/>
+      <w:numFmt w:val="bullet"/>
+      <w:lvlText w:val=""/>
+      <w:lvlJc w:val="left"/>
+      <w:pPr>
+        <w:tabs>
+          <w:tab w:val="num" w:pos="2880"/>
+        </w:tabs>
+        <w:ind w:left="2880" w:hanging="360"/>
+      </w:pPr>
+      <w:rPr>
+        <w:rFonts w:ascii="Wingdings" w:hAnsi="Wingdings" w:hint="default"/>
+        <w:sz w:val="20"/>
+      </w:rPr>
+    </w:lvl>
+    <w:lvl w:ilvl="4" w:tentative="1">
+      <w:start w:val="1"/>
+      <w:numFmt w:val="bullet"/>
+      <w:lvlText w:val=""/>
+      <w:lvlJc w:val="left"/>
+      <w:pPr>
+        <w:tabs>
+          <w:tab w:val="num" w:pos="3600"/>
+        </w:tabs>
+        <w:ind w:left="3600" w:hanging="360"/>
+      </w:pPr>
+      <w:rPr>
+        <w:rFonts w:ascii="Wingdings" w:hAnsi="Wingdings" w:hint="default"/>
+        <w:sz w:val="20"/>
+      </w:rPr>
+    </w:lvl>
+    <w:lvl w:ilvl="5" w:tentative="1">
+      <w:start w:val="1"/>
+      <w:numFmt w:val="bullet"/>
+      <w:lvlText w:val=""/>
+      <w:lvlJc w:val="left"/>
+      <w:pPr>
+        <w:tabs>
+          <w:tab w:val="num" w:pos="4320"/>
+        </w:tabs>
+        <w:ind w:left="4320" w:hanging="360"/>
+      </w:pPr>
+      <w:rPr>
+        <w:rFonts w:ascii="Wingdings" w:hAnsi="Wingdings" w:hint="default"/>
+        <w:sz w:val="20"/>
+      </w:rPr>
+    </w:lvl>
+    <w:lvl w:ilvl="6" w:tentative="1">
+      <w:start w:val="1"/>
+      <w:numFmt w:val="bullet"/>
+      <w:lvlText w:val=""/>
+      <w:lvlJc w:val="left"/>
+      <w:pPr>
+        <w:tabs>
+          <w:tab w:val="num" w:pos="5040"/>
+        </w:tabs>
+        <w:ind w:left="5040" w:hanging="360"/>
+      </w:pPr>
+      <w:rPr>
+        <w:rFonts w:ascii="Wingdings" w:hAnsi="Wingdings" w:hint="default"/>
+        <w:sz w:val="20"/>
+      </w:rPr>
+    </w:lvl>
+    <w:lvl w:ilvl="7" w:tentative="1">
+      <w:start w:val="1"/>
+      <w:numFmt w:val="bullet"/>
+      <w:lvlText w:val=""/>
+      <w:lvlJc w:val="left"/>
+      <w:pPr>
+        <w:tabs>
+          <w:tab w:val="num" w:pos="5760"/>
+        </w:tabs>
+        <w:ind w:left="5760" w:hanging="360"/>
+      </w:pPr>
+      <w:rPr>
+        <w:rFonts w:ascii="Wingdings" w:hAnsi="Wingdings" w:hint="default"/>
+        <w:sz w:val="20"/>
+      </w:rPr>
+    </w:lvl>
+    <w:lvl w:ilvl="8" w:tentative="1">
+      <w:start w:val="1"/>
+      <w:numFmt w:val="bullet"/>
+      <w:lvlText w:val=""/>
+      <w:lvlJc w:val="left"/>
+      <w:pPr>
+        <w:tabs>
+          <w:tab w:val="num" w:pos="6480"/>
+        </w:tabs>
+        <w:ind w:left="6480" w:hanging="360"/>
+      </w:pPr>
+      <w:rPr>
+        <w:rFonts w:ascii="Wingdings" w:hAnsi="Wingdings" w:hint="default"/>
+        <w:sz w:val="20"/>
+      </w:rPr>
+    </w:lvl>
+  </w:abstractNum>
+  <w:abstractNum w:abstractNumId="44" w15:restartNumberingAfterBreak="0">
     <w:nsid w:val="500467A0"/>
     <w:multiLevelType w:val="multilevel"/>
     <w:tmpl w:val="1F381FFE"/>
@@ -20716,7 +22357,7 @@
       </w:pPr>
     </w:lvl>
   </w:abstractNum>
-  <w:abstractNum w:abstractNumId="42" w15:restartNumberingAfterBreak="0">
+  <w:abstractNum w:abstractNumId="45" w15:restartNumberingAfterBreak="0">
     <w:nsid w:val="511C72C2"/>
     <w:multiLevelType w:val="multilevel"/>
     <w:tmpl w:val="E4DECD38"/>
@@ -20866,7 +22507,7 @@
       </w:rPr>
     </w:lvl>
   </w:abstractNum>
-  <w:abstractNum w:abstractNumId="43" w15:restartNumberingAfterBreak="0">
+  <w:abstractNum w:abstractNumId="46" w15:restartNumberingAfterBreak="0">
     <w:nsid w:val="527F1970"/>
     <w:multiLevelType w:val="multilevel"/>
     <w:tmpl w:val="86864FC8"/>
@@ -21016,7 +22657,7 @@
       </w:rPr>
     </w:lvl>
   </w:abstractNum>
-  <w:abstractNum w:abstractNumId="44" w15:restartNumberingAfterBreak="0">
+  <w:abstractNum w:abstractNumId="47" w15:restartNumberingAfterBreak="0">
     <w:nsid w:val="53AA7AAA"/>
     <w:multiLevelType w:val="hybridMultilevel"/>
     <w:tmpl w:val="9268481E"/>
@@ -21027,7 +22668,7 @@
       <w:lvlText w:val="%1."/>
       <w:lvlJc w:val="left"/>
       <w:pPr>
-        <w:ind w:left="1146" w:hanging="360"/>
+        <w:ind w:left="720" w:hanging="360"/>
       </w:pPr>
       <w:rPr>
         <w:rFonts w:ascii="Times New Roman" w:hAnsi="Times New Roman" w:cs="Times New Roman" w:hint="default"/>
@@ -21041,7 +22682,7 @@
       <w:lvlText w:val="%2."/>
       <w:lvlJc w:val="left"/>
       <w:pPr>
-        <w:ind w:left="1866" w:hanging="360"/>
+        <w:ind w:left="1440" w:hanging="360"/>
       </w:pPr>
     </w:lvl>
     <w:lvl w:ilvl="2" w:tplc="0419001B" w:tentative="1">
@@ -21050,7 +22691,7 @@
       <w:lvlText w:val="%3."/>
       <w:lvlJc w:val="right"/>
       <w:pPr>
-        <w:ind w:left="2586" w:hanging="180"/>
+        <w:ind w:left="2160" w:hanging="180"/>
       </w:pPr>
     </w:lvl>
     <w:lvl w:ilvl="3" w:tplc="0419000F" w:tentative="1">
@@ -21059,7 +22700,7 @@
       <w:lvlText w:val="%4."/>
       <w:lvlJc w:val="left"/>
       <w:pPr>
-        <w:ind w:left="3306" w:hanging="360"/>
+        <w:ind w:left="2880" w:hanging="360"/>
       </w:pPr>
     </w:lvl>
     <w:lvl w:ilvl="4" w:tplc="04190019" w:tentative="1">
@@ -21068,7 +22709,7 @@
       <w:lvlText w:val="%5."/>
       <w:lvlJc w:val="left"/>
       <w:pPr>
-        <w:ind w:left="4026" w:hanging="360"/>
+        <w:ind w:left="3600" w:hanging="360"/>
       </w:pPr>
     </w:lvl>
     <w:lvl w:ilvl="5" w:tplc="0419001B" w:tentative="1">
@@ -21077,7 +22718,7 @@
       <w:lvlText w:val="%6."/>
       <w:lvlJc w:val="right"/>
       <w:pPr>
-        <w:ind w:left="4746" w:hanging="180"/>
+        <w:ind w:left="4320" w:hanging="180"/>
       </w:pPr>
     </w:lvl>
     <w:lvl w:ilvl="6" w:tplc="0419000F" w:tentative="1">
@@ -21086,7 +22727,7 @@
       <w:lvlText w:val="%7."/>
       <w:lvlJc w:val="left"/>
       <w:pPr>
-        <w:ind w:left="5466" w:hanging="360"/>
+        <w:ind w:left="5040" w:hanging="360"/>
       </w:pPr>
     </w:lvl>
     <w:lvl w:ilvl="7" w:tplc="04190019" w:tentative="1">
@@ -21095,7 +22736,7 @@
       <w:lvlText w:val="%8."/>
       <w:lvlJc w:val="left"/>
       <w:pPr>
-        <w:ind w:left="6186" w:hanging="360"/>
+        <w:ind w:left="5760" w:hanging="360"/>
       </w:pPr>
     </w:lvl>
     <w:lvl w:ilvl="8" w:tplc="0419001B" w:tentative="1">
@@ -21104,11 +22745,11 @@
       <w:lvlText w:val="%9."/>
       <w:lvlJc w:val="right"/>
       <w:pPr>
-        <w:ind w:left="6906" w:hanging="180"/>
+        <w:ind w:left="6480" w:hanging="180"/>
       </w:pPr>
     </w:lvl>
   </w:abstractNum>
-  <w:abstractNum w:abstractNumId="45" w15:restartNumberingAfterBreak="0">
+  <w:abstractNum w:abstractNumId="48" w15:restartNumberingAfterBreak="0">
     <w:nsid w:val="53ED77E2"/>
     <w:multiLevelType w:val="multilevel"/>
     <w:tmpl w:val="CE865F60"/>
@@ -21230,7 +22871,7 @@
       </w:pPr>
     </w:lvl>
   </w:abstractNum>
-  <w:abstractNum w:abstractNumId="46" w15:restartNumberingAfterBreak="0">
+  <w:abstractNum w:abstractNumId="49" w15:restartNumberingAfterBreak="0">
     <w:nsid w:val="57CF63D9"/>
     <w:multiLevelType w:val="multilevel"/>
     <w:tmpl w:val="9F54DF4E"/>
@@ -21361,7 +23002,7 @@
       </w:rPr>
     </w:lvl>
   </w:abstractNum>
-  <w:abstractNum w:abstractNumId="47" w15:restartNumberingAfterBreak="0">
+  <w:abstractNum w:abstractNumId="50" w15:restartNumberingAfterBreak="0">
     <w:nsid w:val="57D011CF"/>
     <w:multiLevelType w:val="multilevel"/>
     <w:tmpl w:val="BF0A88C8"/>
@@ -21510,7 +23151,7 @@
       </w:rPr>
     </w:lvl>
   </w:abstractNum>
-  <w:abstractNum w:abstractNumId="48" w15:restartNumberingAfterBreak="0">
+  <w:abstractNum w:abstractNumId="51" w15:restartNumberingAfterBreak="0">
     <w:nsid w:val="5CF14423"/>
     <w:multiLevelType w:val="multilevel"/>
     <w:tmpl w:val="86C81586"/>
@@ -21659,7 +23300,7 @@
       </w:rPr>
     </w:lvl>
   </w:abstractNum>
-  <w:abstractNum w:abstractNumId="49" w15:restartNumberingAfterBreak="0">
+  <w:abstractNum w:abstractNumId="52" w15:restartNumberingAfterBreak="0">
     <w:nsid w:val="5DD165C0"/>
     <w:multiLevelType w:val="multilevel"/>
     <w:tmpl w:val="EBF0F6CC"/>
@@ -21777,7 +23418,7 @@
       </w:pPr>
     </w:lvl>
   </w:abstractNum>
-  <w:abstractNum w:abstractNumId="50" w15:restartNumberingAfterBreak="0">
+  <w:abstractNum w:abstractNumId="53" w15:restartNumberingAfterBreak="0">
     <w:nsid w:val="5E3B4A98"/>
     <w:multiLevelType w:val="multilevel"/>
     <w:tmpl w:val="EB2C760C"/>
@@ -21917,7 +23558,7 @@
       </w:rPr>
     </w:lvl>
   </w:abstractNum>
-  <w:abstractNum w:abstractNumId="51" w15:restartNumberingAfterBreak="0">
+  <w:abstractNum w:abstractNumId="54" w15:restartNumberingAfterBreak="0">
     <w:nsid w:val="5F187921"/>
     <w:multiLevelType w:val="multilevel"/>
     <w:tmpl w:val="84FEA7A0"/>
@@ -22066,7 +23707,7 @@
       </w:rPr>
     </w:lvl>
   </w:abstractNum>
-  <w:abstractNum w:abstractNumId="52" w15:restartNumberingAfterBreak="0">
+  <w:abstractNum w:abstractNumId="55" w15:restartNumberingAfterBreak="0">
     <w:nsid w:val="5FC95A26"/>
     <w:multiLevelType w:val="multilevel"/>
     <w:tmpl w:val="747E92B0"/>
@@ -22206,7 +23847,7 @@
       </w:rPr>
     </w:lvl>
   </w:abstractNum>
-  <w:abstractNum w:abstractNumId="53" w15:restartNumberingAfterBreak="0">
+  <w:abstractNum w:abstractNumId="56" w15:restartNumberingAfterBreak="0">
     <w:nsid w:val="63C546C5"/>
     <w:multiLevelType w:val="multilevel"/>
     <w:tmpl w:val="4E56C716"/>
@@ -22355,7 +23996,7 @@
       </w:rPr>
     </w:lvl>
   </w:abstractNum>
-  <w:abstractNum w:abstractNumId="54" w15:restartNumberingAfterBreak="0">
+  <w:abstractNum w:abstractNumId="57" w15:restartNumberingAfterBreak="0">
     <w:nsid w:val="6636050D"/>
     <w:multiLevelType w:val="multilevel"/>
     <w:tmpl w:val="96EA3DDA"/>
@@ -22505,7 +24146,7 @@
       </w:rPr>
     </w:lvl>
   </w:abstractNum>
-  <w:abstractNum w:abstractNumId="55" w15:restartNumberingAfterBreak="0">
+  <w:abstractNum w:abstractNumId="58" w15:restartNumberingAfterBreak="0">
     <w:nsid w:val="66BE4EEA"/>
     <w:multiLevelType w:val="multilevel"/>
     <w:tmpl w:val="5986C578"/>
@@ -22618,7 +24259,7 @@
       </w:pPr>
     </w:lvl>
   </w:abstractNum>
-  <w:abstractNum w:abstractNumId="56" w15:restartNumberingAfterBreak="0">
+  <w:abstractNum w:abstractNumId="59" w15:restartNumberingAfterBreak="0">
     <w:nsid w:val="69647AF9"/>
     <w:multiLevelType w:val="multilevel"/>
     <w:tmpl w:val="EAA8BB9E"/>
@@ -22767,7 +24408,7 @@
       </w:rPr>
     </w:lvl>
   </w:abstractNum>
-  <w:abstractNum w:abstractNumId="57" w15:restartNumberingAfterBreak="0">
+  <w:abstractNum w:abstractNumId="60" w15:restartNumberingAfterBreak="0">
     <w:nsid w:val="6ACA11B8"/>
     <w:multiLevelType w:val="multilevel"/>
     <w:tmpl w:val="3894F492"/>
@@ -22885,7 +24526,7 @@
       </w:pPr>
     </w:lvl>
   </w:abstractNum>
-  <w:abstractNum w:abstractNumId="58" w15:restartNumberingAfterBreak="0">
+  <w:abstractNum w:abstractNumId="61" w15:restartNumberingAfterBreak="0">
     <w:nsid w:val="6BB437F1"/>
     <w:multiLevelType w:val="multilevel"/>
     <w:tmpl w:val="1AE4221C"/>
@@ -23003,7 +24644,7 @@
       </w:pPr>
     </w:lvl>
   </w:abstractNum>
-  <w:abstractNum w:abstractNumId="59" w15:restartNumberingAfterBreak="0">
+  <w:abstractNum w:abstractNumId="62" w15:restartNumberingAfterBreak="0">
     <w:nsid w:val="6D3C6D5E"/>
     <w:multiLevelType w:val="multilevel"/>
     <w:tmpl w:val="214A9CB6"/>
@@ -23116,7 +24757,7 @@
       </w:pPr>
     </w:lvl>
   </w:abstractNum>
-  <w:abstractNum w:abstractNumId="60" w15:restartNumberingAfterBreak="0">
+  <w:abstractNum w:abstractNumId="63" w15:restartNumberingAfterBreak="0">
     <w:nsid w:val="70390F44"/>
     <w:multiLevelType w:val="multilevel"/>
     <w:tmpl w:val="BC5C8D38"/>
@@ -23265,7 +24906,7 @@
       </w:rPr>
     </w:lvl>
   </w:abstractNum>
-  <w:abstractNum w:abstractNumId="61" w15:restartNumberingAfterBreak="0">
+  <w:abstractNum w:abstractNumId="64" w15:restartNumberingAfterBreak="0">
     <w:nsid w:val="72753002"/>
     <w:multiLevelType w:val="hybridMultilevel"/>
     <w:tmpl w:val="43A0DA90"/>
@@ -23357,7 +24998,7 @@
       </w:pPr>
     </w:lvl>
   </w:abstractNum>
-  <w:abstractNum w:abstractNumId="62" w15:restartNumberingAfterBreak="0">
+  <w:abstractNum w:abstractNumId="65" w15:restartNumberingAfterBreak="0">
     <w:nsid w:val="73FA0F25"/>
     <w:multiLevelType w:val="multilevel"/>
     <w:tmpl w:val="7AB63944"/>
@@ -23506,7 +25147,7 @@
       </w:rPr>
     </w:lvl>
   </w:abstractNum>
-  <w:abstractNum w:abstractNumId="63" w15:restartNumberingAfterBreak="0">
+  <w:abstractNum w:abstractNumId="66" w15:restartNumberingAfterBreak="0">
     <w:nsid w:val="787322A1"/>
     <w:multiLevelType w:val="multilevel"/>
     <w:tmpl w:val="0DB06A18"/>
@@ -23625,201 +25266,222 @@
     </w:lvl>
   </w:abstractNum>
   <w:num w:numId="1" w16cid:durableId="1772817701">
-    <w:abstractNumId w:val="48"/>
+    <w:abstractNumId w:val="51"/>
   </w:num>
   <w:num w:numId="2" w16cid:durableId="913052795">
-    <w:abstractNumId w:val="49"/>
+    <w:abstractNumId w:val="52"/>
   </w:num>
   <w:num w:numId="3" w16cid:durableId="2107262079">
-    <w:abstractNumId w:val="47"/>
+    <w:abstractNumId w:val="50"/>
   </w:num>
   <w:num w:numId="4" w16cid:durableId="1730684656">
-    <w:abstractNumId w:val="19"/>
+    <w:abstractNumId w:val="21"/>
   </w:num>
   <w:num w:numId="5" w16cid:durableId="44064759">
-    <w:abstractNumId w:val="26"/>
+    <w:abstractNumId w:val="28"/>
   </w:num>
   <w:num w:numId="6" w16cid:durableId="2073650610">
-    <w:abstractNumId w:val="56"/>
+    <w:abstractNumId w:val="59"/>
   </w:num>
   <w:num w:numId="7" w16cid:durableId="2012874783">
     <w:abstractNumId w:val="0"/>
   </w:num>
   <w:num w:numId="8" w16cid:durableId="1617174761">
-    <w:abstractNumId w:val="9"/>
+    <w:abstractNumId w:val="11"/>
   </w:num>
   <w:num w:numId="9" w16cid:durableId="2006517758">
-    <w:abstractNumId w:val="40"/>
+    <w:abstractNumId w:val="42"/>
   </w:num>
   <w:num w:numId="10" w16cid:durableId="1629625668">
-    <w:abstractNumId w:val="33"/>
+    <w:abstractNumId w:val="35"/>
   </w:num>
   <w:num w:numId="11" w16cid:durableId="1363551370">
-    <w:abstractNumId w:val="2"/>
+    <w:abstractNumId w:val="3"/>
   </w:num>
   <w:num w:numId="12" w16cid:durableId="1033766551">
+    <w:abstractNumId w:val="65"/>
+  </w:num>
+  <w:num w:numId="13" w16cid:durableId="351735647">
+    <w:abstractNumId w:val="32"/>
+  </w:num>
+  <w:num w:numId="14" w16cid:durableId="1453281897">
+    <w:abstractNumId w:val="44"/>
+  </w:num>
+  <w:num w:numId="15" w16cid:durableId="1499538899">
+    <w:abstractNumId w:val="61"/>
+  </w:num>
+  <w:num w:numId="16" w16cid:durableId="1604143625">
+    <w:abstractNumId w:val="56"/>
+  </w:num>
+  <w:num w:numId="17" w16cid:durableId="1090347857">
+    <w:abstractNumId w:val="38"/>
+  </w:num>
+  <w:num w:numId="18" w16cid:durableId="939683547">
+    <w:abstractNumId w:val="14"/>
+  </w:num>
+  <w:num w:numId="19" w16cid:durableId="1283153153">
+    <w:abstractNumId w:val="13"/>
+  </w:num>
+  <w:num w:numId="20" w16cid:durableId="1778478666">
+    <w:abstractNumId w:val="29"/>
+  </w:num>
+  <w:num w:numId="21" w16cid:durableId="936447132">
+    <w:abstractNumId w:val="37"/>
+  </w:num>
+  <w:num w:numId="22" w16cid:durableId="1678343138">
+    <w:abstractNumId w:val="54"/>
+  </w:num>
+  <w:num w:numId="23" w16cid:durableId="1700858024">
+    <w:abstractNumId w:val="55"/>
+  </w:num>
+  <w:num w:numId="24" w16cid:durableId="514077584">
+    <w:abstractNumId w:val="18"/>
+  </w:num>
+  <w:num w:numId="25" w16cid:durableId="125590187">
+    <w:abstractNumId w:val="27"/>
+  </w:num>
+  <w:num w:numId="26" w16cid:durableId="35737464">
     <w:abstractNumId w:val="62"/>
   </w:num>
-  <w:num w:numId="13" w16cid:durableId="351735647">
-    <w:abstractNumId w:val="30"/>
+  <w:num w:numId="27" w16cid:durableId="301421514">
+    <w:abstractNumId w:val="8"/>
   </w:num>
-  <w:num w:numId="14" w16cid:durableId="1453281897">
+  <w:num w:numId="28" w16cid:durableId="48768482">
+    <w:abstractNumId w:val="10"/>
+  </w:num>
+  <w:num w:numId="29" w16cid:durableId="1755124404">
+    <w:abstractNumId w:val="6"/>
+  </w:num>
+  <w:num w:numId="30" w16cid:durableId="36243005">
+    <w:abstractNumId w:val="66"/>
+  </w:num>
+  <w:num w:numId="31" w16cid:durableId="1415396261">
+    <w:abstractNumId w:val="34"/>
+  </w:num>
+  <w:num w:numId="32" w16cid:durableId="1810171245">
+    <w:abstractNumId w:val="60"/>
+  </w:num>
+  <w:num w:numId="33" w16cid:durableId="39089465">
+    <w:abstractNumId w:val="31"/>
+  </w:num>
+  <w:num w:numId="34" w16cid:durableId="1634405949">
+    <w:abstractNumId w:val="53"/>
+  </w:num>
+  <w:num w:numId="35" w16cid:durableId="602155491">
+    <w:abstractNumId w:val="25"/>
+  </w:num>
+  <w:num w:numId="36" w16cid:durableId="1795951041">
+    <w:abstractNumId w:val="48"/>
+  </w:num>
+  <w:num w:numId="37" w16cid:durableId="1009059979">
+    <w:abstractNumId w:val="26"/>
+  </w:num>
+  <w:num w:numId="38" w16cid:durableId="701590780">
+    <w:abstractNumId w:val="47"/>
+  </w:num>
+  <w:num w:numId="39" w16cid:durableId="1255089090">
+    <w:abstractNumId w:val="64"/>
+  </w:num>
+  <w:num w:numId="40" w16cid:durableId="1657613187">
+    <w:abstractNumId w:val="4"/>
+  </w:num>
+  <w:num w:numId="41" w16cid:durableId="857962953">
+    <w:abstractNumId w:val="49"/>
+  </w:num>
+  <w:num w:numId="42" w16cid:durableId="76900708">
+    <w:abstractNumId w:val="7"/>
+  </w:num>
+  <w:num w:numId="43" w16cid:durableId="1273438209">
+    <w:abstractNumId w:val="63"/>
+  </w:num>
+  <w:num w:numId="44" w16cid:durableId="1711146212">
     <w:abstractNumId w:val="41"/>
   </w:num>
-  <w:num w:numId="15" w16cid:durableId="1499538899">
-    <w:abstractNumId w:val="58"/>
-  </w:num>
-  <w:num w:numId="16" w16cid:durableId="1604143625">
-    <w:abstractNumId w:val="53"/>
-  </w:num>
-  <w:num w:numId="17" w16cid:durableId="1090347857">
-    <w:abstractNumId w:val="36"/>
-  </w:num>
-  <w:num w:numId="18" w16cid:durableId="939683547">
-    <w:abstractNumId w:val="12"/>
-  </w:num>
-  <w:num w:numId="19" w16cid:durableId="1283153153">
-    <w:abstractNumId w:val="11"/>
-  </w:num>
-  <w:num w:numId="20" w16cid:durableId="1778478666">
-    <w:abstractNumId w:val="27"/>
-  </w:num>
-  <w:num w:numId="21" w16cid:durableId="936447132">
-    <w:abstractNumId w:val="35"/>
-  </w:num>
-  <w:num w:numId="22" w16cid:durableId="1678343138">
-    <w:abstractNumId w:val="51"/>
-  </w:num>
-  <w:num w:numId="23" w16cid:durableId="1700858024">
-    <w:abstractNumId w:val="52"/>
-  </w:num>
-  <w:num w:numId="24" w16cid:durableId="514077584">
-    <w:abstractNumId w:val="16"/>
-  </w:num>
-  <w:num w:numId="25" w16cid:durableId="125590187">
-    <w:abstractNumId w:val="25"/>
-  </w:num>
-  <w:num w:numId="26" w16cid:durableId="35737464">
-    <w:abstractNumId w:val="59"/>
-  </w:num>
-  <w:num w:numId="27" w16cid:durableId="301421514">
-    <w:abstractNumId w:val="6"/>
-  </w:num>
-  <w:num w:numId="28" w16cid:durableId="48768482">
-    <w:abstractNumId w:val="8"/>
-  </w:num>
-  <w:num w:numId="29" w16cid:durableId="1755124404">
-    <w:abstractNumId w:val="4"/>
-  </w:num>
-  <w:num w:numId="30" w16cid:durableId="36243005">
-    <w:abstractNumId w:val="63"/>
-  </w:num>
-  <w:num w:numId="31" w16cid:durableId="1415396261">
-    <w:abstractNumId w:val="32"/>
-  </w:num>
-  <w:num w:numId="32" w16cid:durableId="1810171245">
-    <w:abstractNumId w:val="57"/>
-  </w:num>
-  <w:num w:numId="33" w16cid:durableId="39089465">
-    <w:abstractNumId w:val="29"/>
-  </w:num>
-  <w:num w:numId="34" w16cid:durableId="1634405949">
-    <w:abstractNumId w:val="50"/>
-  </w:num>
-  <w:num w:numId="35" w16cid:durableId="602155491">
+  <w:num w:numId="45" w16cid:durableId="1678074333">
     <w:abstractNumId w:val="23"/>
   </w:num>
-  <w:num w:numId="36" w16cid:durableId="1795951041">
-    <w:abstractNumId w:val="45"/>
-  </w:num>
-  <w:num w:numId="37" w16cid:durableId="1009059979">
-    <w:abstractNumId w:val="24"/>
-  </w:num>
-  <w:num w:numId="38" w16cid:durableId="701590780">
-    <w:abstractNumId w:val="44"/>
-  </w:num>
-  <w:num w:numId="39" w16cid:durableId="1255089090">
-    <w:abstractNumId w:val="61"/>
-  </w:num>
-  <w:num w:numId="40" w16cid:durableId="1657613187">
-    <w:abstractNumId w:val="3"/>
-  </w:num>
-  <w:num w:numId="41" w16cid:durableId="857962953">
-    <w:abstractNumId w:val="46"/>
-  </w:num>
-  <w:num w:numId="42" w16cid:durableId="76900708">
-    <w:abstractNumId w:val="5"/>
-  </w:num>
-  <w:num w:numId="43" w16cid:durableId="1273438209">
-    <w:abstractNumId w:val="60"/>
-  </w:num>
-  <w:num w:numId="44" w16cid:durableId="1711146212">
-    <w:abstractNumId w:val="39"/>
-  </w:num>
-  <w:num w:numId="45" w16cid:durableId="1678074333">
-    <w:abstractNumId w:val="21"/>
-  </w:num>
   <w:num w:numId="46" w16cid:durableId="1886940107">
-    <w:abstractNumId w:val="44"/>
+    <w:abstractNumId w:val="47"/>
     <w:lvlOverride w:ilvl="0">
       <w:startOverride w:val="1"/>
     </w:lvlOverride>
   </w:num>
   <w:num w:numId="47" w16cid:durableId="750735543">
-    <w:abstractNumId w:val="31"/>
+    <w:abstractNumId w:val="33"/>
   </w:num>
   <w:num w:numId="48" w16cid:durableId="907693736">
+    <w:abstractNumId w:val="22"/>
+  </w:num>
+  <w:num w:numId="49" w16cid:durableId="328289317">
+    <w:abstractNumId w:val="58"/>
+  </w:num>
+  <w:num w:numId="50" w16cid:durableId="1955209021">
+    <w:abstractNumId w:val="36"/>
+  </w:num>
+  <w:num w:numId="51" w16cid:durableId="1508135622">
     <w:abstractNumId w:val="20"/>
   </w:num>
-  <w:num w:numId="49" w16cid:durableId="328289317">
-    <w:abstractNumId w:val="55"/>
-  </w:num>
-  <w:num w:numId="50" w16cid:durableId="1955209021">
-    <w:abstractNumId w:val="34"/>
-  </w:num>
-  <w:num w:numId="51" w16cid:durableId="1508135622">
-    <w:abstractNumId w:val="18"/>
-  </w:num>
   <w:num w:numId="52" w16cid:durableId="1766801773">
-    <w:abstractNumId w:val="37"/>
+    <w:abstractNumId w:val="39"/>
   </w:num>
   <w:num w:numId="53" w16cid:durableId="44254152">
-    <w:abstractNumId w:val="17"/>
+    <w:abstractNumId w:val="19"/>
   </w:num>
   <w:num w:numId="54" w16cid:durableId="1079597184">
-    <w:abstractNumId w:val="10"/>
+    <w:abstractNumId w:val="12"/>
   </w:num>
   <w:num w:numId="55" w16cid:durableId="1170950825">
-    <w:abstractNumId w:val="42"/>
+    <w:abstractNumId w:val="45"/>
   </w:num>
   <w:num w:numId="56" w16cid:durableId="2079352455">
     <w:abstractNumId w:val="1"/>
   </w:num>
   <w:num w:numId="57" w16cid:durableId="90318810">
+    <w:abstractNumId w:val="17"/>
+  </w:num>
+  <w:num w:numId="58" w16cid:durableId="416367497">
+    <w:abstractNumId w:val="16"/>
+  </w:num>
+  <w:num w:numId="59" w16cid:durableId="1830247611">
+    <w:abstractNumId w:val="30"/>
+  </w:num>
+  <w:num w:numId="60" w16cid:durableId="2057507398">
+    <w:abstractNumId w:val="57"/>
+  </w:num>
+  <w:num w:numId="61" w16cid:durableId="1839467774">
+    <w:abstractNumId w:val="9"/>
+  </w:num>
+  <w:num w:numId="62" w16cid:durableId="1504277073">
     <w:abstractNumId w:val="15"/>
   </w:num>
-  <w:num w:numId="58" w16cid:durableId="416367497">
-    <w:abstractNumId w:val="14"/>
-  </w:num>
-  <w:num w:numId="59" w16cid:durableId="1830247611">
-    <w:abstractNumId w:val="28"/>
-  </w:num>
-  <w:num w:numId="60" w16cid:durableId="2057507398">
-    <w:abstractNumId w:val="54"/>
-  </w:num>
-  <w:num w:numId="61" w16cid:durableId="1839467774">
-    <w:abstractNumId w:val="7"/>
-  </w:num>
-  <w:num w:numId="62" w16cid:durableId="1504277073">
-    <w:abstractNumId w:val="13"/>
-  </w:num>
   <w:num w:numId="63" w16cid:durableId="1944997312">
-    <w:abstractNumId w:val="22"/>
+    <w:abstractNumId w:val="24"/>
   </w:num>
   <w:num w:numId="64" w16cid:durableId="8870490">
-    <w:abstractNumId w:val="38"/>
+    <w:abstractNumId w:val="40"/>
   </w:num>
   <w:num w:numId="65" w16cid:durableId="456997072">
+    <w:abstractNumId w:val="46"/>
+  </w:num>
+  <w:num w:numId="66" w16cid:durableId="1933665426">
+    <w:abstractNumId w:val="2"/>
+  </w:num>
+  <w:num w:numId="67" w16cid:durableId="1465467184">
+    <w:abstractNumId w:val="5"/>
+  </w:num>
+  <w:num w:numId="68" w16cid:durableId="1921325779">
+    <w:abstractNumId w:val="47"/>
+    <w:lvlOverride w:ilvl="0">
+      <w:startOverride w:val="1"/>
+    </w:lvlOverride>
+  </w:num>
+  <w:num w:numId="69" w16cid:durableId="2131121657">
+    <w:abstractNumId w:val="47"/>
+    <w:lvlOverride w:ilvl="0">
+      <w:startOverride w:val="1"/>
+    </w:lvlOverride>
+  </w:num>
+  <w:num w:numId="70" w16cid:durableId="220286207">
     <w:abstractNumId w:val="43"/>
   </w:num>
 </w:numbering>
@@ -25150,6 +26812,66 @@
       <w:color w:val="000000" w:themeColor="text1"/>
     </w:rPr>
   </w:style>
+  <w:style w:type="paragraph" w:styleId="HTML">
+    <w:name w:val="HTML Preformatted"/>
+    <w:basedOn w:val="a3"/>
+    <w:link w:val="HTML0"/>
+    <w:uiPriority w:val="99"/>
+    <w:semiHidden/>
+    <w:unhideWhenUsed/>
+    <w:rsid w:val="00C43B27"/>
+    <w:pPr>
+      <w:tabs>
+        <w:tab w:val="left" w:pos="916"/>
+        <w:tab w:val="left" w:pos="1832"/>
+        <w:tab w:val="left" w:pos="2748"/>
+        <w:tab w:val="left" w:pos="3664"/>
+        <w:tab w:val="left" w:pos="4580"/>
+        <w:tab w:val="left" w:pos="5496"/>
+        <w:tab w:val="left" w:pos="6412"/>
+        <w:tab w:val="left" w:pos="7328"/>
+        <w:tab w:val="left" w:pos="8244"/>
+        <w:tab w:val="left" w:pos="9160"/>
+        <w:tab w:val="left" w:pos="10076"/>
+        <w:tab w:val="left" w:pos="10992"/>
+        <w:tab w:val="left" w:pos="11908"/>
+        <w:tab w:val="left" w:pos="12824"/>
+        <w:tab w:val="left" w:pos="13740"/>
+        <w:tab w:val="left" w:pos="14656"/>
+      </w:tabs>
+      <w:suppressAutoHyphens w:val="0"/>
+      <w:spacing w:after="0" w:line="240" w:lineRule="auto"/>
+    </w:pPr>
+    <w:rPr>
+      <w:rFonts w:ascii="Courier New" w:eastAsia="Times New Roman" w:hAnsi="Courier New" w:cs="Courier New"/>
+      <w:kern w:val="0"/>
+      <w:sz w:val="20"/>
+      <w:szCs w:val="20"/>
+      <w:lang w:eastAsia="ru-RU"/>
+      <w14:ligatures w14:val="none"/>
+    </w:rPr>
+  </w:style>
+  <w:style w:type="character" w:customStyle="1" w:styleId="HTML0">
+    <w:name w:val="Стандартный HTML Знак"/>
+    <w:basedOn w:val="a4"/>
+    <w:link w:val="HTML"/>
+    <w:uiPriority w:val="99"/>
+    <w:semiHidden/>
+    <w:rsid w:val="00C43B27"/>
+    <w:rPr>
+      <w:rFonts w:ascii="Courier New" w:eastAsia="Times New Roman" w:hAnsi="Courier New" w:cs="Courier New"/>
+      <w:kern w:val="0"/>
+      <w:sz w:val="20"/>
+      <w:szCs w:val="20"/>
+      <w:lang w:eastAsia="ru-RU"/>
+      <w14:ligatures w14:val="none"/>
+    </w:rPr>
+  </w:style>
+  <w:style w:type="character" w:customStyle="1" w:styleId="token">
+    <w:name w:val="token"/>
+    <w:basedOn w:val="a4"/>
+    <w:rsid w:val="00C43B27"/>
+  </w:style>
 </w:styles>
 </file>
 
